--- a/TS-Kramam/TS-4.6/TS 4.6 Sanskrit Krama Paatam Corrections.docx
+++ b/TS-Kramam/TS-4.6/TS 4.6 Sanskrit Krama Paatam Corrections.docx
@@ -51,17 +51,7 @@
           <w:szCs w:val="32"/>
           <w:u w:val="single"/>
         </w:rPr>
-        <w:t xml:space="preserve">4.6 </w:t>
-      </w:r>
-      <w:r>
-        <w:rPr>
-          <w:b/>
-          <w:bCs/>
-          <w:sz w:val="32"/>
-          <w:szCs w:val="32"/>
-          <w:u w:val="single"/>
-        </w:rPr>
-        <w:t xml:space="preserve">Sanskrit </w:t>
+        <w:t xml:space="preserve">4.6 Sanskrit </w:t>
       </w:r>
       <w:r>
         <w:rPr>
@@ -91,7 +81,18 @@
           <w:szCs w:val="32"/>
           <w:u w:val="single"/>
         </w:rPr>
-        <w:t xml:space="preserve">Observed till </w:t>
+        <w:t xml:space="preserve">Observed </w:t>
+      </w:r>
+      <w:proofErr w:type="gramStart"/>
+      <w:r>
+        <w:rPr>
+          <w:b/>
+          <w:bCs/>
+          <w:sz w:val="32"/>
+          <w:szCs w:val="32"/>
+          <w:u w:val="single"/>
+        </w:rPr>
+        <w:t xml:space="preserve">till </w:t>
       </w:r>
       <w:r>
         <w:rPr>
@@ -104,6 +105,7 @@
         </w:rPr>
         <w:t>????</w:t>
       </w:r>
+      <w:proofErr w:type="gramEnd"/>
     </w:p>
     <w:p>
       <w:pPr>
@@ -223,6 +225,467 @@
                 <w:szCs w:val="32"/>
               </w:rPr>
               <w:t>To be read as or corrected as</w:t>
+            </w:r>
+          </w:p>
+        </w:tc>
+      </w:tr>
+      <w:tr>
+        <w:trPr>
+          <w:trHeight w:val="1685"/>
+        </w:trPr>
+        <w:tc>
+          <w:tcPr>
+            <w:tcW w:w="3906" w:type="dxa"/>
+          </w:tcPr>
+          <w:p>
+            <w:pPr>
+              <w:widowControl w:val="0"/>
+              <w:tabs>
+                <w:tab w:val="left" w:pos="993"/>
+              </w:tabs>
+              <w:autoSpaceDE w:val="0"/>
+              <w:autoSpaceDN w:val="0"/>
+              <w:adjustRightInd w:val="0"/>
+              <w:spacing w:before="0" w:line="252" w:lineRule="auto"/>
+              <w:ind w:right="297"/>
+              <w:rPr>
+                <w:rFonts w:cs="Arial"/>
+                <w:b/>
+                <w:sz w:val="28"/>
+                <w:szCs w:val="32"/>
+              </w:rPr>
+            </w:pPr>
+            <w:r>
+              <w:rPr>
+                <w:rFonts w:cs="Arial"/>
+                <w:b/>
+                <w:sz w:val="28"/>
+                <w:szCs w:val="32"/>
+              </w:rPr>
+              <w:t>T.S.4.6.</w:t>
+            </w:r>
+            <w:r>
+              <w:rPr>
+                <w:rFonts w:cs="Arial"/>
+                <w:b/>
+                <w:sz w:val="28"/>
+                <w:szCs w:val="32"/>
+              </w:rPr>
+              <w:t>2.5</w:t>
+            </w:r>
+            <w:r>
+              <w:rPr>
+                <w:rFonts w:cs="Arial"/>
+                <w:b/>
+                <w:sz w:val="28"/>
+                <w:szCs w:val="32"/>
+              </w:rPr>
+              <w:t xml:space="preserve"> – Kramam</w:t>
+            </w:r>
+          </w:p>
+          <w:p>
+            <w:pPr>
+              <w:widowControl w:val="0"/>
+              <w:tabs>
+                <w:tab w:val="left" w:pos="993"/>
+              </w:tabs>
+              <w:autoSpaceDE w:val="0"/>
+              <w:autoSpaceDN w:val="0"/>
+              <w:adjustRightInd w:val="0"/>
+              <w:spacing w:before="0" w:line="252" w:lineRule="auto"/>
+              <w:ind w:right="297"/>
+              <w:rPr>
+                <w:rFonts w:cs="Arial"/>
+                <w:b/>
+                <w:sz w:val="28"/>
+                <w:szCs w:val="32"/>
+                <w:lang w:val="en-IN"/>
+              </w:rPr>
+            </w:pPr>
+            <w:r>
+              <w:rPr>
+                <w:rFonts w:cs="Arial"/>
+                <w:b/>
+                <w:sz w:val="28"/>
+                <w:szCs w:val="32"/>
+                <w:lang w:val="en-IN"/>
+              </w:rPr>
+              <w:t>Krama Vaakyam No.– 28</w:t>
+            </w:r>
+          </w:p>
+          <w:p>
+            <w:pPr>
+              <w:widowControl w:val="0"/>
+              <w:tabs>
+                <w:tab w:val="left" w:pos="993"/>
+              </w:tabs>
+              <w:autoSpaceDE w:val="0"/>
+              <w:autoSpaceDN w:val="0"/>
+              <w:adjustRightInd w:val="0"/>
+              <w:spacing w:before="0" w:line="252" w:lineRule="auto"/>
+              <w:ind w:right="297"/>
+              <w:rPr>
+                <w:rFonts w:cs="Arial"/>
+                <w:b/>
+                <w:sz w:val="28"/>
+                <w:szCs w:val="32"/>
+                <w:lang w:val="it-IT"/>
+              </w:rPr>
+            </w:pPr>
+            <w:r>
+              <w:rPr>
+                <w:rFonts w:cs="Arial"/>
+                <w:b/>
+                <w:sz w:val="28"/>
+                <w:szCs w:val="32"/>
+                <w:lang w:val="it-IT"/>
+              </w:rPr>
+              <w:t>Panchaati No</w:t>
+            </w:r>
+            <w:r>
+              <w:rPr>
+                <w:rFonts w:cs="Arial"/>
+                <w:b/>
+                <w:szCs w:val="32"/>
+                <w:lang w:val="it-IT"/>
+              </w:rPr>
+              <w:t xml:space="preserve">. - </w:t>
+            </w:r>
+            <w:r>
+              <w:rPr>
+                <w:rFonts w:cs="Arial"/>
+                <w:b/>
+                <w:sz w:val="28"/>
+                <w:szCs w:val="32"/>
+                <w:lang w:val="it-IT"/>
+              </w:rPr>
+              <w:t>1</w:t>
+            </w:r>
+            <w:r>
+              <w:rPr>
+                <w:rFonts w:cs="Arial"/>
+                <w:b/>
+                <w:sz w:val="28"/>
+                <w:szCs w:val="32"/>
+                <w:lang w:val="it-IT"/>
+              </w:rPr>
+              <w:t>0</w:t>
+            </w:r>
+          </w:p>
+        </w:tc>
+        <w:tc>
+          <w:tcPr>
+            <w:tcW w:w="5103" w:type="dxa"/>
+          </w:tcPr>
+          <w:p>
+            <w:pPr>
+              <w:widowControl w:val="0"/>
+              <w:autoSpaceDE w:val="0"/>
+              <w:autoSpaceDN w:val="0"/>
+              <w:adjustRightInd w:val="0"/>
+              <w:spacing w:before="0" w:line="240" w:lineRule="auto"/>
+              <w:rPr>
+                <w:rFonts w:ascii="BRH Devanagari Extra" w:hAnsi="BRH Devanagari Extra" w:cs="BRH Devanagari Extra"/>
+                <w:color w:val="000000"/>
+                <w:sz w:val="40"/>
+                <w:szCs w:val="40"/>
+                <w:lang w:val="it-IT"/>
+              </w:rPr>
+            </w:pPr>
+            <w:r>
+              <w:rPr>
+                <w:rFonts w:ascii="BRH Devanagari Extra" w:hAnsi="BRH Devanagari Extra" w:cs="BRH Devanagari Extra"/>
+                <w:color w:val="000000"/>
+                <w:sz w:val="40"/>
+                <w:szCs w:val="40"/>
+                <w:lang w:val="it-IT"/>
+              </w:rPr>
+              <w:t>A</w:t>
+            </w:r>
+            <w:r>
+              <w:rPr>
+                <w:rFonts w:ascii="BRH Malayalam Extra" w:hAnsi="BRH Malayalam Extra" w:cs="BRH Devanagari Extra"/>
+                <w:color w:val="000000"/>
+                <w:sz w:val="32"/>
+                <w:szCs w:val="40"/>
+                <w:lang w:val="it-IT"/>
+              </w:rPr>
+              <w:t>–</w:t>
+            </w:r>
+            <w:r>
+              <w:rPr>
+                <w:rFonts w:ascii="BRH Devanagari Extra" w:hAnsi="BRH Devanagari Extra" w:cs="BRH Devanagari Extra"/>
+                <w:color w:val="000000"/>
+                <w:sz w:val="40"/>
+                <w:szCs w:val="40"/>
+                <w:lang w:val="it-IT"/>
+              </w:rPr>
+              <w:t>SèkrÉÌiÉþ¸</w:t>
+            </w:r>
+            <w:r>
+              <w:rPr>
+                <w:rFonts w:ascii="BRH Malayalam Extra" w:hAnsi="BRH Malayalam Extra" w:cs="BRH Devanagari Extra"/>
+                <w:color w:val="000000"/>
+                <w:sz w:val="32"/>
+                <w:szCs w:val="40"/>
+                <w:lang w:val="it-IT"/>
+              </w:rPr>
+              <w:t>–</w:t>
+            </w:r>
+            <w:r>
+              <w:rPr>
+                <w:rFonts w:ascii="BRH Devanagari Extra" w:hAnsi="BRH Devanagari Extra" w:cs="BRH Devanagari Extra"/>
+                <w:color w:val="000000"/>
+                <w:sz w:val="40"/>
+                <w:szCs w:val="40"/>
+                <w:lang w:val="it-IT"/>
+              </w:rPr>
+              <w:t xml:space="preserve">Sè pÉÑuÉþlÉÉÌlÉ | </w:t>
+            </w:r>
+          </w:p>
+          <w:p>
+            <w:pPr>
+              <w:widowControl w:val="0"/>
+              <w:autoSpaceDE w:val="0"/>
+              <w:autoSpaceDN w:val="0"/>
+              <w:adjustRightInd w:val="0"/>
+              <w:spacing w:before="0" w:line="240" w:lineRule="auto"/>
+              <w:rPr>
+                <w:rFonts w:ascii="BRH Malayalam Extra" w:eastAsia="Times New Roman" w:hAnsi="BRH Malayalam Extra" w:cs="BRH Malayalam Extra"/>
+                <w:color w:val="000000"/>
+                <w:sz w:val="40"/>
+                <w:szCs w:val="40"/>
+                <w:lang w:val="it-IT" w:eastAsia="en-IN" w:bidi="ml-IN"/>
+              </w:rPr>
+            </w:pPr>
+            <w:r>
+              <w:rPr>
+                <w:rFonts w:ascii="BRH Devanagari Extra" w:hAnsi="BRH Devanagari Extra" w:cs="BRH Devanagari Extra"/>
+                <w:color w:val="000000"/>
+                <w:sz w:val="40"/>
+                <w:szCs w:val="40"/>
+                <w:lang w:val="it-IT"/>
+              </w:rPr>
+              <w:t>A</w:t>
+            </w:r>
+            <w:r>
+              <w:rPr>
+                <w:rFonts w:ascii="BRH Malayalam Extra" w:hAnsi="BRH Malayalam Extra" w:cs="BRH Devanagari Extra"/>
+                <w:color w:val="000000"/>
+                <w:sz w:val="32"/>
+                <w:szCs w:val="40"/>
+                <w:lang w:val="it-IT"/>
+              </w:rPr>
+              <w:t>–</w:t>
+            </w:r>
+            <w:r>
+              <w:rPr>
+                <w:rFonts w:ascii="BRH Devanagari Extra" w:hAnsi="BRH Devanagari Extra" w:cs="BRH Devanagari Extra"/>
+                <w:color w:val="000000"/>
+                <w:sz w:val="40"/>
+                <w:szCs w:val="40"/>
+                <w:lang w:val="it-IT"/>
+              </w:rPr>
+              <w:t>SèkrÉÌiÉþ¸</w:t>
+            </w:r>
+            <w:r>
+              <w:rPr>
+                <w:rFonts w:ascii="BRH Malayalam Extra" w:hAnsi="BRH Malayalam Extra" w:cs="BRH Devanagari Extra"/>
+                <w:color w:val="000000"/>
+                <w:sz w:val="32"/>
+                <w:szCs w:val="40"/>
+                <w:lang w:val="it-IT"/>
+              </w:rPr>
+              <w:t>–</w:t>
+            </w:r>
+            <w:r>
+              <w:rPr>
+                <w:rFonts w:ascii="BRH Devanagari Extra" w:hAnsi="BRH Devanagari Extra" w:cs="BRH Devanagari Extra"/>
+                <w:color w:val="000000"/>
+                <w:sz w:val="40"/>
+                <w:szCs w:val="40"/>
+                <w:lang w:val="it-IT"/>
+              </w:rPr>
+              <w:t>ÌSirÉ</w:t>
+            </w:r>
+            <w:r>
+              <w:rPr>
+                <w:rFonts w:ascii="BRH Devanagari Extra" w:hAnsi="BRH Devanagari Extra" w:cs="BRH Devanagari Extra"/>
+                <w:color w:val="000000"/>
+                <w:sz w:val="40"/>
+                <w:szCs w:val="40"/>
+                <w:highlight w:val="yellow"/>
+                <w:lang w:val="it-IT"/>
+              </w:rPr>
+              <w:t>þÎ®</w:t>
+            </w:r>
+            <w:r>
+              <w:rPr>
+                <w:rFonts w:ascii="BRH Devanagari Extra" w:hAnsi="BRH Devanagari Extra" w:cs="BRH Devanagari Extra"/>
+                <w:color w:val="000000"/>
+                <w:sz w:val="40"/>
+                <w:szCs w:val="40"/>
+                <w:lang w:val="it-IT"/>
+              </w:rPr>
+              <w:t xml:space="preserve"> - AÌiÉþ¸iÉç |</w:t>
+            </w:r>
+          </w:p>
+        </w:tc>
+        <w:tc>
+          <w:tcPr>
+            <w:tcW w:w="5386" w:type="dxa"/>
+          </w:tcPr>
+          <w:p>
+            <w:pPr>
+              <w:widowControl w:val="0"/>
+              <w:autoSpaceDE w:val="0"/>
+              <w:autoSpaceDN w:val="0"/>
+              <w:adjustRightInd w:val="0"/>
+              <w:spacing w:before="0" w:line="240" w:lineRule="auto"/>
+              <w:rPr>
+                <w:rFonts w:ascii="BRH Devanagari Extra" w:hAnsi="BRH Devanagari Extra" w:cs="BRH Devanagari Extra"/>
+                <w:color w:val="000000"/>
+                <w:sz w:val="40"/>
+                <w:szCs w:val="40"/>
+                <w:lang w:val="it-IT"/>
+              </w:rPr>
+            </w:pPr>
+            <w:r>
+              <w:rPr>
+                <w:rFonts w:ascii="BRH Devanagari Extra" w:hAnsi="BRH Devanagari Extra" w:cs="BRH Devanagari Extra"/>
+                <w:color w:val="000000"/>
+                <w:sz w:val="40"/>
+                <w:szCs w:val="40"/>
+                <w:lang w:val="it-IT"/>
+              </w:rPr>
+              <w:t>A</w:t>
+            </w:r>
+            <w:r>
+              <w:rPr>
+                <w:rFonts w:ascii="BRH Malayalam Extra" w:hAnsi="BRH Malayalam Extra" w:cs="BRH Devanagari Extra"/>
+                <w:color w:val="000000"/>
+                <w:sz w:val="32"/>
+                <w:szCs w:val="40"/>
+                <w:lang w:val="it-IT"/>
+              </w:rPr>
+              <w:t>–</w:t>
+            </w:r>
+            <w:r>
+              <w:rPr>
+                <w:rFonts w:ascii="BRH Devanagari Extra" w:hAnsi="BRH Devanagari Extra" w:cs="BRH Devanagari Extra"/>
+                <w:color w:val="000000"/>
+                <w:sz w:val="40"/>
+                <w:szCs w:val="40"/>
+                <w:lang w:val="it-IT"/>
+              </w:rPr>
+              <w:t>SèkrÉÌiÉþ¸</w:t>
+            </w:r>
+            <w:r>
+              <w:rPr>
+                <w:rFonts w:ascii="BRH Malayalam Extra" w:hAnsi="BRH Malayalam Extra" w:cs="BRH Devanagari Extra"/>
+                <w:color w:val="000000"/>
+                <w:sz w:val="32"/>
+                <w:szCs w:val="40"/>
+                <w:lang w:val="it-IT"/>
+              </w:rPr>
+              <w:t>–</w:t>
+            </w:r>
+            <w:r>
+              <w:rPr>
+                <w:rFonts w:ascii="BRH Devanagari Extra" w:hAnsi="BRH Devanagari Extra" w:cs="BRH Devanagari Extra"/>
+                <w:color w:val="000000"/>
+                <w:sz w:val="40"/>
+                <w:szCs w:val="40"/>
+                <w:lang w:val="it-IT"/>
+              </w:rPr>
+              <w:t xml:space="preserve">Sè pÉÑuÉþlÉÉÌlÉ | </w:t>
+            </w:r>
+          </w:p>
+          <w:p>
+            <w:pPr>
+              <w:widowControl w:val="0"/>
+              <w:autoSpaceDE w:val="0"/>
+              <w:autoSpaceDN w:val="0"/>
+              <w:adjustRightInd w:val="0"/>
+              <w:spacing w:before="0" w:line="240" w:lineRule="auto"/>
+              <w:rPr>
+                <w:rFonts w:ascii="BRH Malayalam Extra" w:eastAsia="Times New Roman" w:hAnsi="BRH Malayalam Extra" w:cs="BRH Malayalam Extra"/>
+                <w:color w:val="000000"/>
+                <w:sz w:val="40"/>
+                <w:szCs w:val="40"/>
+                <w:lang w:val="it-IT" w:eastAsia="en-IN" w:bidi="ml-IN"/>
+              </w:rPr>
+            </w:pPr>
+            <w:r>
+              <w:rPr>
+                <w:rFonts w:ascii="BRH Devanagari Extra" w:hAnsi="BRH Devanagari Extra" w:cs="BRH Devanagari Extra"/>
+                <w:color w:val="000000"/>
+                <w:sz w:val="40"/>
+                <w:szCs w:val="40"/>
+                <w:lang w:val="it-IT"/>
+              </w:rPr>
+              <w:t>A</w:t>
+            </w:r>
+            <w:r>
+              <w:rPr>
+                <w:rFonts w:ascii="BRH Malayalam Extra" w:hAnsi="BRH Malayalam Extra" w:cs="BRH Devanagari Extra"/>
+                <w:color w:val="000000"/>
+                <w:sz w:val="32"/>
+                <w:szCs w:val="40"/>
+                <w:lang w:val="it-IT"/>
+              </w:rPr>
+              <w:t>–</w:t>
+            </w:r>
+            <w:r>
+              <w:rPr>
+                <w:rFonts w:ascii="BRH Devanagari Extra" w:hAnsi="BRH Devanagari Extra" w:cs="BRH Devanagari Extra"/>
+                <w:color w:val="000000"/>
+                <w:sz w:val="40"/>
+                <w:szCs w:val="40"/>
+                <w:lang w:val="it-IT"/>
+              </w:rPr>
+              <w:t>SèkrÉÌiÉþ¸</w:t>
+            </w:r>
+            <w:r>
+              <w:rPr>
+                <w:rFonts w:ascii="BRH Malayalam Extra" w:hAnsi="BRH Malayalam Extra" w:cs="BRH Devanagari Extra"/>
+                <w:color w:val="000000"/>
+                <w:sz w:val="32"/>
+                <w:szCs w:val="40"/>
+                <w:lang w:val="it-IT"/>
+              </w:rPr>
+              <w:t>–</w:t>
+            </w:r>
+            <w:r>
+              <w:rPr>
+                <w:rFonts w:ascii="BRH Devanagari Extra" w:hAnsi="BRH Devanagari Extra" w:cs="BRH Devanagari Extra"/>
+                <w:color w:val="000000"/>
+                <w:sz w:val="40"/>
+                <w:szCs w:val="40"/>
+                <w:lang w:val="it-IT"/>
+              </w:rPr>
+              <w:t>ÌSirÉ</w:t>
+            </w:r>
+            <w:r>
+              <w:rPr>
+                <w:rFonts w:ascii="BRH Devanagari Extra" w:hAnsi="BRH Devanagari Extra" w:cs="BRH Devanagari Extra"/>
+                <w:color w:val="000000"/>
+                <w:sz w:val="40"/>
+                <w:szCs w:val="40"/>
+                <w:highlight w:val="green"/>
+                <w:lang w:val="it-IT"/>
+              </w:rPr>
+              <w:t>þÎkÉ</w:t>
+            </w:r>
+            <w:r>
+              <w:rPr>
+                <w:rFonts w:ascii="BRH Devanagari Extra" w:hAnsi="BRH Devanagari Extra" w:cs="BRH Devanagari Extra"/>
+                <w:color w:val="000000"/>
+                <w:sz w:val="40"/>
+                <w:szCs w:val="40"/>
+                <w:lang w:val="it-IT"/>
+              </w:rPr>
+              <w:t xml:space="preserve"> - AÌiÉþ¸iÉç |</w:t>
             </w:r>
           </w:p>
         </w:tc>
@@ -1093,6 +1556,7 @@
                 <w:sz w:val="28"/>
                 <w:szCs w:val="32"/>
               </w:rPr>
+              <w:lastRenderedPageBreak/>
               <w:t>T.S.4.6.</w:t>
             </w:r>
             <w:r>
@@ -1577,7 +2041,6 @@
           <w:szCs w:val="32"/>
           <w:u w:val="single"/>
         </w:rPr>
-        <w:lastRenderedPageBreak/>
         <w:t xml:space="preserve">TS </w:t>
       </w:r>
       <w:r>
@@ -3213,6 +3676,7 @@
                 <w:sz w:val="28"/>
                 <w:szCs w:val="32"/>
               </w:rPr>
+              <w:lastRenderedPageBreak/>
               <w:t>T.S.4.6.6.7 – Kramam</w:t>
             </w:r>
           </w:p>
@@ -3974,7 +4438,6 @@
                 <w:sz w:val="28"/>
                 <w:szCs w:val="32"/>
               </w:rPr>
-              <w:lastRenderedPageBreak/>
               <w:t>T.S.4.6.7.4 – Kramam</w:t>
             </w:r>
           </w:p>
@@ -5438,6 +5901,7 @@
                 <w:sz w:val="28"/>
                 <w:szCs w:val="32"/>
               </w:rPr>
+              <w:lastRenderedPageBreak/>
               <w:t>T.S.4.6.9.2 – Kramam</w:t>
             </w:r>
           </w:p>
@@ -5695,7 +6159,16 @@
           <w:bCs/>
           <w:sz w:val="32"/>
         </w:rPr>
-        <w:t>replaced with</w:t>
+        <w:t xml:space="preserve">replaced </w:t>
+      </w:r>
+      <w:proofErr w:type="gramStart"/>
+      <w:r>
+        <w:rPr>
+          <w:b/>
+          <w:bCs/>
+          <w:sz w:val="32"/>
+        </w:rPr>
+        <w:t>with</w:t>
       </w:r>
       <w:r>
         <w:rPr>
@@ -5717,6 +6190,7 @@
         </w:rPr>
         <w:t>"</w:t>
       </w:r>
+      <w:proofErr w:type="gramEnd"/>
       <w:r>
         <w:rPr>
           <w:rFonts w:ascii="BRH Devanagari" w:hAnsi="BRH Devanagari" w:cs="BRH Devanagari"/>
@@ -5800,7 +6274,6 @@
           <w:szCs w:val="32"/>
           <w:u w:val="single"/>
         </w:rPr>
-        <w:lastRenderedPageBreak/>
         <w:t xml:space="preserve">TS </w:t>
       </w:r>
       <w:r>

--- a/TS-Kramam/TS-4.6/TS 4.6 Sanskrit Krama Paatam Corrections.docx
+++ b/TS-Kramam/TS-4.6/TS 4.6 Sanskrit Krama Paatam Corrections.docx
@@ -1,6 +1,6 @@
 
 <file path=word/document.xml><?xml version="1.0" encoding="utf-8"?>
-<w:document xmlns:wpc="http://schemas.microsoft.com/office/word/2010/wordprocessingCanvas" xmlns:cx="http://schemas.microsoft.com/office/drawing/2014/chartex" xmlns:cx1="http://schemas.microsoft.com/office/drawing/2015/9/8/chartex" xmlns:cx2="http://schemas.microsoft.com/office/drawing/2015/10/21/chartex" xmlns:cx3="http://schemas.microsoft.com/office/drawing/2016/5/9/chartex" xmlns:cx4="http://schemas.microsoft.com/office/drawing/2016/5/10/chartex" xmlns:cx5="http://schemas.microsoft.com/office/drawing/2016/5/11/chartex" xmlns:cx6="http://schemas.microsoft.com/office/drawing/2016/5/12/chartex" xmlns:cx7="http://schemas.microsoft.com/office/drawing/2016/5/13/chartex" xmlns:cx8="http://schemas.microsoft.com/office/drawing/2016/5/14/chartex" xmlns:mc="http://schemas.openxmlformats.org/markup-compatibility/2006" xmlns:aink="http://schemas.microsoft.com/office/drawing/2016/ink" xmlns:am3d="http://schemas.microsoft.com/office/drawing/2017/model3d" xmlns:o="urn:schemas-microsoft-com:office:office" xmlns:oel="http://schemas.microsoft.com/office/2019/extlst" xmlns:r="http://schemas.openxmlformats.org/officeDocument/2006/relationships" xmlns:m="http://schemas.openxmlformats.org/officeDocument/2006/math" xmlns:v="urn:schemas-microsoft-com:vml" xmlns:wp14="http://schemas.microsoft.com/office/word/2010/wordprocessingDrawing" xmlns:wp="http://schemas.openxmlformats.org/drawingml/2006/wordprocessingDrawing" xmlns:w10="urn:schemas-microsoft-com:office:word" xmlns:w="http://schemas.openxmlformats.org/wordprocessingml/2006/main" xmlns:w14="http://schemas.microsoft.com/office/word/2010/wordml" xmlns:w15="http://schemas.microsoft.com/office/word/2012/wordml" xmlns:w16cex="http://schemas.microsoft.com/office/word/2018/wordml/cex" xmlns:w16cid="http://schemas.microsoft.com/office/word/2016/wordml/cid" xmlns:w16="http://schemas.microsoft.com/office/word/2018/wordml" xmlns:w16du="http://schemas.microsoft.com/office/word/2023/wordml/word16du" xmlns:w16sdtdh="http://schemas.microsoft.com/office/word/2020/wordml/sdtdatahash" xmlns:w16sdtfl="http://schemas.microsoft.com/office/word/2024/wordml/sdtformatlock" xmlns:w16se="http://schemas.microsoft.com/office/word/2015/wordml/symex" xmlns:wpg="http://schemas.microsoft.com/office/word/2010/wordprocessingGroup" xmlns:wpi="http://schemas.microsoft.com/office/word/2010/wordprocessingInk" xmlns:wne="http://schemas.microsoft.com/office/word/2006/wordml" xmlns:wps="http://schemas.microsoft.com/office/word/2010/wordprocessingShape" mc:Ignorable="w14 w15 w16se w16cid w16 w16cex w16sdtdh w16sdtfl w16du wp14">
+<w:document xmlns:wpc="http://schemas.microsoft.com/office/word/2010/wordprocessingCanvas" xmlns:cx="http://schemas.microsoft.com/office/drawing/2014/chartex" xmlns:cx1="http://schemas.microsoft.com/office/drawing/2015/9/8/chartex" xmlns:cx2="http://schemas.microsoft.com/office/drawing/2015/10/21/chartex" xmlns:cx3="http://schemas.microsoft.com/office/drawing/2016/5/9/chartex" xmlns:cx4="http://schemas.microsoft.com/office/drawing/2016/5/10/chartex" xmlns:cx5="http://schemas.microsoft.com/office/drawing/2016/5/11/chartex" xmlns:cx6="http://schemas.microsoft.com/office/drawing/2016/5/12/chartex" xmlns:cx7="http://schemas.microsoft.com/office/drawing/2016/5/13/chartex" xmlns:cx8="http://schemas.microsoft.com/office/drawing/2016/5/14/chartex" xmlns:mc="http://schemas.openxmlformats.org/markup-compatibility/2006" xmlns:aink="http://schemas.microsoft.com/office/drawing/2016/ink" xmlns:am3d="http://schemas.microsoft.com/office/drawing/2017/model3d" xmlns:o="urn:schemas-microsoft-com:office:office" xmlns:oel="http://schemas.microsoft.com/office/2019/extlst" xmlns:r="http://schemas.openxmlformats.org/officeDocument/2006/relationships" xmlns:m="http://schemas.openxmlformats.org/officeDocument/2006/math" xmlns:v="urn:schemas-microsoft-com:vml" xmlns:wp14="http://schemas.microsoft.com/office/word/2010/wordprocessingDrawing" xmlns:wp="http://schemas.openxmlformats.org/drawingml/2006/wordprocessingDrawing" xmlns:w10="urn:schemas-microsoft-com:office:word" xmlns:w="http://schemas.openxmlformats.org/wordprocessingml/2006/main" xmlns:w14="http://schemas.microsoft.com/office/word/2010/wordml" xmlns:w15="http://schemas.microsoft.com/office/word/2012/wordml" xmlns:w16cei="http://schemas.microsoft.com/office/word/2026/wordml/cei" xmlns:w16cex="http://schemas.microsoft.com/office/word/2018/wordml/cex" xmlns:w16cid="http://schemas.microsoft.com/office/word/2016/wordml/cid" xmlns:w16="http://schemas.microsoft.com/office/word/2018/wordml" xmlns:w16du="http://schemas.microsoft.com/office/word/2023/wordml/word16du" xmlns:w16sdtdh="http://schemas.microsoft.com/office/word/2020/wordml/sdtdatahash" xmlns:w16sdtfl="http://schemas.microsoft.com/office/word/2024/wordml/sdtformatlock" xmlns:w16se="http://schemas.microsoft.com/office/word/2015/wordml/symex" xmlns:wpg="http://schemas.microsoft.com/office/word/2010/wordprocessingGroup" xmlns:wpi="http://schemas.microsoft.com/office/word/2010/wordprocessingInk" xmlns:wne="http://schemas.microsoft.com/office/word/2006/wordml" xmlns:wps="http://schemas.microsoft.com/office/word/2010/wordprocessingShape" mc:Ignorable="w14 w15 w16se w16cid w16 w16cex w16sdtdh w16sdtfl w16du wp14">
   <w:body>
     <w:p>
       <w:pPr>
@@ -153,12 +153,16 @@
               <w:spacing w:before="0" w:line="240" w:lineRule="auto"/>
               <w:jc w:val="center"/>
               <w:rPr>
-                <w:sz w:val="32"/>
-                <w:szCs w:val="32"/>
-              </w:rPr>
-            </w:pPr>
-            <w:r>
-              <w:rPr>
+                <w:b/>
+                <w:bCs/>
+                <w:sz w:val="32"/>
+                <w:szCs w:val="32"/>
+              </w:rPr>
+            </w:pPr>
+            <w:r>
+              <w:rPr>
+                <w:b/>
+                <w:bCs/>
                 <w:sz w:val="32"/>
                 <w:szCs w:val="32"/>
               </w:rPr>
@@ -170,12 +174,16 @@
               <w:spacing w:before="0" w:line="240" w:lineRule="auto"/>
               <w:jc w:val="center"/>
               <w:rPr>
-                <w:sz w:val="32"/>
-                <w:szCs w:val="32"/>
-              </w:rPr>
-            </w:pPr>
-            <w:r>
-              <w:rPr>
+                <w:b/>
+                <w:bCs/>
+                <w:sz w:val="32"/>
+                <w:szCs w:val="32"/>
+              </w:rPr>
+            </w:pPr>
+            <w:r>
+              <w:rPr>
+                <w:b/>
+                <w:bCs/>
                 <w:sz w:val="32"/>
                 <w:szCs w:val="32"/>
               </w:rPr>
@@ -192,12 +200,16 @@
               <w:spacing w:before="0" w:line="240" w:lineRule="auto"/>
               <w:jc w:val="center"/>
               <w:rPr>
-                <w:sz w:val="32"/>
-                <w:szCs w:val="32"/>
-              </w:rPr>
-            </w:pPr>
-            <w:r>
-              <w:rPr>
+                <w:b/>
+                <w:bCs/>
+                <w:sz w:val="32"/>
+                <w:szCs w:val="32"/>
+              </w:rPr>
+            </w:pPr>
+            <w:r>
+              <w:rPr>
+                <w:b/>
+                <w:bCs/>
                 <w:sz w:val="32"/>
                 <w:szCs w:val="32"/>
               </w:rPr>
@@ -215,12 +227,16 @@
               <w:ind w:right="-18"/>
               <w:jc w:val="center"/>
               <w:rPr>
-                <w:sz w:val="32"/>
-                <w:szCs w:val="32"/>
-              </w:rPr>
-            </w:pPr>
-            <w:r>
-              <w:rPr>
+                <w:b/>
+                <w:bCs/>
+                <w:sz w:val="32"/>
+                <w:szCs w:val="32"/>
+              </w:rPr>
+            </w:pPr>
+            <w:r>
+              <w:rPr>
+                <w:b/>
+                <w:bCs/>
                 <w:sz w:val="32"/>
                 <w:szCs w:val="32"/>
               </w:rPr>
@@ -271,6 +287,563 @@
                 <w:sz w:val="28"/>
                 <w:szCs w:val="32"/>
               </w:rPr>
+              <w:t>1.4</w:t>
+            </w:r>
+            <w:r>
+              <w:rPr>
+                <w:rFonts w:cs="Arial"/>
+                <w:b/>
+                <w:sz w:val="28"/>
+                <w:szCs w:val="32"/>
+              </w:rPr>
+              <w:t xml:space="preserve"> – Kramam</w:t>
+            </w:r>
+          </w:p>
+          <w:p>
+            <w:pPr>
+              <w:widowControl w:val="0"/>
+              <w:tabs>
+                <w:tab w:val="left" w:pos="993"/>
+              </w:tabs>
+              <w:autoSpaceDE w:val="0"/>
+              <w:autoSpaceDN w:val="0"/>
+              <w:adjustRightInd w:val="0"/>
+              <w:spacing w:before="0" w:line="252" w:lineRule="auto"/>
+              <w:ind w:right="297"/>
+              <w:rPr>
+                <w:rFonts w:cs="Arial"/>
+                <w:b/>
+                <w:sz w:val="28"/>
+                <w:szCs w:val="32"/>
+                <w:lang w:val="en-IN"/>
+              </w:rPr>
+            </w:pPr>
+            <w:r>
+              <w:rPr>
+                <w:rFonts w:cs="Arial"/>
+                <w:b/>
+                <w:sz w:val="28"/>
+                <w:szCs w:val="32"/>
+                <w:lang w:val="en-IN"/>
+              </w:rPr>
+              <w:t xml:space="preserve">Krama Vaakyam No.– </w:t>
+            </w:r>
+            <w:r>
+              <w:rPr>
+                <w:rFonts w:cs="Arial"/>
+                <w:b/>
+                <w:sz w:val="28"/>
+                <w:szCs w:val="32"/>
+                <w:lang w:val="en-IN"/>
+              </w:rPr>
+              <w:t>6</w:t>
+            </w:r>
+          </w:p>
+          <w:p>
+            <w:pPr>
+              <w:widowControl w:val="0"/>
+              <w:tabs>
+                <w:tab w:val="left" w:pos="993"/>
+              </w:tabs>
+              <w:autoSpaceDE w:val="0"/>
+              <w:autoSpaceDN w:val="0"/>
+              <w:adjustRightInd w:val="0"/>
+              <w:spacing w:before="0" w:line="252" w:lineRule="auto"/>
+              <w:ind w:right="297"/>
+              <w:rPr>
+                <w:rFonts w:cs="Arial"/>
+                <w:b/>
+                <w:sz w:val="28"/>
+                <w:szCs w:val="32"/>
+              </w:rPr>
+            </w:pPr>
+            <w:r>
+              <w:rPr>
+                <w:rFonts w:cs="Arial"/>
+                <w:b/>
+                <w:sz w:val="28"/>
+                <w:szCs w:val="32"/>
+                <w:lang w:val="it-IT"/>
+              </w:rPr>
+              <w:t>Panchaati No</w:t>
+            </w:r>
+            <w:r>
+              <w:rPr>
+                <w:rFonts w:cs="Arial"/>
+                <w:b/>
+                <w:szCs w:val="32"/>
+                <w:lang w:val="it-IT"/>
+              </w:rPr>
+              <w:t xml:space="preserve">. - </w:t>
+            </w:r>
+            <w:r>
+              <w:rPr>
+                <w:rFonts w:cs="Arial"/>
+                <w:b/>
+                <w:sz w:val="28"/>
+                <w:szCs w:val="32"/>
+                <w:lang w:val="it-IT"/>
+              </w:rPr>
+              <w:t>4</w:t>
+            </w:r>
+          </w:p>
+        </w:tc>
+        <w:tc>
+          <w:tcPr>
+            <w:tcW w:w="5103" w:type="dxa"/>
+          </w:tcPr>
+          <w:p>
+            <w:pPr>
+              <w:widowControl w:val="0"/>
+              <w:autoSpaceDE w:val="0"/>
+              <w:autoSpaceDN w:val="0"/>
+              <w:adjustRightInd w:val="0"/>
+              <w:spacing w:before="0" w:line="240" w:lineRule="auto"/>
+              <w:rPr>
+                <w:rFonts w:ascii="BRH Devanagari Extra" w:hAnsi="BRH Devanagari Extra" w:cs="BRH Devanagari Extra"/>
+                <w:color w:val="000000"/>
+                <w:sz w:val="40"/>
+                <w:szCs w:val="40"/>
+                <w:lang w:val="it-IT"/>
+              </w:rPr>
+            </w:pPr>
+            <w:proofErr w:type="spellStart"/>
+            <w:r>
+              <w:rPr>
+                <w:rFonts w:ascii="BRH Devanagari Extra" w:hAnsi="BRH Devanagari Extra" w:cs="BRH Devanagari Extra"/>
+                <w:color w:val="000000"/>
+                <w:sz w:val="40"/>
+                <w:szCs w:val="40"/>
+              </w:rPr>
+              <w:t>uÉQèû</w:t>
+            </w:r>
+            <w:proofErr w:type="spellEnd"/>
+            <w:r>
+              <w:rPr>
+                <w:rFonts w:ascii="BRH Devanagari Extra" w:hAnsi="BRH Devanagari Extra" w:cs="BRH Devanagari Extra"/>
+                <w:color w:val="000000"/>
+                <w:sz w:val="40"/>
+                <w:szCs w:val="40"/>
+              </w:rPr>
+              <w:t xml:space="preserve"> </w:t>
+            </w:r>
+            <w:proofErr w:type="spellStart"/>
+            <w:r>
+              <w:rPr>
+                <w:rFonts w:ascii="BRH Devanagari Extra" w:hAnsi="BRH Devanagari Extra" w:cs="BRH Devanagari Extra"/>
+                <w:color w:val="000000"/>
+                <w:sz w:val="40"/>
+                <w:szCs w:val="40"/>
+              </w:rPr>
+              <w:t>oÉ</w:t>
+            </w:r>
+            <w:r>
+              <w:rPr>
+                <w:rFonts w:ascii="BRH Devanagari Extra" w:hAnsi="BRH Devanagari Extra" w:cs="BRH Devanagari Extra"/>
+                <w:color w:val="000000"/>
+                <w:sz w:val="40"/>
+                <w:szCs w:val="40"/>
+                <w:highlight w:val="yellow"/>
+              </w:rPr>
+              <w:t>þU.ç</w:t>
+            </w:r>
+            <w:proofErr w:type="spellEnd"/>
+            <w:r>
+              <w:rPr>
+                <w:rFonts w:ascii="BRH Malayalam Extra" w:hAnsi="BRH Malayalam Extra" w:cs="BRH Devanagari Extra"/>
+                <w:color w:val="000000"/>
+                <w:sz w:val="32"/>
+                <w:szCs w:val="40"/>
+                <w:highlight w:val="yellow"/>
+              </w:rPr>
+              <w:t>–</w:t>
+            </w:r>
+            <w:proofErr w:type="spellStart"/>
+            <w:r>
+              <w:rPr>
+                <w:rFonts w:ascii="BRH Devanagari Extra" w:hAnsi="BRH Devanagari Extra" w:cs="BRH Devanagari Extra"/>
+                <w:color w:val="000000"/>
+                <w:sz w:val="40"/>
+                <w:szCs w:val="40"/>
+                <w:highlight w:val="yellow"/>
+              </w:rPr>
+              <w:t>ÌW</w:t>
+            </w:r>
+            <w:r>
+              <w:rPr>
+                <w:rFonts w:ascii="BRH Devanagari Extra" w:hAnsi="BRH Devanagari Extra" w:cs="BRH Devanagari Extra"/>
+                <w:color w:val="000000"/>
+                <w:sz w:val="40"/>
+                <w:szCs w:val="40"/>
+              </w:rPr>
+              <w:t>û</w:t>
+            </w:r>
+            <w:proofErr w:type="spellEnd"/>
+            <w:r>
+              <w:rPr>
+                <w:rFonts w:ascii="BRH Malayalam Extra" w:hAnsi="BRH Malayalam Extra" w:cs="BRH Devanagari Extra"/>
+                <w:color w:val="000000"/>
+                <w:sz w:val="32"/>
+                <w:szCs w:val="40"/>
+              </w:rPr>
+              <w:t>––</w:t>
+            </w:r>
+            <w:proofErr w:type="spellStart"/>
+            <w:r>
+              <w:rPr>
+                <w:rFonts w:ascii="BRH Devanagari Extra" w:hAnsi="BRH Devanagari Extra" w:cs="BRH Devanagari Extra"/>
+                <w:color w:val="000000"/>
+                <w:sz w:val="40"/>
+                <w:szCs w:val="40"/>
+              </w:rPr>
+              <w:t>wÉSåÿ</w:t>
+            </w:r>
+            <w:proofErr w:type="spellEnd"/>
+            <w:r>
+              <w:rPr>
+                <w:rFonts w:ascii="BRH Devanagari Extra" w:hAnsi="BRH Devanagari Extra" w:cs="BRH Devanagari Extra"/>
+                <w:color w:val="000000"/>
+                <w:sz w:val="40"/>
+                <w:szCs w:val="40"/>
+              </w:rPr>
+              <w:t xml:space="preserve"> | oÉ</w:t>
+            </w:r>
+            <w:r>
+              <w:rPr>
+                <w:rFonts w:ascii="BRH Malayalam Extra" w:hAnsi="BRH Malayalam Extra" w:cs="BRH Devanagari Extra"/>
+                <w:color w:val="000000"/>
+                <w:sz w:val="32"/>
+                <w:szCs w:val="40"/>
+              </w:rPr>
+              <w:t>–</w:t>
+            </w:r>
+            <w:proofErr w:type="spellStart"/>
+            <w:proofErr w:type="gramStart"/>
+            <w:r>
+              <w:rPr>
+                <w:rFonts w:ascii="BRH Devanagari Extra" w:hAnsi="BRH Devanagari Extra" w:cs="BRH Devanagari Extra"/>
+                <w:color w:val="000000"/>
+                <w:sz w:val="40"/>
+                <w:szCs w:val="40"/>
+              </w:rPr>
+              <w:t>U.ç</w:t>
+            </w:r>
+            <w:proofErr w:type="spellEnd"/>
+            <w:proofErr w:type="gramEnd"/>
+            <w:r>
+              <w:rPr>
+                <w:rFonts w:ascii="BRH Malayalam Extra" w:hAnsi="BRH Malayalam Extra" w:cs="BRH Devanagari Extra"/>
+                <w:color w:val="000000"/>
+                <w:sz w:val="32"/>
+                <w:szCs w:val="40"/>
+              </w:rPr>
+              <w:t>–</w:t>
+            </w:r>
+            <w:proofErr w:type="spellStart"/>
+            <w:r>
+              <w:rPr>
+                <w:rFonts w:ascii="BRH Devanagari Extra" w:hAnsi="BRH Devanagari Extra" w:cs="BRH Devanagari Extra"/>
+                <w:color w:val="000000"/>
+                <w:sz w:val="40"/>
+                <w:szCs w:val="40"/>
+              </w:rPr>
+              <w:t>ÌWû</w:t>
+            </w:r>
+            <w:proofErr w:type="spellEnd"/>
+            <w:r>
+              <w:rPr>
+                <w:rFonts w:ascii="BRH Malayalam Extra" w:hAnsi="BRH Malayalam Extra" w:cs="BRH Devanagari Extra"/>
+                <w:color w:val="000000"/>
+                <w:sz w:val="32"/>
+                <w:szCs w:val="40"/>
+              </w:rPr>
+              <w:t>–</w:t>
+            </w:r>
+            <w:proofErr w:type="spellStart"/>
+            <w:r>
+              <w:rPr>
+                <w:rFonts w:ascii="BRH Devanagari Extra" w:hAnsi="BRH Devanagari Extra" w:cs="BRH Devanagari Extra"/>
+                <w:color w:val="000000"/>
+                <w:sz w:val="40"/>
+                <w:szCs w:val="40"/>
+              </w:rPr>
+              <w:t>wÉSå</w:t>
+            </w:r>
+            <w:proofErr w:type="spellEnd"/>
+            <w:r>
+              <w:rPr>
+                <w:rFonts w:ascii="BRH Malayalam Extra" w:hAnsi="BRH Malayalam Extra" w:cs="BRH Devanagari Extra"/>
+                <w:color w:val="000000"/>
+                <w:sz w:val="32"/>
+                <w:szCs w:val="40"/>
+              </w:rPr>
+              <w:t>–</w:t>
+            </w:r>
+            <w:r>
+              <w:rPr>
+                <w:rFonts w:ascii="BRH Devanagari Extra" w:hAnsi="BRH Devanagari Extra" w:cs="BRH Devanagari Extra"/>
+                <w:color w:val="000000"/>
+                <w:sz w:val="40"/>
+                <w:szCs w:val="40"/>
+              </w:rPr>
+              <w:t xml:space="preserve"> </w:t>
+            </w:r>
+            <w:proofErr w:type="spellStart"/>
+            <w:r>
+              <w:rPr>
+                <w:rFonts w:ascii="BRH Devanagari Extra" w:hAnsi="BRH Devanagari Extra" w:cs="BRH Devanagari Extra"/>
+                <w:color w:val="000000"/>
+                <w:sz w:val="40"/>
+                <w:szCs w:val="40"/>
+              </w:rPr>
+              <w:t>uÉOèû</w:t>
+            </w:r>
+            <w:proofErr w:type="spellEnd"/>
+            <w:r>
+              <w:rPr>
+                <w:rFonts w:ascii="BRH Devanagari Extra" w:hAnsi="BRH Devanagari Extra" w:cs="BRH Devanagari Extra"/>
+                <w:color w:val="000000"/>
+                <w:sz w:val="40"/>
+                <w:szCs w:val="40"/>
+              </w:rPr>
+              <w:t xml:space="preserve"> |</w:t>
+            </w:r>
+          </w:p>
+        </w:tc>
+        <w:tc>
+          <w:tcPr>
+            <w:tcW w:w="5386" w:type="dxa"/>
+          </w:tcPr>
+          <w:p>
+            <w:pPr>
+              <w:widowControl w:val="0"/>
+              <w:autoSpaceDE w:val="0"/>
+              <w:autoSpaceDN w:val="0"/>
+              <w:adjustRightInd w:val="0"/>
+              <w:spacing w:before="0" w:line="240" w:lineRule="auto"/>
+              <w:rPr>
+                <w:rFonts w:ascii="BRH Devanagari Extra" w:hAnsi="BRH Devanagari Extra" w:cs="BRH Devanagari Extra"/>
+                <w:color w:val="000000"/>
+                <w:sz w:val="40"/>
+                <w:szCs w:val="40"/>
+                <w:lang w:val="it-IT"/>
+              </w:rPr>
+            </w:pPr>
+            <w:proofErr w:type="spellStart"/>
+            <w:r>
+              <w:rPr>
+                <w:rFonts w:ascii="BRH Devanagari Extra" w:hAnsi="BRH Devanagari Extra" w:cs="BRH Devanagari Extra"/>
+                <w:color w:val="000000"/>
+                <w:sz w:val="40"/>
+                <w:szCs w:val="40"/>
+              </w:rPr>
+              <w:t>uÉQèû</w:t>
+            </w:r>
+            <w:proofErr w:type="spellEnd"/>
+            <w:r>
+              <w:rPr>
+                <w:rFonts w:ascii="BRH Devanagari Extra" w:hAnsi="BRH Devanagari Extra" w:cs="BRH Devanagari Extra"/>
+                <w:color w:val="000000"/>
+                <w:sz w:val="40"/>
+                <w:szCs w:val="40"/>
+              </w:rPr>
+              <w:t xml:space="preserve"> </w:t>
+            </w:r>
+            <w:proofErr w:type="spellStart"/>
+            <w:r>
+              <w:rPr>
+                <w:rFonts w:ascii="BRH Devanagari Extra" w:hAnsi="BRH Devanagari Extra" w:cs="BRH Devanagari Extra"/>
+                <w:color w:val="000000"/>
+                <w:sz w:val="40"/>
+                <w:szCs w:val="40"/>
+              </w:rPr>
+              <w:t>oÉþÌ</w:t>
+            </w:r>
+            <w:r>
+              <w:rPr>
+                <w:rFonts w:ascii="BRH Devanagari Extra" w:hAnsi="BRH Devanagari Extra" w:cs="BRH Devanagari Extra"/>
+                <w:color w:val="000000"/>
+                <w:sz w:val="40"/>
+                <w:szCs w:val="40"/>
+                <w:highlight w:val="green"/>
+              </w:rPr>
+              <w:t>Wïû</w:t>
+            </w:r>
+            <w:proofErr w:type="spellEnd"/>
+            <w:r>
+              <w:rPr>
+                <w:rFonts w:ascii="BRH Malayalam Extra" w:hAnsi="BRH Malayalam Extra" w:cs="BRH Devanagari Extra"/>
+                <w:color w:val="000000"/>
+                <w:sz w:val="32"/>
+                <w:szCs w:val="40"/>
+              </w:rPr>
+              <w:t>–</w:t>
+            </w:r>
+            <w:proofErr w:type="spellStart"/>
+            <w:r>
+              <w:rPr>
+                <w:rFonts w:ascii="BRH Devanagari Extra" w:hAnsi="BRH Devanagari Extra" w:cs="BRH Devanagari Extra"/>
+                <w:color w:val="000000"/>
+                <w:sz w:val="40"/>
+                <w:szCs w:val="40"/>
+              </w:rPr>
+              <w:t>wÉSåÿ</w:t>
+            </w:r>
+            <w:proofErr w:type="spellEnd"/>
+            <w:r>
+              <w:rPr>
+                <w:rFonts w:ascii="BRH Devanagari Extra" w:hAnsi="BRH Devanagari Extra" w:cs="BRH Devanagari Extra"/>
+                <w:color w:val="000000"/>
+                <w:sz w:val="40"/>
+                <w:szCs w:val="40"/>
+              </w:rPr>
+              <w:t xml:space="preserve"> | oÉ</w:t>
+            </w:r>
+            <w:r>
+              <w:rPr>
+                <w:rFonts w:ascii="BRH Malayalam Extra" w:hAnsi="BRH Malayalam Extra" w:cs="BRH Devanagari Extra"/>
+                <w:color w:val="000000"/>
+                <w:sz w:val="32"/>
+                <w:szCs w:val="40"/>
+              </w:rPr>
+              <w:t>–</w:t>
+            </w:r>
+            <w:proofErr w:type="spellStart"/>
+            <w:proofErr w:type="gramStart"/>
+            <w:r>
+              <w:rPr>
+                <w:rFonts w:ascii="BRH Devanagari Extra" w:hAnsi="BRH Devanagari Extra" w:cs="BRH Devanagari Extra"/>
+                <w:color w:val="000000"/>
+                <w:sz w:val="40"/>
+                <w:szCs w:val="40"/>
+              </w:rPr>
+              <w:t>U.ç</w:t>
+            </w:r>
+            <w:proofErr w:type="spellEnd"/>
+            <w:proofErr w:type="gramEnd"/>
+            <w:r>
+              <w:rPr>
+                <w:rFonts w:ascii="BRH Malayalam Extra" w:hAnsi="BRH Malayalam Extra" w:cs="BRH Devanagari Extra"/>
+                <w:color w:val="000000"/>
+                <w:sz w:val="32"/>
+                <w:szCs w:val="40"/>
+              </w:rPr>
+              <w:t>–</w:t>
+            </w:r>
+            <w:proofErr w:type="spellStart"/>
+            <w:r>
+              <w:rPr>
+                <w:rFonts w:ascii="BRH Devanagari Extra" w:hAnsi="BRH Devanagari Extra" w:cs="BRH Devanagari Extra"/>
+                <w:color w:val="000000"/>
+                <w:sz w:val="40"/>
+                <w:szCs w:val="40"/>
+              </w:rPr>
+              <w:t>ÌWû</w:t>
+            </w:r>
+            <w:proofErr w:type="spellEnd"/>
+            <w:r>
+              <w:rPr>
+                <w:rFonts w:ascii="BRH Malayalam Extra" w:hAnsi="BRH Malayalam Extra" w:cs="BRH Devanagari Extra"/>
+                <w:color w:val="000000"/>
+                <w:sz w:val="32"/>
+                <w:szCs w:val="40"/>
+              </w:rPr>
+              <w:t>–</w:t>
+            </w:r>
+            <w:proofErr w:type="spellStart"/>
+            <w:r>
+              <w:rPr>
+                <w:rFonts w:ascii="BRH Devanagari Extra" w:hAnsi="BRH Devanagari Extra" w:cs="BRH Devanagari Extra"/>
+                <w:color w:val="000000"/>
+                <w:sz w:val="40"/>
+                <w:szCs w:val="40"/>
+              </w:rPr>
+              <w:t>wÉSå</w:t>
+            </w:r>
+            <w:proofErr w:type="spellEnd"/>
+            <w:r>
+              <w:rPr>
+                <w:rFonts w:ascii="BRH Malayalam Extra" w:hAnsi="BRH Malayalam Extra" w:cs="BRH Devanagari Extra"/>
+                <w:color w:val="000000"/>
+                <w:sz w:val="32"/>
+                <w:szCs w:val="40"/>
+              </w:rPr>
+              <w:t>–</w:t>
+            </w:r>
+            <w:r>
+              <w:rPr>
+                <w:rFonts w:ascii="BRH Devanagari Extra" w:hAnsi="BRH Devanagari Extra" w:cs="BRH Devanagari Extra"/>
+                <w:color w:val="000000"/>
+                <w:sz w:val="40"/>
+                <w:szCs w:val="40"/>
+              </w:rPr>
+              <w:t xml:space="preserve"> </w:t>
+            </w:r>
+            <w:proofErr w:type="spellStart"/>
+            <w:r>
+              <w:rPr>
+                <w:rFonts w:ascii="BRH Devanagari Extra" w:hAnsi="BRH Devanagari Extra" w:cs="BRH Devanagari Extra"/>
+                <w:color w:val="000000"/>
+                <w:sz w:val="40"/>
+                <w:szCs w:val="40"/>
+              </w:rPr>
+              <w:t>uÉOèû</w:t>
+            </w:r>
+            <w:proofErr w:type="spellEnd"/>
+            <w:r>
+              <w:rPr>
+                <w:rFonts w:ascii="BRH Devanagari Extra" w:hAnsi="BRH Devanagari Extra" w:cs="BRH Devanagari Extra"/>
+                <w:color w:val="000000"/>
+                <w:sz w:val="40"/>
+                <w:szCs w:val="40"/>
+              </w:rPr>
+              <w:t xml:space="preserve"> |</w:t>
+            </w:r>
+          </w:p>
+        </w:tc>
+      </w:tr>
+      <w:tr>
+        <w:trPr>
+          <w:trHeight w:val="1685"/>
+        </w:trPr>
+        <w:tc>
+          <w:tcPr>
+            <w:tcW w:w="3906" w:type="dxa"/>
+          </w:tcPr>
+          <w:p>
+            <w:pPr>
+              <w:widowControl w:val="0"/>
+              <w:tabs>
+                <w:tab w:val="left" w:pos="993"/>
+              </w:tabs>
+              <w:autoSpaceDE w:val="0"/>
+              <w:autoSpaceDN w:val="0"/>
+              <w:adjustRightInd w:val="0"/>
+              <w:spacing w:before="0" w:line="252" w:lineRule="auto"/>
+              <w:ind w:right="297"/>
+              <w:rPr>
+                <w:rFonts w:cs="Arial"/>
+                <w:b/>
+                <w:sz w:val="28"/>
+                <w:szCs w:val="32"/>
+              </w:rPr>
+            </w:pPr>
+            <w:r>
+              <w:rPr>
+                <w:rFonts w:cs="Arial"/>
+                <w:b/>
+                <w:sz w:val="28"/>
+                <w:szCs w:val="32"/>
+              </w:rPr>
+              <w:t>T.S.4.6.</w:t>
+            </w:r>
+            <w:r>
+              <w:rPr>
+                <w:rFonts w:cs="Arial"/>
+                <w:b/>
+                <w:sz w:val="28"/>
+                <w:szCs w:val="32"/>
+              </w:rPr>
               <w:t>2.5</w:t>
             </w:r>
             <w:r>
@@ -1053,7 +1626,7 @@
                 <w:sz w:val="28"/>
                 <w:szCs w:val="32"/>
               </w:rPr>
-              <w:t>9.4</w:t>
+              <w:t>9.1</w:t>
             </w:r>
             <w:r>
               <w:rPr>
@@ -1092,7 +1665,27 @@
                 <w:szCs w:val="32"/>
                 <w:lang w:val="en-IN"/>
               </w:rPr>
-              <w:t>Krama Vaakyam No.– 23</w:t>
+              <w:t xml:space="preserve">Krama Vaakyam No.– </w:t>
+            </w:r>
+            <w:r>
+              <w:rPr>
+                <w:rFonts w:cs="Arial"/>
+                <w:b/>
+                <w:sz w:val="28"/>
+                <w:szCs w:val="32"/>
+                <w:lang w:val="en-IN"/>
+              </w:rPr>
+              <w:t>5</w:t>
+            </w:r>
+            <w:r>
+              <w:rPr>
+                <w:rFonts w:cs="Arial"/>
+                <w:b/>
+                <w:sz w:val="28"/>
+                <w:szCs w:val="32"/>
+                <w:lang w:val="en-IN"/>
+              </w:rPr>
+              <w:t>3</w:t>
             </w:r>
           </w:p>
           <w:p>
@@ -1111,37 +1704,36 @@
                 <w:b/>
                 <w:sz w:val="28"/>
                 <w:szCs w:val="32"/>
+              </w:rPr>
+            </w:pPr>
+            <w:r>
+              <w:rPr>
+                <w:rFonts w:cs="Arial"/>
+                <w:b/>
+                <w:sz w:val="28"/>
+                <w:szCs w:val="32"/>
                 <w:lang w:val="it-IT"/>
               </w:rPr>
-            </w:pPr>
-            <w:r>
-              <w:rPr>
-                <w:rFonts w:cs="Arial"/>
-                <w:b/>
-                <w:sz w:val="28"/>
+              <w:t>Panchaati No</w:t>
+            </w:r>
+            <w:r>
+              <w:rPr>
+                <w:rFonts w:cs="Arial"/>
+                <w:b/>
                 <w:szCs w:val="32"/>
                 <w:lang w:val="it-IT"/>
               </w:rPr>
-              <w:t>Panchaati No</w:t>
-            </w:r>
-            <w:r>
-              <w:rPr>
-                <w:rFonts w:cs="Arial"/>
-                <w:b/>
+              <w:t xml:space="preserve">. - </w:t>
+            </w:r>
+            <w:r>
+              <w:rPr>
+                <w:rFonts w:cs="Arial"/>
+                <w:b/>
+                <w:sz w:val="28"/>
                 <w:szCs w:val="32"/>
                 <w:lang w:val="it-IT"/>
               </w:rPr>
-              <w:t xml:space="preserve">. - </w:t>
-            </w:r>
-            <w:r>
-              <w:rPr>
-                <w:rFonts w:cs="Arial"/>
-                <w:b/>
-                <w:sz w:val="28"/>
-                <w:szCs w:val="32"/>
-                <w:lang w:val="it-IT"/>
-              </w:rPr>
-              <w:t>46</w:t>
+              <w:t>43</w:t>
             </w:r>
           </w:p>
         </w:tc>
@@ -1157,13 +1749,101 @@
               <w:adjustRightInd w:val="0"/>
               <w:spacing w:before="0" w:line="240" w:lineRule="auto"/>
               <w:rPr>
-                <w:rFonts w:ascii="BRH Malayalam Extra" w:eastAsia="Times New Roman" w:hAnsi="BRH Malayalam Extra" w:cs="BRH Malayalam Extra"/>
-                <w:color w:val="000000"/>
-                <w:sz w:val="40"/>
-                <w:szCs w:val="40"/>
-                <w:lang w:val="en-IN" w:eastAsia="en-IN" w:bidi="ml-IN"/>
-              </w:rPr>
-            </w:pPr>
+                <w:rFonts w:ascii="BRH Devanagari Extra" w:hAnsi="BRH Devanagari Extra" w:cs="BRH Devanagari Extra"/>
+                <w:color w:val="000000"/>
+                <w:sz w:val="40"/>
+                <w:szCs w:val="40"/>
+                <w:lang w:val="it-IT"/>
+              </w:rPr>
+            </w:pPr>
+            <w:proofErr w:type="spellStart"/>
+            <w:r>
+              <w:rPr>
+                <w:rFonts w:ascii="BRH Devanagari Extra" w:hAnsi="BRH Devanagari Extra" w:cs="BRH Devanagari Extra"/>
+                <w:color w:val="000000"/>
+                <w:sz w:val="40"/>
+                <w:szCs w:val="40"/>
+              </w:rPr>
+              <w:t>mÉQèoÉÏþzÉ</w:t>
+            </w:r>
+            <w:proofErr w:type="spellEnd"/>
+            <w:r>
+              <w:rPr>
+                <w:rFonts w:ascii="BRH Malayalam Extra" w:hAnsi="BRH Malayalam Extra" w:cs="BRH Devanagari Extra"/>
+                <w:color w:val="000000"/>
+                <w:sz w:val="32"/>
+                <w:szCs w:val="40"/>
+              </w:rPr>
+              <w:t>–</w:t>
+            </w:r>
+            <w:proofErr w:type="spellStart"/>
+            <w:r>
+              <w:rPr>
+                <w:rFonts w:ascii="BRH Devanagari Extra" w:hAnsi="BRH Devanagari Extra" w:cs="BRH Devanagari Extra"/>
+                <w:color w:val="000000"/>
+                <w:sz w:val="40"/>
+                <w:szCs w:val="40"/>
+              </w:rPr>
+              <w:t>qÉuÉïþiÉÈ</w:t>
+            </w:r>
+            <w:proofErr w:type="spellEnd"/>
+            <w:r>
+              <w:rPr>
+                <w:rFonts w:ascii="BRH Devanagari Extra" w:hAnsi="BRH Devanagari Extra" w:cs="BRH Devanagari Extra"/>
+                <w:color w:val="000000"/>
+                <w:sz w:val="40"/>
+                <w:szCs w:val="40"/>
+              </w:rPr>
+              <w:t xml:space="preserve"> |</w:t>
+            </w:r>
+            <w:r>
+              <w:rPr>
+                <w:rFonts w:ascii="BRH Devanagari Extra" w:hAnsi="BRH Devanagari Extra" w:cs="BRH Devanagari Extra"/>
+                <w:color w:val="000000"/>
+                <w:sz w:val="40"/>
+                <w:szCs w:val="40"/>
+              </w:rPr>
+              <w:t xml:space="preserve"> </w:t>
+            </w:r>
+            <w:proofErr w:type="spellStart"/>
+            <w:r>
+              <w:rPr>
+                <w:rFonts w:ascii="BRH Devanagari Extra" w:hAnsi="BRH Devanagari Extra" w:cs="BRH Devanagari Extra"/>
+                <w:color w:val="000000"/>
+                <w:sz w:val="40"/>
+                <w:szCs w:val="40"/>
+              </w:rPr>
+              <w:t>AuÉïþiÉ</w:t>
+            </w:r>
+            <w:proofErr w:type="spellEnd"/>
+            <w:r>
+              <w:rPr>
+                <w:rFonts w:ascii="BRH Malayalam Extra" w:hAnsi="BRH Malayalam Extra" w:cs="BRH Devanagari Extra"/>
+                <w:color w:val="000000"/>
+                <w:sz w:val="32"/>
+                <w:szCs w:val="40"/>
+              </w:rPr>
+              <w:t>–</w:t>
+            </w:r>
+            <w:r>
+              <w:rPr>
+                <w:rFonts w:ascii="BRH Devanagari Extra" w:hAnsi="BRH Devanagari Extra" w:cs="BRH Devanagari Extra"/>
+                <w:color w:val="000000"/>
+                <w:sz w:val="40"/>
+                <w:szCs w:val="40"/>
+              </w:rPr>
+              <w:t xml:space="preserve"> </w:t>
+            </w:r>
+            <w:proofErr w:type="spellStart"/>
+            <w:r>
+              <w:rPr>
+                <w:rFonts w:ascii="BRH Devanagari Extra" w:hAnsi="BRH Devanagari Extra" w:cs="BRH Devanagari Extra"/>
+                <w:color w:val="000000"/>
+                <w:sz w:val="40"/>
+                <w:szCs w:val="40"/>
+              </w:rPr>
+              <w:t>Cir</w:t>
+            </w:r>
             <w:r>
               <w:rPr>
                 <w:rFonts w:ascii="BRH Devanagari Extra" w:hAnsi="BRH Devanagari Extra" w:cs="BRH Devanagari Extra"/>
@@ -1172,45 +1852,17 @@
                 <w:szCs w:val="40"/>
                 <w:highlight w:val="yellow"/>
               </w:rPr>
-              <w:t>Mü</w:t>
-            </w:r>
-            <w:r>
-              <w:rPr>
-                <w:rFonts w:ascii="BRH Malayalam Extra" w:hAnsi="BRH Malayalam Extra" w:cs="BRH Devanagari Extra"/>
-                <w:color w:val="000000"/>
-                <w:sz w:val="32"/>
-                <w:szCs w:val="40"/>
-                <w:highlight w:val="yellow"/>
-              </w:rPr>
-              <w:t>–</w:t>
-            </w:r>
-            <w:r>
-              <w:rPr>
-                <w:rFonts w:ascii="BRH Devanagari Extra" w:hAnsi="BRH Devanagari Extra" w:cs="BRH Devanagari Extra"/>
-                <w:color w:val="000000"/>
-                <w:sz w:val="40"/>
-                <w:szCs w:val="40"/>
-              </w:rPr>
-              <w:t xml:space="preserve"> </w:t>
-            </w:r>
-            <w:r>
-              <w:rPr>
-                <w:rFonts w:ascii="BRH Devanagari Extra" w:hAnsi="BRH Devanagari Extra" w:cs="BRH Devanagari Extra"/>
-                <w:color w:val="000000"/>
-                <w:sz w:val="40"/>
-                <w:szCs w:val="40"/>
-                <w:highlight w:val="yellow"/>
-              </w:rPr>
-              <w:t>C</w:t>
-            </w:r>
-            <w:r>
-              <w:rPr>
-                <w:rFonts w:ascii="BRH Devanagari Extra" w:hAnsi="BRH Devanagari Extra" w:cs="BRH Devanagari Extra"/>
-                <w:color w:val="000000"/>
-                <w:sz w:val="40"/>
-                <w:szCs w:val="40"/>
-              </w:rPr>
-              <w:t>ÌiÉþ MüÈ ||</w:t>
+              <w:t>ÉuÉþiÉïÈ</w:t>
+            </w:r>
+            <w:proofErr w:type="spellEnd"/>
+            <w:r>
+              <w:rPr>
+                <w:rFonts w:ascii="BRH Devanagari Extra" w:hAnsi="BRH Devanagari Extra" w:cs="BRH Devanagari Extra"/>
+                <w:color w:val="000000"/>
+                <w:sz w:val="40"/>
+                <w:szCs w:val="40"/>
+              </w:rPr>
+              <w:t xml:space="preserve"> ||</w:t>
             </w:r>
           </w:p>
         </w:tc>
@@ -1226,6 +1878,696 @@
               <w:adjustRightInd w:val="0"/>
               <w:spacing w:before="0" w:line="240" w:lineRule="auto"/>
               <w:rPr>
+                <w:rFonts w:ascii="BRH Devanagari Extra" w:hAnsi="BRH Devanagari Extra" w:cs="BRH Devanagari Extra"/>
+                <w:color w:val="000000"/>
+                <w:sz w:val="40"/>
+                <w:szCs w:val="40"/>
+                <w:lang w:val="it-IT"/>
+              </w:rPr>
+            </w:pPr>
+            <w:proofErr w:type="spellStart"/>
+            <w:r>
+              <w:rPr>
+                <w:rFonts w:ascii="BRH Devanagari Extra" w:hAnsi="BRH Devanagari Extra" w:cs="BRH Devanagari Extra"/>
+                <w:color w:val="000000"/>
+                <w:sz w:val="40"/>
+                <w:szCs w:val="40"/>
+              </w:rPr>
+              <w:t>mÉQèoÉÏþzÉ</w:t>
+            </w:r>
+            <w:proofErr w:type="spellEnd"/>
+            <w:r>
+              <w:rPr>
+                <w:rFonts w:ascii="BRH Malayalam Extra" w:hAnsi="BRH Malayalam Extra" w:cs="BRH Devanagari Extra"/>
+                <w:color w:val="000000"/>
+                <w:sz w:val="32"/>
+                <w:szCs w:val="40"/>
+              </w:rPr>
+              <w:t>–</w:t>
+            </w:r>
+            <w:proofErr w:type="spellStart"/>
+            <w:r>
+              <w:rPr>
+                <w:rFonts w:ascii="BRH Devanagari Extra" w:hAnsi="BRH Devanagari Extra" w:cs="BRH Devanagari Extra"/>
+                <w:color w:val="000000"/>
+                <w:sz w:val="40"/>
+                <w:szCs w:val="40"/>
+              </w:rPr>
+              <w:t>qÉuÉïþiÉÈ</w:t>
+            </w:r>
+            <w:proofErr w:type="spellEnd"/>
+            <w:r>
+              <w:rPr>
+                <w:rFonts w:ascii="BRH Devanagari Extra" w:hAnsi="BRH Devanagari Extra" w:cs="BRH Devanagari Extra"/>
+                <w:color w:val="000000"/>
+                <w:sz w:val="40"/>
+                <w:szCs w:val="40"/>
+              </w:rPr>
+              <w:t xml:space="preserve"> |</w:t>
+            </w:r>
+            <w:r>
+              <w:rPr>
+                <w:rFonts w:ascii="BRH Devanagari Extra" w:hAnsi="BRH Devanagari Extra" w:cs="BRH Devanagari Extra"/>
+                <w:color w:val="000000"/>
+                <w:sz w:val="40"/>
+                <w:szCs w:val="40"/>
+              </w:rPr>
+              <w:t xml:space="preserve"> </w:t>
+            </w:r>
+            <w:proofErr w:type="spellStart"/>
+            <w:r>
+              <w:rPr>
+                <w:rFonts w:ascii="BRH Devanagari Extra" w:hAnsi="BRH Devanagari Extra" w:cs="BRH Devanagari Extra"/>
+                <w:color w:val="000000"/>
+                <w:sz w:val="40"/>
+                <w:szCs w:val="40"/>
+              </w:rPr>
+              <w:t>AuÉïþiÉ</w:t>
+            </w:r>
+            <w:proofErr w:type="spellEnd"/>
+            <w:r>
+              <w:rPr>
+                <w:rFonts w:ascii="BRH Malayalam Extra" w:hAnsi="BRH Malayalam Extra" w:cs="BRH Devanagari Extra"/>
+                <w:color w:val="000000"/>
+                <w:sz w:val="32"/>
+                <w:szCs w:val="40"/>
+              </w:rPr>
+              <w:t>–</w:t>
+            </w:r>
+            <w:r>
+              <w:rPr>
+                <w:rFonts w:ascii="BRH Devanagari Extra" w:hAnsi="BRH Devanagari Extra" w:cs="BRH Devanagari Extra"/>
+                <w:color w:val="000000"/>
+                <w:sz w:val="40"/>
+                <w:szCs w:val="40"/>
+              </w:rPr>
+              <w:t xml:space="preserve"> </w:t>
+            </w:r>
+            <w:proofErr w:type="spellStart"/>
+            <w:r>
+              <w:rPr>
+                <w:rFonts w:ascii="BRH Devanagari Extra" w:hAnsi="BRH Devanagari Extra" w:cs="BRH Devanagari Extra"/>
+                <w:color w:val="000000"/>
+                <w:sz w:val="40"/>
+                <w:szCs w:val="40"/>
+              </w:rPr>
+              <w:t>CirÉ</w:t>
+            </w:r>
+            <w:r>
+              <w:rPr>
+                <w:rFonts w:ascii="BRH Devanagari Extra" w:hAnsi="BRH Devanagari Extra" w:cs="BRH Devanagari Extra"/>
+                <w:color w:val="000000"/>
+                <w:sz w:val="40"/>
+                <w:szCs w:val="40"/>
+                <w:highlight w:val="green"/>
+              </w:rPr>
+              <w:t>uÉïþ</w:t>
+            </w:r>
+            <w:r>
+              <w:rPr>
+                <w:rFonts w:ascii="BRH Devanagari Extra" w:hAnsi="BRH Devanagari Extra" w:cs="BRH Devanagari Extra"/>
+                <w:color w:val="000000"/>
+                <w:sz w:val="40"/>
+                <w:szCs w:val="40"/>
+              </w:rPr>
+              <w:t>iÉÈ</w:t>
+            </w:r>
+            <w:proofErr w:type="spellEnd"/>
+            <w:r>
+              <w:rPr>
+                <w:rFonts w:ascii="BRH Devanagari Extra" w:hAnsi="BRH Devanagari Extra" w:cs="BRH Devanagari Extra"/>
+                <w:color w:val="000000"/>
+                <w:sz w:val="40"/>
+                <w:szCs w:val="40"/>
+              </w:rPr>
+              <w:t xml:space="preserve"> ||</w:t>
+            </w:r>
+          </w:p>
+        </w:tc>
+      </w:tr>
+      <w:tr>
+        <w:trPr>
+          <w:trHeight w:val="1118"/>
+        </w:trPr>
+        <w:tc>
+          <w:tcPr>
+            <w:tcW w:w="3906" w:type="dxa"/>
+          </w:tcPr>
+          <w:p>
+            <w:pPr>
+              <w:widowControl w:val="0"/>
+              <w:tabs>
+                <w:tab w:val="left" w:pos="993"/>
+              </w:tabs>
+              <w:autoSpaceDE w:val="0"/>
+              <w:autoSpaceDN w:val="0"/>
+              <w:adjustRightInd w:val="0"/>
+              <w:spacing w:before="0" w:line="252" w:lineRule="auto"/>
+              <w:ind w:right="297"/>
+              <w:rPr>
+                <w:rFonts w:cs="Arial"/>
+                <w:b/>
+                <w:sz w:val="28"/>
+                <w:szCs w:val="32"/>
+              </w:rPr>
+            </w:pPr>
+            <w:r>
+              <w:rPr>
+                <w:rFonts w:cs="Arial"/>
+                <w:b/>
+                <w:sz w:val="28"/>
+                <w:szCs w:val="32"/>
+              </w:rPr>
+              <w:t>T.S.4.6.</w:t>
+            </w:r>
+            <w:r>
+              <w:rPr>
+                <w:rFonts w:cs="Arial"/>
+                <w:b/>
+                <w:sz w:val="28"/>
+                <w:szCs w:val="32"/>
+              </w:rPr>
+              <w:t>9.</w:t>
+            </w:r>
+            <w:r>
+              <w:rPr>
+                <w:rFonts w:cs="Arial"/>
+                <w:b/>
+                <w:sz w:val="28"/>
+                <w:szCs w:val="32"/>
+              </w:rPr>
+              <w:t>2</w:t>
+            </w:r>
+            <w:r>
+              <w:rPr>
+                <w:rFonts w:cs="Arial"/>
+                <w:b/>
+                <w:sz w:val="28"/>
+                <w:szCs w:val="32"/>
+              </w:rPr>
+              <w:t xml:space="preserve"> – Kramam</w:t>
+            </w:r>
+          </w:p>
+          <w:p>
+            <w:pPr>
+              <w:widowControl w:val="0"/>
+              <w:tabs>
+                <w:tab w:val="left" w:pos="993"/>
+              </w:tabs>
+              <w:autoSpaceDE w:val="0"/>
+              <w:autoSpaceDN w:val="0"/>
+              <w:adjustRightInd w:val="0"/>
+              <w:spacing w:before="0" w:line="252" w:lineRule="auto"/>
+              <w:ind w:right="297"/>
+              <w:rPr>
+                <w:rFonts w:cs="Arial"/>
+                <w:b/>
+                <w:sz w:val="28"/>
+                <w:szCs w:val="32"/>
+                <w:lang w:val="en-IN"/>
+              </w:rPr>
+            </w:pPr>
+            <w:r>
+              <w:rPr>
+                <w:rFonts w:cs="Arial"/>
+                <w:b/>
+                <w:sz w:val="28"/>
+                <w:szCs w:val="32"/>
+                <w:lang w:val="en-IN"/>
+              </w:rPr>
+              <w:t xml:space="preserve">Krama Vaakyam No.– </w:t>
+            </w:r>
+            <w:r>
+              <w:rPr>
+                <w:rFonts w:cs="Arial"/>
+                <w:b/>
+                <w:sz w:val="28"/>
+                <w:szCs w:val="32"/>
+                <w:lang w:val="en-IN"/>
+              </w:rPr>
+              <w:t>1</w:t>
+            </w:r>
+            <w:r>
+              <w:rPr>
+                <w:rFonts w:cs="Arial"/>
+                <w:b/>
+                <w:sz w:val="28"/>
+                <w:szCs w:val="32"/>
+                <w:lang w:val="en-IN"/>
+              </w:rPr>
+              <w:t>5</w:t>
+            </w:r>
+          </w:p>
+          <w:p>
+            <w:pPr>
+              <w:widowControl w:val="0"/>
+              <w:tabs>
+                <w:tab w:val="left" w:pos="993"/>
+              </w:tabs>
+              <w:autoSpaceDE w:val="0"/>
+              <w:autoSpaceDN w:val="0"/>
+              <w:adjustRightInd w:val="0"/>
+              <w:spacing w:before="0" w:line="252" w:lineRule="auto"/>
+              <w:ind w:right="297"/>
+              <w:rPr>
+                <w:rFonts w:cs="Arial"/>
+                <w:b/>
+                <w:sz w:val="28"/>
+                <w:szCs w:val="32"/>
+              </w:rPr>
+            </w:pPr>
+            <w:r>
+              <w:rPr>
+                <w:rFonts w:cs="Arial"/>
+                <w:b/>
+                <w:sz w:val="28"/>
+                <w:szCs w:val="32"/>
+                <w:lang w:val="it-IT"/>
+              </w:rPr>
+              <w:t>Panchaati No</w:t>
+            </w:r>
+            <w:r>
+              <w:rPr>
+                <w:rFonts w:cs="Arial"/>
+                <w:b/>
+                <w:szCs w:val="32"/>
+                <w:lang w:val="it-IT"/>
+              </w:rPr>
+              <w:t xml:space="preserve">. - </w:t>
+            </w:r>
+            <w:r>
+              <w:rPr>
+                <w:rFonts w:cs="Arial"/>
+                <w:b/>
+                <w:sz w:val="28"/>
+                <w:szCs w:val="32"/>
+                <w:lang w:val="it-IT"/>
+              </w:rPr>
+              <w:t>4</w:t>
+            </w:r>
+            <w:r>
+              <w:rPr>
+                <w:rFonts w:cs="Arial"/>
+                <w:b/>
+                <w:sz w:val="28"/>
+                <w:szCs w:val="32"/>
+                <w:lang w:val="it-IT"/>
+              </w:rPr>
+              <w:t>4</w:t>
+            </w:r>
+          </w:p>
+        </w:tc>
+        <w:tc>
+          <w:tcPr>
+            <w:tcW w:w="5103" w:type="dxa"/>
+          </w:tcPr>
+          <w:p>
+            <w:pPr>
+              <w:widowControl w:val="0"/>
+              <w:autoSpaceDE w:val="0"/>
+              <w:autoSpaceDN w:val="0"/>
+              <w:adjustRightInd w:val="0"/>
+              <w:spacing w:before="0" w:line="240" w:lineRule="auto"/>
+              <w:rPr>
+                <w:rFonts w:ascii="BRH Devanagari Extra" w:hAnsi="BRH Devanagari Extra" w:cs="BRH Devanagari Extra"/>
+                <w:color w:val="000000"/>
+                <w:sz w:val="40"/>
+                <w:szCs w:val="40"/>
+              </w:rPr>
+            </w:pPr>
+            <w:r>
+              <w:rPr>
+                <w:rFonts w:ascii="BRH Devanagari Extra" w:hAnsi="BRH Devanagari Extra" w:cs="BRH Devanagari Extra"/>
+                <w:color w:val="000000"/>
+                <w:sz w:val="40"/>
+                <w:szCs w:val="40"/>
+              </w:rPr>
+              <w:t>E</w:t>
+            </w:r>
+            <w:r>
+              <w:rPr>
+                <w:rFonts w:ascii="BRH Malayalam Extra" w:hAnsi="BRH Malayalam Extra" w:cs="BRH Devanagari Extra"/>
+                <w:color w:val="000000"/>
+                <w:sz w:val="32"/>
+                <w:szCs w:val="40"/>
+              </w:rPr>
+              <w:t>–</w:t>
+            </w:r>
+            <w:r>
+              <w:rPr>
+                <w:rFonts w:ascii="BRH Devanagari Extra" w:hAnsi="BRH Devanagari Extra" w:cs="BRH Devanagari Extra"/>
+                <w:color w:val="000000"/>
+                <w:sz w:val="40"/>
+                <w:szCs w:val="40"/>
+              </w:rPr>
+              <w:t xml:space="preserve">ZÉÉ </w:t>
+            </w:r>
+            <w:proofErr w:type="spellStart"/>
+            <w:r>
+              <w:rPr>
+                <w:rFonts w:ascii="BRH Devanagari Extra" w:hAnsi="BRH Devanagari Extra" w:cs="BRH Devanagari Extra"/>
+                <w:color w:val="000000"/>
+                <w:sz w:val="40"/>
+                <w:szCs w:val="40"/>
+              </w:rPr>
+              <w:t>pÉëÉeÉ</w:t>
+            </w:r>
+            <w:r>
+              <w:rPr>
+                <w:rFonts w:ascii="BRH Devanagari Extra" w:hAnsi="BRH Devanagari Extra" w:cs="BRH Devanagari Extra"/>
+                <w:color w:val="000000"/>
+                <w:sz w:val="40"/>
+                <w:szCs w:val="40"/>
+                <w:highlight w:val="yellow"/>
+              </w:rPr>
+              <w:t>þÎliÉ</w:t>
+            </w:r>
+            <w:proofErr w:type="spellEnd"/>
+            <w:r>
+              <w:rPr>
+                <w:rFonts w:ascii="BRH Devanagari Extra" w:hAnsi="BRH Devanagari Extra" w:cs="BRH Devanagari Extra"/>
+                <w:color w:val="000000"/>
+                <w:sz w:val="40"/>
+                <w:szCs w:val="40"/>
+              </w:rPr>
+              <w:t xml:space="preserve"> | </w:t>
+            </w:r>
+            <w:proofErr w:type="spellStart"/>
+            <w:r>
+              <w:rPr>
+                <w:rFonts w:ascii="BRH Devanagari Extra" w:hAnsi="BRH Devanagari Extra" w:cs="BRH Devanagari Extra"/>
+                <w:color w:val="000000"/>
+                <w:sz w:val="40"/>
+                <w:szCs w:val="40"/>
+              </w:rPr>
+              <w:t>pÉëÉeÉþlirÉ</w:t>
+            </w:r>
+            <w:proofErr w:type="spellEnd"/>
+            <w:r>
+              <w:rPr>
+                <w:rFonts w:ascii="BRH Malayalam Extra" w:hAnsi="BRH Malayalam Extra" w:cs="BRH Devanagari Extra"/>
+                <w:color w:val="000000"/>
+                <w:sz w:val="32"/>
+                <w:szCs w:val="40"/>
+              </w:rPr>
+              <w:t>–</w:t>
+            </w:r>
+            <w:proofErr w:type="spellStart"/>
+            <w:r>
+              <w:rPr>
+                <w:rFonts w:ascii="BRH Devanagari Extra" w:hAnsi="BRH Devanagari Extra" w:cs="BRH Devanagari Extra"/>
+                <w:color w:val="000000"/>
+                <w:sz w:val="40"/>
+                <w:szCs w:val="40"/>
+              </w:rPr>
+              <w:t>ÍpÉ</w:t>
+            </w:r>
+            <w:proofErr w:type="spellEnd"/>
+            <w:r>
+              <w:rPr>
+                <w:rFonts w:ascii="BRH Devanagari Extra" w:hAnsi="BRH Devanagari Extra" w:cs="BRH Devanagari Extra"/>
+                <w:color w:val="000000"/>
+                <w:sz w:val="40"/>
+                <w:szCs w:val="40"/>
+              </w:rPr>
+              <w:t xml:space="preserve"> |</w:t>
+            </w:r>
+          </w:p>
+        </w:tc>
+        <w:tc>
+          <w:tcPr>
+            <w:tcW w:w="5386" w:type="dxa"/>
+          </w:tcPr>
+          <w:p>
+            <w:pPr>
+              <w:widowControl w:val="0"/>
+              <w:autoSpaceDE w:val="0"/>
+              <w:autoSpaceDN w:val="0"/>
+              <w:adjustRightInd w:val="0"/>
+              <w:spacing w:before="0" w:line="240" w:lineRule="auto"/>
+              <w:rPr>
+                <w:rFonts w:ascii="BRH Devanagari Extra" w:hAnsi="BRH Devanagari Extra" w:cs="BRH Devanagari Extra"/>
+                <w:color w:val="000000"/>
+                <w:sz w:val="40"/>
+                <w:szCs w:val="40"/>
+              </w:rPr>
+            </w:pPr>
+            <w:r>
+              <w:rPr>
+                <w:rFonts w:ascii="BRH Devanagari Extra" w:hAnsi="BRH Devanagari Extra" w:cs="BRH Devanagari Extra"/>
+                <w:color w:val="000000"/>
+                <w:sz w:val="40"/>
+                <w:szCs w:val="40"/>
+              </w:rPr>
+              <w:t>E</w:t>
+            </w:r>
+            <w:r>
+              <w:rPr>
+                <w:rFonts w:ascii="BRH Malayalam Extra" w:hAnsi="BRH Malayalam Extra" w:cs="BRH Devanagari Extra"/>
+                <w:color w:val="000000"/>
+                <w:sz w:val="32"/>
+                <w:szCs w:val="40"/>
+              </w:rPr>
+              <w:t>–</w:t>
+            </w:r>
+            <w:r>
+              <w:rPr>
+                <w:rFonts w:ascii="BRH Devanagari Extra" w:hAnsi="BRH Devanagari Extra" w:cs="BRH Devanagari Extra"/>
+                <w:color w:val="000000"/>
+                <w:sz w:val="40"/>
+                <w:szCs w:val="40"/>
+              </w:rPr>
+              <w:t xml:space="preserve">ZÉÉ </w:t>
+            </w:r>
+            <w:proofErr w:type="spellStart"/>
+            <w:r>
+              <w:rPr>
+                <w:rFonts w:ascii="BRH Devanagari Extra" w:hAnsi="BRH Devanagari Extra" w:cs="BRH Devanagari Extra"/>
+                <w:color w:val="000000"/>
+                <w:sz w:val="40"/>
+                <w:szCs w:val="40"/>
+              </w:rPr>
+              <w:t>pÉëÉeÉþ</w:t>
+            </w:r>
+            <w:r>
+              <w:rPr>
+                <w:rFonts w:ascii="BRH Devanagari Extra" w:hAnsi="BRH Devanagari Extra" w:cs="BRH Devanagari Extra"/>
+                <w:color w:val="000000"/>
+                <w:sz w:val="40"/>
+                <w:szCs w:val="40"/>
+                <w:highlight w:val="green"/>
+              </w:rPr>
+              <w:t>liÉ</w:t>
+            </w:r>
+            <w:r>
+              <w:rPr>
+                <w:rFonts w:ascii="BRH Devanagari Extra" w:hAnsi="BRH Devanagari Extra" w:cs="BRH Devanagari Extra"/>
+                <w:sz w:val="40"/>
+                <w:szCs w:val="40"/>
+                <w:highlight w:val="green"/>
+              </w:rPr>
+              <w:t>Ï</w:t>
+            </w:r>
+            <w:proofErr w:type="spellEnd"/>
+            <w:r>
+              <w:rPr>
+                <w:rFonts w:ascii="BRH Devanagari Extra" w:hAnsi="BRH Devanagari Extra" w:cs="BRH Devanagari Extra"/>
+                <w:color w:val="000000"/>
+                <w:sz w:val="40"/>
+                <w:szCs w:val="40"/>
+              </w:rPr>
+              <w:t xml:space="preserve"> | </w:t>
+            </w:r>
+            <w:proofErr w:type="spellStart"/>
+            <w:r>
+              <w:rPr>
+                <w:rFonts w:ascii="BRH Devanagari Extra" w:hAnsi="BRH Devanagari Extra" w:cs="BRH Devanagari Extra"/>
+                <w:color w:val="000000"/>
+                <w:sz w:val="40"/>
+                <w:szCs w:val="40"/>
+              </w:rPr>
+              <w:t>pÉëÉeÉþlirÉ</w:t>
+            </w:r>
+            <w:proofErr w:type="spellEnd"/>
+            <w:r>
+              <w:rPr>
+                <w:rFonts w:ascii="BRH Malayalam Extra" w:hAnsi="BRH Malayalam Extra" w:cs="BRH Devanagari Extra"/>
+                <w:color w:val="000000"/>
+                <w:sz w:val="32"/>
+                <w:szCs w:val="40"/>
+              </w:rPr>
+              <w:t>–</w:t>
+            </w:r>
+            <w:proofErr w:type="spellStart"/>
+            <w:r>
+              <w:rPr>
+                <w:rFonts w:ascii="BRH Devanagari Extra" w:hAnsi="BRH Devanagari Extra" w:cs="BRH Devanagari Extra"/>
+                <w:color w:val="000000"/>
+                <w:sz w:val="40"/>
+                <w:szCs w:val="40"/>
+              </w:rPr>
+              <w:t>ÍpÉ</w:t>
+            </w:r>
+            <w:proofErr w:type="spellEnd"/>
+            <w:r>
+              <w:rPr>
+                <w:rFonts w:ascii="BRH Devanagari Extra" w:hAnsi="BRH Devanagari Extra" w:cs="BRH Devanagari Extra"/>
+                <w:color w:val="000000"/>
+                <w:sz w:val="40"/>
+                <w:szCs w:val="40"/>
+              </w:rPr>
+              <w:t xml:space="preserve"> |</w:t>
+            </w:r>
+          </w:p>
+        </w:tc>
+      </w:tr>
+      <w:tr>
+        <w:trPr>
+          <w:trHeight w:val="1118"/>
+        </w:trPr>
+        <w:tc>
+          <w:tcPr>
+            <w:tcW w:w="3906" w:type="dxa"/>
+          </w:tcPr>
+          <w:p>
+            <w:pPr>
+              <w:widowControl w:val="0"/>
+              <w:tabs>
+                <w:tab w:val="left" w:pos="993"/>
+              </w:tabs>
+              <w:autoSpaceDE w:val="0"/>
+              <w:autoSpaceDN w:val="0"/>
+              <w:adjustRightInd w:val="0"/>
+              <w:spacing w:before="0" w:line="252" w:lineRule="auto"/>
+              <w:ind w:right="297"/>
+              <w:rPr>
+                <w:rFonts w:cs="Arial"/>
+                <w:b/>
+                <w:sz w:val="28"/>
+                <w:szCs w:val="32"/>
+              </w:rPr>
+            </w:pPr>
+            <w:r>
+              <w:rPr>
+                <w:rFonts w:cs="Arial"/>
+                <w:b/>
+                <w:sz w:val="28"/>
+                <w:szCs w:val="32"/>
+              </w:rPr>
+              <w:lastRenderedPageBreak/>
+              <w:t>T.S.4.6.</w:t>
+            </w:r>
+            <w:r>
+              <w:rPr>
+                <w:rFonts w:cs="Arial"/>
+                <w:b/>
+                <w:sz w:val="28"/>
+                <w:szCs w:val="32"/>
+              </w:rPr>
+              <w:t>9.4</w:t>
+            </w:r>
+            <w:r>
+              <w:rPr>
+                <w:rFonts w:cs="Arial"/>
+                <w:b/>
+                <w:sz w:val="28"/>
+                <w:szCs w:val="32"/>
+              </w:rPr>
+              <w:t xml:space="preserve"> – Kramam</w:t>
+            </w:r>
+          </w:p>
+          <w:p>
+            <w:pPr>
+              <w:widowControl w:val="0"/>
+              <w:tabs>
+                <w:tab w:val="left" w:pos="993"/>
+              </w:tabs>
+              <w:autoSpaceDE w:val="0"/>
+              <w:autoSpaceDN w:val="0"/>
+              <w:adjustRightInd w:val="0"/>
+              <w:spacing w:before="0" w:line="252" w:lineRule="auto"/>
+              <w:ind w:right="297"/>
+              <w:rPr>
+                <w:rFonts w:cs="Arial"/>
+                <w:b/>
+                <w:sz w:val="28"/>
+                <w:szCs w:val="32"/>
+                <w:lang w:val="en-IN"/>
+              </w:rPr>
+            </w:pPr>
+            <w:r>
+              <w:rPr>
+                <w:rFonts w:cs="Arial"/>
+                <w:b/>
+                <w:sz w:val="28"/>
+                <w:szCs w:val="32"/>
+                <w:lang w:val="en-IN"/>
+              </w:rPr>
+              <w:t>Krama Vaakyam No.– 23</w:t>
+            </w:r>
+          </w:p>
+          <w:p>
+            <w:pPr>
+              <w:widowControl w:val="0"/>
+              <w:tabs>
+                <w:tab w:val="left" w:pos="993"/>
+              </w:tabs>
+              <w:autoSpaceDE w:val="0"/>
+              <w:autoSpaceDN w:val="0"/>
+              <w:adjustRightInd w:val="0"/>
+              <w:spacing w:before="0" w:line="252" w:lineRule="auto"/>
+              <w:ind w:right="297"/>
+              <w:rPr>
+                <w:rFonts w:cs="Arial"/>
+                <w:b/>
+                <w:sz w:val="28"/>
+                <w:szCs w:val="32"/>
+                <w:lang w:val="it-IT"/>
+              </w:rPr>
+            </w:pPr>
+            <w:r>
+              <w:rPr>
+                <w:rFonts w:cs="Arial"/>
+                <w:b/>
+                <w:sz w:val="28"/>
+                <w:szCs w:val="32"/>
+                <w:lang w:val="it-IT"/>
+              </w:rPr>
+              <w:t>Panchaati No</w:t>
+            </w:r>
+            <w:r>
+              <w:rPr>
+                <w:rFonts w:cs="Arial"/>
+                <w:b/>
+                <w:szCs w:val="32"/>
+                <w:lang w:val="it-IT"/>
+              </w:rPr>
+              <w:t xml:space="preserve">. - </w:t>
+            </w:r>
+            <w:r>
+              <w:rPr>
+                <w:rFonts w:cs="Arial"/>
+                <w:b/>
+                <w:sz w:val="28"/>
+                <w:szCs w:val="32"/>
+                <w:lang w:val="it-IT"/>
+              </w:rPr>
+              <w:t>46</w:t>
+            </w:r>
+          </w:p>
+        </w:tc>
+        <w:tc>
+          <w:tcPr>
+            <w:tcW w:w="5103" w:type="dxa"/>
+          </w:tcPr>
+          <w:p>
+            <w:pPr>
+              <w:widowControl w:val="0"/>
+              <w:autoSpaceDE w:val="0"/>
+              <w:autoSpaceDN w:val="0"/>
+              <w:adjustRightInd w:val="0"/>
+              <w:spacing w:before="0" w:line="240" w:lineRule="auto"/>
+              <w:rPr>
                 <w:rFonts w:ascii="BRH Malayalam Extra" w:eastAsia="Times New Roman" w:hAnsi="BRH Malayalam Extra" w:cs="BRH Malayalam Extra"/>
                 <w:color w:val="000000"/>
                 <w:sz w:val="40"/>
@@ -1239,6 +2581,7 @@
                 <w:color w:val="000000"/>
                 <w:sz w:val="40"/>
                 <w:szCs w:val="40"/>
+                <w:highlight w:val="yellow"/>
               </w:rPr>
               <w:t>Mü</w:t>
             </w:r>
@@ -1248,10 +2591,110 @@
                 <w:color w:val="000000"/>
                 <w:sz w:val="32"/>
                 <w:szCs w:val="40"/>
+                <w:highlight w:val="yellow"/>
+              </w:rPr>
+              <w:t>–</w:t>
+            </w:r>
+            <w:r>
+              <w:rPr>
+                <w:rFonts w:ascii="BRH Devanagari Extra" w:hAnsi="BRH Devanagari Extra" w:cs="BRH Devanagari Extra"/>
+                <w:color w:val="000000"/>
+                <w:sz w:val="40"/>
+                <w:szCs w:val="40"/>
+              </w:rPr>
+              <w:t xml:space="preserve"> </w:t>
+            </w:r>
+            <w:proofErr w:type="spellStart"/>
+            <w:r>
+              <w:rPr>
+                <w:rFonts w:ascii="BRH Devanagari Extra" w:hAnsi="BRH Devanagari Extra" w:cs="BRH Devanagari Extra"/>
+                <w:color w:val="000000"/>
+                <w:sz w:val="40"/>
+                <w:szCs w:val="40"/>
+                <w:highlight w:val="yellow"/>
+              </w:rPr>
+              <w:t>C</w:t>
+            </w:r>
+            <w:r>
+              <w:rPr>
+                <w:rFonts w:ascii="BRH Devanagari Extra" w:hAnsi="BRH Devanagari Extra" w:cs="BRH Devanagari Extra"/>
+                <w:color w:val="000000"/>
+                <w:sz w:val="40"/>
+                <w:szCs w:val="40"/>
+              </w:rPr>
+              <w:t>ÌiÉþ</w:t>
+            </w:r>
+            <w:proofErr w:type="spellEnd"/>
+            <w:r>
+              <w:rPr>
+                <w:rFonts w:ascii="BRH Devanagari Extra" w:hAnsi="BRH Devanagari Extra" w:cs="BRH Devanagari Extra"/>
+                <w:color w:val="000000"/>
+                <w:sz w:val="40"/>
+                <w:szCs w:val="40"/>
+              </w:rPr>
+              <w:t xml:space="preserve"> </w:t>
+            </w:r>
+            <w:proofErr w:type="spellStart"/>
+            <w:r>
+              <w:rPr>
+                <w:rFonts w:ascii="BRH Devanagari Extra" w:hAnsi="BRH Devanagari Extra" w:cs="BRH Devanagari Extra"/>
+                <w:color w:val="000000"/>
+                <w:sz w:val="40"/>
+                <w:szCs w:val="40"/>
+              </w:rPr>
+              <w:t>MüÈ</w:t>
+            </w:r>
+            <w:proofErr w:type="spellEnd"/>
+            <w:r>
+              <w:rPr>
+                <w:rFonts w:ascii="BRH Devanagari Extra" w:hAnsi="BRH Devanagari Extra" w:cs="BRH Devanagari Extra"/>
+                <w:color w:val="000000"/>
+                <w:sz w:val="40"/>
+                <w:szCs w:val="40"/>
+              </w:rPr>
+              <w:t xml:space="preserve"> ||</w:t>
+            </w:r>
+          </w:p>
+        </w:tc>
+        <w:tc>
+          <w:tcPr>
+            <w:tcW w:w="5386" w:type="dxa"/>
+          </w:tcPr>
+          <w:p>
+            <w:pPr>
+              <w:widowControl w:val="0"/>
+              <w:autoSpaceDE w:val="0"/>
+              <w:autoSpaceDN w:val="0"/>
+              <w:adjustRightInd w:val="0"/>
+              <w:spacing w:before="0" w:line="240" w:lineRule="auto"/>
+              <w:rPr>
+                <w:rFonts w:ascii="BRH Malayalam Extra" w:eastAsia="Times New Roman" w:hAnsi="BRH Malayalam Extra" w:cs="BRH Malayalam Extra"/>
+                <w:color w:val="000000"/>
+                <w:sz w:val="40"/>
+                <w:szCs w:val="40"/>
+                <w:lang w:val="en-IN" w:eastAsia="en-IN" w:bidi="ml-IN"/>
+              </w:rPr>
+            </w:pPr>
+            <w:r>
+              <w:rPr>
+                <w:rFonts w:ascii="BRH Devanagari Extra" w:hAnsi="BRH Devanagari Extra" w:cs="BRH Devanagari Extra"/>
+                <w:color w:val="000000"/>
+                <w:sz w:val="40"/>
+                <w:szCs w:val="40"/>
+              </w:rPr>
+              <w:t>Mü</w:t>
+            </w:r>
+            <w:r>
+              <w:rPr>
+                <w:rFonts w:ascii="BRH Malayalam Extra" w:hAnsi="BRH Malayalam Extra" w:cs="BRH Devanagari Extra"/>
+                <w:color w:val="000000"/>
+                <w:sz w:val="32"/>
+                <w:szCs w:val="40"/>
                 <w:highlight w:val="green"/>
               </w:rPr>
               <w:t>–</w:t>
             </w:r>
+            <w:proofErr w:type="spellStart"/>
             <w:r>
               <w:rPr>
                 <w:rFonts w:ascii="BRH Devanagari Extra" w:hAnsi="BRH Devanagari Extra" w:cs="BRH Devanagari Extra"/>
@@ -1262,14 +2705,35 @@
               </w:rPr>
               <w:t>ËUÌiÉþ</w:t>
             </w:r>
-            <w:r>
-              <w:rPr>
-                <w:rFonts w:ascii="BRH Devanagari Extra" w:hAnsi="BRH Devanagari Extra" w:cs="BRH Devanagari Extra"/>
-                <w:color w:val="000000"/>
-                <w:sz w:val="40"/>
-                <w:szCs w:val="40"/>
-              </w:rPr>
-              <w:t xml:space="preserve"> MüÈ ||</w:t>
+            <w:proofErr w:type="spellEnd"/>
+            <w:r>
+              <w:rPr>
+                <w:rFonts w:ascii="BRH Devanagari Extra" w:hAnsi="BRH Devanagari Extra" w:cs="BRH Devanagari Extra"/>
+                <w:color w:val="000000"/>
+                <w:sz w:val="40"/>
+                <w:szCs w:val="40"/>
+              </w:rPr>
+              <w:t xml:space="preserve"> </w:t>
+            </w:r>
+            <w:proofErr w:type="spellStart"/>
+            <w:r>
+              <w:rPr>
+                <w:rFonts w:ascii="BRH Devanagari Extra" w:hAnsi="BRH Devanagari Extra" w:cs="BRH Devanagari Extra"/>
+                <w:color w:val="000000"/>
+                <w:sz w:val="40"/>
+                <w:szCs w:val="40"/>
+              </w:rPr>
+              <w:t>MüÈ</w:t>
+            </w:r>
+            <w:proofErr w:type="spellEnd"/>
+            <w:r>
+              <w:rPr>
+                <w:rFonts w:ascii="BRH Devanagari Extra" w:hAnsi="BRH Devanagari Extra" w:cs="BRH Devanagari Extra"/>
+                <w:color w:val="000000"/>
+                <w:sz w:val="40"/>
+                <w:szCs w:val="40"/>
+              </w:rPr>
+              <w:t xml:space="preserve"> ||</w:t>
             </w:r>
           </w:p>
         </w:tc>
@@ -1447,12 +2911,16 @@
               <w:spacing w:before="0" w:line="240" w:lineRule="auto"/>
               <w:jc w:val="center"/>
               <w:rPr>
-                <w:sz w:val="32"/>
-                <w:szCs w:val="32"/>
-              </w:rPr>
-            </w:pPr>
-            <w:r>
-              <w:rPr>
+                <w:b/>
+                <w:bCs/>
+                <w:sz w:val="32"/>
+                <w:szCs w:val="32"/>
+              </w:rPr>
+            </w:pPr>
+            <w:r>
+              <w:rPr>
+                <w:b/>
+                <w:bCs/>
                 <w:sz w:val="32"/>
                 <w:szCs w:val="32"/>
               </w:rPr>
@@ -1464,12 +2932,16 @@
               <w:spacing w:before="0" w:line="240" w:lineRule="auto"/>
               <w:jc w:val="center"/>
               <w:rPr>
-                <w:sz w:val="32"/>
-                <w:szCs w:val="32"/>
-              </w:rPr>
-            </w:pPr>
-            <w:r>
-              <w:rPr>
+                <w:b/>
+                <w:bCs/>
+                <w:sz w:val="32"/>
+                <w:szCs w:val="32"/>
+              </w:rPr>
+            </w:pPr>
+            <w:r>
+              <w:rPr>
+                <w:b/>
+                <w:bCs/>
                 <w:sz w:val="32"/>
                 <w:szCs w:val="32"/>
               </w:rPr>
@@ -1486,12 +2958,16 @@
               <w:spacing w:before="0" w:line="240" w:lineRule="auto"/>
               <w:jc w:val="center"/>
               <w:rPr>
-                <w:sz w:val="32"/>
-                <w:szCs w:val="32"/>
-              </w:rPr>
-            </w:pPr>
-            <w:r>
-              <w:rPr>
+                <w:b/>
+                <w:bCs/>
+                <w:sz w:val="32"/>
+                <w:szCs w:val="32"/>
+              </w:rPr>
+            </w:pPr>
+            <w:r>
+              <w:rPr>
+                <w:b/>
+                <w:bCs/>
                 <w:sz w:val="32"/>
                 <w:szCs w:val="32"/>
               </w:rPr>
@@ -1509,12 +2985,16 @@
               <w:ind w:right="-18"/>
               <w:jc w:val="center"/>
               <w:rPr>
-                <w:sz w:val="32"/>
-                <w:szCs w:val="32"/>
-              </w:rPr>
-            </w:pPr>
-            <w:r>
-              <w:rPr>
+                <w:b/>
+                <w:bCs/>
+                <w:sz w:val="32"/>
+                <w:szCs w:val="32"/>
+              </w:rPr>
+            </w:pPr>
+            <w:r>
+              <w:rPr>
+                <w:b/>
+                <w:bCs/>
                 <w:sz w:val="32"/>
                 <w:szCs w:val="32"/>
               </w:rPr>
@@ -1556,7 +3036,6 @@
                 <w:sz w:val="28"/>
                 <w:szCs w:val="32"/>
               </w:rPr>
-              <w:lastRenderedPageBreak/>
               <w:t>T.S.4.6.</w:t>
             </w:r>
             <w:r>
@@ -1678,6 +3157,7 @@
                 <w:szCs w:val="40"/>
               </w:rPr>
             </w:pPr>
+            <w:proofErr w:type="spellStart"/>
             <w:r>
               <w:rPr>
                 <w:rFonts w:ascii="BRH Devanagari Extra" w:hAnsi="BRH Devanagari Extra" w:cs="BRH Devanagari Extra"/>
@@ -1686,14 +3166,16 @@
               </w:rPr>
               <w:t>Måü</w:t>
             </w:r>
-            <w:r>
-              <w:rPr>
-                <w:rFonts w:ascii="BRH Malayalam Extra" w:hAnsi="BRH Malayalam Extra" w:cs="BRH Devanagari Extra"/>
-                <w:sz w:val="32"/>
-                <w:szCs w:val="40"/>
-              </w:rPr>
-              <w:t>–</w:t>
-            </w:r>
+            <w:proofErr w:type="spellEnd"/>
+            <w:r>
+              <w:rPr>
+                <w:rFonts w:ascii="BRH Malayalam Extra" w:hAnsi="BRH Malayalam Extra" w:cs="BRH Devanagari Extra"/>
+                <w:sz w:val="32"/>
+                <w:szCs w:val="40"/>
+              </w:rPr>
+              <w:t>–</w:t>
+            </w:r>
+            <w:proofErr w:type="spellStart"/>
             <w:r>
               <w:rPr>
                 <w:rFonts w:ascii="BRH Devanagari Extra" w:hAnsi="BRH Devanagari Extra" w:cs="BRH Devanagari Extra"/>
@@ -1702,21 +3184,41 @@
               </w:rPr>
               <w:t>iÉÑ</w:t>
             </w:r>
-            <w:r>
-              <w:rPr>
-                <w:rFonts w:ascii="BRH Malayalam Extra" w:hAnsi="BRH Malayalam Extra" w:cs="BRH Devanagari Extra"/>
-                <w:sz w:val="32"/>
-                <w:szCs w:val="40"/>
-              </w:rPr>
-              <w:t>–</w:t>
-            </w:r>
-            <w:r>
-              <w:rPr>
-                <w:rFonts w:ascii="BRH Devanagari Extra" w:hAnsi="BRH Devanagari Extra" w:cs="BRH Devanagari Extra"/>
-                <w:sz w:val="40"/>
-                <w:szCs w:val="40"/>
-              </w:rPr>
-              <w:t>qÉSè SÒþ</w:t>
+            <w:proofErr w:type="spellEnd"/>
+            <w:r>
+              <w:rPr>
+                <w:rFonts w:ascii="BRH Malayalam Extra" w:hAnsi="BRH Malayalam Extra" w:cs="BRH Devanagari Extra"/>
+                <w:sz w:val="32"/>
+                <w:szCs w:val="40"/>
+              </w:rPr>
+              <w:t>–</w:t>
+            </w:r>
+            <w:proofErr w:type="spellStart"/>
+            <w:r>
+              <w:rPr>
+                <w:rFonts w:ascii="BRH Devanagari Extra" w:hAnsi="BRH Devanagari Extra" w:cs="BRH Devanagari Extra"/>
+                <w:sz w:val="40"/>
+                <w:szCs w:val="40"/>
+              </w:rPr>
+              <w:t>qÉSè</w:t>
+            </w:r>
+            <w:proofErr w:type="spellEnd"/>
+            <w:r>
+              <w:rPr>
+                <w:rFonts w:ascii="BRH Devanagari Extra" w:hAnsi="BRH Devanagari Extra" w:cs="BRH Devanagari Extra"/>
+                <w:sz w:val="40"/>
+                <w:szCs w:val="40"/>
+              </w:rPr>
+              <w:t xml:space="preserve"> </w:t>
+            </w:r>
+            <w:proofErr w:type="spellStart"/>
+            <w:r>
+              <w:rPr>
+                <w:rFonts w:ascii="BRH Devanagari Extra" w:hAnsi="BRH Devanagari Extra" w:cs="BRH Devanagari Extra"/>
+                <w:sz w:val="40"/>
+                <w:szCs w:val="40"/>
+              </w:rPr>
+              <w:t>SÒþ</w:t>
             </w:r>
             <w:r>
               <w:rPr>
@@ -1733,16 +3235,36 @@
                 <w:sz w:val="40"/>
                 <w:szCs w:val="40"/>
               </w:rPr>
-              <w:t>ÍpÉÈ | Måü</w:t>
-            </w:r>
-            <w:r>
-              <w:rPr>
-                <w:rFonts w:ascii="BRH Malayalam Extra" w:hAnsi="BRH Malayalam Extra" w:cs="BRH Devanagari Extra"/>
-                <w:sz w:val="32"/>
-                <w:szCs w:val="40"/>
-              </w:rPr>
-              <w:t>–</w:t>
-            </w:r>
+              <w:t>ÍpÉÈ</w:t>
+            </w:r>
+            <w:proofErr w:type="spellEnd"/>
+            <w:r>
+              <w:rPr>
+                <w:rFonts w:ascii="BRH Devanagari Extra" w:hAnsi="BRH Devanagari Extra" w:cs="BRH Devanagari Extra"/>
+                <w:sz w:val="40"/>
+                <w:szCs w:val="40"/>
+              </w:rPr>
+              <w:t xml:space="preserve"> | </w:t>
+            </w:r>
+            <w:proofErr w:type="spellStart"/>
+            <w:r>
+              <w:rPr>
+                <w:rFonts w:ascii="BRH Devanagari Extra" w:hAnsi="BRH Devanagari Extra" w:cs="BRH Devanagari Extra"/>
+                <w:sz w:val="40"/>
+                <w:szCs w:val="40"/>
+              </w:rPr>
+              <w:t>Måü</w:t>
+            </w:r>
+            <w:proofErr w:type="spellEnd"/>
+            <w:r>
+              <w:rPr>
+                <w:rFonts w:ascii="BRH Malayalam Extra" w:hAnsi="BRH Malayalam Extra" w:cs="BRH Devanagari Extra"/>
+                <w:sz w:val="32"/>
+                <w:szCs w:val="40"/>
+              </w:rPr>
+              <w:t>–</w:t>
+            </w:r>
+            <w:proofErr w:type="spellStart"/>
             <w:r>
               <w:rPr>
                 <w:rFonts w:ascii="BRH Devanagari Extra" w:hAnsi="BRH Devanagari Extra" w:cs="BRH Devanagari Extra"/>
@@ -1751,21 +3273,32 @@
               </w:rPr>
               <w:t>iÉÑ</w:t>
             </w:r>
-            <w:r>
-              <w:rPr>
-                <w:rFonts w:ascii="BRH Malayalam Extra" w:hAnsi="BRH Malayalam Extra" w:cs="BRH Devanagari Extra"/>
-                <w:sz w:val="32"/>
-                <w:szCs w:val="40"/>
-              </w:rPr>
-              <w:t>–</w:t>
-            </w:r>
-            <w:r>
-              <w:rPr>
-                <w:rFonts w:ascii="BRH Devanagari Extra" w:hAnsi="BRH Devanagari Extra" w:cs="BRH Devanagari Extra"/>
-                <w:sz w:val="40"/>
-                <w:szCs w:val="40"/>
-              </w:rPr>
-              <w:t xml:space="preserve">qÉÌSÌiÉþ </w:t>
+            <w:proofErr w:type="spellEnd"/>
+            <w:r>
+              <w:rPr>
+                <w:rFonts w:ascii="BRH Malayalam Extra" w:hAnsi="BRH Malayalam Extra" w:cs="BRH Devanagari Extra"/>
+                <w:sz w:val="32"/>
+                <w:szCs w:val="40"/>
+              </w:rPr>
+              <w:t>–</w:t>
+            </w:r>
+            <w:proofErr w:type="spellStart"/>
+            <w:r>
+              <w:rPr>
+                <w:rFonts w:ascii="BRH Devanagari Extra" w:hAnsi="BRH Devanagari Extra" w:cs="BRH Devanagari Extra"/>
+                <w:sz w:val="40"/>
+                <w:szCs w:val="40"/>
+              </w:rPr>
+              <w:t>qÉÌSÌiÉþ</w:t>
+            </w:r>
+            <w:proofErr w:type="spellEnd"/>
+            <w:r>
+              <w:rPr>
+                <w:rFonts w:ascii="BRH Devanagari Extra" w:hAnsi="BRH Devanagari Extra" w:cs="BRH Devanagari Extra"/>
+                <w:sz w:val="40"/>
+                <w:szCs w:val="40"/>
+              </w:rPr>
+              <w:t xml:space="preserve"> </w:t>
             </w:r>
           </w:p>
           <w:p>
@@ -1783,22 +3316,51 @@
                 <w:highlight w:val="yellow"/>
               </w:rPr>
             </w:pPr>
-            <w:r>
-              <w:rPr>
-                <w:rFonts w:ascii="BRH Devanagari Extra" w:hAnsi="BRH Devanagari Extra" w:cs="BRH Devanagari Extra"/>
-                <w:sz w:val="40"/>
-                <w:szCs w:val="40"/>
-              </w:rPr>
-              <w:t>MåüiÉÑ - qÉiÉç | SÒ</w:t>
-            </w:r>
-            <w:r>
-              <w:rPr>
-                <w:rFonts w:ascii="BRH Malayalam Extra" w:hAnsi="BRH Malayalam Extra" w:cs="BRH Devanagari Extra"/>
-                <w:sz w:val="32"/>
-                <w:szCs w:val="40"/>
-              </w:rPr>
-              <w:t>–</w:t>
-            </w:r>
+            <w:proofErr w:type="spellStart"/>
+            <w:r>
+              <w:rPr>
+                <w:rFonts w:ascii="BRH Devanagari Extra" w:hAnsi="BRH Devanagari Extra" w:cs="BRH Devanagari Extra"/>
+                <w:sz w:val="40"/>
+                <w:szCs w:val="40"/>
+              </w:rPr>
+              <w:t>MåüiÉÑ</w:t>
+            </w:r>
+            <w:proofErr w:type="spellEnd"/>
+            <w:r>
+              <w:rPr>
+                <w:rFonts w:ascii="BRH Devanagari Extra" w:hAnsi="BRH Devanagari Extra" w:cs="BRH Devanagari Extra"/>
+                <w:sz w:val="40"/>
+                <w:szCs w:val="40"/>
+              </w:rPr>
+              <w:t xml:space="preserve"> - </w:t>
+            </w:r>
+            <w:proofErr w:type="spellStart"/>
+            <w:r>
+              <w:rPr>
+                <w:rFonts w:ascii="BRH Devanagari Extra" w:hAnsi="BRH Devanagari Extra" w:cs="BRH Devanagari Extra"/>
+                <w:sz w:val="40"/>
+                <w:szCs w:val="40"/>
+              </w:rPr>
+              <w:t>qÉiÉç</w:t>
+            </w:r>
+            <w:proofErr w:type="spellEnd"/>
+            <w:r>
+              <w:rPr>
+                <w:rFonts w:ascii="BRH Devanagari Extra" w:hAnsi="BRH Devanagari Extra" w:cs="BRH Devanagari Extra"/>
+                <w:sz w:val="40"/>
+                <w:szCs w:val="40"/>
+              </w:rPr>
+              <w:t xml:space="preserve"> | SÒ</w:t>
+            </w:r>
+            <w:r>
+              <w:rPr>
+                <w:rFonts w:ascii="BRH Malayalam Extra" w:hAnsi="BRH Malayalam Extra" w:cs="BRH Devanagari Extra"/>
+                <w:sz w:val="32"/>
+                <w:szCs w:val="40"/>
+              </w:rPr>
+              <w:t>–</w:t>
+            </w:r>
+            <w:proofErr w:type="spellStart"/>
             <w:r>
               <w:rPr>
                 <w:rFonts w:ascii="BRH Devanagari Extra" w:hAnsi="BRH Devanagari Extra" w:cs="BRH Devanagari Extra"/>
@@ -1807,21 +3369,50 @@
               </w:rPr>
               <w:t>lSÒ</w:t>
             </w:r>
-            <w:r>
-              <w:rPr>
-                <w:rFonts w:ascii="BRH Malayalam Extra" w:hAnsi="BRH Malayalam Extra" w:cs="BRH Devanagari Extra"/>
-                <w:sz w:val="32"/>
-                <w:szCs w:val="40"/>
-              </w:rPr>
-              <w:t>–</w:t>
-            </w:r>
-            <w:r>
-              <w:rPr>
-                <w:rFonts w:ascii="BRH Devanagari Extra" w:hAnsi="BRH Devanagari Extra" w:cs="BRH Devanagari Extra"/>
-                <w:sz w:val="40"/>
-                <w:szCs w:val="40"/>
-              </w:rPr>
-              <w:t xml:space="preserve">ÍpÉUç uÉÉþuÉSÏÌiÉ | </w:t>
+            <w:proofErr w:type="spellEnd"/>
+            <w:r>
+              <w:rPr>
+                <w:rFonts w:ascii="BRH Malayalam Extra" w:hAnsi="BRH Malayalam Extra" w:cs="BRH Devanagari Extra"/>
+                <w:sz w:val="32"/>
+                <w:szCs w:val="40"/>
+              </w:rPr>
+              <w:t>–</w:t>
+            </w:r>
+            <w:proofErr w:type="spellStart"/>
+            <w:r>
+              <w:rPr>
+                <w:rFonts w:ascii="BRH Devanagari Extra" w:hAnsi="BRH Devanagari Extra" w:cs="BRH Devanagari Extra"/>
+                <w:sz w:val="40"/>
+                <w:szCs w:val="40"/>
+              </w:rPr>
+              <w:t>ÍpÉUç</w:t>
+            </w:r>
+            <w:proofErr w:type="spellEnd"/>
+            <w:r>
+              <w:rPr>
+                <w:rFonts w:ascii="BRH Devanagari Extra" w:hAnsi="BRH Devanagari Extra" w:cs="BRH Devanagari Extra"/>
+                <w:sz w:val="40"/>
+                <w:szCs w:val="40"/>
+              </w:rPr>
+              <w:t xml:space="preserve"> </w:t>
+            </w:r>
+            <w:proofErr w:type="spellStart"/>
+            <w:r>
+              <w:rPr>
+                <w:rFonts w:ascii="BRH Devanagari Extra" w:hAnsi="BRH Devanagari Extra" w:cs="BRH Devanagari Extra"/>
+                <w:sz w:val="40"/>
+                <w:szCs w:val="40"/>
+              </w:rPr>
+              <w:t>uÉÉþuÉSÏÌiÉ</w:t>
+            </w:r>
+            <w:proofErr w:type="spellEnd"/>
+            <w:r>
+              <w:rPr>
+                <w:rFonts w:ascii="BRH Devanagari Extra" w:hAnsi="BRH Devanagari Extra" w:cs="BRH Devanagari Extra"/>
+                <w:sz w:val="40"/>
+                <w:szCs w:val="40"/>
+              </w:rPr>
+              <w:t xml:space="preserve"> | </w:t>
             </w:r>
           </w:p>
         </w:tc>
@@ -1842,6 +3433,7 @@
                 <w:szCs w:val="40"/>
               </w:rPr>
             </w:pPr>
+            <w:proofErr w:type="spellStart"/>
             <w:r>
               <w:rPr>
                 <w:rFonts w:ascii="BRH Devanagari Extra" w:hAnsi="BRH Devanagari Extra" w:cs="BRH Devanagari Extra"/>
@@ -1850,14 +3442,16 @@
               </w:rPr>
               <w:t>Måü</w:t>
             </w:r>
-            <w:r>
-              <w:rPr>
-                <w:rFonts w:ascii="BRH Malayalam Extra" w:hAnsi="BRH Malayalam Extra" w:cs="BRH Devanagari Extra"/>
-                <w:sz w:val="32"/>
-                <w:szCs w:val="40"/>
-              </w:rPr>
-              <w:t>–</w:t>
-            </w:r>
+            <w:proofErr w:type="spellEnd"/>
+            <w:r>
+              <w:rPr>
+                <w:rFonts w:ascii="BRH Malayalam Extra" w:hAnsi="BRH Malayalam Extra" w:cs="BRH Devanagari Extra"/>
+                <w:sz w:val="32"/>
+                <w:szCs w:val="40"/>
+              </w:rPr>
+              <w:t>–</w:t>
+            </w:r>
+            <w:proofErr w:type="spellStart"/>
             <w:r>
               <w:rPr>
                 <w:rFonts w:ascii="BRH Devanagari Extra" w:hAnsi="BRH Devanagari Extra" w:cs="BRH Devanagari Extra"/>
@@ -1866,21 +3460,41 @@
               </w:rPr>
               <w:t>iÉÑ</w:t>
             </w:r>
-            <w:r>
-              <w:rPr>
-                <w:rFonts w:ascii="BRH Malayalam Extra" w:hAnsi="BRH Malayalam Extra" w:cs="BRH Devanagari Extra"/>
-                <w:sz w:val="32"/>
-                <w:szCs w:val="40"/>
-              </w:rPr>
-              <w:t>–</w:t>
-            </w:r>
-            <w:r>
-              <w:rPr>
-                <w:rFonts w:ascii="BRH Devanagari Extra" w:hAnsi="BRH Devanagari Extra" w:cs="BRH Devanagari Extra"/>
-                <w:sz w:val="40"/>
-                <w:szCs w:val="40"/>
-              </w:rPr>
-              <w:t>qÉSè SÒþ</w:t>
+            <w:proofErr w:type="spellEnd"/>
+            <w:r>
+              <w:rPr>
+                <w:rFonts w:ascii="BRH Malayalam Extra" w:hAnsi="BRH Malayalam Extra" w:cs="BRH Devanagari Extra"/>
+                <w:sz w:val="32"/>
+                <w:szCs w:val="40"/>
+              </w:rPr>
+              <w:t>–</w:t>
+            </w:r>
+            <w:proofErr w:type="spellStart"/>
+            <w:r>
+              <w:rPr>
+                <w:rFonts w:ascii="BRH Devanagari Extra" w:hAnsi="BRH Devanagari Extra" w:cs="BRH Devanagari Extra"/>
+                <w:sz w:val="40"/>
+                <w:szCs w:val="40"/>
+              </w:rPr>
+              <w:t>qÉSè</w:t>
+            </w:r>
+            <w:proofErr w:type="spellEnd"/>
+            <w:r>
+              <w:rPr>
+                <w:rFonts w:ascii="BRH Devanagari Extra" w:hAnsi="BRH Devanagari Extra" w:cs="BRH Devanagari Extra"/>
+                <w:sz w:val="40"/>
+                <w:szCs w:val="40"/>
+              </w:rPr>
+              <w:t xml:space="preserve"> </w:t>
+            </w:r>
+            <w:proofErr w:type="spellStart"/>
+            <w:r>
+              <w:rPr>
+                <w:rFonts w:ascii="BRH Devanagari Extra" w:hAnsi="BRH Devanagari Extra" w:cs="BRH Devanagari Extra"/>
+                <w:sz w:val="40"/>
+                <w:szCs w:val="40"/>
+              </w:rPr>
+              <w:t>SÒþ</w:t>
             </w:r>
             <w:r>
               <w:rPr>
@@ -1891,6 +3505,7 @@
               </w:rPr>
               <w:t>lS</w:t>
             </w:r>
+            <w:proofErr w:type="spellEnd"/>
             <w:r>
               <w:rPr>
                 <w:rFonts w:ascii="BRH Malayalam Extra" w:hAnsi="BRH Malayalam Extra" w:cs="BRH Devanagari Extra"/>
@@ -1900,22 +3515,43 @@
               </w:rPr>
               <w:t>–</w:t>
             </w:r>
-            <w:r>
-              <w:rPr>
-                <w:rFonts w:ascii="BRH Devanagari Extra" w:hAnsi="BRH Devanagari Extra" w:cs="BRH Devanagari Extra"/>
-                <w:sz w:val="40"/>
-                <w:szCs w:val="40"/>
-              </w:rPr>
-              <w:t>ÒÍpÉÈ | Måü</w:t>
-            </w:r>
-            <w:r>
-              <w:rPr>
-                <w:rFonts w:ascii="BRH Malayalam Extra" w:hAnsi="BRH Malayalam Extra" w:cs="BRH Devanagari Extra"/>
-                <w:sz w:val="32"/>
-                <w:szCs w:val="40"/>
-              </w:rPr>
-              <w:t>–</w:t>
-            </w:r>
+            <w:proofErr w:type="spellStart"/>
+            <w:r>
+              <w:rPr>
+                <w:rFonts w:ascii="BRH Devanagari Extra" w:hAnsi="BRH Devanagari Extra" w:cs="BRH Devanagari Extra"/>
+                <w:sz w:val="40"/>
+                <w:szCs w:val="40"/>
+              </w:rPr>
+              <w:t>ÒÍpÉÈ</w:t>
+            </w:r>
+            <w:proofErr w:type="spellEnd"/>
+            <w:r>
+              <w:rPr>
+                <w:rFonts w:ascii="BRH Devanagari Extra" w:hAnsi="BRH Devanagari Extra" w:cs="BRH Devanagari Extra"/>
+                <w:sz w:val="40"/>
+                <w:szCs w:val="40"/>
+              </w:rPr>
+              <w:t xml:space="preserve"> | </w:t>
+            </w:r>
+            <w:proofErr w:type="spellStart"/>
+            <w:r>
+              <w:rPr>
+                <w:rFonts w:ascii="BRH Devanagari Extra" w:hAnsi="BRH Devanagari Extra" w:cs="BRH Devanagari Extra"/>
+                <w:sz w:val="40"/>
+                <w:szCs w:val="40"/>
+              </w:rPr>
+              <w:t>Måü</w:t>
+            </w:r>
+            <w:proofErr w:type="spellEnd"/>
+            <w:r>
+              <w:rPr>
+                <w:rFonts w:ascii="BRH Malayalam Extra" w:hAnsi="BRH Malayalam Extra" w:cs="BRH Devanagari Extra"/>
+                <w:sz w:val="32"/>
+                <w:szCs w:val="40"/>
+              </w:rPr>
+              <w:t>–</w:t>
+            </w:r>
+            <w:proofErr w:type="spellStart"/>
             <w:r>
               <w:rPr>
                 <w:rFonts w:ascii="BRH Devanagari Extra" w:hAnsi="BRH Devanagari Extra" w:cs="BRH Devanagari Extra"/>
@@ -1924,21 +3560,32 @@
               </w:rPr>
               <w:t>iÉÑ</w:t>
             </w:r>
-            <w:r>
-              <w:rPr>
-                <w:rFonts w:ascii="BRH Malayalam Extra" w:hAnsi="BRH Malayalam Extra" w:cs="BRH Devanagari Extra"/>
-                <w:sz w:val="32"/>
-                <w:szCs w:val="40"/>
-              </w:rPr>
-              <w:t>–</w:t>
-            </w:r>
-            <w:r>
-              <w:rPr>
-                <w:rFonts w:ascii="BRH Devanagari Extra" w:hAnsi="BRH Devanagari Extra" w:cs="BRH Devanagari Extra"/>
-                <w:sz w:val="40"/>
-                <w:szCs w:val="40"/>
-              </w:rPr>
-              <w:t xml:space="preserve">qÉÌSÌiÉþ </w:t>
+            <w:proofErr w:type="spellEnd"/>
+            <w:r>
+              <w:rPr>
+                <w:rFonts w:ascii="BRH Malayalam Extra" w:hAnsi="BRH Malayalam Extra" w:cs="BRH Devanagari Extra"/>
+                <w:sz w:val="32"/>
+                <w:szCs w:val="40"/>
+              </w:rPr>
+              <w:t>–</w:t>
+            </w:r>
+            <w:proofErr w:type="spellStart"/>
+            <w:r>
+              <w:rPr>
+                <w:rFonts w:ascii="BRH Devanagari Extra" w:hAnsi="BRH Devanagari Extra" w:cs="BRH Devanagari Extra"/>
+                <w:sz w:val="40"/>
+                <w:szCs w:val="40"/>
+              </w:rPr>
+              <w:t>qÉÌSÌiÉþ</w:t>
+            </w:r>
+            <w:proofErr w:type="spellEnd"/>
+            <w:r>
+              <w:rPr>
+                <w:rFonts w:ascii="BRH Devanagari Extra" w:hAnsi="BRH Devanagari Extra" w:cs="BRH Devanagari Extra"/>
+                <w:sz w:val="40"/>
+                <w:szCs w:val="40"/>
+              </w:rPr>
+              <w:t xml:space="preserve"> </w:t>
             </w:r>
           </w:p>
           <w:p>
@@ -1956,22 +3603,51 @@
                 <w:highlight w:val="yellow"/>
               </w:rPr>
             </w:pPr>
-            <w:r>
-              <w:rPr>
-                <w:rFonts w:ascii="BRH Devanagari Extra" w:hAnsi="BRH Devanagari Extra" w:cs="BRH Devanagari Extra"/>
-                <w:sz w:val="40"/>
-                <w:szCs w:val="40"/>
-              </w:rPr>
-              <w:t>MåüiÉÑ - qÉiÉç | SÒ</w:t>
-            </w:r>
-            <w:r>
-              <w:rPr>
-                <w:rFonts w:ascii="BRH Malayalam Extra" w:hAnsi="BRH Malayalam Extra" w:cs="BRH Devanagari Extra"/>
-                <w:sz w:val="32"/>
-                <w:szCs w:val="40"/>
-              </w:rPr>
-              <w:t>–</w:t>
-            </w:r>
+            <w:proofErr w:type="spellStart"/>
+            <w:r>
+              <w:rPr>
+                <w:rFonts w:ascii="BRH Devanagari Extra" w:hAnsi="BRH Devanagari Extra" w:cs="BRH Devanagari Extra"/>
+                <w:sz w:val="40"/>
+                <w:szCs w:val="40"/>
+              </w:rPr>
+              <w:t>MåüiÉÑ</w:t>
+            </w:r>
+            <w:proofErr w:type="spellEnd"/>
+            <w:r>
+              <w:rPr>
+                <w:rFonts w:ascii="BRH Devanagari Extra" w:hAnsi="BRH Devanagari Extra" w:cs="BRH Devanagari Extra"/>
+                <w:sz w:val="40"/>
+                <w:szCs w:val="40"/>
+              </w:rPr>
+              <w:t xml:space="preserve"> - </w:t>
+            </w:r>
+            <w:proofErr w:type="spellStart"/>
+            <w:r>
+              <w:rPr>
+                <w:rFonts w:ascii="BRH Devanagari Extra" w:hAnsi="BRH Devanagari Extra" w:cs="BRH Devanagari Extra"/>
+                <w:sz w:val="40"/>
+                <w:szCs w:val="40"/>
+              </w:rPr>
+              <w:t>qÉiÉç</w:t>
+            </w:r>
+            <w:proofErr w:type="spellEnd"/>
+            <w:r>
+              <w:rPr>
+                <w:rFonts w:ascii="BRH Devanagari Extra" w:hAnsi="BRH Devanagari Extra" w:cs="BRH Devanagari Extra"/>
+                <w:sz w:val="40"/>
+                <w:szCs w:val="40"/>
+              </w:rPr>
+              <w:t xml:space="preserve"> | SÒ</w:t>
+            </w:r>
+            <w:r>
+              <w:rPr>
+                <w:rFonts w:ascii="BRH Malayalam Extra" w:hAnsi="BRH Malayalam Extra" w:cs="BRH Devanagari Extra"/>
+                <w:sz w:val="32"/>
+                <w:szCs w:val="40"/>
+              </w:rPr>
+              <w:t>–</w:t>
+            </w:r>
+            <w:proofErr w:type="spellStart"/>
             <w:r>
               <w:rPr>
                 <w:rFonts w:ascii="BRH Devanagari Extra" w:hAnsi="BRH Devanagari Extra" w:cs="BRH Devanagari Extra"/>
@@ -1980,21 +3656,50 @@
               </w:rPr>
               <w:t>lSÒ</w:t>
             </w:r>
-            <w:r>
-              <w:rPr>
-                <w:rFonts w:ascii="BRH Malayalam Extra" w:hAnsi="BRH Malayalam Extra" w:cs="BRH Devanagari Extra"/>
-                <w:sz w:val="32"/>
-                <w:szCs w:val="40"/>
-              </w:rPr>
-              <w:t>–</w:t>
-            </w:r>
-            <w:r>
-              <w:rPr>
-                <w:rFonts w:ascii="BRH Devanagari Extra" w:hAnsi="BRH Devanagari Extra" w:cs="BRH Devanagari Extra"/>
-                <w:sz w:val="40"/>
-                <w:szCs w:val="40"/>
-              </w:rPr>
-              <w:t xml:space="preserve">ÍpÉUç uÉÉþuÉSÏÌiÉ | </w:t>
+            <w:proofErr w:type="spellEnd"/>
+            <w:r>
+              <w:rPr>
+                <w:rFonts w:ascii="BRH Malayalam Extra" w:hAnsi="BRH Malayalam Extra" w:cs="BRH Devanagari Extra"/>
+                <w:sz w:val="32"/>
+                <w:szCs w:val="40"/>
+              </w:rPr>
+              <w:t>–</w:t>
+            </w:r>
+            <w:proofErr w:type="spellStart"/>
+            <w:r>
+              <w:rPr>
+                <w:rFonts w:ascii="BRH Devanagari Extra" w:hAnsi="BRH Devanagari Extra" w:cs="BRH Devanagari Extra"/>
+                <w:sz w:val="40"/>
+                <w:szCs w:val="40"/>
+              </w:rPr>
+              <w:t>ÍpÉUç</w:t>
+            </w:r>
+            <w:proofErr w:type="spellEnd"/>
+            <w:r>
+              <w:rPr>
+                <w:rFonts w:ascii="BRH Devanagari Extra" w:hAnsi="BRH Devanagari Extra" w:cs="BRH Devanagari Extra"/>
+                <w:sz w:val="40"/>
+                <w:szCs w:val="40"/>
+              </w:rPr>
+              <w:t xml:space="preserve"> </w:t>
+            </w:r>
+            <w:proofErr w:type="spellStart"/>
+            <w:r>
+              <w:rPr>
+                <w:rFonts w:ascii="BRH Devanagari Extra" w:hAnsi="BRH Devanagari Extra" w:cs="BRH Devanagari Extra"/>
+                <w:sz w:val="40"/>
+                <w:szCs w:val="40"/>
+              </w:rPr>
+              <w:t>uÉÉþuÉSÏÌiÉ</w:t>
+            </w:r>
+            <w:proofErr w:type="spellEnd"/>
+            <w:r>
+              <w:rPr>
+                <w:rFonts w:ascii="BRH Devanagari Extra" w:hAnsi="BRH Devanagari Extra" w:cs="BRH Devanagari Extra"/>
+                <w:sz w:val="40"/>
+                <w:szCs w:val="40"/>
+              </w:rPr>
+              <w:t xml:space="preserve"> | </w:t>
             </w:r>
           </w:p>
         </w:tc>
@@ -2190,12 +3895,16 @@
               <w:spacing w:before="0" w:line="240" w:lineRule="auto"/>
               <w:jc w:val="center"/>
               <w:rPr>
-                <w:sz w:val="32"/>
-                <w:szCs w:val="32"/>
-              </w:rPr>
-            </w:pPr>
-            <w:r>
-              <w:rPr>
+                <w:b/>
+                <w:bCs/>
+                <w:sz w:val="32"/>
+                <w:szCs w:val="32"/>
+              </w:rPr>
+            </w:pPr>
+            <w:r>
+              <w:rPr>
+                <w:b/>
+                <w:bCs/>
                 <w:sz w:val="32"/>
                 <w:szCs w:val="32"/>
               </w:rPr>
@@ -2207,12 +3916,16 @@
               <w:spacing w:before="0" w:line="240" w:lineRule="auto"/>
               <w:jc w:val="center"/>
               <w:rPr>
-                <w:sz w:val="32"/>
-                <w:szCs w:val="32"/>
-              </w:rPr>
-            </w:pPr>
-            <w:r>
-              <w:rPr>
+                <w:b/>
+                <w:bCs/>
+                <w:sz w:val="32"/>
+                <w:szCs w:val="32"/>
+              </w:rPr>
+            </w:pPr>
+            <w:r>
+              <w:rPr>
+                <w:b/>
+                <w:bCs/>
                 <w:sz w:val="32"/>
                 <w:szCs w:val="32"/>
               </w:rPr>
@@ -2229,12 +3942,16 @@
               <w:spacing w:before="0" w:line="240" w:lineRule="auto"/>
               <w:jc w:val="center"/>
               <w:rPr>
-                <w:sz w:val="32"/>
-                <w:szCs w:val="32"/>
-              </w:rPr>
-            </w:pPr>
-            <w:r>
-              <w:rPr>
+                <w:b/>
+                <w:bCs/>
+                <w:sz w:val="32"/>
+                <w:szCs w:val="32"/>
+              </w:rPr>
+            </w:pPr>
+            <w:r>
+              <w:rPr>
+                <w:b/>
+                <w:bCs/>
                 <w:sz w:val="32"/>
                 <w:szCs w:val="32"/>
               </w:rPr>
@@ -2252,12 +3969,16 @@
               <w:ind w:right="-18"/>
               <w:jc w:val="center"/>
               <w:rPr>
-                <w:sz w:val="32"/>
-                <w:szCs w:val="32"/>
-              </w:rPr>
-            </w:pPr>
-            <w:r>
-              <w:rPr>
+                <w:b/>
+                <w:bCs/>
+                <w:sz w:val="32"/>
+                <w:szCs w:val="32"/>
+              </w:rPr>
+            </w:pPr>
+            <w:r>
+              <w:rPr>
+                <w:b/>
+                <w:bCs/>
                 <w:sz w:val="32"/>
                 <w:szCs w:val="32"/>
               </w:rPr>
@@ -2395,33 +4116,67 @@
                 <w:highlight w:val="yellow"/>
               </w:rPr>
             </w:pPr>
-            <w:r>
-              <w:rPr>
-                <w:rFonts w:ascii="BRH Devanagari Extra" w:hAnsi="BRH Devanagari Extra" w:cs="BRH Devanagari Extra"/>
-                <w:color w:val="000000"/>
-                <w:sz w:val="40"/>
-                <w:szCs w:val="40"/>
-              </w:rPr>
-              <w:t>mÉÔuÉåïþ eÉËU</w:t>
-            </w:r>
-            <w:r>
-              <w:rPr>
-                <w:rFonts w:ascii="BRH Malayalam Extra" w:hAnsi="BRH Malayalam Extra" w:cs="BRH Devanagari Extra"/>
-                <w:color w:val="000000"/>
-                <w:sz w:val="32"/>
-                <w:szCs w:val="40"/>
-              </w:rPr>
-              <w:t>–</w:t>
-            </w:r>
-            <w:r>
-              <w:rPr>
-                <w:rFonts w:ascii="BRH Devanagari Extra" w:hAnsi="BRH Devanagari Extra" w:cs="BRH Devanagari Extra"/>
-                <w:color w:val="000000"/>
-                <w:sz w:val="40"/>
-                <w:szCs w:val="40"/>
-              </w:rPr>
-              <w:t xml:space="preserve">iÉÉUþÈ | </w:t>
-            </w:r>
+            <w:proofErr w:type="spellStart"/>
+            <w:r>
+              <w:rPr>
+                <w:rFonts w:ascii="BRH Devanagari Extra" w:hAnsi="BRH Devanagari Extra" w:cs="BRH Devanagari Extra"/>
+                <w:color w:val="000000"/>
+                <w:sz w:val="40"/>
+                <w:szCs w:val="40"/>
+              </w:rPr>
+              <w:t>mÉÔuÉåïþ</w:t>
+            </w:r>
+            <w:proofErr w:type="spellEnd"/>
+            <w:r>
+              <w:rPr>
+                <w:rFonts w:ascii="BRH Devanagari Extra" w:hAnsi="BRH Devanagari Extra" w:cs="BRH Devanagari Extra"/>
+                <w:color w:val="000000"/>
+                <w:sz w:val="40"/>
+                <w:szCs w:val="40"/>
+              </w:rPr>
+              <w:t xml:space="preserve"> </w:t>
+            </w:r>
+            <w:proofErr w:type="spellStart"/>
+            <w:r>
+              <w:rPr>
+                <w:rFonts w:ascii="BRH Devanagari Extra" w:hAnsi="BRH Devanagari Extra" w:cs="BRH Devanagari Extra"/>
+                <w:color w:val="000000"/>
+                <w:sz w:val="40"/>
+                <w:szCs w:val="40"/>
+              </w:rPr>
+              <w:t>eÉËU</w:t>
+            </w:r>
+            <w:proofErr w:type="spellEnd"/>
+            <w:r>
+              <w:rPr>
+                <w:rFonts w:ascii="BRH Malayalam Extra" w:hAnsi="BRH Malayalam Extra" w:cs="BRH Devanagari Extra"/>
+                <w:color w:val="000000"/>
+                <w:sz w:val="32"/>
+                <w:szCs w:val="40"/>
+              </w:rPr>
+              <w:t>–</w:t>
+            </w:r>
+            <w:proofErr w:type="spellStart"/>
+            <w:r>
+              <w:rPr>
+                <w:rFonts w:ascii="BRH Devanagari Extra" w:hAnsi="BRH Devanagari Extra" w:cs="BRH Devanagari Extra"/>
+                <w:color w:val="000000"/>
+                <w:sz w:val="40"/>
+                <w:szCs w:val="40"/>
+              </w:rPr>
+              <w:t>iÉÉUþÈ</w:t>
+            </w:r>
+            <w:proofErr w:type="spellEnd"/>
+            <w:r>
+              <w:rPr>
+                <w:rFonts w:ascii="BRH Devanagari Extra" w:hAnsi="BRH Devanagari Extra" w:cs="BRH Devanagari Extra"/>
+                <w:color w:val="000000"/>
+                <w:sz w:val="40"/>
+                <w:szCs w:val="40"/>
+              </w:rPr>
+              <w:t xml:space="preserve"> | </w:t>
+            </w:r>
+            <w:proofErr w:type="spellStart"/>
             <w:r>
               <w:rPr>
                 <w:rFonts w:ascii="BRH Devanagari Extra" w:hAnsi="BRH Devanagari Extra" w:cs="BRH Devanagari Extra"/>
@@ -2441,15 +4196,17 @@
               </w:rPr>
               <w:t>ËU</w:t>
             </w:r>
-            <w:r>
-              <w:rPr>
-                <w:rFonts w:ascii="BRH Malayalam Extra" w:hAnsi="BRH Malayalam Extra" w:cs="BRH Devanagari Extra"/>
-                <w:color w:val="000000"/>
-                <w:sz w:val="32"/>
-                <w:szCs w:val="40"/>
-              </w:rPr>
-              <w:t>–</w:t>
-            </w:r>
+            <w:proofErr w:type="spellEnd"/>
+            <w:r>
+              <w:rPr>
+                <w:rFonts w:ascii="BRH Malayalam Extra" w:hAnsi="BRH Malayalam Extra" w:cs="BRH Devanagari Extra"/>
+                <w:color w:val="000000"/>
+                <w:sz w:val="32"/>
+                <w:szCs w:val="40"/>
+              </w:rPr>
+              <w:t>–</w:t>
+            </w:r>
+            <w:proofErr w:type="spellStart"/>
             <w:r>
               <w:rPr>
                 <w:rFonts w:ascii="BRH Devanagari Extra" w:hAnsi="BRH Devanagari Extra" w:cs="BRH Devanagari Extra"/>
@@ -2459,6 +4216,7 @@
               </w:rPr>
               <w:t>iÉÉUÉå</w:t>
             </w:r>
+            <w:proofErr w:type="spellEnd"/>
             <w:r>
               <w:rPr>
                 <w:rFonts w:ascii="BRH Malayalam Extra" w:hAnsi="BRH Malayalam Extra" w:cs="BRH Devanagari Extra"/>
@@ -2498,32 +4256,65 @@
                 <w:highlight w:val="yellow"/>
               </w:rPr>
             </w:pPr>
-            <w:r>
-              <w:rPr>
-                <w:rFonts w:ascii="BRH Devanagari Extra" w:hAnsi="BRH Devanagari Extra" w:cs="BRH Devanagari Extra"/>
-                <w:color w:val="000000"/>
-                <w:sz w:val="40"/>
-                <w:szCs w:val="40"/>
-              </w:rPr>
-              <w:t>mÉÔuÉåïþ eÉËU</w:t>
-            </w:r>
-            <w:r>
-              <w:rPr>
-                <w:rFonts w:ascii="BRH Malayalam Extra" w:hAnsi="BRH Malayalam Extra" w:cs="BRH Devanagari Extra"/>
-                <w:color w:val="000000"/>
-                <w:sz w:val="32"/>
-                <w:szCs w:val="40"/>
-              </w:rPr>
-              <w:t>–</w:t>
-            </w:r>
-            <w:r>
-              <w:rPr>
-                <w:rFonts w:ascii="BRH Devanagari Extra" w:hAnsi="BRH Devanagari Extra" w:cs="BRH Devanagari Extra"/>
-                <w:color w:val="000000"/>
-                <w:sz w:val="40"/>
-                <w:szCs w:val="40"/>
-              </w:rPr>
-              <w:t xml:space="preserve">iÉÉUþÈ | </w:t>
+            <w:proofErr w:type="spellStart"/>
+            <w:r>
+              <w:rPr>
+                <w:rFonts w:ascii="BRH Devanagari Extra" w:hAnsi="BRH Devanagari Extra" w:cs="BRH Devanagari Extra"/>
+                <w:color w:val="000000"/>
+                <w:sz w:val="40"/>
+                <w:szCs w:val="40"/>
+              </w:rPr>
+              <w:t>mÉÔuÉåïþ</w:t>
+            </w:r>
+            <w:proofErr w:type="spellEnd"/>
+            <w:r>
+              <w:rPr>
+                <w:rFonts w:ascii="BRH Devanagari Extra" w:hAnsi="BRH Devanagari Extra" w:cs="BRH Devanagari Extra"/>
+                <w:color w:val="000000"/>
+                <w:sz w:val="40"/>
+                <w:szCs w:val="40"/>
+              </w:rPr>
+              <w:t xml:space="preserve"> </w:t>
+            </w:r>
+            <w:proofErr w:type="spellStart"/>
+            <w:r>
+              <w:rPr>
+                <w:rFonts w:ascii="BRH Devanagari Extra" w:hAnsi="BRH Devanagari Extra" w:cs="BRH Devanagari Extra"/>
+                <w:color w:val="000000"/>
+                <w:sz w:val="40"/>
+                <w:szCs w:val="40"/>
+              </w:rPr>
+              <w:t>eÉËU</w:t>
+            </w:r>
+            <w:proofErr w:type="spellEnd"/>
+            <w:r>
+              <w:rPr>
+                <w:rFonts w:ascii="BRH Malayalam Extra" w:hAnsi="BRH Malayalam Extra" w:cs="BRH Devanagari Extra"/>
+                <w:color w:val="000000"/>
+                <w:sz w:val="32"/>
+                <w:szCs w:val="40"/>
+              </w:rPr>
+              <w:t>–</w:t>
+            </w:r>
+            <w:proofErr w:type="spellStart"/>
+            <w:r>
+              <w:rPr>
+                <w:rFonts w:ascii="BRH Devanagari Extra" w:hAnsi="BRH Devanagari Extra" w:cs="BRH Devanagari Extra"/>
+                <w:color w:val="000000"/>
+                <w:sz w:val="40"/>
+                <w:szCs w:val="40"/>
+              </w:rPr>
+              <w:t>iÉÉUþÈ</w:t>
+            </w:r>
+            <w:proofErr w:type="spellEnd"/>
+            <w:r>
+              <w:rPr>
+                <w:rFonts w:ascii="BRH Devanagari Extra" w:hAnsi="BRH Devanagari Extra" w:cs="BRH Devanagari Extra"/>
+                <w:color w:val="000000"/>
+                <w:sz w:val="40"/>
+                <w:szCs w:val="40"/>
+              </w:rPr>
+              <w:t xml:space="preserve"> | </w:t>
             </w:r>
             <w:r>
               <w:rPr>
@@ -2562,6 +4353,7 @@
               </w:rPr>
               <w:t>–</w:t>
             </w:r>
+            <w:proofErr w:type="spellStart"/>
             <w:r>
               <w:rPr>
                 <w:rFonts w:ascii="BRH Devanagari Extra" w:hAnsi="BRH Devanagari Extra" w:cs="BRH Devanagari Extra"/>
@@ -2571,6 +4363,7 @@
               </w:rPr>
               <w:t>iÉÉUÉå</w:t>
             </w:r>
+            <w:proofErr w:type="spellEnd"/>
             <w:r>
               <w:rPr>
                 <w:rFonts w:ascii="BRH Malayalam Extra" w:hAnsi="BRH Malayalam Extra" w:cs="BRH Devanagari Extra"/>
@@ -2625,6 +4418,7 @@
                 <w:sz w:val="28"/>
                 <w:szCs w:val="32"/>
               </w:rPr>
+              <w:lastRenderedPageBreak/>
               <w:t>T.S.4.6.2.3 – Kramam</w:t>
             </w:r>
           </w:p>
@@ -2757,14 +4551,35 @@
               </w:rPr>
               <w:t>–</w:t>
             </w:r>
-            <w:r>
-              <w:rPr>
-                <w:rFonts w:ascii="BRH Devanagari Extra" w:hAnsi="BRH Devanagari Extra" w:cs="BRH Devanagari Extra"/>
-                <w:color w:val="000000"/>
-                <w:sz w:val="40"/>
-                <w:szCs w:val="40"/>
-              </w:rPr>
-              <w:t>iÉÉæwÉþkÉÏlÉÉqÉç | AÉåwÉ</w:t>
+            <w:proofErr w:type="spellStart"/>
+            <w:r>
+              <w:rPr>
+                <w:rFonts w:ascii="BRH Devanagari Extra" w:hAnsi="BRH Devanagari Extra" w:cs="BRH Devanagari Extra"/>
+                <w:color w:val="000000"/>
+                <w:sz w:val="40"/>
+                <w:szCs w:val="40"/>
+              </w:rPr>
+              <w:t>iÉÉæwÉþkÉÏlÉÉqÉç</w:t>
+            </w:r>
+            <w:proofErr w:type="spellEnd"/>
+            <w:r>
+              <w:rPr>
+                <w:rFonts w:ascii="BRH Devanagari Extra" w:hAnsi="BRH Devanagari Extra" w:cs="BRH Devanagari Extra"/>
+                <w:color w:val="000000"/>
+                <w:sz w:val="40"/>
+                <w:szCs w:val="40"/>
+              </w:rPr>
+              <w:t xml:space="preserve"> | </w:t>
+            </w:r>
+            <w:proofErr w:type="spellStart"/>
+            <w:r>
+              <w:rPr>
+                <w:rFonts w:ascii="BRH Devanagari Extra" w:hAnsi="BRH Devanagari Extra" w:cs="BRH Devanagari Extra"/>
+                <w:color w:val="000000"/>
+                <w:sz w:val="40"/>
+                <w:szCs w:val="40"/>
+              </w:rPr>
+              <w:t>AÉåwÉ</w:t>
             </w:r>
             <w:r>
               <w:rPr>
@@ -2785,23 +4600,35 @@
               </w:rPr>
               <w:t>lÉÉqÉ</w:t>
             </w:r>
-            <w:r>
-              <w:rPr>
-                <w:rFonts w:ascii="BRH Malayalam Extra" w:hAnsi="BRH Malayalam Extra" w:cs="BRH Devanagari Extra"/>
-                <w:color w:val="000000"/>
-                <w:sz w:val="32"/>
-                <w:szCs w:val="40"/>
-              </w:rPr>
-              <w:t>–</w:t>
-            </w:r>
-            <w:r>
-              <w:rPr>
-                <w:rFonts w:ascii="BRH Devanagari Extra" w:hAnsi="BRH Devanagari Extra" w:cs="BRH Devanagari Extra"/>
-                <w:color w:val="000000"/>
-                <w:sz w:val="40"/>
-                <w:szCs w:val="40"/>
-              </w:rPr>
-              <w:t>mÉÉqÉç |</w:t>
+            <w:proofErr w:type="spellEnd"/>
+            <w:r>
+              <w:rPr>
+                <w:rFonts w:ascii="BRH Malayalam Extra" w:hAnsi="BRH Malayalam Extra" w:cs="BRH Devanagari Extra"/>
+                <w:color w:val="000000"/>
+                <w:sz w:val="32"/>
+                <w:szCs w:val="40"/>
+              </w:rPr>
+              <w:t>–</w:t>
+            </w:r>
+            <w:proofErr w:type="spellStart"/>
+            <w:r>
+              <w:rPr>
+                <w:rFonts w:ascii="BRH Devanagari Extra" w:hAnsi="BRH Devanagari Extra" w:cs="BRH Devanagari Extra"/>
+                <w:color w:val="000000"/>
+                <w:sz w:val="40"/>
+                <w:szCs w:val="40"/>
+              </w:rPr>
+              <w:t>mÉÉqÉç</w:t>
+            </w:r>
+            <w:proofErr w:type="spellEnd"/>
+            <w:r>
+              <w:rPr>
+                <w:rFonts w:ascii="BRH Devanagari Extra" w:hAnsi="BRH Devanagari Extra" w:cs="BRH Devanagari Extra"/>
+                <w:color w:val="000000"/>
+                <w:sz w:val="40"/>
+                <w:szCs w:val="40"/>
+              </w:rPr>
+              <w:t xml:space="preserve"> |</w:t>
             </w:r>
           </w:p>
         </w:tc>
@@ -2859,14 +4686,35 @@
               </w:rPr>
               <w:t>–</w:t>
             </w:r>
-            <w:r>
-              <w:rPr>
-                <w:rFonts w:ascii="BRH Devanagari Extra" w:hAnsi="BRH Devanagari Extra" w:cs="BRH Devanagari Extra"/>
-                <w:color w:val="000000"/>
-                <w:sz w:val="40"/>
-                <w:szCs w:val="40"/>
-              </w:rPr>
-              <w:t>iÉÉæwÉþkÉÏlÉÉqÉç | AÉåwÉþ</w:t>
+            <w:proofErr w:type="spellStart"/>
+            <w:r>
+              <w:rPr>
+                <w:rFonts w:ascii="BRH Devanagari Extra" w:hAnsi="BRH Devanagari Extra" w:cs="BRH Devanagari Extra"/>
+                <w:color w:val="000000"/>
+                <w:sz w:val="40"/>
+                <w:szCs w:val="40"/>
+              </w:rPr>
+              <w:t>iÉÉæwÉþkÉÏlÉÉqÉç</w:t>
+            </w:r>
+            <w:proofErr w:type="spellEnd"/>
+            <w:r>
+              <w:rPr>
+                <w:rFonts w:ascii="BRH Devanagari Extra" w:hAnsi="BRH Devanagari Extra" w:cs="BRH Devanagari Extra"/>
+                <w:color w:val="000000"/>
+                <w:sz w:val="40"/>
+                <w:szCs w:val="40"/>
+              </w:rPr>
+              <w:t xml:space="preserve"> | </w:t>
+            </w:r>
+            <w:proofErr w:type="spellStart"/>
+            <w:r>
+              <w:rPr>
+                <w:rFonts w:ascii="BRH Devanagari Extra" w:hAnsi="BRH Devanagari Extra" w:cs="BRH Devanagari Extra"/>
+                <w:color w:val="000000"/>
+                <w:sz w:val="40"/>
+                <w:szCs w:val="40"/>
+              </w:rPr>
+              <w:t>AÉåwÉþ</w:t>
             </w:r>
             <w:r>
               <w:rPr>
@@ -2897,23 +4745,35 @@
               </w:rPr>
               <w:t>lÉÉqÉ</w:t>
             </w:r>
-            <w:r>
-              <w:rPr>
-                <w:rFonts w:ascii="BRH Malayalam Extra" w:hAnsi="BRH Malayalam Extra" w:cs="BRH Devanagari Extra"/>
-                <w:color w:val="000000"/>
-                <w:sz w:val="32"/>
-                <w:szCs w:val="40"/>
-              </w:rPr>
-              <w:t>–</w:t>
-            </w:r>
-            <w:r>
-              <w:rPr>
-                <w:rFonts w:ascii="BRH Devanagari Extra" w:hAnsi="BRH Devanagari Extra" w:cs="BRH Devanagari Extra"/>
-                <w:color w:val="000000"/>
-                <w:sz w:val="40"/>
-                <w:szCs w:val="40"/>
-              </w:rPr>
-              <w:t xml:space="preserve">mÉÉqÉç | </w:t>
+            <w:proofErr w:type="spellEnd"/>
+            <w:r>
+              <w:rPr>
+                <w:rFonts w:ascii="BRH Malayalam Extra" w:hAnsi="BRH Malayalam Extra" w:cs="BRH Devanagari Extra"/>
+                <w:color w:val="000000"/>
+                <w:sz w:val="32"/>
+                <w:szCs w:val="40"/>
+              </w:rPr>
+              <w:t>–</w:t>
+            </w:r>
+            <w:proofErr w:type="spellStart"/>
+            <w:r>
+              <w:rPr>
+                <w:rFonts w:ascii="BRH Devanagari Extra" w:hAnsi="BRH Devanagari Extra" w:cs="BRH Devanagari Extra"/>
+                <w:color w:val="000000"/>
+                <w:sz w:val="40"/>
+                <w:szCs w:val="40"/>
+              </w:rPr>
+              <w:t>mÉÉqÉç</w:t>
+            </w:r>
+            <w:proofErr w:type="spellEnd"/>
+            <w:r>
+              <w:rPr>
+                <w:rFonts w:ascii="BRH Devanagari Extra" w:hAnsi="BRH Devanagari Extra" w:cs="BRH Devanagari Extra"/>
+                <w:color w:val="000000"/>
+                <w:sz w:val="40"/>
+                <w:szCs w:val="40"/>
+              </w:rPr>
+              <w:t xml:space="preserve"> | </w:t>
             </w:r>
           </w:p>
           <w:p>
@@ -2936,7 +4796,23 @@
                 <w:b/>
                 <w:bCs/>
               </w:rPr>
-              <w:t>(it is deergham)</w:t>
+              <w:t xml:space="preserve">(it is </w:t>
+            </w:r>
+            <w:proofErr w:type="spellStart"/>
+            <w:r>
+              <w:rPr>
+                <w:b/>
+                <w:bCs/>
+              </w:rPr>
+              <w:t>deergham</w:t>
+            </w:r>
+            <w:proofErr w:type="spellEnd"/>
+            <w:r>
+              <w:rPr>
+                <w:b/>
+                <w:bCs/>
+              </w:rPr>
+              <w:t>)</w:t>
             </w:r>
           </w:p>
         </w:tc>
@@ -3070,6 +4946,7 @@
                 <w:highlight w:val="yellow"/>
               </w:rPr>
             </w:pPr>
+            <w:proofErr w:type="spellStart"/>
             <w:r>
               <w:rPr>
                 <w:rFonts w:ascii="BRH Devanagari Extra" w:hAnsi="BRH Devanagari Extra" w:cs="BRH Devanagari Extra"/>
@@ -3079,15 +4956,17 @@
               </w:rPr>
               <w:t>xuÉ</w:t>
             </w:r>
-            <w:r>
-              <w:rPr>
-                <w:rFonts w:ascii="BRH Malayalam Extra" w:hAnsi="BRH Malayalam Extra" w:cs="BRH Devanagari Extra"/>
-                <w:color w:val="000000"/>
-                <w:sz w:val="32"/>
-                <w:szCs w:val="40"/>
-              </w:rPr>
-              <w:t>–</w:t>
-            </w:r>
+            <w:proofErr w:type="spellEnd"/>
+            <w:r>
+              <w:rPr>
+                <w:rFonts w:ascii="BRH Malayalam Extra" w:hAnsi="BRH Malayalam Extra" w:cs="BRH Devanagari Extra"/>
+                <w:color w:val="000000"/>
+                <w:sz w:val="32"/>
+                <w:szCs w:val="40"/>
+              </w:rPr>
+              <w:t>–</w:t>
+            </w:r>
+            <w:proofErr w:type="spellStart"/>
             <w:r>
               <w:rPr>
                 <w:rFonts w:ascii="BRH Devanagari Extra" w:hAnsi="BRH Devanagari Extra" w:cs="BRH Devanagari Extra"/>
@@ -3097,6 +4976,7 @@
               </w:rPr>
               <w:t>kÉÉ</w:t>
             </w:r>
+            <w:proofErr w:type="spellEnd"/>
             <w:r>
               <w:rPr>
                 <w:rFonts w:ascii="BRH Malayalam Extra" w:hAnsi="BRH Malayalam Extra" w:cs="BRH Devanagari Extra"/>
@@ -3145,14 +5025,45 @@
               </w:rPr>
               <w:t xml:space="preserve"> </w:t>
             </w:r>
-            <w:r>
-              <w:rPr>
-                <w:rFonts w:ascii="BRH Devanagari Extra" w:hAnsi="BRH Devanagari Extra" w:cs="BRH Devanagari Extra"/>
-                <w:color w:val="000000"/>
-                <w:sz w:val="40"/>
-                <w:szCs w:val="40"/>
-              </w:rPr>
-              <w:t>CÌiÉþ xuÉkÉÉ - uÉ</w:t>
+            <w:proofErr w:type="spellStart"/>
+            <w:r>
+              <w:rPr>
+                <w:rFonts w:ascii="BRH Devanagari Extra" w:hAnsi="BRH Devanagari Extra" w:cs="BRH Devanagari Extra"/>
+                <w:color w:val="000000"/>
+                <w:sz w:val="40"/>
+                <w:szCs w:val="40"/>
+              </w:rPr>
+              <w:t>CÌiÉþ</w:t>
+            </w:r>
+            <w:proofErr w:type="spellEnd"/>
+            <w:r>
+              <w:rPr>
+                <w:rFonts w:ascii="BRH Devanagari Extra" w:hAnsi="BRH Devanagari Extra" w:cs="BRH Devanagari Extra"/>
+                <w:color w:val="000000"/>
+                <w:sz w:val="40"/>
+                <w:szCs w:val="40"/>
+              </w:rPr>
+              <w:t xml:space="preserve"> </w:t>
+            </w:r>
+            <w:proofErr w:type="spellStart"/>
+            <w:r>
+              <w:rPr>
+                <w:rFonts w:ascii="BRH Devanagari Extra" w:hAnsi="BRH Devanagari Extra" w:cs="BRH Devanagari Extra"/>
+                <w:color w:val="000000"/>
+                <w:sz w:val="40"/>
+                <w:szCs w:val="40"/>
+              </w:rPr>
+              <w:t>xuÉkÉÉ</w:t>
+            </w:r>
+            <w:proofErr w:type="spellEnd"/>
+            <w:r>
+              <w:rPr>
+                <w:rFonts w:ascii="BRH Devanagari Extra" w:hAnsi="BRH Devanagari Extra" w:cs="BRH Devanagari Extra"/>
+                <w:color w:val="000000"/>
+                <w:sz w:val="40"/>
+                <w:szCs w:val="40"/>
+              </w:rPr>
+              <w:t xml:space="preserve"> - uÉ</w:t>
             </w:r>
             <w:r>
               <w:rPr>
@@ -3193,6 +5104,7 @@
                 <w:highlight w:val="green"/>
               </w:rPr>
             </w:pPr>
+            <w:proofErr w:type="spellStart"/>
             <w:r>
               <w:rPr>
                 <w:rFonts w:ascii="BRH Devanagari Extra" w:hAnsi="BRH Devanagari Extra" w:cs="BRH Devanagari Extra"/>
@@ -3202,15 +5114,17 @@
               </w:rPr>
               <w:t>xuÉ</w:t>
             </w:r>
-            <w:r>
-              <w:rPr>
-                <w:rFonts w:ascii="BRH Malayalam Extra" w:hAnsi="BRH Malayalam Extra" w:cs="BRH Devanagari Extra"/>
-                <w:color w:val="000000"/>
-                <w:sz w:val="32"/>
-                <w:szCs w:val="40"/>
-              </w:rPr>
-              <w:t>–</w:t>
-            </w:r>
+            <w:proofErr w:type="spellEnd"/>
+            <w:r>
+              <w:rPr>
+                <w:rFonts w:ascii="BRH Malayalam Extra" w:hAnsi="BRH Malayalam Extra" w:cs="BRH Devanagari Extra"/>
+                <w:color w:val="000000"/>
+                <w:sz w:val="32"/>
+                <w:szCs w:val="40"/>
+              </w:rPr>
+              <w:t>–</w:t>
+            </w:r>
+            <w:proofErr w:type="spellStart"/>
             <w:r>
               <w:rPr>
                 <w:rFonts w:ascii="BRH Devanagari Extra" w:hAnsi="BRH Devanagari Extra" w:cs="BRH Devanagari Extra"/>
@@ -3220,6 +5134,7 @@
               </w:rPr>
               <w:t>kÉÉ</w:t>
             </w:r>
+            <w:proofErr w:type="spellEnd"/>
             <w:r>
               <w:rPr>
                 <w:rFonts w:ascii="BRH Malayalam Extra" w:hAnsi="BRH Malayalam Extra" w:cs="BRH Devanagari Extra"/>
@@ -3258,14 +5173,45 @@
               </w:rPr>
               <w:t xml:space="preserve"> </w:t>
             </w:r>
-            <w:r>
-              <w:rPr>
-                <w:rFonts w:ascii="BRH Devanagari Extra" w:hAnsi="BRH Devanagari Extra" w:cs="BRH Devanagari Extra"/>
-                <w:color w:val="000000"/>
-                <w:sz w:val="40"/>
-                <w:szCs w:val="40"/>
-              </w:rPr>
-              <w:t>CÌiÉþ xuÉkÉÉ - uÉ</w:t>
+            <w:proofErr w:type="spellStart"/>
+            <w:r>
+              <w:rPr>
+                <w:rFonts w:ascii="BRH Devanagari Extra" w:hAnsi="BRH Devanagari Extra" w:cs="BRH Devanagari Extra"/>
+                <w:color w:val="000000"/>
+                <w:sz w:val="40"/>
+                <w:szCs w:val="40"/>
+              </w:rPr>
+              <w:t>CÌiÉþ</w:t>
+            </w:r>
+            <w:proofErr w:type="spellEnd"/>
+            <w:r>
+              <w:rPr>
+                <w:rFonts w:ascii="BRH Devanagari Extra" w:hAnsi="BRH Devanagari Extra" w:cs="BRH Devanagari Extra"/>
+                <w:color w:val="000000"/>
+                <w:sz w:val="40"/>
+                <w:szCs w:val="40"/>
+              </w:rPr>
+              <w:t xml:space="preserve"> </w:t>
+            </w:r>
+            <w:proofErr w:type="spellStart"/>
+            <w:r>
+              <w:rPr>
+                <w:rFonts w:ascii="BRH Devanagari Extra" w:hAnsi="BRH Devanagari Extra" w:cs="BRH Devanagari Extra"/>
+                <w:color w:val="000000"/>
+                <w:sz w:val="40"/>
+                <w:szCs w:val="40"/>
+              </w:rPr>
+              <w:t>xuÉkÉÉ</w:t>
+            </w:r>
+            <w:proofErr w:type="spellEnd"/>
+            <w:r>
+              <w:rPr>
+                <w:rFonts w:ascii="BRH Devanagari Extra" w:hAnsi="BRH Devanagari Extra" w:cs="BRH Devanagari Extra"/>
+                <w:color w:val="000000"/>
+                <w:sz w:val="40"/>
+                <w:szCs w:val="40"/>
+              </w:rPr>
+              <w:t xml:space="preserve"> - uÉ</w:t>
             </w:r>
             <w:r>
               <w:rPr>
@@ -3508,25 +5454,56 @@
                 <w:sz w:val="40"/>
                 <w:szCs w:val="40"/>
               </w:rPr>
-              <w:t>hÉ CÌiÉþ aÉ</w:t>
-            </w:r>
-            <w:r>
-              <w:rPr>
-                <w:rFonts w:ascii="BRH Malayalam Extra" w:hAnsi="BRH Malayalam Extra" w:cs="BRH Devanagari Extra"/>
-                <w:color w:val="000000"/>
-                <w:sz w:val="32"/>
-                <w:szCs w:val="40"/>
-              </w:rPr>
-              <w:t>–</w:t>
-            </w:r>
-            <w:r>
-              <w:rPr>
-                <w:rFonts w:ascii="BRH Devanagari Extra" w:hAnsi="BRH Devanagari Extra" w:cs="BRH Devanagari Extra"/>
-                <w:color w:val="000000"/>
-                <w:sz w:val="40"/>
-                <w:szCs w:val="40"/>
-              </w:rPr>
-              <w:t>hÉÈ ||</w:t>
+              <w:t xml:space="preserve">hÉ </w:t>
+            </w:r>
+            <w:proofErr w:type="spellStart"/>
+            <w:r>
+              <w:rPr>
+                <w:rFonts w:ascii="BRH Devanagari Extra" w:hAnsi="BRH Devanagari Extra" w:cs="BRH Devanagari Extra"/>
+                <w:color w:val="000000"/>
+                <w:sz w:val="40"/>
+                <w:szCs w:val="40"/>
+              </w:rPr>
+              <w:t>CÌiÉþ</w:t>
+            </w:r>
+            <w:proofErr w:type="spellEnd"/>
+            <w:r>
+              <w:rPr>
+                <w:rFonts w:ascii="BRH Devanagari Extra" w:hAnsi="BRH Devanagari Extra" w:cs="BRH Devanagari Extra"/>
+                <w:color w:val="000000"/>
+                <w:sz w:val="40"/>
+                <w:szCs w:val="40"/>
+              </w:rPr>
+              <w:t xml:space="preserve"> aÉ</w:t>
+            </w:r>
+            <w:r>
+              <w:rPr>
+                <w:rFonts w:ascii="BRH Malayalam Extra" w:hAnsi="BRH Malayalam Extra" w:cs="BRH Devanagari Extra"/>
+                <w:color w:val="000000"/>
+                <w:sz w:val="32"/>
+                <w:szCs w:val="40"/>
+              </w:rPr>
+              <w:t>–</w:t>
+            </w:r>
+            <w:proofErr w:type="spellStart"/>
+            <w:r>
+              <w:rPr>
+                <w:rFonts w:ascii="BRH Devanagari Extra" w:hAnsi="BRH Devanagari Extra" w:cs="BRH Devanagari Extra"/>
+                <w:color w:val="000000"/>
+                <w:sz w:val="40"/>
+                <w:szCs w:val="40"/>
+              </w:rPr>
+              <w:t>hÉÈ</w:t>
+            </w:r>
+            <w:proofErr w:type="spellEnd"/>
+            <w:r>
+              <w:rPr>
+                <w:rFonts w:ascii="BRH Devanagari Extra" w:hAnsi="BRH Devanagari Extra" w:cs="BRH Devanagari Extra"/>
+                <w:color w:val="000000"/>
+                <w:sz w:val="40"/>
+                <w:szCs w:val="40"/>
+              </w:rPr>
+              <w:t xml:space="preserve"> ||</w:t>
             </w:r>
           </w:p>
         </w:tc>
@@ -3585,6 +5562,7 @@
               </w:rPr>
               <w:t>–</w:t>
             </w:r>
+            <w:proofErr w:type="spellStart"/>
             <w:r>
               <w:rPr>
                 <w:rFonts w:ascii="BRH Devanagari Extra" w:hAnsi="BRH Devanagari Extra" w:cs="BRH Devanagari Extra"/>
@@ -3595,6 +5573,7 @@
               </w:rPr>
               <w:t>hÉÈ</w:t>
             </w:r>
+            <w:proofErr w:type="spellEnd"/>
             <w:r>
               <w:rPr>
                 <w:rFonts w:ascii="BRH Devanagari Extra" w:hAnsi="BRH Devanagari Extra" w:cs="BRH Devanagari Extra"/>
@@ -3620,25 +5599,56 @@
                 <w:sz w:val="40"/>
                 <w:szCs w:val="40"/>
               </w:rPr>
-              <w:t>hÉ CÌiÉþ aÉ</w:t>
-            </w:r>
-            <w:r>
-              <w:rPr>
-                <w:rFonts w:ascii="BRH Malayalam Extra" w:hAnsi="BRH Malayalam Extra" w:cs="BRH Devanagari Extra"/>
-                <w:color w:val="000000"/>
-                <w:sz w:val="32"/>
-                <w:szCs w:val="40"/>
-              </w:rPr>
-              <w:t>–</w:t>
-            </w:r>
-            <w:r>
-              <w:rPr>
-                <w:rFonts w:ascii="BRH Devanagari Extra" w:hAnsi="BRH Devanagari Extra" w:cs="BRH Devanagari Extra"/>
-                <w:color w:val="000000"/>
-                <w:sz w:val="40"/>
-                <w:szCs w:val="40"/>
-              </w:rPr>
-              <w:t>hÉÈ ||</w:t>
+              <w:t xml:space="preserve">hÉ </w:t>
+            </w:r>
+            <w:proofErr w:type="spellStart"/>
+            <w:r>
+              <w:rPr>
+                <w:rFonts w:ascii="BRH Devanagari Extra" w:hAnsi="BRH Devanagari Extra" w:cs="BRH Devanagari Extra"/>
+                <w:color w:val="000000"/>
+                <w:sz w:val="40"/>
+                <w:szCs w:val="40"/>
+              </w:rPr>
+              <w:t>CÌiÉþ</w:t>
+            </w:r>
+            <w:proofErr w:type="spellEnd"/>
+            <w:r>
+              <w:rPr>
+                <w:rFonts w:ascii="BRH Devanagari Extra" w:hAnsi="BRH Devanagari Extra" w:cs="BRH Devanagari Extra"/>
+                <w:color w:val="000000"/>
+                <w:sz w:val="40"/>
+                <w:szCs w:val="40"/>
+              </w:rPr>
+              <w:t xml:space="preserve"> aÉ</w:t>
+            </w:r>
+            <w:r>
+              <w:rPr>
+                <w:rFonts w:ascii="BRH Malayalam Extra" w:hAnsi="BRH Malayalam Extra" w:cs="BRH Devanagari Extra"/>
+                <w:color w:val="000000"/>
+                <w:sz w:val="32"/>
+                <w:szCs w:val="40"/>
+              </w:rPr>
+              <w:t>–</w:t>
+            </w:r>
+            <w:proofErr w:type="spellStart"/>
+            <w:r>
+              <w:rPr>
+                <w:rFonts w:ascii="BRH Devanagari Extra" w:hAnsi="BRH Devanagari Extra" w:cs="BRH Devanagari Extra"/>
+                <w:color w:val="000000"/>
+                <w:sz w:val="40"/>
+                <w:szCs w:val="40"/>
+              </w:rPr>
+              <w:t>hÉÈ</w:t>
+            </w:r>
+            <w:proofErr w:type="spellEnd"/>
+            <w:r>
+              <w:rPr>
+                <w:rFonts w:ascii="BRH Devanagari Extra" w:hAnsi="BRH Devanagari Extra" w:cs="BRH Devanagari Extra"/>
+                <w:color w:val="000000"/>
+                <w:sz w:val="40"/>
+                <w:szCs w:val="40"/>
+              </w:rPr>
+              <w:t xml:space="preserve"> ||</w:t>
             </w:r>
           </w:p>
         </w:tc>
@@ -3676,7 +5686,6 @@
                 <w:sz w:val="28"/>
                 <w:szCs w:val="32"/>
               </w:rPr>
-              <w:lastRenderedPageBreak/>
               <w:t>T.S.4.6.6.7 – Kramam</w:t>
             </w:r>
           </w:p>
@@ -3790,6 +5799,7 @@
               </w:rPr>
               <w:t>–</w:t>
             </w:r>
+            <w:proofErr w:type="spellStart"/>
             <w:r>
               <w:rPr>
                 <w:rFonts w:ascii="BRH Devanagari Extra" w:hAnsi="BRH Devanagari Extra" w:cs="BRH Devanagari Extra"/>
@@ -3799,23 +5809,55 @@
               </w:rPr>
               <w:t>lSÒ</w:t>
             </w:r>
-            <w:r>
-              <w:rPr>
-                <w:rFonts w:ascii="BRH Malayalam Extra" w:hAnsi="BRH Malayalam Extra" w:cs="BRH Devanagari Extra"/>
-                <w:color w:val="000000"/>
-                <w:sz w:val="32"/>
-                <w:szCs w:val="40"/>
-              </w:rPr>
-              <w:t>–</w:t>
-            </w:r>
-            <w:r>
-              <w:rPr>
-                <w:rFonts w:ascii="BRH Devanagari Extra" w:hAnsi="BRH Devanagari Extra" w:cs="BRH Devanagari Extra"/>
-                <w:color w:val="000000"/>
-                <w:sz w:val="40"/>
-                <w:szCs w:val="40"/>
-              </w:rPr>
-              <w:t xml:space="preserve">ÍpÉUç uÉÉþuÉSÏÌiÉ | </w:t>
+            <w:proofErr w:type="spellEnd"/>
+            <w:r>
+              <w:rPr>
+                <w:rFonts w:ascii="BRH Malayalam Extra" w:hAnsi="BRH Malayalam Extra" w:cs="BRH Devanagari Extra"/>
+                <w:color w:val="000000"/>
+                <w:sz w:val="32"/>
+                <w:szCs w:val="40"/>
+              </w:rPr>
+              <w:t>–</w:t>
+            </w:r>
+            <w:proofErr w:type="spellStart"/>
+            <w:r>
+              <w:rPr>
+                <w:rFonts w:ascii="BRH Devanagari Extra" w:hAnsi="BRH Devanagari Extra" w:cs="BRH Devanagari Extra"/>
+                <w:color w:val="000000"/>
+                <w:sz w:val="40"/>
+                <w:szCs w:val="40"/>
+              </w:rPr>
+              <w:t>ÍpÉUç</w:t>
+            </w:r>
+            <w:proofErr w:type="spellEnd"/>
+            <w:r>
+              <w:rPr>
+                <w:rFonts w:ascii="BRH Devanagari Extra" w:hAnsi="BRH Devanagari Extra" w:cs="BRH Devanagari Extra"/>
+                <w:color w:val="000000"/>
+                <w:sz w:val="40"/>
+                <w:szCs w:val="40"/>
+              </w:rPr>
+              <w:t xml:space="preserve"> </w:t>
+            </w:r>
+            <w:proofErr w:type="spellStart"/>
+            <w:r>
+              <w:rPr>
+                <w:rFonts w:ascii="BRH Devanagari Extra" w:hAnsi="BRH Devanagari Extra" w:cs="BRH Devanagari Extra"/>
+                <w:color w:val="000000"/>
+                <w:sz w:val="40"/>
+                <w:szCs w:val="40"/>
+              </w:rPr>
+              <w:t>uÉÉþuÉSÏÌiÉ</w:t>
+            </w:r>
+            <w:proofErr w:type="spellEnd"/>
+            <w:r>
+              <w:rPr>
+                <w:rFonts w:ascii="BRH Devanagari Extra" w:hAnsi="BRH Devanagari Extra" w:cs="BRH Devanagari Extra"/>
+                <w:color w:val="000000"/>
+                <w:sz w:val="40"/>
+                <w:szCs w:val="40"/>
+              </w:rPr>
+              <w:t xml:space="preserve"> | </w:t>
             </w:r>
           </w:p>
           <w:p>
@@ -3833,6 +5875,7 @@
                 <w:highlight w:val="yellow"/>
               </w:rPr>
             </w:pPr>
+            <w:proofErr w:type="spellStart"/>
             <w:r>
               <w:rPr>
                 <w:rFonts w:ascii="BRH Devanagari Extra" w:hAnsi="BRH Devanagari Extra" w:cs="BRH Devanagari Extra"/>
@@ -3842,6 +5885,7 @@
               </w:rPr>
               <w:t>uÉÉ</w:t>
             </w:r>
+            <w:proofErr w:type="spellEnd"/>
             <w:r>
               <w:rPr>
                 <w:rFonts w:ascii="BRH Malayalam Extra" w:hAnsi="BRH Malayalam Extra" w:cs="BRH Devanagari Extra"/>
@@ -3888,14 +5932,45 @@
               </w:rPr>
               <w:t>–</w:t>
             </w:r>
-            <w:r>
-              <w:rPr>
-                <w:rFonts w:ascii="BRH Devanagari Extra" w:hAnsi="BRH Devanagari Extra" w:cs="BRH Devanagari Extra"/>
-                <w:color w:val="000000"/>
-                <w:sz w:val="40"/>
-                <w:szCs w:val="40"/>
-              </w:rPr>
-              <w:t>iÉÏÌiÉþ uÉÉuÉSÏÌiÉ ||</w:t>
+            <w:proofErr w:type="spellStart"/>
+            <w:r>
+              <w:rPr>
+                <w:rFonts w:ascii="BRH Devanagari Extra" w:hAnsi="BRH Devanagari Extra" w:cs="BRH Devanagari Extra"/>
+                <w:color w:val="000000"/>
+                <w:sz w:val="40"/>
+                <w:szCs w:val="40"/>
+              </w:rPr>
+              <w:t>iÉÏÌiÉþ</w:t>
+            </w:r>
+            <w:proofErr w:type="spellEnd"/>
+            <w:r>
+              <w:rPr>
+                <w:rFonts w:ascii="BRH Devanagari Extra" w:hAnsi="BRH Devanagari Extra" w:cs="BRH Devanagari Extra"/>
+                <w:color w:val="000000"/>
+                <w:sz w:val="40"/>
+                <w:szCs w:val="40"/>
+              </w:rPr>
+              <w:t xml:space="preserve"> </w:t>
+            </w:r>
+            <w:proofErr w:type="spellStart"/>
+            <w:r>
+              <w:rPr>
+                <w:rFonts w:ascii="BRH Devanagari Extra" w:hAnsi="BRH Devanagari Extra" w:cs="BRH Devanagari Extra"/>
+                <w:color w:val="000000"/>
+                <w:sz w:val="40"/>
+                <w:szCs w:val="40"/>
+              </w:rPr>
+              <w:t>uÉÉuÉSÏÌiÉ</w:t>
+            </w:r>
+            <w:proofErr w:type="spellEnd"/>
+            <w:r>
+              <w:rPr>
+                <w:rFonts w:ascii="BRH Devanagari Extra" w:hAnsi="BRH Devanagari Extra" w:cs="BRH Devanagari Extra"/>
+                <w:color w:val="000000"/>
+                <w:sz w:val="40"/>
+                <w:szCs w:val="40"/>
+              </w:rPr>
+              <w:t xml:space="preserve"> ||</w:t>
             </w:r>
           </w:p>
         </w:tc>
@@ -3935,6 +6010,7 @@
               </w:rPr>
               <w:t>–</w:t>
             </w:r>
+            <w:proofErr w:type="spellStart"/>
             <w:r>
               <w:rPr>
                 <w:rFonts w:ascii="BRH Devanagari Extra" w:hAnsi="BRH Devanagari Extra" w:cs="BRH Devanagari Extra"/>
@@ -3944,23 +6020,55 @@
               </w:rPr>
               <w:t>lSÒ</w:t>
             </w:r>
-            <w:r>
-              <w:rPr>
-                <w:rFonts w:ascii="BRH Malayalam Extra" w:hAnsi="BRH Malayalam Extra" w:cs="BRH Devanagari Extra"/>
-                <w:color w:val="000000"/>
-                <w:sz w:val="32"/>
-                <w:szCs w:val="40"/>
-              </w:rPr>
-              <w:t>–</w:t>
-            </w:r>
-            <w:r>
-              <w:rPr>
-                <w:rFonts w:ascii="BRH Devanagari Extra" w:hAnsi="BRH Devanagari Extra" w:cs="BRH Devanagari Extra"/>
-                <w:color w:val="000000"/>
-                <w:sz w:val="40"/>
-                <w:szCs w:val="40"/>
-              </w:rPr>
-              <w:t xml:space="preserve">ÍpÉUç uÉÉþuÉSÏÌiÉ | </w:t>
+            <w:proofErr w:type="spellEnd"/>
+            <w:r>
+              <w:rPr>
+                <w:rFonts w:ascii="BRH Malayalam Extra" w:hAnsi="BRH Malayalam Extra" w:cs="BRH Devanagari Extra"/>
+                <w:color w:val="000000"/>
+                <w:sz w:val="32"/>
+                <w:szCs w:val="40"/>
+              </w:rPr>
+              <w:t>–</w:t>
+            </w:r>
+            <w:proofErr w:type="spellStart"/>
+            <w:r>
+              <w:rPr>
+                <w:rFonts w:ascii="BRH Devanagari Extra" w:hAnsi="BRH Devanagari Extra" w:cs="BRH Devanagari Extra"/>
+                <w:color w:val="000000"/>
+                <w:sz w:val="40"/>
+                <w:szCs w:val="40"/>
+              </w:rPr>
+              <w:t>ÍpÉUç</w:t>
+            </w:r>
+            <w:proofErr w:type="spellEnd"/>
+            <w:r>
+              <w:rPr>
+                <w:rFonts w:ascii="BRH Devanagari Extra" w:hAnsi="BRH Devanagari Extra" w:cs="BRH Devanagari Extra"/>
+                <w:color w:val="000000"/>
+                <w:sz w:val="40"/>
+                <w:szCs w:val="40"/>
+              </w:rPr>
+              <w:t xml:space="preserve"> </w:t>
+            </w:r>
+            <w:proofErr w:type="spellStart"/>
+            <w:r>
+              <w:rPr>
+                <w:rFonts w:ascii="BRH Devanagari Extra" w:hAnsi="BRH Devanagari Extra" w:cs="BRH Devanagari Extra"/>
+                <w:color w:val="000000"/>
+                <w:sz w:val="40"/>
+                <w:szCs w:val="40"/>
+              </w:rPr>
+              <w:t>uÉÉþuÉSÏÌiÉ</w:t>
+            </w:r>
+            <w:proofErr w:type="spellEnd"/>
+            <w:r>
+              <w:rPr>
+                <w:rFonts w:ascii="BRH Devanagari Extra" w:hAnsi="BRH Devanagari Extra" w:cs="BRH Devanagari Extra"/>
+                <w:color w:val="000000"/>
+                <w:sz w:val="40"/>
+                <w:szCs w:val="40"/>
+              </w:rPr>
+              <w:t xml:space="preserve"> | </w:t>
             </w:r>
           </w:p>
           <w:p>
@@ -3978,6 +6086,7 @@
                 <w:highlight w:val="yellow"/>
               </w:rPr>
             </w:pPr>
+            <w:proofErr w:type="spellStart"/>
             <w:r>
               <w:rPr>
                 <w:rFonts w:ascii="BRH Devanagari Extra" w:hAnsi="BRH Devanagari Extra" w:cs="BRH Devanagari Extra"/>
@@ -3987,6 +6096,7 @@
               </w:rPr>
               <w:t>uÉÉ</w:t>
             </w:r>
+            <w:proofErr w:type="spellEnd"/>
             <w:r>
               <w:rPr>
                 <w:rFonts w:ascii="BRH Malayalam Extra" w:hAnsi="BRH Malayalam Extra" w:cs="BRH Devanagari Extra"/>
@@ -4034,6 +6144,7 @@
               </w:rPr>
               <w:t>–</w:t>
             </w:r>
+            <w:proofErr w:type="spellStart"/>
             <w:r>
               <w:rPr>
                 <w:rFonts w:ascii="BRH Devanagari Extra" w:hAnsi="BRH Devanagari Extra" w:cs="BRH Devanagari Extra"/>
@@ -4051,7 +6162,37 @@
                 <w:sz w:val="40"/>
                 <w:szCs w:val="40"/>
               </w:rPr>
-              <w:t xml:space="preserve">iÉÏÌiÉþ uÉÉuÉSÏÌiÉ || </w:t>
+              <w:t>iÉÏÌiÉþ</w:t>
+            </w:r>
+            <w:proofErr w:type="spellEnd"/>
+            <w:r>
+              <w:rPr>
+                <w:rFonts w:ascii="BRH Devanagari Extra" w:hAnsi="BRH Devanagari Extra" w:cs="BRH Devanagari Extra"/>
+                <w:color w:val="000000"/>
+                <w:sz w:val="40"/>
+                <w:szCs w:val="40"/>
+              </w:rPr>
+              <w:t xml:space="preserve"> </w:t>
+            </w:r>
+            <w:proofErr w:type="spellStart"/>
+            <w:r>
+              <w:rPr>
+                <w:rFonts w:ascii="BRH Devanagari Extra" w:hAnsi="BRH Devanagari Extra" w:cs="BRH Devanagari Extra"/>
+                <w:color w:val="000000"/>
+                <w:sz w:val="40"/>
+                <w:szCs w:val="40"/>
+              </w:rPr>
+              <w:t>uÉÉuÉSÏÌiÉ</w:t>
+            </w:r>
+            <w:proofErr w:type="spellEnd"/>
+            <w:r>
+              <w:rPr>
+                <w:rFonts w:ascii="BRH Devanagari Extra" w:hAnsi="BRH Devanagari Extra" w:cs="BRH Devanagari Extra"/>
+                <w:color w:val="000000"/>
+                <w:sz w:val="40"/>
+                <w:szCs w:val="40"/>
+              </w:rPr>
+              <w:t xml:space="preserve"> || </w:t>
             </w:r>
             <w:r>
               <w:rPr>
@@ -4069,12 +6210,21 @@
               </w:rPr>
               <w:t xml:space="preserve"> </w:t>
             </w:r>
+            <w:proofErr w:type="spellStart"/>
             <w:r>
               <w:rPr>
                 <w:b/>
                 <w:bCs/>
               </w:rPr>
-              <w:t>deergham)</w:t>
+              <w:t>deergham</w:t>
+            </w:r>
+            <w:proofErr w:type="spellEnd"/>
+            <w:r>
+              <w:rPr>
+                <w:b/>
+                <w:bCs/>
+              </w:rPr>
+              <w:t>)</w:t>
             </w:r>
           </w:p>
         </w:tc>
@@ -4209,14 +6359,25 @@
                 <w:highlight w:val="yellow"/>
               </w:rPr>
             </w:pPr>
-            <w:r>
-              <w:rPr>
-                <w:rFonts w:ascii="BRH Devanagari Extra" w:hAnsi="BRH Devanagari Extra" w:cs="BRH Devanagari Extra"/>
-                <w:sz w:val="40"/>
-                <w:szCs w:val="40"/>
-              </w:rPr>
-              <w:t xml:space="preserve">mÉëÉaÉÉÿiÉç | </w:t>
-            </w:r>
+            <w:proofErr w:type="spellStart"/>
+            <w:r>
+              <w:rPr>
+                <w:rFonts w:ascii="BRH Devanagari Extra" w:hAnsi="BRH Devanagari Extra" w:cs="BRH Devanagari Extra"/>
+                <w:sz w:val="40"/>
+                <w:szCs w:val="40"/>
+              </w:rPr>
+              <w:t>mÉëÉaÉÉÿiÉç</w:t>
+            </w:r>
+            <w:proofErr w:type="spellEnd"/>
+            <w:r>
+              <w:rPr>
+                <w:rFonts w:ascii="BRH Devanagari Extra" w:hAnsi="BRH Devanagari Extra" w:cs="BRH Devanagari Extra"/>
+                <w:sz w:val="40"/>
+                <w:szCs w:val="40"/>
+              </w:rPr>
+              <w:t xml:space="preserve"> | </w:t>
+            </w:r>
+            <w:proofErr w:type="spellStart"/>
             <w:r>
               <w:rPr>
                 <w:rFonts w:ascii="BRH Devanagari Extra" w:hAnsi="BRH Devanagari Extra" w:cs="BRH Devanagari Extra"/>
@@ -4236,6 +6397,7 @@
               </w:rPr>
               <w:t>aÉÉ</w:t>
             </w:r>
+            <w:proofErr w:type="spellEnd"/>
             <w:r>
               <w:rPr>
                 <w:rFonts w:ascii="BRH Malayalam Extra" w:hAnsi="BRH Malayalam Extra" w:cs="BRH Devanagari Extra"/>
@@ -4281,14 +6443,25 @@
               </w:rPr>
               <w:t>–</w:t>
             </w:r>
-            <w:r>
-              <w:rPr>
-                <w:rFonts w:ascii="BRH Devanagari Extra" w:hAnsi="BRH Devanagari Extra" w:cs="BRH Devanagari Extra"/>
-                <w:color w:val="000000"/>
-                <w:sz w:val="40"/>
-                <w:szCs w:val="40"/>
-              </w:rPr>
-              <w:t>qÉqÉç |</w:t>
+            <w:proofErr w:type="spellStart"/>
+            <w:r>
+              <w:rPr>
+                <w:rFonts w:ascii="BRH Devanagari Extra" w:hAnsi="BRH Devanagari Extra" w:cs="BRH Devanagari Extra"/>
+                <w:color w:val="000000"/>
+                <w:sz w:val="40"/>
+                <w:szCs w:val="40"/>
+              </w:rPr>
+              <w:t>qÉqÉç</w:t>
+            </w:r>
+            <w:proofErr w:type="spellEnd"/>
+            <w:r>
+              <w:rPr>
+                <w:rFonts w:ascii="BRH Devanagari Extra" w:hAnsi="BRH Devanagari Extra" w:cs="BRH Devanagari Extra"/>
+                <w:color w:val="000000"/>
+                <w:sz w:val="40"/>
+                <w:szCs w:val="40"/>
+              </w:rPr>
+              <w:t xml:space="preserve"> |</w:t>
             </w:r>
           </w:p>
         </w:tc>
@@ -4312,13 +6485,23 @@
                 <w:highlight w:val="yellow"/>
               </w:rPr>
             </w:pPr>
-            <w:r>
-              <w:rPr>
-                <w:rFonts w:ascii="BRH Devanagari Extra" w:hAnsi="BRH Devanagari Extra" w:cs="BRH Devanagari Extra"/>
-                <w:sz w:val="40"/>
-                <w:szCs w:val="40"/>
-              </w:rPr>
-              <w:t xml:space="preserve">mÉëÉaÉÉÿiÉç | </w:t>
+            <w:proofErr w:type="spellStart"/>
+            <w:r>
+              <w:rPr>
+                <w:rFonts w:ascii="BRH Devanagari Extra" w:hAnsi="BRH Devanagari Extra" w:cs="BRH Devanagari Extra"/>
+                <w:sz w:val="40"/>
+                <w:szCs w:val="40"/>
+              </w:rPr>
+              <w:t>mÉëÉaÉÉÿiÉç</w:t>
+            </w:r>
+            <w:proofErr w:type="spellEnd"/>
+            <w:r>
+              <w:rPr>
+                <w:rFonts w:ascii="BRH Devanagari Extra" w:hAnsi="BRH Devanagari Extra" w:cs="BRH Devanagari Extra"/>
+                <w:sz w:val="40"/>
+                <w:szCs w:val="40"/>
+              </w:rPr>
+              <w:t xml:space="preserve"> | </w:t>
             </w:r>
             <w:r>
               <w:rPr>
@@ -4339,6 +6522,7 @@
               </w:rPr>
               <w:t>–</w:t>
             </w:r>
+            <w:proofErr w:type="spellStart"/>
             <w:r>
               <w:rPr>
                 <w:rFonts w:ascii="BRH Devanagari Extra" w:hAnsi="BRH Devanagari Extra" w:cs="BRH Devanagari Extra"/>
@@ -4348,6 +6532,7 @@
               </w:rPr>
               <w:t>aÉÉ</w:t>
             </w:r>
+            <w:proofErr w:type="spellEnd"/>
             <w:r>
               <w:rPr>
                 <w:rFonts w:ascii="BRH Malayalam Extra" w:hAnsi="BRH Malayalam Extra" w:cs="BRH Devanagari Extra"/>
@@ -4393,14 +6578,25 @@
               </w:rPr>
               <w:t>–</w:t>
             </w:r>
-            <w:r>
-              <w:rPr>
-                <w:rFonts w:ascii="BRH Devanagari Extra" w:hAnsi="BRH Devanagari Extra" w:cs="BRH Devanagari Extra"/>
-                <w:color w:val="000000"/>
-                <w:sz w:val="40"/>
-                <w:szCs w:val="40"/>
-              </w:rPr>
-              <w:t>qÉqÉç |</w:t>
+            <w:proofErr w:type="spellStart"/>
+            <w:r>
+              <w:rPr>
+                <w:rFonts w:ascii="BRH Devanagari Extra" w:hAnsi="BRH Devanagari Extra" w:cs="BRH Devanagari Extra"/>
+                <w:color w:val="000000"/>
+                <w:sz w:val="40"/>
+                <w:szCs w:val="40"/>
+              </w:rPr>
+              <w:t>qÉqÉç</w:t>
+            </w:r>
+            <w:proofErr w:type="spellEnd"/>
+            <w:r>
+              <w:rPr>
+                <w:rFonts w:ascii="BRH Devanagari Extra" w:hAnsi="BRH Devanagari Extra" w:cs="BRH Devanagari Extra"/>
+                <w:color w:val="000000"/>
+                <w:sz w:val="40"/>
+                <w:szCs w:val="40"/>
+              </w:rPr>
+              <w:t xml:space="preserve"> |</w:t>
             </w:r>
           </w:p>
         </w:tc>
@@ -4550,7 +6746,47 @@
                 <w:sz w:val="40"/>
                 <w:szCs w:val="40"/>
               </w:rPr>
-              <w:t xml:space="preserve"> CÌiÉþ iÉå ||</w:t>
+              <w:t xml:space="preserve"> </w:t>
+            </w:r>
+            <w:proofErr w:type="spellStart"/>
+            <w:r>
+              <w:rPr>
+                <w:rFonts w:ascii="BRH Devanagari Extra" w:hAnsi="BRH Devanagari Extra" w:cs="BRH Devanagari Extra"/>
+                <w:color w:val="000000"/>
+                <w:sz w:val="40"/>
+                <w:szCs w:val="40"/>
+              </w:rPr>
+              <w:t>CÌiÉþ</w:t>
+            </w:r>
+            <w:proofErr w:type="spellEnd"/>
+            <w:r>
+              <w:rPr>
+                <w:rFonts w:ascii="BRH Devanagari Extra" w:hAnsi="BRH Devanagari Extra" w:cs="BRH Devanagari Extra"/>
+                <w:color w:val="000000"/>
+                <w:sz w:val="40"/>
+                <w:szCs w:val="40"/>
+              </w:rPr>
+              <w:t xml:space="preserve"> </w:t>
+            </w:r>
+            <w:proofErr w:type="spellStart"/>
+            <w:r>
+              <w:rPr>
+                <w:rFonts w:ascii="BRH Devanagari Extra" w:hAnsi="BRH Devanagari Extra" w:cs="BRH Devanagari Extra"/>
+                <w:color w:val="000000"/>
+                <w:sz w:val="40"/>
+                <w:szCs w:val="40"/>
+              </w:rPr>
+              <w:t>iÉå</w:t>
+            </w:r>
+            <w:proofErr w:type="spellEnd"/>
+            <w:r>
+              <w:rPr>
+                <w:rFonts w:ascii="BRH Devanagari Extra" w:hAnsi="BRH Devanagari Extra" w:cs="BRH Devanagari Extra"/>
+                <w:color w:val="000000"/>
+                <w:sz w:val="40"/>
+                <w:szCs w:val="40"/>
+              </w:rPr>
+              <w:t xml:space="preserve"> ||</w:t>
             </w:r>
           </w:p>
         </w:tc>
@@ -4598,7 +6834,47 @@
                 <w:sz w:val="40"/>
                 <w:szCs w:val="40"/>
               </w:rPr>
-              <w:t xml:space="preserve"> CÌiÉþ iÉå ||</w:t>
+              <w:t xml:space="preserve"> </w:t>
+            </w:r>
+            <w:proofErr w:type="spellStart"/>
+            <w:r>
+              <w:rPr>
+                <w:rFonts w:ascii="BRH Devanagari Extra" w:hAnsi="BRH Devanagari Extra" w:cs="BRH Devanagari Extra"/>
+                <w:color w:val="000000"/>
+                <w:sz w:val="40"/>
+                <w:szCs w:val="40"/>
+              </w:rPr>
+              <w:t>CÌiÉþ</w:t>
+            </w:r>
+            <w:proofErr w:type="spellEnd"/>
+            <w:r>
+              <w:rPr>
+                <w:rFonts w:ascii="BRH Devanagari Extra" w:hAnsi="BRH Devanagari Extra" w:cs="BRH Devanagari Extra"/>
+                <w:color w:val="000000"/>
+                <w:sz w:val="40"/>
+                <w:szCs w:val="40"/>
+              </w:rPr>
+              <w:t xml:space="preserve"> </w:t>
+            </w:r>
+            <w:proofErr w:type="spellStart"/>
+            <w:r>
+              <w:rPr>
+                <w:rFonts w:ascii="BRH Devanagari Extra" w:hAnsi="BRH Devanagari Extra" w:cs="BRH Devanagari Extra"/>
+                <w:color w:val="000000"/>
+                <w:sz w:val="40"/>
+                <w:szCs w:val="40"/>
+              </w:rPr>
+              <w:t>iÉå</w:t>
+            </w:r>
+            <w:proofErr w:type="spellEnd"/>
+            <w:r>
+              <w:rPr>
+                <w:rFonts w:ascii="BRH Devanagari Extra" w:hAnsi="BRH Devanagari Extra" w:cs="BRH Devanagari Extra"/>
+                <w:color w:val="000000"/>
+                <w:sz w:val="40"/>
+                <w:szCs w:val="40"/>
+              </w:rPr>
+              <w:t xml:space="preserve"> ||</w:t>
             </w:r>
           </w:p>
         </w:tc>
@@ -4749,6 +7025,7 @@
               </w:rPr>
               <w:t>–</w:t>
             </w:r>
+            <w:proofErr w:type="spellStart"/>
             <w:r>
               <w:rPr>
                 <w:rFonts w:ascii="BRH Devanagari Extra" w:hAnsi="BRH Devanagari Extra" w:cs="BRH Devanagari Extra"/>
@@ -4757,17 +7034,80 @@
                 <w:szCs w:val="40"/>
                 <w:highlight w:val="yellow"/>
               </w:rPr>
-              <w:t>wÉÈ NûÉ</w:t>
-            </w:r>
-            <w:r>
-              <w:rPr>
-                <w:rFonts w:ascii="BRH Devanagari Extra" w:hAnsi="BRH Devanagari Extra" w:cs="BRH Devanagari Extra"/>
-                <w:color w:val="000000"/>
-                <w:sz w:val="40"/>
-                <w:szCs w:val="40"/>
-              </w:rPr>
-              <w:t>aÉþÈ | NûÉaÉþÈ mÉÑ</w:t>
-            </w:r>
+              <w:t>wÉÈ</w:t>
+            </w:r>
+            <w:proofErr w:type="spellEnd"/>
+            <w:r>
+              <w:rPr>
+                <w:rFonts w:ascii="BRH Devanagari Extra" w:hAnsi="BRH Devanagari Extra" w:cs="BRH Devanagari Extra"/>
+                <w:color w:val="000000"/>
+                <w:sz w:val="40"/>
+                <w:szCs w:val="40"/>
+                <w:highlight w:val="yellow"/>
+              </w:rPr>
+              <w:t xml:space="preserve"> </w:t>
+            </w:r>
+            <w:proofErr w:type="spellStart"/>
+            <w:r>
+              <w:rPr>
+                <w:rFonts w:ascii="BRH Devanagari Extra" w:hAnsi="BRH Devanagari Extra" w:cs="BRH Devanagari Extra"/>
+                <w:color w:val="000000"/>
+                <w:sz w:val="40"/>
+                <w:szCs w:val="40"/>
+                <w:highlight w:val="yellow"/>
+              </w:rPr>
+              <w:t>NûÉ</w:t>
+            </w:r>
+            <w:r>
+              <w:rPr>
+                <w:rFonts w:ascii="BRH Devanagari Extra" w:hAnsi="BRH Devanagari Extra" w:cs="BRH Devanagari Extra"/>
+                <w:color w:val="000000"/>
+                <w:sz w:val="40"/>
+                <w:szCs w:val="40"/>
+              </w:rPr>
+              <w:t>aÉþÈ</w:t>
+            </w:r>
+            <w:proofErr w:type="spellEnd"/>
+            <w:r>
+              <w:rPr>
+                <w:rFonts w:ascii="BRH Devanagari Extra" w:hAnsi="BRH Devanagari Extra" w:cs="BRH Devanagari Extra"/>
+                <w:color w:val="000000"/>
+                <w:sz w:val="40"/>
+                <w:szCs w:val="40"/>
+              </w:rPr>
+              <w:t xml:space="preserve"> | </w:t>
+            </w:r>
+            <w:proofErr w:type="spellStart"/>
+            <w:r>
+              <w:rPr>
+                <w:rFonts w:ascii="BRH Devanagari Extra" w:hAnsi="BRH Devanagari Extra" w:cs="BRH Devanagari Extra"/>
+                <w:color w:val="000000"/>
+                <w:sz w:val="40"/>
+                <w:szCs w:val="40"/>
+              </w:rPr>
+              <w:t>NûÉaÉþÈ</w:t>
+            </w:r>
+            <w:proofErr w:type="spellEnd"/>
+            <w:r>
+              <w:rPr>
+                <w:rFonts w:ascii="BRH Devanagari Extra" w:hAnsi="BRH Devanagari Extra" w:cs="BRH Devanagari Extra"/>
+                <w:color w:val="000000"/>
+                <w:sz w:val="40"/>
+                <w:szCs w:val="40"/>
+              </w:rPr>
+              <w:t xml:space="preserve"> </w:t>
+            </w:r>
+            <w:proofErr w:type="spellStart"/>
+            <w:r>
+              <w:rPr>
+                <w:rFonts w:ascii="BRH Devanagari Extra" w:hAnsi="BRH Devanagari Extra" w:cs="BRH Devanagari Extra"/>
+                <w:color w:val="000000"/>
+                <w:sz w:val="40"/>
+                <w:szCs w:val="40"/>
+              </w:rPr>
+              <w:t>mÉÑ</w:t>
+            </w:r>
+            <w:proofErr w:type="spellEnd"/>
             <w:r>
               <w:rPr>
                 <w:rFonts w:ascii="BRH Malayalam Extra" w:hAnsi="BRH Malayalam Extra" w:cs="BRH Devanagari Extra"/>
@@ -4839,6 +7179,7 @@
               </w:rPr>
               <w:t xml:space="preserve"> </w:t>
             </w:r>
+            <w:proofErr w:type="spellStart"/>
             <w:r>
               <w:rPr>
                 <w:rFonts w:ascii="BRH Devanagari" w:hAnsi="BRH Devanagari" w:cs="BRH Devanagari"/>
@@ -4864,8 +7205,45 @@
                 <w:sz w:val="40"/>
                 <w:szCs w:val="40"/>
               </w:rPr>
-              <w:t>aÉþÈ | NûÉaÉþÈ mÉÑ</w:t>
-            </w:r>
+              <w:t>aÉþÈ</w:t>
+            </w:r>
+            <w:proofErr w:type="spellEnd"/>
+            <w:r>
+              <w:rPr>
+                <w:rFonts w:ascii="BRH Devanagari Extra" w:hAnsi="BRH Devanagari Extra" w:cs="BRH Devanagari Extra"/>
+                <w:sz w:val="40"/>
+                <w:szCs w:val="40"/>
+              </w:rPr>
+              <w:t xml:space="preserve"> | </w:t>
+            </w:r>
+            <w:proofErr w:type="spellStart"/>
+            <w:r>
+              <w:rPr>
+                <w:rFonts w:ascii="BRH Devanagari Extra" w:hAnsi="BRH Devanagari Extra" w:cs="BRH Devanagari Extra"/>
+                <w:sz w:val="40"/>
+                <w:szCs w:val="40"/>
+              </w:rPr>
+              <w:t>NûÉaÉþÈ</w:t>
+            </w:r>
+            <w:proofErr w:type="spellEnd"/>
+            <w:r>
+              <w:rPr>
+                <w:rFonts w:ascii="BRH Devanagari Extra" w:hAnsi="BRH Devanagari Extra" w:cs="BRH Devanagari Extra"/>
+                <w:sz w:val="40"/>
+                <w:szCs w:val="40"/>
+              </w:rPr>
+              <w:t xml:space="preserve"> </w:t>
+            </w:r>
+            <w:proofErr w:type="spellStart"/>
+            <w:r>
+              <w:rPr>
+                <w:rFonts w:ascii="BRH Devanagari Extra" w:hAnsi="BRH Devanagari Extra" w:cs="BRH Devanagari Extra"/>
+                <w:sz w:val="40"/>
+                <w:szCs w:val="40"/>
+              </w:rPr>
+              <w:t>mÉÑ</w:t>
+            </w:r>
+            <w:proofErr w:type="spellEnd"/>
             <w:r>
               <w:rPr>
                 <w:rFonts w:ascii="BRH Malayalam Extra" w:hAnsi="BRH Malayalam Extra" w:cs="BRH Devanagari Extra"/>
@@ -4933,6 +7311,7 @@
                 <w:sz w:val="28"/>
                 <w:szCs w:val="32"/>
               </w:rPr>
+              <w:lastRenderedPageBreak/>
               <w:t>T.S.4.6.8.3 – Kramam</w:t>
             </w:r>
           </w:p>
@@ -5029,6 +7408,7 @@
                 <w:highlight w:val="yellow"/>
               </w:rPr>
             </w:pPr>
+            <w:proofErr w:type="spellStart"/>
             <w:r>
               <w:rPr>
                 <w:rFonts w:ascii="BRH Devanagari Extra" w:hAnsi="BRH Devanagari Extra" w:cs="BRH Devanagari Extra"/>
@@ -5038,33 +7418,86 @@
               </w:rPr>
               <w:t>AÉzÉÉ</w:t>
             </w:r>
-            <w:r>
-              <w:rPr>
-                <w:rFonts w:ascii="BRH Malayalam Extra" w:hAnsi="BRH Malayalam Extra" w:cs="BRH Devanagari Extra"/>
-                <w:color w:val="000000"/>
-                <w:sz w:val="32"/>
-                <w:szCs w:val="40"/>
-              </w:rPr>
-              <w:t>–</w:t>
-            </w:r>
-            <w:r>
-              <w:rPr>
-                <w:rFonts w:ascii="BRH Devanagari Extra" w:hAnsi="BRH Devanagari Extra" w:cs="BRH Devanagari Extra"/>
-                <w:color w:val="000000"/>
-                <w:sz w:val="40"/>
-                <w:szCs w:val="40"/>
-              </w:rPr>
-              <w:t xml:space="preserve"> EmÉþ | EmÉþ uÉÏ</w:t>
-            </w:r>
-            <w:r>
-              <w:rPr>
-                <w:rFonts w:ascii="BRH Malayalam Extra" w:hAnsi="BRH Malayalam Extra" w:cs="BRH Devanagari Extra"/>
-                <w:color w:val="000000"/>
-                <w:sz w:val="32"/>
-                <w:szCs w:val="40"/>
-              </w:rPr>
-              <w:t>–</w:t>
-            </w:r>
+            <w:proofErr w:type="spellEnd"/>
+            <w:r>
+              <w:rPr>
+                <w:rFonts w:ascii="BRH Malayalam Extra" w:hAnsi="BRH Malayalam Extra" w:cs="BRH Devanagari Extra"/>
+                <w:color w:val="000000"/>
+                <w:sz w:val="32"/>
+                <w:szCs w:val="40"/>
+              </w:rPr>
+              <w:t>–</w:t>
+            </w:r>
+            <w:r>
+              <w:rPr>
+                <w:rFonts w:ascii="BRH Devanagari Extra" w:hAnsi="BRH Devanagari Extra" w:cs="BRH Devanagari Extra"/>
+                <w:color w:val="000000"/>
+                <w:sz w:val="40"/>
+                <w:szCs w:val="40"/>
+              </w:rPr>
+              <w:t xml:space="preserve"> </w:t>
+            </w:r>
+            <w:proofErr w:type="spellStart"/>
+            <w:r>
+              <w:rPr>
+                <w:rFonts w:ascii="BRH Devanagari Extra" w:hAnsi="BRH Devanagari Extra" w:cs="BRH Devanagari Extra"/>
+                <w:color w:val="000000"/>
+                <w:sz w:val="40"/>
+                <w:szCs w:val="40"/>
+              </w:rPr>
+              <w:t>EmÉþ</w:t>
+            </w:r>
+            <w:proofErr w:type="spellEnd"/>
+            <w:r>
+              <w:rPr>
+                <w:rFonts w:ascii="BRH Devanagari Extra" w:hAnsi="BRH Devanagari Extra" w:cs="BRH Devanagari Extra"/>
+                <w:color w:val="000000"/>
+                <w:sz w:val="40"/>
+                <w:szCs w:val="40"/>
+              </w:rPr>
+              <w:t xml:space="preserve"> | </w:t>
+            </w:r>
+            <w:proofErr w:type="spellStart"/>
+            <w:r>
+              <w:rPr>
+                <w:rFonts w:ascii="BRH Devanagari Extra" w:hAnsi="BRH Devanagari Extra" w:cs="BRH Devanagari Extra"/>
+                <w:color w:val="000000"/>
+                <w:sz w:val="40"/>
+                <w:szCs w:val="40"/>
+              </w:rPr>
+              <w:t>EmÉþ</w:t>
+            </w:r>
+            <w:proofErr w:type="spellEnd"/>
+            <w:r>
+              <w:rPr>
+                <w:rFonts w:ascii="BRH Devanagari Extra" w:hAnsi="BRH Devanagari Extra" w:cs="BRH Devanagari Extra"/>
+                <w:color w:val="000000"/>
+                <w:sz w:val="40"/>
+                <w:szCs w:val="40"/>
+              </w:rPr>
+              <w:t xml:space="preserve"> </w:t>
+            </w:r>
+            <w:proofErr w:type="spellStart"/>
+            <w:r>
+              <w:rPr>
+                <w:rFonts w:ascii="BRH Devanagari Extra" w:hAnsi="BRH Devanagari Extra" w:cs="BRH Devanagari Extra"/>
+                <w:color w:val="000000"/>
+                <w:sz w:val="40"/>
+                <w:szCs w:val="40"/>
+              </w:rPr>
+              <w:t>uÉÏ</w:t>
+            </w:r>
+            <w:proofErr w:type="spellEnd"/>
+            <w:r>
+              <w:rPr>
+                <w:rFonts w:ascii="BRH Malayalam Extra" w:hAnsi="BRH Malayalam Extra" w:cs="BRH Devanagari Extra"/>
+                <w:color w:val="000000"/>
+                <w:sz w:val="32"/>
+                <w:szCs w:val="40"/>
+              </w:rPr>
+              <w:t>–</w:t>
+            </w:r>
+            <w:proofErr w:type="spellStart"/>
             <w:r>
               <w:rPr>
                 <w:rFonts w:ascii="BRH Devanagari Extra" w:hAnsi="BRH Devanagari Extra" w:cs="BRH Devanagari Extra"/>
@@ -5074,6 +7507,7 @@
               </w:rPr>
               <w:t>iÉmÉ×þ</w:t>
             </w:r>
+            <w:proofErr w:type="spellEnd"/>
             <w:r>
               <w:rPr>
                 <w:rFonts w:ascii="BRH Devanagari Extra" w:hAnsi="BRH Devanagari Extra" w:cs="BRH Devanagari Extra"/>
@@ -5114,6 +7548,7 @@
                 <w:highlight w:val="green"/>
               </w:rPr>
             </w:pPr>
+            <w:proofErr w:type="spellStart"/>
             <w:r>
               <w:rPr>
                 <w:rFonts w:ascii="BRH Devanagari Extra" w:hAnsi="BRH Devanagari Extra" w:cs="BRH Devanagari Extra"/>
@@ -5123,33 +7558,86 @@
               </w:rPr>
               <w:t>AÉzÉÉ</w:t>
             </w:r>
-            <w:r>
-              <w:rPr>
-                <w:rFonts w:ascii="BRH Malayalam Extra" w:hAnsi="BRH Malayalam Extra" w:cs="BRH Devanagari Extra"/>
-                <w:color w:val="000000"/>
-                <w:sz w:val="32"/>
-                <w:szCs w:val="40"/>
-              </w:rPr>
-              <w:t>–</w:t>
-            </w:r>
-            <w:r>
-              <w:rPr>
-                <w:rFonts w:ascii="BRH Devanagari Extra" w:hAnsi="BRH Devanagari Extra" w:cs="BRH Devanagari Extra"/>
-                <w:color w:val="000000"/>
-                <w:sz w:val="40"/>
-                <w:szCs w:val="40"/>
-              </w:rPr>
-              <w:t xml:space="preserve"> EmÉþ | EmÉþ uÉÏ</w:t>
-            </w:r>
-            <w:r>
-              <w:rPr>
-                <w:rFonts w:ascii="BRH Malayalam Extra" w:hAnsi="BRH Malayalam Extra" w:cs="BRH Devanagari Extra"/>
-                <w:color w:val="000000"/>
-                <w:sz w:val="32"/>
-                <w:szCs w:val="40"/>
-              </w:rPr>
-              <w:t>–</w:t>
-            </w:r>
+            <w:proofErr w:type="spellEnd"/>
+            <w:r>
+              <w:rPr>
+                <w:rFonts w:ascii="BRH Malayalam Extra" w:hAnsi="BRH Malayalam Extra" w:cs="BRH Devanagari Extra"/>
+                <w:color w:val="000000"/>
+                <w:sz w:val="32"/>
+                <w:szCs w:val="40"/>
+              </w:rPr>
+              <w:t>–</w:t>
+            </w:r>
+            <w:r>
+              <w:rPr>
+                <w:rFonts w:ascii="BRH Devanagari Extra" w:hAnsi="BRH Devanagari Extra" w:cs="BRH Devanagari Extra"/>
+                <w:color w:val="000000"/>
+                <w:sz w:val="40"/>
+                <w:szCs w:val="40"/>
+              </w:rPr>
+              <w:t xml:space="preserve"> </w:t>
+            </w:r>
+            <w:proofErr w:type="spellStart"/>
+            <w:r>
+              <w:rPr>
+                <w:rFonts w:ascii="BRH Devanagari Extra" w:hAnsi="BRH Devanagari Extra" w:cs="BRH Devanagari Extra"/>
+                <w:color w:val="000000"/>
+                <w:sz w:val="40"/>
+                <w:szCs w:val="40"/>
+              </w:rPr>
+              <w:t>EmÉþ</w:t>
+            </w:r>
+            <w:proofErr w:type="spellEnd"/>
+            <w:r>
+              <w:rPr>
+                <w:rFonts w:ascii="BRH Devanagari Extra" w:hAnsi="BRH Devanagari Extra" w:cs="BRH Devanagari Extra"/>
+                <w:color w:val="000000"/>
+                <w:sz w:val="40"/>
+                <w:szCs w:val="40"/>
+              </w:rPr>
+              <w:t xml:space="preserve"> | </w:t>
+            </w:r>
+            <w:proofErr w:type="spellStart"/>
+            <w:r>
+              <w:rPr>
+                <w:rFonts w:ascii="BRH Devanagari Extra" w:hAnsi="BRH Devanagari Extra" w:cs="BRH Devanagari Extra"/>
+                <w:color w:val="000000"/>
+                <w:sz w:val="40"/>
+                <w:szCs w:val="40"/>
+              </w:rPr>
+              <w:t>EmÉþ</w:t>
+            </w:r>
+            <w:proofErr w:type="spellEnd"/>
+            <w:r>
+              <w:rPr>
+                <w:rFonts w:ascii="BRH Devanagari Extra" w:hAnsi="BRH Devanagari Extra" w:cs="BRH Devanagari Extra"/>
+                <w:color w:val="000000"/>
+                <w:sz w:val="40"/>
+                <w:szCs w:val="40"/>
+              </w:rPr>
+              <w:t xml:space="preserve"> </w:t>
+            </w:r>
+            <w:proofErr w:type="spellStart"/>
+            <w:r>
+              <w:rPr>
+                <w:rFonts w:ascii="BRH Devanagari Extra" w:hAnsi="BRH Devanagari Extra" w:cs="BRH Devanagari Extra"/>
+                <w:color w:val="000000"/>
+                <w:sz w:val="40"/>
+                <w:szCs w:val="40"/>
+              </w:rPr>
+              <w:t>uÉÏ</w:t>
+            </w:r>
+            <w:proofErr w:type="spellEnd"/>
+            <w:r>
+              <w:rPr>
+                <w:rFonts w:ascii="BRH Malayalam Extra" w:hAnsi="BRH Malayalam Extra" w:cs="BRH Devanagari Extra"/>
+                <w:color w:val="000000"/>
+                <w:sz w:val="32"/>
+                <w:szCs w:val="40"/>
+              </w:rPr>
+              <w:t>–</w:t>
+            </w:r>
+            <w:proofErr w:type="spellStart"/>
             <w:r>
               <w:rPr>
                 <w:rFonts w:ascii="BRH Devanagari Extra" w:hAnsi="BRH Devanagari Extra" w:cs="BRH Devanagari Extra"/>
@@ -5169,6 +7657,7 @@
               </w:rPr>
               <w:t>¸È</w:t>
             </w:r>
+            <w:proofErr w:type="spellEnd"/>
             <w:r>
               <w:rPr>
                 <w:rFonts w:ascii="BRH Devanagari Extra" w:hAnsi="BRH Devanagari Extra" w:cs="BRH Devanagari Extra"/>
@@ -5345,32 +7834,65 @@
               </w:rPr>
               <w:t>–</w:t>
             </w:r>
-            <w:r>
-              <w:rPr>
-                <w:rFonts w:ascii="BRH Devanagari Extra" w:hAnsi="BRH Devanagari Extra" w:cs="BRH Devanagari Extra"/>
-                <w:color w:val="000000"/>
-                <w:sz w:val="40"/>
-                <w:szCs w:val="40"/>
-              </w:rPr>
-              <w:t>kÉÉlÉÉþ cÉÃ</w:t>
-            </w:r>
-            <w:r>
-              <w:rPr>
-                <w:rFonts w:ascii="BRH Malayalam Extra" w:hAnsi="BRH Malayalam Extra" w:cs="BRH Devanagari Extra"/>
-                <w:color w:val="000000"/>
-                <w:sz w:val="32"/>
-                <w:szCs w:val="40"/>
-              </w:rPr>
-              <w:t>–</w:t>
-            </w:r>
-            <w:r>
-              <w:rPr>
-                <w:rFonts w:ascii="BRH Devanagari Extra" w:hAnsi="BRH Devanagari Extra" w:cs="BRH Devanagari Extra"/>
-                <w:color w:val="000000"/>
-                <w:sz w:val="40"/>
-                <w:szCs w:val="40"/>
-              </w:rPr>
-              <w:t xml:space="preserve">hÉÉqÉç | </w:t>
+            <w:proofErr w:type="spellStart"/>
+            <w:r>
+              <w:rPr>
+                <w:rFonts w:ascii="BRH Devanagari Extra" w:hAnsi="BRH Devanagari Extra" w:cs="BRH Devanagari Extra"/>
+                <w:color w:val="000000"/>
+                <w:sz w:val="40"/>
+                <w:szCs w:val="40"/>
+              </w:rPr>
+              <w:t>kÉÉlÉÉþ</w:t>
+            </w:r>
+            <w:proofErr w:type="spellEnd"/>
+            <w:r>
+              <w:rPr>
+                <w:rFonts w:ascii="BRH Devanagari Extra" w:hAnsi="BRH Devanagari Extra" w:cs="BRH Devanagari Extra"/>
+                <w:color w:val="000000"/>
+                <w:sz w:val="40"/>
+                <w:szCs w:val="40"/>
+              </w:rPr>
+              <w:t xml:space="preserve"> </w:t>
+            </w:r>
+            <w:proofErr w:type="spellStart"/>
+            <w:r>
+              <w:rPr>
+                <w:rFonts w:ascii="BRH Devanagari Extra" w:hAnsi="BRH Devanagari Extra" w:cs="BRH Devanagari Extra"/>
+                <w:color w:val="000000"/>
+                <w:sz w:val="40"/>
+                <w:szCs w:val="40"/>
+              </w:rPr>
+              <w:t>cÉÃ</w:t>
+            </w:r>
+            <w:proofErr w:type="spellEnd"/>
+            <w:r>
+              <w:rPr>
+                <w:rFonts w:ascii="BRH Malayalam Extra" w:hAnsi="BRH Malayalam Extra" w:cs="BRH Devanagari Extra"/>
+                <w:color w:val="000000"/>
+                <w:sz w:val="32"/>
+                <w:szCs w:val="40"/>
+              </w:rPr>
+              <w:t>–</w:t>
+            </w:r>
+            <w:proofErr w:type="spellStart"/>
+            <w:r>
+              <w:rPr>
+                <w:rFonts w:ascii="BRH Devanagari Extra" w:hAnsi="BRH Devanagari Extra" w:cs="BRH Devanagari Extra"/>
+                <w:color w:val="000000"/>
+                <w:sz w:val="40"/>
+                <w:szCs w:val="40"/>
+              </w:rPr>
+              <w:t>hÉÉqÉç</w:t>
+            </w:r>
+            <w:proofErr w:type="spellEnd"/>
+            <w:r>
+              <w:rPr>
+                <w:rFonts w:ascii="BRH Devanagari Extra" w:hAnsi="BRH Devanagari Extra" w:cs="BRH Devanagari Extra"/>
+                <w:color w:val="000000"/>
+                <w:sz w:val="40"/>
+                <w:szCs w:val="40"/>
+              </w:rPr>
+              <w:t xml:space="preserve"> | </w:t>
             </w:r>
           </w:p>
           <w:p>
@@ -5423,6 +7945,7 @@
               </w:rPr>
               <w:t>–</w:t>
             </w:r>
+            <w:proofErr w:type="spellStart"/>
             <w:r>
               <w:rPr>
                 <w:rFonts w:ascii="BRH Devanagari Extra" w:hAnsi="BRH Devanagari Extra" w:cs="BRH Devanagari Extra"/>
@@ -5449,7 +7972,37 @@
                 <w:sz w:val="40"/>
                 <w:szCs w:val="40"/>
               </w:rPr>
-              <w:t>åirÉþÌmÉ - kÉÉlÉÉÿ |</w:t>
+              <w:t>åirÉþÌmÉ</w:t>
+            </w:r>
+            <w:proofErr w:type="spellEnd"/>
+            <w:r>
+              <w:rPr>
+                <w:rFonts w:ascii="BRH Devanagari Extra" w:hAnsi="BRH Devanagari Extra" w:cs="BRH Devanagari Extra"/>
+                <w:color w:val="000000"/>
+                <w:sz w:val="40"/>
+                <w:szCs w:val="40"/>
+              </w:rPr>
+              <w:t xml:space="preserve"> - </w:t>
+            </w:r>
+            <w:proofErr w:type="spellStart"/>
+            <w:r>
+              <w:rPr>
+                <w:rFonts w:ascii="BRH Devanagari Extra" w:hAnsi="BRH Devanagari Extra" w:cs="BRH Devanagari Extra"/>
+                <w:color w:val="000000"/>
+                <w:sz w:val="40"/>
+                <w:szCs w:val="40"/>
+              </w:rPr>
+              <w:t>kÉÉlÉÉÿ</w:t>
+            </w:r>
+            <w:proofErr w:type="spellEnd"/>
+            <w:r>
+              <w:rPr>
+                <w:rFonts w:ascii="BRH Devanagari Extra" w:hAnsi="BRH Devanagari Extra" w:cs="BRH Devanagari Extra"/>
+                <w:color w:val="000000"/>
+                <w:sz w:val="40"/>
+                <w:szCs w:val="40"/>
+              </w:rPr>
+              <w:t xml:space="preserve"> |</w:t>
             </w:r>
           </w:p>
         </w:tc>
@@ -5507,32 +8060,65 @@
               </w:rPr>
               <w:t>–</w:t>
             </w:r>
-            <w:r>
-              <w:rPr>
-                <w:rFonts w:ascii="BRH Devanagari Extra" w:hAnsi="BRH Devanagari Extra" w:cs="BRH Devanagari Extra"/>
-                <w:color w:val="000000"/>
-                <w:sz w:val="40"/>
-                <w:szCs w:val="40"/>
-              </w:rPr>
-              <w:t>kÉÉlÉÉþ cÉÃ</w:t>
-            </w:r>
-            <w:r>
-              <w:rPr>
-                <w:rFonts w:ascii="BRH Malayalam Extra" w:hAnsi="BRH Malayalam Extra" w:cs="BRH Devanagari Extra"/>
-                <w:color w:val="000000"/>
-                <w:sz w:val="32"/>
-                <w:szCs w:val="40"/>
-              </w:rPr>
-              <w:t>–</w:t>
-            </w:r>
-            <w:r>
-              <w:rPr>
-                <w:rFonts w:ascii="BRH Devanagari Extra" w:hAnsi="BRH Devanagari Extra" w:cs="BRH Devanagari Extra"/>
-                <w:color w:val="000000"/>
-                <w:sz w:val="40"/>
-                <w:szCs w:val="40"/>
-              </w:rPr>
-              <w:t xml:space="preserve">hÉÉqÉç | </w:t>
+            <w:proofErr w:type="spellStart"/>
+            <w:r>
+              <w:rPr>
+                <w:rFonts w:ascii="BRH Devanagari Extra" w:hAnsi="BRH Devanagari Extra" w:cs="BRH Devanagari Extra"/>
+                <w:color w:val="000000"/>
+                <w:sz w:val="40"/>
+                <w:szCs w:val="40"/>
+              </w:rPr>
+              <w:t>kÉÉlÉÉþ</w:t>
+            </w:r>
+            <w:proofErr w:type="spellEnd"/>
+            <w:r>
+              <w:rPr>
+                <w:rFonts w:ascii="BRH Devanagari Extra" w:hAnsi="BRH Devanagari Extra" w:cs="BRH Devanagari Extra"/>
+                <w:color w:val="000000"/>
+                <w:sz w:val="40"/>
+                <w:szCs w:val="40"/>
+              </w:rPr>
+              <w:t xml:space="preserve"> </w:t>
+            </w:r>
+            <w:proofErr w:type="spellStart"/>
+            <w:r>
+              <w:rPr>
+                <w:rFonts w:ascii="BRH Devanagari Extra" w:hAnsi="BRH Devanagari Extra" w:cs="BRH Devanagari Extra"/>
+                <w:color w:val="000000"/>
+                <w:sz w:val="40"/>
+                <w:szCs w:val="40"/>
+              </w:rPr>
+              <w:t>cÉÃ</w:t>
+            </w:r>
+            <w:proofErr w:type="spellEnd"/>
+            <w:r>
+              <w:rPr>
+                <w:rFonts w:ascii="BRH Malayalam Extra" w:hAnsi="BRH Malayalam Extra" w:cs="BRH Devanagari Extra"/>
+                <w:color w:val="000000"/>
+                <w:sz w:val="32"/>
+                <w:szCs w:val="40"/>
+              </w:rPr>
+              <w:t>–</w:t>
+            </w:r>
+            <w:proofErr w:type="spellStart"/>
+            <w:r>
+              <w:rPr>
+                <w:rFonts w:ascii="BRH Devanagari Extra" w:hAnsi="BRH Devanagari Extra" w:cs="BRH Devanagari Extra"/>
+                <w:color w:val="000000"/>
+                <w:sz w:val="40"/>
+                <w:szCs w:val="40"/>
+              </w:rPr>
+              <w:t>hÉÉqÉç</w:t>
+            </w:r>
+            <w:proofErr w:type="spellEnd"/>
+            <w:r>
+              <w:rPr>
+                <w:rFonts w:ascii="BRH Devanagari Extra" w:hAnsi="BRH Devanagari Extra" w:cs="BRH Devanagari Extra"/>
+                <w:color w:val="000000"/>
+                <w:sz w:val="40"/>
+                <w:szCs w:val="40"/>
+              </w:rPr>
+              <w:t xml:space="preserve"> | </w:t>
             </w:r>
           </w:p>
           <w:p>
@@ -5585,6 +8171,7 @@
               </w:rPr>
               <w:t>–</w:t>
             </w:r>
+            <w:proofErr w:type="spellStart"/>
             <w:r>
               <w:rPr>
                 <w:rFonts w:ascii="BRH Devanagari Extra" w:hAnsi="BRH Devanagari Extra" w:cs="BRH Devanagari Extra"/>
@@ -5611,8 +8198,29 @@
                 <w:sz w:val="40"/>
                 <w:szCs w:val="40"/>
               </w:rPr>
-              <w:t>åirÉþÌmÉ - kÉÉlÉÉÿ</w:t>
-            </w:r>
+              <w:t>åirÉþÌmÉ</w:t>
+            </w:r>
+            <w:proofErr w:type="spellEnd"/>
+            <w:r>
+              <w:rPr>
+                <w:rFonts w:ascii="BRH Devanagari Extra" w:hAnsi="BRH Devanagari Extra" w:cs="BRH Devanagari Extra"/>
+                <w:color w:val="000000"/>
+                <w:sz w:val="40"/>
+                <w:szCs w:val="40"/>
+              </w:rPr>
+              <w:t xml:space="preserve"> - </w:t>
+            </w:r>
+            <w:proofErr w:type="spellStart"/>
+            <w:r>
+              <w:rPr>
+                <w:rFonts w:ascii="BRH Devanagari Extra" w:hAnsi="BRH Devanagari Extra" w:cs="BRH Devanagari Extra"/>
+                <w:color w:val="000000"/>
+                <w:sz w:val="40"/>
+                <w:szCs w:val="40"/>
+              </w:rPr>
+              <w:t>kÉÉlÉÉÿ</w:t>
+            </w:r>
+            <w:proofErr w:type="spellEnd"/>
           </w:p>
         </w:tc>
       </w:tr>
@@ -5744,6 +8352,7 @@
                 <w:szCs w:val="40"/>
               </w:rPr>
             </w:pPr>
+            <w:proofErr w:type="spellStart"/>
             <w:r>
               <w:rPr>
                 <w:rFonts w:ascii="BRH Devanagari Extra" w:hAnsi="BRH Devanagari Extra" w:cs="BRH Devanagari Extra"/>
@@ -5769,7 +8378,17 @@
                 <w:sz w:val="40"/>
                 <w:szCs w:val="40"/>
               </w:rPr>
-              <w:t xml:space="preserve">ûþ | </w:t>
+              <w:t>ûþ</w:t>
+            </w:r>
+            <w:proofErr w:type="spellEnd"/>
+            <w:r>
+              <w:rPr>
+                <w:rFonts w:ascii="BRH Devanagari Extra" w:hAnsi="BRH Devanagari Extra" w:cs="BRH Devanagari Extra"/>
+                <w:color w:val="000000"/>
+                <w:sz w:val="40"/>
+                <w:szCs w:val="40"/>
+              </w:rPr>
+              <w:t xml:space="preserve"> | </w:t>
             </w:r>
             <w:r>
               <w:rPr>
@@ -5788,7 +8407,27 @@
                 <w:sz w:val="40"/>
                 <w:szCs w:val="40"/>
               </w:rPr>
-              <w:t xml:space="preserve"> mÉQèoÉÏþzÉqÉç |</w:t>
+              <w:t xml:space="preserve"> </w:t>
+            </w:r>
+            <w:proofErr w:type="spellStart"/>
+            <w:r>
+              <w:rPr>
+                <w:rFonts w:ascii="BRH Devanagari Extra" w:hAnsi="BRH Devanagari Extra" w:cs="BRH Devanagari Extra"/>
+                <w:color w:val="000000"/>
+                <w:sz w:val="40"/>
+                <w:szCs w:val="40"/>
+              </w:rPr>
+              <w:t>mÉQèoÉÏþzÉqÉç</w:t>
+            </w:r>
+            <w:proofErr w:type="spellEnd"/>
+            <w:r>
+              <w:rPr>
+                <w:rFonts w:ascii="BRH Devanagari Extra" w:hAnsi="BRH Devanagari Extra" w:cs="BRH Devanagari Extra"/>
+                <w:color w:val="000000"/>
+                <w:sz w:val="40"/>
+                <w:szCs w:val="40"/>
+              </w:rPr>
+              <w:t xml:space="preserve"> |</w:t>
             </w:r>
           </w:p>
         </w:tc>
@@ -5810,6 +8449,7 @@
                 <w:szCs w:val="40"/>
               </w:rPr>
             </w:pPr>
+            <w:proofErr w:type="spellStart"/>
             <w:r>
               <w:rPr>
                 <w:rFonts w:ascii="BRH Devanagari Extra" w:hAnsi="BRH Devanagari Extra" w:cs="BRH Devanagari Extra"/>
@@ -5835,7 +8475,17 @@
                 <w:sz w:val="40"/>
                 <w:szCs w:val="40"/>
               </w:rPr>
-              <w:t xml:space="preserve">ûþ | </w:t>
+              <w:t>ûþ</w:t>
+            </w:r>
+            <w:proofErr w:type="spellEnd"/>
+            <w:r>
+              <w:rPr>
+                <w:rFonts w:ascii="BRH Devanagari Extra" w:hAnsi="BRH Devanagari Extra" w:cs="BRH Devanagari Extra"/>
+                <w:color w:val="000000"/>
+                <w:sz w:val="40"/>
+                <w:szCs w:val="40"/>
+              </w:rPr>
+              <w:t xml:space="preserve"> | </w:t>
             </w:r>
             <w:r>
               <w:rPr>
@@ -5863,7 +8513,27 @@
                 <w:sz w:val="40"/>
                 <w:szCs w:val="40"/>
               </w:rPr>
-              <w:t xml:space="preserve"> mÉQèoÉÏþzÉqÉç |</w:t>
+              <w:t xml:space="preserve"> </w:t>
+            </w:r>
+            <w:proofErr w:type="spellStart"/>
+            <w:r>
+              <w:rPr>
+                <w:rFonts w:ascii="BRH Devanagari Extra" w:hAnsi="BRH Devanagari Extra" w:cs="BRH Devanagari Extra"/>
+                <w:color w:val="000000"/>
+                <w:sz w:val="40"/>
+                <w:szCs w:val="40"/>
+              </w:rPr>
+              <w:t>mÉQèoÉÏþzÉqÉç</w:t>
+            </w:r>
+            <w:proofErr w:type="spellEnd"/>
+            <w:r>
+              <w:rPr>
+                <w:rFonts w:ascii="BRH Devanagari Extra" w:hAnsi="BRH Devanagari Extra" w:cs="BRH Devanagari Extra"/>
+                <w:color w:val="000000"/>
+                <w:sz w:val="40"/>
+                <w:szCs w:val="40"/>
+              </w:rPr>
+              <w:t xml:space="preserve"> |</w:t>
             </w:r>
           </w:p>
         </w:tc>
@@ -5901,7 +8571,6 @@
                 <w:sz w:val="28"/>
                 <w:szCs w:val="32"/>
               </w:rPr>
-              <w:lastRenderedPageBreak/>
               <w:t>T.S.4.6.9.2 – Kramam</w:t>
             </w:r>
           </w:p>
@@ -5997,24 +8666,36 @@
                 <w:szCs w:val="40"/>
               </w:rPr>
             </w:pPr>
-            <w:r>
-              <w:rPr>
-                <w:rFonts w:ascii="BRH Devanagari Extra" w:hAnsi="BRH Devanagari Extra" w:cs="BRH Devanagari Extra"/>
-                <w:color w:val="000000"/>
-                <w:sz w:val="40"/>
-                <w:szCs w:val="40"/>
-              </w:rPr>
-              <w:t>ÌWûUþhrÉÉlrÉxqÉæ | A</w:t>
-            </w:r>
-            <w:r>
-              <w:rPr>
-                <w:rFonts w:ascii="BRH Malayalam Extra" w:hAnsi="BRH Malayalam Extra" w:cs="BRH Devanagari Extra"/>
-                <w:color w:val="000000"/>
-                <w:sz w:val="32"/>
-                <w:szCs w:val="40"/>
-              </w:rPr>
-              <w:t>–</w:t>
-            </w:r>
+            <w:proofErr w:type="spellStart"/>
+            <w:r>
+              <w:rPr>
+                <w:rFonts w:ascii="BRH Devanagari Extra" w:hAnsi="BRH Devanagari Extra" w:cs="BRH Devanagari Extra"/>
+                <w:color w:val="000000"/>
+                <w:sz w:val="40"/>
+                <w:szCs w:val="40"/>
+              </w:rPr>
+              <w:t>ÌWûUþhrÉÉlrÉxqÉæ</w:t>
+            </w:r>
+            <w:proofErr w:type="spellEnd"/>
+            <w:r>
+              <w:rPr>
+                <w:rFonts w:ascii="BRH Devanagari Extra" w:hAnsi="BRH Devanagari Extra" w:cs="BRH Devanagari Extra"/>
+                <w:color w:val="000000"/>
+                <w:sz w:val="40"/>
+                <w:szCs w:val="40"/>
+              </w:rPr>
+              <w:t xml:space="preserve"> | A</w:t>
+            </w:r>
+            <w:r>
+              <w:rPr>
+                <w:rFonts w:ascii="BRH Malayalam Extra" w:hAnsi="BRH Malayalam Extra" w:cs="BRH Devanagari Extra"/>
+                <w:color w:val="000000"/>
+                <w:sz w:val="32"/>
+                <w:szCs w:val="40"/>
+              </w:rPr>
+              <w:t>–</w:t>
+            </w:r>
+            <w:proofErr w:type="spellStart"/>
             <w:r>
               <w:rPr>
                 <w:rFonts w:ascii="BRH Devanagari Extra" w:hAnsi="BRH Devanagari Extra" w:cs="BRH Devanagari Extra"/>
@@ -6034,23 +8715,44 @@
               </w:rPr>
               <w:t>æ</w:t>
             </w:r>
-            <w:r>
-              <w:rPr>
-                <w:rFonts w:ascii="BRH Malayalam Extra" w:hAnsi="BRH Malayalam Extra" w:cs="BRH Devanagari Extra"/>
-                <w:color w:val="000000"/>
-                <w:sz w:val="32"/>
-                <w:szCs w:val="40"/>
-              </w:rPr>
-              <w:t>–</w:t>
-            </w:r>
-            <w:r>
-              <w:rPr>
-                <w:rFonts w:ascii="BRH Devanagari Extra" w:hAnsi="BRH Devanagari Extra" w:cs="BRH Devanagari Extra"/>
-                <w:color w:val="000000"/>
-                <w:sz w:val="40"/>
-                <w:szCs w:val="40"/>
-              </w:rPr>
-              <w:t xml:space="preserve"> CirÉþxqÉæ ||</w:t>
+            <w:proofErr w:type="spellEnd"/>
+            <w:r>
+              <w:rPr>
+                <w:rFonts w:ascii="BRH Malayalam Extra" w:hAnsi="BRH Malayalam Extra" w:cs="BRH Devanagari Extra"/>
+                <w:color w:val="000000"/>
+                <w:sz w:val="32"/>
+                <w:szCs w:val="40"/>
+              </w:rPr>
+              <w:t>–</w:t>
+            </w:r>
+            <w:r>
+              <w:rPr>
+                <w:rFonts w:ascii="BRH Devanagari Extra" w:hAnsi="BRH Devanagari Extra" w:cs="BRH Devanagari Extra"/>
+                <w:color w:val="000000"/>
+                <w:sz w:val="40"/>
+                <w:szCs w:val="40"/>
+              </w:rPr>
+              <w:t xml:space="preserve"> </w:t>
+            </w:r>
+            <w:proofErr w:type="spellStart"/>
+            <w:r>
+              <w:rPr>
+                <w:rFonts w:ascii="BRH Devanagari Extra" w:hAnsi="BRH Devanagari Extra" w:cs="BRH Devanagari Extra"/>
+                <w:color w:val="000000"/>
+                <w:sz w:val="40"/>
+                <w:szCs w:val="40"/>
+              </w:rPr>
+              <w:t>CirÉþxqÉæ</w:t>
+            </w:r>
+            <w:proofErr w:type="spellEnd"/>
+            <w:r>
+              <w:rPr>
+                <w:rFonts w:ascii="BRH Devanagari Extra" w:hAnsi="BRH Devanagari Extra" w:cs="BRH Devanagari Extra"/>
+                <w:color w:val="000000"/>
+                <w:sz w:val="40"/>
+                <w:szCs w:val="40"/>
+              </w:rPr>
+              <w:t xml:space="preserve"> ||</w:t>
             </w:r>
           </w:p>
         </w:tc>
@@ -6072,24 +8774,36 @@
                 <w:szCs w:val="40"/>
               </w:rPr>
             </w:pPr>
-            <w:r>
-              <w:rPr>
-                <w:rFonts w:ascii="BRH Devanagari Extra" w:hAnsi="BRH Devanagari Extra" w:cs="BRH Devanagari Extra"/>
-                <w:color w:val="000000"/>
-                <w:sz w:val="40"/>
-                <w:szCs w:val="40"/>
-              </w:rPr>
-              <w:t>ÌWûUþhrÉÉlrÉxqÉæ | A</w:t>
-            </w:r>
-            <w:r>
-              <w:rPr>
-                <w:rFonts w:ascii="BRH Malayalam Extra" w:hAnsi="BRH Malayalam Extra" w:cs="BRH Devanagari Extra"/>
-                <w:color w:val="000000"/>
-                <w:sz w:val="32"/>
-                <w:szCs w:val="40"/>
-              </w:rPr>
-              <w:t>–</w:t>
-            </w:r>
+            <w:proofErr w:type="spellStart"/>
+            <w:r>
+              <w:rPr>
+                <w:rFonts w:ascii="BRH Devanagari Extra" w:hAnsi="BRH Devanagari Extra" w:cs="BRH Devanagari Extra"/>
+                <w:color w:val="000000"/>
+                <w:sz w:val="40"/>
+                <w:szCs w:val="40"/>
+              </w:rPr>
+              <w:t>ÌWûUþhrÉÉlrÉxqÉæ</w:t>
+            </w:r>
+            <w:proofErr w:type="spellEnd"/>
+            <w:r>
+              <w:rPr>
+                <w:rFonts w:ascii="BRH Devanagari Extra" w:hAnsi="BRH Devanagari Extra" w:cs="BRH Devanagari Extra"/>
+                <w:color w:val="000000"/>
+                <w:sz w:val="40"/>
+                <w:szCs w:val="40"/>
+              </w:rPr>
+              <w:t xml:space="preserve"> | A</w:t>
+            </w:r>
+            <w:r>
+              <w:rPr>
+                <w:rFonts w:ascii="BRH Malayalam Extra" w:hAnsi="BRH Malayalam Extra" w:cs="BRH Devanagari Extra"/>
+                <w:color w:val="000000"/>
+                <w:sz w:val="32"/>
+                <w:szCs w:val="40"/>
+              </w:rPr>
+              <w:t>–</w:t>
+            </w:r>
+            <w:proofErr w:type="spellStart"/>
             <w:r>
               <w:rPr>
                 <w:rFonts w:ascii="BRH Devanagari Extra" w:hAnsi="BRH Devanagari Extra" w:cs="BRH Devanagari Extra"/>
@@ -6100,6 +8814,7 @@
               </w:rPr>
               <w:t>xqÉÉ</w:t>
             </w:r>
+            <w:proofErr w:type="spellEnd"/>
             <w:r>
               <w:rPr>
                 <w:rFonts w:ascii="BRH Malayalam Extra" w:hAnsi="BRH Malayalam Extra" w:cs="BRH Devanagari Extra"/>
@@ -6117,7 +8832,27 @@
                 <w:sz w:val="40"/>
                 <w:szCs w:val="40"/>
               </w:rPr>
-              <w:t xml:space="preserve"> CirÉþxqÉæ ||</w:t>
+              <w:t xml:space="preserve"> </w:t>
+            </w:r>
+            <w:proofErr w:type="spellStart"/>
+            <w:r>
+              <w:rPr>
+                <w:rFonts w:ascii="BRH Devanagari Extra" w:hAnsi="BRH Devanagari Extra" w:cs="BRH Devanagari Extra"/>
+                <w:color w:val="000000"/>
+                <w:sz w:val="40"/>
+                <w:szCs w:val="40"/>
+              </w:rPr>
+              <w:t>CirÉþxqÉæ</w:t>
+            </w:r>
+            <w:proofErr w:type="spellEnd"/>
+            <w:r>
+              <w:rPr>
+                <w:rFonts w:ascii="BRH Devanagari Extra" w:hAnsi="BRH Devanagari Extra" w:cs="BRH Devanagari Extra"/>
+                <w:color w:val="000000"/>
+                <w:sz w:val="40"/>
+                <w:szCs w:val="40"/>
+              </w:rPr>
+              <w:t xml:space="preserve"> ||</w:t>
             </w:r>
           </w:p>
         </w:tc>
@@ -6151,7 +8886,29 @@
           <w:szCs w:val="40"/>
           <w:lang w:val="en-IN" w:eastAsia="en-IN"/>
         </w:rPr>
-        <w:t xml:space="preserve">"zlÉ" </w:t>
+        <w:t>"</w:t>
+      </w:r>
+      <w:proofErr w:type="spellStart"/>
+      <w:r>
+        <w:rPr>
+          <w:rFonts w:ascii="BRH Devanagari" w:hAnsi="BRH Devanagari" w:cs="BRH Devanagari"/>
+          <w:color w:val="000000"/>
+          <w:sz w:val="40"/>
+          <w:szCs w:val="40"/>
+          <w:lang w:val="en-IN" w:eastAsia="en-IN"/>
+        </w:rPr>
+        <w:t>zlÉ</w:t>
+      </w:r>
+      <w:proofErr w:type="spellEnd"/>
+      <w:r>
+        <w:rPr>
+          <w:rFonts w:ascii="BRH Devanagari" w:hAnsi="BRH Devanagari" w:cs="BRH Devanagari"/>
+          <w:color w:val="000000"/>
+          <w:sz w:val="40"/>
+          <w:szCs w:val="40"/>
+          <w:lang w:val="en-IN" w:eastAsia="en-IN"/>
+        </w:rPr>
+        <w:t xml:space="preserve">" </w:t>
       </w:r>
       <w:r>
         <w:rPr>
@@ -6190,6 +8947,7 @@
         </w:rPr>
         <w:t>"</w:t>
       </w:r>
+      <w:proofErr w:type="spellStart"/>
       <w:proofErr w:type="gramEnd"/>
       <w:r>
         <w:rPr>
@@ -6202,6 +8960,7 @@
         </w:rPr>
         <w:t>zgÉ</w:t>
       </w:r>
+      <w:proofErr w:type="spellEnd"/>
       <w:r>
         <w:rPr>
           <w:rFonts w:ascii="BRH Devanagari" w:hAnsi="BRH Devanagari" w:cs="BRH Devanagari"/>
@@ -6619,6 +9378,7 @@
           <w:b/>
           <w:sz w:val="32"/>
         </w:rPr>
+        <w:lastRenderedPageBreak/>
         <w:t>===================</w:t>
       </w:r>
     </w:p>
@@ -6637,7 +9397,7 @@
 </file>
 
 <file path=word/endnotes.xml><?xml version="1.0" encoding="utf-8"?>
-<w:endnotes xmlns:wpc="http://schemas.microsoft.com/office/word/2010/wordprocessingCanvas" xmlns:cx="http://schemas.microsoft.com/office/drawing/2014/chartex" xmlns:cx1="http://schemas.microsoft.com/office/drawing/2015/9/8/chartex" xmlns:cx2="http://schemas.microsoft.com/office/drawing/2015/10/21/chartex" xmlns:cx3="http://schemas.microsoft.com/office/drawing/2016/5/9/chartex" xmlns:cx4="http://schemas.microsoft.com/office/drawing/2016/5/10/chartex" xmlns:cx5="http://schemas.microsoft.com/office/drawing/2016/5/11/chartex" xmlns:cx6="http://schemas.microsoft.com/office/drawing/2016/5/12/chartex" xmlns:cx7="http://schemas.microsoft.com/office/drawing/2016/5/13/chartex" xmlns:cx8="http://schemas.microsoft.com/office/drawing/2016/5/14/chartex" xmlns:mc="http://schemas.openxmlformats.org/markup-compatibility/2006" xmlns:aink="http://schemas.microsoft.com/office/drawing/2016/ink" xmlns:am3d="http://schemas.microsoft.com/office/drawing/2017/model3d" xmlns:o="urn:schemas-microsoft-com:office:office" xmlns:oel="http://schemas.microsoft.com/office/2019/extlst" xmlns:r="http://schemas.openxmlformats.org/officeDocument/2006/relationships" xmlns:m="http://schemas.openxmlformats.org/officeDocument/2006/math" xmlns:v="urn:schemas-microsoft-com:vml" xmlns:wp14="http://schemas.microsoft.com/office/word/2010/wordprocessingDrawing" xmlns:wp="http://schemas.openxmlformats.org/drawingml/2006/wordprocessingDrawing" xmlns:w10="urn:schemas-microsoft-com:office:word" xmlns:w="http://schemas.openxmlformats.org/wordprocessingml/2006/main" xmlns:w14="http://schemas.microsoft.com/office/word/2010/wordml" xmlns:w15="http://schemas.microsoft.com/office/word/2012/wordml" xmlns:w16cex="http://schemas.microsoft.com/office/word/2018/wordml/cex" xmlns:w16cid="http://schemas.microsoft.com/office/word/2016/wordml/cid" xmlns:w16="http://schemas.microsoft.com/office/word/2018/wordml" xmlns:w16du="http://schemas.microsoft.com/office/word/2023/wordml/word16du" xmlns:w16sdtdh="http://schemas.microsoft.com/office/word/2020/wordml/sdtdatahash" xmlns:w16sdtfl="http://schemas.microsoft.com/office/word/2024/wordml/sdtformatlock" xmlns:w16se="http://schemas.microsoft.com/office/word/2015/wordml/symex" xmlns:wpg="http://schemas.microsoft.com/office/word/2010/wordprocessingGroup" xmlns:wpi="http://schemas.microsoft.com/office/word/2010/wordprocessingInk" xmlns:wne="http://schemas.microsoft.com/office/word/2006/wordml" xmlns:wps="http://schemas.microsoft.com/office/word/2010/wordprocessingShape" mc:Ignorable="w14 w15 w16se w16cid w16 w16cex w16sdtdh w16sdtfl w16du wp14">
+<w:endnotes xmlns:wpc="http://schemas.microsoft.com/office/word/2010/wordprocessingCanvas" xmlns:cx="http://schemas.microsoft.com/office/drawing/2014/chartex" xmlns:cx1="http://schemas.microsoft.com/office/drawing/2015/9/8/chartex" xmlns:cx2="http://schemas.microsoft.com/office/drawing/2015/10/21/chartex" xmlns:cx3="http://schemas.microsoft.com/office/drawing/2016/5/9/chartex" xmlns:cx4="http://schemas.microsoft.com/office/drawing/2016/5/10/chartex" xmlns:cx5="http://schemas.microsoft.com/office/drawing/2016/5/11/chartex" xmlns:cx6="http://schemas.microsoft.com/office/drawing/2016/5/12/chartex" xmlns:cx7="http://schemas.microsoft.com/office/drawing/2016/5/13/chartex" xmlns:cx8="http://schemas.microsoft.com/office/drawing/2016/5/14/chartex" xmlns:mc="http://schemas.openxmlformats.org/markup-compatibility/2006" xmlns:aink="http://schemas.microsoft.com/office/drawing/2016/ink" xmlns:am3d="http://schemas.microsoft.com/office/drawing/2017/model3d" xmlns:o="urn:schemas-microsoft-com:office:office" xmlns:oel="http://schemas.microsoft.com/office/2019/extlst" xmlns:r="http://schemas.openxmlformats.org/officeDocument/2006/relationships" xmlns:m="http://schemas.openxmlformats.org/officeDocument/2006/math" xmlns:v="urn:schemas-microsoft-com:vml" xmlns:wp14="http://schemas.microsoft.com/office/word/2010/wordprocessingDrawing" xmlns:wp="http://schemas.openxmlformats.org/drawingml/2006/wordprocessingDrawing" xmlns:w10="urn:schemas-microsoft-com:office:word" xmlns:w="http://schemas.openxmlformats.org/wordprocessingml/2006/main" xmlns:w14="http://schemas.microsoft.com/office/word/2010/wordml" xmlns:w15="http://schemas.microsoft.com/office/word/2012/wordml" xmlns:w16cei="http://schemas.microsoft.com/office/word/2026/wordml/cei" xmlns:w16cex="http://schemas.microsoft.com/office/word/2018/wordml/cex" xmlns:w16cid="http://schemas.microsoft.com/office/word/2016/wordml/cid" xmlns:w16="http://schemas.microsoft.com/office/word/2018/wordml" xmlns:w16du="http://schemas.microsoft.com/office/word/2023/wordml/word16du" xmlns:w16sdtdh="http://schemas.microsoft.com/office/word/2020/wordml/sdtdatahash" xmlns:w16sdtfl="http://schemas.microsoft.com/office/word/2024/wordml/sdtformatlock" xmlns:w16se="http://schemas.microsoft.com/office/word/2015/wordml/symex" xmlns:wpg="http://schemas.microsoft.com/office/word/2010/wordprocessingGroup" xmlns:wpi="http://schemas.microsoft.com/office/word/2010/wordprocessingInk" xmlns:wne="http://schemas.microsoft.com/office/word/2006/wordml" xmlns:wps="http://schemas.microsoft.com/office/word/2010/wordprocessingShape" mc:Ignorable="w14 w15 w16se w16cid w16 w16cex w16sdtdh w16sdtfl w16du wp14">
   <w:endnote w:type="separator" w:id="-1">
     <w:p>
       <w:pPr>
@@ -6662,7 +9422,7 @@
 </file>
 
 <file path=word/footer1.xml><?xml version="1.0" encoding="utf-8"?>
-<w:ftr xmlns:wpc="http://schemas.microsoft.com/office/word/2010/wordprocessingCanvas" xmlns:cx="http://schemas.microsoft.com/office/drawing/2014/chartex" xmlns:cx1="http://schemas.microsoft.com/office/drawing/2015/9/8/chartex" xmlns:cx2="http://schemas.microsoft.com/office/drawing/2015/10/21/chartex" xmlns:cx3="http://schemas.microsoft.com/office/drawing/2016/5/9/chartex" xmlns:cx4="http://schemas.microsoft.com/office/drawing/2016/5/10/chartex" xmlns:cx5="http://schemas.microsoft.com/office/drawing/2016/5/11/chartex" xmlns:cx6="http://schemas.microsoft.com/office/drawing/2016/5/12/chartex" xmlns:cx7="http://schemas.microsoft.com/office/drawing/2016/5/13/chartex" xmlns:cx8="http://schemas.microsoft.com/office/drawing/2016/5/14/chartex" xmlns:mc="http://schemas.openxmlformats.org/markup-compatibility/2006" xmlns:aink="http://schemas.microsoft.com/office/drawing/2016/ink" xmlns:am3d="http://schemas.microsoft.com/office/drawing/2017/model3d" xmlns:o="urn:schemas-microsoft-com:office:office" xmlns:oel="http://schemas.microsoft.com/office/2019/extlst" xmlns:r="http://schemas.openxmlformats.org/officeDocument/2006/relationships" xmlns:m="http://schemas.openxmlformats.org/officeDocument/2006/math" xmlns:v="urn:schemas-microsoft-com:vml" xmlns:wp14="http://schemas.microsoft.com/office/word/2010/wordprocessingDrawing" xmlns:wp="http://schemas.openxmlformats.org/drawingml/2006/wordprocessingDrawing" xmlns:w10="urn:schemas-microsoft-com:office:word" xmlns:w="http://schemas.openxmlformats.org/wordprocessingml/2006/main" xmlns:w14="http://schemas.microsoft.com/office/word/2010/wordml" xmlns:w15="http://schemas.microsoft.com/office/word/2012/wordml" xmlns:w16cex="http://schemas.microsoft.com/office/word/2018/wordml/cex" xmlns:w16cid="http://schemas.microsoft.com/office/word/2016/wordml/cid" xmlns:w16="http://schemas.microsoft.com/office/word/2018/wordml" xmlns:w16du="http://schemas.microsoft.com/office/word/2023/wordml/word16du" xmlns:w16sdtdh="http://schemas.microsoft.com/office/word/2020/wordml/sdtdatahash" xmlns:w16sdtfl="http://schemas.microsoft.com/office/word/2024/wordml/sdtformatlock" xmlns:w16se="http://schemas.microsoft.com/office/word/2015/wordml/symex" xmlns:wpg="http://schemas.microsoft.com/office/word/2010/wordprocessingGroup" xmlns:wpi="http://schemas.microsoft.com/office/word/2010/wordprocessingInk" xmlns:wne="http://schemas.microsoft.com/office/word/2006/wordml" xmlns:wps="http://schemas.microsoft.com/office/word/2010/wordprocessingShape" mc:Ignorable="w14 w15 w16se w16cid w16 w16cex w16sdtdh w16sdtfl w16du wp14">
+<w:ftr xmlns:wpc="http://schemas.microsoft.com/office/word/2010/wordprocessingCanvas" xmlns:cx="http://schemas.microsoft.com/office/drawing/2014/chartex" xmlns:cx1="http://schemas.microsoft.com/office/drawing/2015/9/8/chartex" xmlns:cx2="http://schemas.microsoft.com/office/drawing/2015/10/21/chartex" xmlns:cx3="http://schemas.microsoft.com/office/drawing/2016/5/9/chartex" xmlns:cx4="http://schemas.microsoft.com/office/drawing/2016/5/10/chartex" xmlns:cx5="http://schemas.microsoft.com/office/drawing/2016/5/11/chartex" xmlns:cx6="http://schemas.microsoft.com/office/drawing/2016/5/12/chartex" xmlns:cx7="http://schemas.microsoft.com/office/drawing/2016/5/13/chartex" xmlns:cx8="http://schemas.microsoft.com/office/drawing/2016/5/14/chartex" xmlns:mc="http://schemas.openxmlformats.org/markup-compatibility/2006" xmlns:aink="http://schemas.microsoft.com/office/drawing/2016/ink" xmlns:am3d="http://schemas.microsoft.com/office/drawing/2017/model3d" xmlns:o="urn:schemas-microsoft-com:office:office" xmlns:oel="http://schemas.microsoft.com/office/2019/extlst" xmlns:r="http://schemas.openxmlformats.org/officeDocument/2006/relationships" xmlns:m="http://schemas.openxmlformats.org/officeDocument/2006/math" xmlns:v="urn:schemas-microsoft-com:vml" xmlns:wp14="http://schemas.microsoft.com/office/word/2010/wordprocessingDrawing" xmlns:wp="http://schemas.openxmlformats.org/drawingml/2006/wordprocessingDrawing" xmlns:w10="urn:schemas-microsoft-com:office:word" xmlns:w="http://schemas.openxmlformats.org/wordprocessingml/2006/main" xmlns:w14="http://schemas.microsoft.com/office/word/2010/wordml" xmlns:w15="http://schemas.microsoft.com/office/word/2012/wordml" xmlns:w16cei="http://schemas.microsoft.com/office/word/2026/wordml/cei" xmlns:w16cex="http://schemas.microsoft.com/office/word/2018/wordml/cex" xmlns:w16cid="http://schemas.microsoft.com/office/word/2016/wordml/cid" xmlns:w16="http://schemas.microsoft.com/office/word/2018/wordml" xmlns:w16du="http://schemas.microsoft.com/office/word/2023/wordml/word16du" xmlns:w16sdtdh="http://schemas.microsoft.com/office/word/2020/wordml/sdtdatahash" xmlns:w16sdtfl="http://schemas.microsoft.com/office/word/2024/wordml/sdtformatlock" xmlns:w16se="http://schemas.microsoft.com/office/word/2015/wordml/symex" xmlns:wpg="http://schemas.microsoft.com/office/word/2010/wordprocessingGroup" xmlns:wpi="http://schemas.microsoft.com/office/word/2010/wordprocessingInk" xmlns:wne="http://schemas.microsoft.com/office/word/2006/wordml" xmlns:wps="http://schemas.microsoft.com/office/word/2010/wordprocessingShape" mc:Ignorable="w14 w15 w16se w16cid w16 w16cex w16sdtdh w16sdtfl w16du wp14">
   <w:p>
     <w:pPr>
       <w:pBdr>
@@ -6715,14 +9475,21 @@
         <w:bCs/>
       </w:rPr>
       <w:tab/>
-      <w:t xml:space="preserve">              v</w:t>
+      <w:t xml:space="preserve">              </w:t>
     </w:r>
     <w:r>
       <w:rPr>
         <w:b/>
         <w:bCs/>
       </w:rPr>
-      <w:t>edavms@gmail.com</w:t>
+      <w:t>www.vedavms.in</w:t>
+    </w:r>
+    <w:r>
+      <w:rPr>
+        <w:b/>
+        <w:bCs/>
+      </w:rPr>
+      <w:t xml:space="preserve"> </w:t>
     </w:r>
     <w:r>
       <w:rPr>
@@ -6737,6 +9504,19 @@
         <w:bCs/>
       </w:rPr>
       <w:tab/>
+    </w:r>
+    <w:r>
+      <w:rPr>
+        <w:b/>
+        <w:bCs/>
+      </w:rPr>
+      <w:t xml:space="preserve">           </w:t>
+    </w:r>
+    <w:r>
+      <w:rPr>
+        <w:b/>
+        <w:bCs/>
+      </w:rPr>
       <w:t xml:space="preserve"> </w:t>
     </w:r>
     <w:r>
@@ -6844,7 +9624,7 @@
 </file>
 
 <file path=word/footer2.xml><?xml version="1.0" encoding="utf-8"?>
-<w:ftr xmlns:wpc="http://schemas.microsoft.com/office/word/2010/wordprocessingCanvas" xmlns:cx="http://schemas.microsoft.com/office/drawing/2014/chartex" xmlns:cx1="http://schemas.microsoft.com/office/drawing/2015/9/8/chartex" xmlns:cx2="http://schemas.microsoft.com/office/drawing/2015/10/21/chartex" xmlns:cx3="http://schemas.microsoft.com/office/drawing/2016/5/9/chartex" xmlns:cx4="http://schemas.microsoft.com/office/drawing/2016/5/10/chartex" xmlns:cx5="http://schemas.microsoft.com/office/drawing/2016/5/11/chartex" xmlns:cx6="http://schemas.microsoft.com/office/drawing/2016/5/12/chartex" xmlns:cx7="http://schemas.microsoft.com/office/drawing/2016/5/13/chartex" xmlns:cx8="http://schemas.microsoft.com/office/drawing/2016/5/14/chartex" xmlns:mc="http://schemas.openxmlformats.org/markup-compatibility/2006" xmlns:aink="http://schemas.microsoft.com/office/drawing/2016/ink" xmlns:am3d="http://schemas.microsoft.com/office/drawing/2017/model3d" xmlns:o="urn:schemas-microsoft-com:office:office" xmlns:oel="http://schemas.microsoft.com/office/2019/extlst" xmlns:r="http://schemas.openxmlformats.org/officeDocument/2006/relationships" xmlns:m="http://schemas.openxmlformats.org/officeDocument/2006/math" xmlns:v="urn:schemas-microsoft-com:vml" xmlns:wp14="http://schemas.microsoft.com/office/word/2010/wordprocessingDrawing" xmlns:wp="http://schemas.openxmlformats.org/drawingml/2006/wordprocessingDrawing" xmlns:w10="urn:schemas-microsoft-com:office:word" xmlns:w="http://schemas.openxmlformats.org/wordprocessingml/2006/main" xmlns:w14="http://schemas.microsoft.com/office/word/2010/wordml" xmlns:w15="http://schemas.microsoft.com/office/word/2012/wordml" xmlns:w16cex="http://schemas.microsoft.com/office/word/2018/wordml/cex" xmlns:w16cid="http://schemas.microsoft.com/office/word/2016/wordml/cid" xmlns:w16="http://schemas.microsoft.com/office/word/2018/wordml" xmlns:w16du="http://schemas.microsoft.com/office/word/2023/wordml/word16du" xmlns:w16sdtdh="http://schemas.microsoft.com/office/word/2020/wordml/sdtdatahash" xmlns:w16sdtfl="http://schemas.microsoft.com/office/word/2024/wordml/sdtformatlock" xmlns:w16se="http://schemas.microsoft.com/office/word/2015/wordml/symex" xmlns:wpg="http://schemas.microsoft.com/office/word/2010/wordprocessingGroup" xmlns:wpi="http://schemas.microsoft.com/office/word/2010/wordprocessingInk" xmlns:wne="http://schemas.microsoft.com/office/word/2006/wordml" xmlns:wps="http://schemas.microsoft.com/office/word/2010/wordprocessingShape" mc:Ignorable="w14 w15 w16se w16cid w16 w16cex w16sdtdh w16sdtfl w16du wp14">
+<w:ftr xmlns:wpc="http://schemas.microsoft.com/office/word/2010/wordprocessingCanvas" xmlns:cx="http://schemas.microsoft.com/office/drawing/2014/chartex" xmlns:cx1="http://schemas.microsoft.com/office/drawing/2015/9/8/chartex" xmlns:cx2="http://schemas.microsoft.com/office/drawing/2015/10/21/chartex" xmlns:cx3="http://schemas.microsoft.com/office/drawing/2016/5/9/chartex" xmlns:cx4="http://schemas.microsoft.com/office/drawing/2016/5/10/chartex" xmlns:cx5="http://schemas.microsoft.com/office/drawing/2016/5/11/chartex" xmlns:cx6="http://schemas.microsoft.com/office/drawing/2016/5/12/chartex" xmlns:cx7="http://schemas.microsoft.com/office/drawing/2016/5/13/chartex" xmlns:cx8="http://schemas.microsoft.com/office/drawing/2016/5/14/chartex" xmlns:mc="http://schemas.openxmlformats.org/markup-compatibility/2006" xmlns:aink="http://schemas.microsoft.com/office/drawing/2016/ink" xmlns:am3d="http://schemas.microsoft.com/office/drawing/2017/model3d" xmlns:o="urn:schemas-microsoft-com:office:office" xmlns:oel="http://schemas.microsoft.com/office/2019/extlst" xmlns:r="http://schemas.openxmlformats.org/officeDocument/2006/relationships" xmlns:m="http://schemas.openxmlformats.org/officeDocument/2006/math" xmlns:v="urn:schemas-microsoft-com:vml" xmlns:wp14="http://schemas.microsoft.com/office/word/2010/wordprocessingDrawing" xmlns:wp="http://schemas.openxmlformats.org/drawingml/2006/wordprocessingDrawing" xmlns:w10="urn:schemas-microsoft-com:office:word" xmlns:w="http://schemas.openxmlformats.org/wordprocessingml/2006/main" xmlns:w14="http://schemas.microsoft.com/office/word/2010/wordml" xmlns:w15="http://schemas.microsoft.com/office/word/2012/wordml" xmlns:w16cei="http://schemas.microsoft.com/office/word/2026/wordml/cei" xmlns:w16cex="http://schemas.microsoft.com/office/word/2018/wordml/cex" xmlns:w16cid="http://schemas.microsoft.com/office/word/2016/wordml/cid" xmlns:w16="http://schemas.microsoft.com/office/word/2018/wordml" xmlns:w16du="http://schemas.microsoft.com/office/word/2023/wordml/word16du" xmlns:w16sdtdh="http://schemas.microsoft.com/office/word/2020/wordml/sdtdatahash" xmlns:w16sdtfl="http://schemas.microsoft.com/office/word/2024/wordml/sdtformatlock" xmlns:w16se="http://schemas.microsoft.com/office/word/2015/wordml/symex" xmlns:wpg="http://schemas.microsoft.com/office/word/2010/wordprocessingGroup" xmlns:wpi="http://schemas.microsoft.com/office/word/2010/wordprocessingInk" xmlns:wne="http://schemas.microsoft.com/office/word/2006/wordml" xmlns:wps="http://schemas.microsoft.com/office/word/2010/wordprocessingShape" mc:Ignorable="w14 w15 w16se w16cid w16 w16cex w16sdtdh w16sdtfl w16du wp14">
   <w:p>
     <w:pPr>
       <w:pBdr>
@@ -7047,7 +9827,7 @@
 </file>
 
 <file path=word/footnotes.xml><?xml version="1.0" encoding="utf-8"?>
-<w:footnotes xmlns:wpc="http://schemas.microsoft.com/office/word/2010/wordprocessingCanvas" xmlns:cx="http://schemas.microsoft.com/office/drawing/2014/chartex" xmlns:cx1="http://schemas.microsoft.com/office/drawing/2015/9/8/chartex" xmlns:cx2="http://schemas.microsoft.com/office/drawing/2015/10/21/chartex" xmlns:cx3="http://schemas.microsoft.com/office/drawing/2016/5/9/chartex" xmlns:cx4="http://schemas.microsoft.com/office/drawing/2016/5/10/chartex" xmlns:cx5="http://schemas.microsoft.com/office/drawing/2016/5/11/chartex" xmlns:cx6="http://schemas.microsoft.com/office/drawing/2016/5/12/chartex" xmlns:cx7="http://schemas.microsoft.com/office/drawing/2016/5/13/chartex" xmlns:cx8="http://schemas.microsoft.com/office/drawing/2016/5/14/chartex" xmlns:mc="http://schemas.openxmlformats.org/markup-compatibility/2006" xmlns:aink="http://schemas.microsoft.com/office/drawing/2016/ink" xmlns:am3d="http://schemas.microsoft.com/office/drawing/2017/model3d" xmlns:o="urn:schemas-microsoft-com:office:office" xmlns:oel="http://schemas.microsoft.com/office/2019/extlst" xmlns:r="http://schemas.openxmlformats.org/officeDocument/2006/relationships" xmlns:m="http://schemas.openxmlformats.org/officeDocument/2006/math" xmlns:v="urn:schemas-microsoft-com:vml" xmlns:wp14="http://schemas.microsoft.com/office/word/2010/wordprocessingDrawing" xmlns:wp="http://schemas.openxmlformats.org/drawingml/2006/wordprocessingDrawing" xmlns:w10="urn:schemas-microsoft-com:office:word" xmlns:w="http://schemas.openxmlformats.org/wordprocessingml/2006/main" xmlns:w14="http://schemas.microsoft.com/office/word/2010/wordml" xmlns:w15="http://schemas.microsoft.com/office/word/2012/wordml" xmlns:w16cex="http://schemas.microsoft.com/office/word/2018/wordml/cex" xmlns:w16cid="http://schemas.microsoft.com/office/word/2016/wordml/cid" xmlns:w16="http://schemas.microsoft.com/office/word/2018/wordml" xmlns:w16du="http://schemas.microsoft.com/office/word/2023/wordml/word16du" xmlns:w16sdtdh="http://schemas.microsoft.com/office/word/2020/wordml/sdtdatahash" xmlns:w16sdtfl="http://schemas.microsoft.com/office/word/2024/wordml/sdtformatlock" xmlns:w16se="http://schemas.microsoft.com/office/word/2015/wordml/symex" xmlns:wpg="http://schemas.microsoft.com/office/word/2010/wordprocessingGroup" xmlns:wpi="http://schemas.microsoft.com/office/word/2010/wordprocessingInk" xmlns:wne="http://schemas.microsoft.com/office/word/2006/wordml" xmlns:wps="http://schemas.microsoft.com/office/word/2010/wordprocessingShape" mc:Ignorable="w14 w15 w16se w16cid w16 w16cex w16sdtdh w16sdtfl w16du wp14">
+<w:footnotes xmlns:wpc="http://schemas.microsoft.com/office/word/2010/wordprocessingCanvas" xmlns:cx="http://schemas.microsoft.com/office/drawing/2014/chartex" xmlns:cx1="http://schemas.microsoft.com/office/drawing/2015/9/8/chartex" xmlns:cx2="http://schemas.microsoft.com/office/drawing/2015/10/21/chartex" xmlns:cx3="http://schemas.microsoft.com/office/drawing/2016/5/9/chartex" xmlns:cx4="http://schemas.microsoft.com/office/drawing/2016/5/10/chartex" xmlns:cx5="http://schemas.microsoft.com/office/drawing/2016/5/11/chartex" xmlns:cx6="http://schemas.microsoft.com/office/drawing/2016/5/12/chartex" xmlns:cx7="http://schemas.microsoft.com/office/drawing/2016/5/13/chartex" xmlns:cx8="http://schemas.microsoft.com/office/drawing/2016/5/14/chartex" xmlns:mc="http://schemas.openxmlformats.org/markup-compatibility/2006" xmlns:aink="http://schemas.microsoft.com/office/drawing/2016/ink" xmlns:am3d="http://schemas.microsoft.com/office/drawing/2017/model3d" xmlns:o="urn:schemas-microsoft-com:office:office" xmlns:oel="http://schemas.microsoft.com/office/2019/extlst" xmlns:r="http://schemas.openxmlformats.org/officeDocument/2006/relationships" xmlns:m="http://schemas.openxmlformats.org/officeDocument/2006/math" xmlns:v="urn:schemas-microsoft-com:vml" xmlns:wp14="http://schemas.microsoft.com/office/word/2010/wordprocessingDrawing" xmlns:wp="http://schemas.openxmlformats.org/drawingml/2006/wordprocessingDrawing" xmlns:w10="urn:schemas-microsoft-com:office:word" xmlns:w="http://schemas.openxmlformats.org/wordprocessingml/2006/main" xmlns:w14="http://schemas.microsoft.com/office/word/2010/wordml" xmlns:w15="http://schemas.microsoft.com/office/word/2012/wordml" xmlns:w16cei="http://schemas.microsoft.com/office/word/2026/wordml/cei" xmlns:w16cex="http://schemas.microsoft.com/office/word/2018/wordml/cex" xmlns:w16cid="http://schemas.microsoft.com/office/word/2016/wordml/cid" xmlns:w16="http://schemas.microsoft.com/office/word/2018/wordml" xmlns:w16du="http://schemas.microsoft.com/office/word/2023/wordml/word16du" xmlns:w16sdtdh="http://schemas.microsoft.com/office/word/2020/wordml/sdtdatahash" xmlns:w16sdtfl="http://schemas.microsoft.com/office/word/2024/wordml/sdtformatlock" xmlns:w16se="http://schemas.microsoft.com/office/word/2015/wordml/symex" xmlns:wpg="http://schemas.microsoft.com/office/word/2010/wordprocessingGroup" xmlns:wpi="http://schemas.microsoft.com/office/word/2010/wordprocessingInk" xmlns:wne="http://schemas.microsoft.com/office/word/2006/wordml" xmlns:wps="http://schemas.microsoft.com/office/word/2010/wordprocessingShape" mc:Ignorable="w14 w15 w16se w16cid w16 w16cex w16sdtdh w16sdtfl w16du wp14">
   <w:footnote w:type="separator" w:id="-1">
     <w:p>
       <w:pPr>
@@ -7072,7 +9852,7 @@
 </file>
 
 <file path=word/header1.xml><?xml version="1.0" encoding="utf-8"?>
-<w:hdr xmlns:wpc="http://schemas.microsoft.com/office/word/2010/wordprocessingCanvas" xmlns:cx="http://schemas.microsoft.com/office/drawing/2014/chartex" xmlns:cx1="http://schemas.microsoft.com/office/drawing/2015/9/8/chartex" xmlns:cx2="http://schemas.microsoft.com/office/drawing/2015/10/21/chartex" xmlns:cx3="http://schemas.microsoft.com/office/drawing/2016/5/9/chartex" xmlns:cx4="http://schemas.microsoft.com/office/drawing/2016/5/10/chartex" xmlns:cx5="http://schemas.microsoft.com/office/drawing/2016/5/11/chartex" xmlns:cx6="http://schemas.microsoft.com/office/drawing/2016/5/12/chartex" xmlns:cx7="http://schemas.microsoft.com/office/drawing/2016/5/13/chartex" xmlns:cx8="http://schemas.microsoft.com/office/drawing/2016/5/14/chartex" xmlns:mc="http://schemas.openxmlformats.org/markup-compatibility/2006" xmlns:aink="http://schemas.microsoft.com/office/drawing/2016/ink" xmlns:am3d="http://schemas.microsoft.com/office/drawing/2017/model3d" xmlns:o="urn:schemas-microsoft-com:office:office" xmlns:oel="http://schemas.microsoft.com/office/2019/extlst" xmlns:r="http://schemas.openxmlformats.org/officeDocument/2006/relationships" xmlns:m="http://schemas.openxmlformats.org/officeDocument/2006/math" xmlns:v="urn:schemas-microsoft-com:vml" xmlns:wp14="http://schemas.microsoft.com/office/word/2010/wordprocessingDrawing" xmlns:wp="http://schemas.openxmlformats.org/drawingml/2006/wordprocessingDrawing" xmlns:w10="urn:schemas-microsoft-com:office:word" xmlns:w="http://schemas.openxmlformats.org/wordprocessingml/2006/main" xmlns:w14="http://schemas.microsoft.com/office/word/2010/wordml" xmlns:w15="http://schemas.microsoft.com/office/word/2012/wordml" xmlns:w16cex="http://schemas.microsoft.com/office/word/2018/wordml/cex" xmlns:w16cid="http://schemas.microsoft.com/office/word/2016/wordml/cid" xmlns:w16="http://schemas.microsoft.com/office/word/2018/wordml" xmlns:w16du="http://schemas.microsoft.com/office/word/2023/wordml/word16du" xmlns:w16sdtdh="http://schemas.microsoft.com/office/word/2020/wordml/sdtdatahash" xmlns:w16sdtfl="http://schemas.microsoft.com/office/word/2024/wordml/sdtformatlock" xmlns:w16se="http://schemas.microsoft.com/office/word/2015/wordml/symex" xmlns:wpg="http://schemas.microsoft.com/office/word/2010/wordprocessingGroup" xmlns:wpi="http://schemas.microsoft.com/office/word/2010/wordprocessingInk" xmlns:wne="http://schemas.microsoft.com/office/word/2006/wordml" xmlns:wps="http://schemas.microsoft.com/office/word/2010/wordprocessingShape" mc:Ignorable="w14 w15 w16se w16cid w16 w16cex w16sdtdh w16sdtfl w16du wp14">
+<w:hdr xmlns:wpc="http://schemas.microsoft.com/office/word/2010/wordprocessingCanvas" xmlns:cx="http://schemas.microsoft.com/office/drawing/2014/chartex" xmlns:cx1="http://schemas.microsoft.com/office/drawing/2015/9/8/chartex" xmlns:cx2="http://schemas.microsoft.com/office/drawing/2015/10/21/chartex" xmlns:cx3="http://schemas.microsoft.com/office/drawing/2016/5/9/chartex" xmlns:cx4="http://schemas.microsoft.com/office/drawing/2016/5/10/chartex" xmlns:cx5="http://schemas.microsoft.com/office/drawing/2016/5/11/chartex" xmlns:cx6="http://schemas.microsoft.com/office/drawing/2016/5/12/chartex" xmlns:cx7="http://schemas.microsoft.com/office/drawing/2016/5/13/chartex" xmlns:cx8="http://schemas.microsoft.com/office/drawing/2016/5/14/chartex" xmlns:mc="http://schemas.openxmlformats.org/markup-compatibility/2006" xmlns:aink="http://schemas.microsoft.com/office/drawing/2016/ink" xmlns:am3d="http://schemas.microsoft.com/office/drawing/2017/model3d" xmlns:o="urn:schemas-microsoft-com:office:office" xmlns:oel="http://schemas.microsoft.com/office/2019/extlst" xmlns:r="http://schemas.openxmlformats.org/officeDocument/2006/relationships" xmlns:m="http://schemas.openxmlformats.org/officeDocument/2006/math" xmlns:v="urn:schemas-microsoft-com:vml" xmlns:wp14="http://schemas.microsoft.com/office/word/2010/wordprocessingDrawing" xmlns:wp="http://schemas.openxmlformats.org/drawingml/2006/wordprocessingDrawing" xmlns:w10="urn:schemas-microsoft-com:office:word" xmlns:w="http://schemas.openxmlformats.org/wordprocessingml/2006/main" xmlns:w14="http://schemas.microsoft.com/office/word/2010/wordml" xmlns:w15="http://schemas.microsoft.com/office/word/2012/wordml" xmlns:w16cei="http://schemas.microsoft.com/office/word/2026/wordml/cei" xmlns:w16cex="http://schemas.microsoft.com/office/word/2018/wordml/cex" xmlns:w16cid="http://schemas.microsoft.com/office/word/2016/wordml/cid" xmlns:w16="http://schemas.microsoft.com/office/word/2018/wordml" xmlns:w16du="http://schemas.microsoft.com/office/word/2023/wordml/word16du" xmlns:w16sdtdh="http://schemas.microsoft.com/office/word/2020/wordml/sdtdatahash" xmlns:w16sdtfl="http://schemas.microsoft.com/office/word/2024/wordml/sdtformatlock" xmlns:w16se="http://schemas.microsoft.com/office/word/2015/wordml/symex" xmlns:wpg="http://schemas.microsoft.com/office/word/2010/wordprocessingGroup" xmlns:wpi="http://schemas.microsoft.com/office/word/2010/wordprocessingInk" xmlns:wne="http://schemas.microsoft.com/office/word/2006/wordml" xmlns:wps="http://schemas.microsoft.com/office/word/2010/wordprocessingShape" mc:Ignorable="w14 w15 w16se w16cid w16 w16cex w16sdtdh w16sdtfl w16du wp14">
   <w:p>
     <w:pPr>
       <w:pStyle w:val="Header"/>
@@ -7085,7 +9865,7 @@
 </file>
 
 <file path=word/header2.xml><?xml version="1.0" encoding="utf-8"?>
-<w:hdr xmlns:wpc="http://schemas.microsoft.com/office/word/2010/wordprocessingCanvas" xmlns:cx="http://schemas.microsoft.com/office/drawing/2014/chartex" xmlns:cx1="http://schemas.microsoft.com/office/drawing/2015/9/8/chartex" xmlns:cx2="http://schemas.microsoft.com/office/drawing/2015/10/21/chartex" xmlns:cx3="http://schemas.microsoft.com/office/drawing/2016/5/9/chartex" xmlns:cx4="http://schemas.microsoft.com/office/drawing/2016/5/10/chartex" xmlns:cx5="http://schemas.microsoft.com/office/drawing/2016/5/11/chartex" xmlns:cx6="http://schemas.microsoft.com/office/drawing/2016/5/12/chartex" xmlns:cx7="http://schemas.microsoft.com/office/drawing/2016/5/13/chartex" xmlns:cx8="http://schemas.microsoft.com/office/drawing/2016/5/14/chartex" xmlns:mc="http://schemas.openxmlformats.org/markup-compatibility/2006" xmlns:aink="http://schemas.microsoft.com/office/drawing/2016/ink" xmlns:am3d="http://schemas.microsoft.com/office/drawing/2017/model3d" xmlns:o="urn:schemas-microsoft-com:office:office" xmlns:oel="http://schemas.microsoft.com/office/2019/extlst" xmlns:r="http://schemas.openxmlformats.org/officeDocument/2006/relationships" xmlns:m="http://schemas.openxmlformats.org/officeDocument/2006/math" xmlns:v="urn:schemas-microsoft-com:vml" xmlns:wp14="http://schemas.microsoft.com/office/word/2010/wordprocessingDrawing" xmlns:wp="http://schemas.openxmlformats.org/drawingml/2006/wordprocessingDrawing" xmlns:w10="urn:schemas-microsoft-com:office:word" xmlns:w="http://schemas.openxmlformats.org/wordprocessingml/2006/main" xmlns:w14="http://schemas.microsoft.com/office/word/2010/wordml" xmlns:w15="http://schemas.microsoft.com/office/word/2012/wordml" xmlns:w16cex="http://schemas.microsoft.com/office/word/2018/wordml/cex" xmlns:w16cid="http://schemas.microsoft.com/office/word/2016/wordml/cid" xmlns:w16="http://schemas.microsoft.com/office/word/2018/wordml" xmlns:w16du="http://schemas.microsoft.com/office/word/2023/wordml/word16du" xmlns:w16sdtdh="http://schemas.microsoft.com/office/word/2020/wordml/sdtdatahash" xmlns:w16sdtfl="http://schemas.microsoft.com/office/word/2024/wordml/sdtformatlock" xmlns:w16se="http://schemas.microsoft.com/office/word/2015/wordml/symex" xmlns:wpg="http://schemas.microsoft.com/office/word/2010/wordprocessingGroup" xmlns:wpi="http://schemas.microsoft.com/office/word/2010/wordprocessingInk" xmlns:wne="http://schemas.microsoft.com/office/word/2006/wordml" xmlns:wps="http://schemas.microsoft.com/office/word/2010/wordprocessingShape" mc:Ignorable="w14 w15 w16se w16cid w16 w16cex w16sdtdh w16sdtfl w16du wp14">
+<w:hdr xmlns:wpc="http://schemas.microsoft.com/office/word/2010/wordprocessingCanvas" xmlns:cx="http://schemas.microsoft.com/office/drawing/2014/chartex" xmlns:cx1="http://schemas.microsoft.com/office/drawing/2015/9/8/chartex" xmlns:cx2="http://schemas.microsoft.com/office/drawing/2015/10/21/chartex" xmlns:cx3="http://schemas.microsoft.com/office/drawing/2016/5/9/chartex" xmlns:cx4="http://schemas.microsoft.com/office/drawing/2016/5/10/chartex" xmlns:cx5="http://schemas.microsoft.com/office/drawing/2016/5/11/chartex" xmlns:cx6="http://schemas.microsoft.com/office/drawing/2016/5/12/chartex" xmlns:cx7="http://schemas.microsoft.com/office/drawing/2016/5/13/chartex" xmlns:cx8="http://schemas.microsoft.com/office/drawing/2016/5/14/chartex" xmlns:mc="http://schemas.openxmlformats.org/markup-compatibility/2006" xmlns:aink="http://schemas.microsoft.com/office/drawing/2016/ink" xmlns:am3d="http://schemas.microsoft.com/office/drawing/2017/model3d" xmlns:o="urn:schemas-microsoft-com:office:office" xmlns:oel="http://schemas.microsoft.com/office/2019/extlst" xmlns:r="http://schemas.openxmlformats.org/officeDocument/2006/relationships" xmlns:m="http://schemas.openxmlformats.org/officeDocument/2006/math" xmlns:v="urn:schemas-microsoft-com:vml" xmlns:wp14="http://schemas.microsoft.com/office/word/2010/wordprocessingDrawing" xmlns:wp="http://schemas.openxmlformats.org/drawingml/2006/wordprocessingDrawing" xmlns:w10="urn:schemas-microsoft-com:office:word" xmlns:w="http://schemas.openxmlformats.org/wordprocessingml/2006/main" xmlns:w14="http://schemas.microsoft.com/office/word/2010/wordml" xmlns:w15="http://schemas.microsoft.com/office/word/2012/wordml" xmlns:w16cei="http://schemas.microsoft.com/office/word/2026/wordml/cei" xmlns:w16cex="http://schemas.microsoft.com/office/word/2018/wordml/cex" xmlns:w16cid="http://schemas.microsoft.com/office/word/2016/wordml/cid" xmlns:w16="http://schemas.microsoft.com/office/word/2018/wordml" xmlns:w16du="http://schemas.microsoft.com/office/word/2023/wordml/word16du" xmlns:w16sdtdh="http://schemas.microsoft.com/office/word/2020/wordml/sdtdatahash" xmlns:w16sdtfl="http://schemas.microsoft.com/office/word/2024/wordml/sdtformatlock" xmlns:w16se="http://schemas.microsoft.com/office/word/2015/wordml/symex" xmlns:wpg="http://schemas.microsoft.com/office/word/2010/wordprocessingGroup" xmlns:wpi="http://schemas.microsoft.com/office/word/2010/wordprocessingInk" xmlns:wne="http://schemas.microsoft.com/office/word/2006/wordml" xmlns:wps="http://schemas.microsoft.com/office/word/2010/wordprocessingShape" mc:Ignorable="w14 w15 w16se w16cid w16 w16cex w16sdtdh w16sdtfl w16du wp14">
   <w:p>
     <w:pPr>
       <w:pStyle w:val="Header"/>
@@ -7489,7 +10269,7 @@
   <w:style w:type="paragraph" w:default="1" w:styleId="Normal">
     <w:name w:val="Normal"/>
     <w:qFormat/>
-    <w:rsid w:val="00076C05"/>
+    <w:rsid w:val="00256C48"/>
     <w:pPr>
       <w:spacing w:before="120" w:line="276" w:lineRule="auto"/>
     </w:pPr>
@@ -7599,6 +10379,29 @@
       <w:sz w:val="24"/>
       <w:szCs w:val="22"/>
       <w:lang w:bidi="ar-SA"/>
+    </w:rPr>
+  </w:style>
+  <w:style w:type="character" w:styleId="Hyperlink">
+    <w:name w:val="Hyperlink"/>
+    <w:basedOn w:val="DefaultParagraphFont"/>
+    <w:uiPriority w:val="99"/>
+    <w:unhideWhenUsed/>
+    <w:rsid w:val="00887125"/>
+    <w:rPr>
+      <w:color w:val="0563C1" w:themeColor="hyperlink"/>
+      <w:u w:val="single"/>
+    </w:rPr>
+  </w:style>
+  <w:style w:type="character" w:styleId="UnresolvedMention">
+    <w:name w:val="Unresolved Mention"/>
+    <w:basedOn w:val="DefaultParagraphFont"/>
+    <w:uiPriority w:val="99"/>
+    <w:semiHidden/>
+    <w:unhideWhenUsed/>
+    <w:rsid w:val="00887125"/>
+    <w:rPr>
+      <w:color w:val="605E5C"/>
+      <w:shd w:val="clear" w:color="auto" w:fill="E1DFDD"/>
     </w:rPr>
   </w:style>
 </w:styles>

--- a/TS-Kramam/TS-4.6/TS 4.6 Sanskrit Krama Paatam Corrections.docx
+++ b/TS-Kramam/TS-4.6/TS 4.6 Sanskrit Krama Paatam Corrections.docx
@@ -247,7 +247,7 @@
       </w:tr>
       <w:tr>
         <w:trPr>
-          <w:trHeight w:val="1685"/>
+          <w:trHeight w:val="1118"/>
         </w:trPr>
         <w:tc>
           <w:tcPr>
@@ -404,38 +404,16 @@
                 <w:color w:val="000000"/>
                 <w:sz w:val="40"/>
                 <w:szCs w:val="40"/>
-                <w:lang w:val="it-IT"/>
-              </w:rPr>
-            </w:pPr>
-            <w:proofErr w:type="spellStart"/>
-            <w:r>
-              <w:rPr>
-                <w:rFonts w:ascii="BRH Devanagari Extra" w:hAnsi="BRH Devanagari Extra" w:cs="BRH Devanagari Extra"/>
-                <w:color w:val="000000"/>
-                <w:sz w:val="40"/>
-                <w:szCs w:val="40"/>
-              </w:rPr>
-              <w:t>uÉQèû</w:t>
-            </w:r>
-            <w:proofErr w:type="spellEnd"/>
-            <w:r>
-              <w:rPr>
-                <w:rFonts w:ascii="BRH Devanagari Extra" w:hAnsi="BRH Devanagari Extra" w:cs="BRH Devanagari Extra"/>
-                <w:color w:val="000000"/>
-                <w:sz w:val="40"/>
-                <w:szCs w:val="40"/>
-              </w:rPr>
-              <w:t xml:space="preserve"> </w:t>
-            </w:r>
-            <w:proofErr w:type="spellStart"/>
-            <w:r>
-              <w:rPr>
-                <w:rFonts w:ascii="BRH Devanagari Extra" w:hAnsi="BRH Devanagari Extra" w:cs="BRH Devanagari Extra"/>
-                <w:color w:val="000000"/>
-                <w:sz w:val="40"/>
-                <w:szCs w:val="40"/>
-              </w:rPr>
-              <w:t>oÉ</w:t>
+              </w:rPr>
+            </w:pPr>
+            <w:r>
+              <w:rPr>
+                <w:rFonts w:ascii="BRH Devanagari Extra" w:hAnsi="BRH Devanagari Extra" w:cs="BRH Devanagari Extra"/>
+                <w:color w:val="000000"/>
+                <w:sz w:val="40"/>
+                <w:szCs w:val="40"/>
+              </w:rPr>
+              <w:t>uÉQèû oÉ</w:t>
             </w:r>
             <w:r>
               <w:rPr>
@@ -447,7 +425,6 @@
               </w:rPr>
               <w:t>þU.ç</w:t>
             </w:r>
-            <w:proofErr w:type="spellEnd"/>
             <w:r>
               <w:rPr>
                 <w:rFonts w:ascii="BRH Malayalam Extra" w:hAnsi="BRH Malayalam Extra" w:cs="BRH Devanagari Extra"/>
@@ -458,7 +435,6 @@
               </w:rPr>
               <w:t>–</w:t>
             </w:r>
-            <w:proofErr w:type="spellStart"/>
             <w:r>
               <w:rPr>
                 <w:rFonts w:ascii="BRH Devanagari Extra" w:hAnsi="BRH Devanagari Extra" w:cs="BRH Devanagari Extra"/>
@@ -478,7 +454,6 @@
               </w:rPr>
               <w:t>û</w:t>
             </w:r>
-            <w:proofErr w:type="spellEnd"/>
             <w:r>
               <w:rPr>
                 <w:rFonts w:ascii="BRH Malayalam Extra" w:hAnsi="BRH Malayalam Extra" w:cs="BRH Devanagari Extra"/>
@@ -488,36 +463,24 @@
               </w:rPr>
               <w:t>––</w:t>
             </w:r>
-            <w:proofErr w:type="spellStart"/>
-            <w:r>
-              <w:rPr>
-                <w:rFonts w:ascii="BRH Devanagari Extra" w:hAnsi="BRH Devanagari Extra" w:cs="BRH Devanagari Extra"/>
-                <w:color w:val="000000"/>
-                <w:sz w:val="40"/>
-                <w:szCs w:val="40"/>
-              </w:rPr>
-              <w:t>wÉSåÿ</w:t>
-            </w:r>
-            <w:proofErr w:type="spellEnd"/>
-            <w:r>
-              <w:rPr>
-                <w:rFonts w:ascii="BRH Devanagari Extra" w:hAnsi="BRH Devanagari Extra" w:cs="BRH Devanagari Extra"/>
-                <w:color w:val="000000"/>
-                <w:sz w:val="40"/>
-                <w:szCs w:val="40"/>
-              </w:rPr>
-              <w:t xml:space="preserve"> | oÉ</w:t>
-            </w:r>
-            <w:r>
-              <w:rPr>
-                <w:rFonts w:ascii="BRH Malayalam Extra" w:hAnsi="BRH Malayalam Extra" w:cs="BRH Devanagari Extra"/>
-                <w:color w:val="000000"/>
-                <w:sz w:val="32"/>
-                <w:szCs w:val="40"/>
-              </w:rPr>
-              <w:t>–</w:t>
-            </w:r>
-            <w:proofErr w:type="spellStart"/>
+            <w:r>
+              <w:rPr>
+                <w:rFonts w:ascii="BRH Devanagari Extra" w:hAnsi="BRH Devanagari Extra" w:cs="BRH Devanagari Extra"/>
+                <w:color w:val="000000"/>
+                <w:sz w:val="40"/>
+                <w:szCs w:val="40"/>
+              </w:rPr>
+              <w:t>wÉSåÿ | oÉ</w:t>
+            </w:r>
+            <w:r>
+              <w:rPr>
+                <w:rFonts w:ascii="BRH Malayalam Extra" w:hAnsi="BRH Malayalam Extra" w:cs="BRH Devanagari Extra"/>
+                <w:color w:val="000000"/>
+                <w:sz w:val="32"/>
+                <w:szCs w:val="40"/>
+              </w:rPr>
+              <w:t>–</w:t>
+            </w:r>
             <w:proofErr w:type="gramStart"/>
             <w:r>
               <w:rPr>
@@ -528,7 +491,6 @@
               </w:rPr>
               <w:t>U.ç</w:t>
             </w:r>
-            <w:proofErr w:type="spellEnd"/>
             <w:proofErr w:type="gramEnd"/>
             <w:r>
               <w:rPr>
@@ -539,7 +501,6 @@
               </w:rPr>
               <w:t>–</w:t>
             </w:r>
-            <w:proofErr w:type="spellStart"/>
             <w:r>
               <w:rPr>
                 <w:rFonts w:ascii="BRH Devanagari Extra" w:hAnsi="BRH Devanagari Extra" w:cs="BRH Devanagari Extra"/>
@@ -549,17 +510,15 @@
               </w:rPr>
               <w:t>ÌWû</w:t>
             </w:r>
-            <w:proofErr w:type="spellEnd"/>
-            <w:r>
-              <w:rPr>
-                <w:rFonts w:ascii="BRH Malayalam Extra" w:hAnsi="BRH Malayalam Extra" w:cs="BRH Devanagari Extra"/>
-                <w:color w:val="000000"/>
-                <w:sz w:val="32"/>
-                <w:szCs w:val="40"/>
-              </w:rPr>
-              <w:t>–</w:t>
-            </w:r>
-            <w:proofErr w:type="spellStart"/>
+            <w:r>
+              <w:rPr>
+                <w:rFonts w:ascii="BRH Malayalam Extra" w:hAnsi="BRH Malayalam Extra" w:cs="BRH Devanagari Extra"/>
+                <w:color w:val="000000"/>
+                <w:sz w:val="32"/>
+                <w:szCs w:val="40"/>
+              </w:rPr>
+              <w:t>–</w:t>
+            </w:r>
             <w:r>
               <w:rPr>
                 <w:rFonts w:ascii="BRH Devanagari Extra" w:hAnsi="BRH Devanagari Extra" w:cs="BRH Devanagari Extra"/>
@@ -569,44 +528,23 @@
               </w:rPr>
               <w:t>wÉSå</w:t>
             </w:r>
-            <w:proofErr w:type="spellEnd"/>
-            <w:r>
-              <w:rPr>
-                <w:rFonts w:ascii="BRH Malayalam Extra" w:hAnsi="BRH Malayalam Extra" w:cs="BRH Devanagari Extra"/>
-                <w:color w:val="000000"/>
-                <w:sz w:val="32"/>
-                <w:szCs w:val="40"/>
-              </w:rPr>
-              <w:t>–</w:t>
-            </w:r>
-            <w:r>
-              <w:rPr>
-                <w:rFonts w:ascii="BRH Devanagari Extra" w:hAnsi="BRH Devanagari Extra" w:cs="BRH Devanagari Extra"/>
-                <w:color w:val="000000"/>
-                <w:sz w:val="40"/>
-                <w:szCs w:val="40"/>
-              </w:rPr>
-              <w:t xml:space="preserve"> </w:t>
-            </w:r>
-            <w:proofErr w:type="spellStart"/>
-            <w:r>
-              <w:rPr>
-                <w:rFonts w:ascii="BRH Devanagari Extra" w:hAnsi="BRH Devanagari Extra" w:cs="BRH Devanagari Extra"/>
-                <w:color w:val="000000"/>
-                <w:sz w:val="40"/>
-                <w:szCs w:val="40"/>
-              </w:rPr>
-              <w:t>uÉOèû</w:t>
-            </w:r>
-            <w:proofErr w:type="spellEnd"/>
-            <w:r>
-              <w:rPr>
-                <w:rFonts w:ascii="BRH Devanagari Extra" w:hAnsi="BRH Devanagari Extra" w:cs="BRH Devanagari Extra"/>
-                <w:color w:val="000000"/>
-                <w:sz w:val="40"/>
-                <w:szCs w:val="40"/>
-              </w:rPr>
-              <w:t xml:space="preserve"> |</w:t>
+            <w:r>
+              <w:rPr>
+                <w:rFonts w:ascii="BRH Malayalam Extra" w:hAnsi="BRH Malayalam Extra" w:cs="BRH Devanagari Extra"/>
+                <w:color w:val="000000"/>
+                <w:sz w:val="32"/>
+                <w:szCs w:val="40"/>
+              </w:rPr>
+              <w:t>–</w:t>
+            </w:r>
+            <w:r>
+              <w:rPr>
+                <w:rFonts w:ascii="BRH Devanagari Extra" w:hAnsi="BRH Devanagari Extra" w:cs="BRH Devanagari Extra"/>
+                <w:color w:val="000000"/>
+                <w:sz w:val="40"/>
+                <w:szCs w:val="40"/>
+              </w:rPr>
+              <w:t xml:space="preserve"> uÉOèû |</w:t>
             </w:r>
           </w:p>
         </w:tc>
@@ -626,38 +564,16 @@
                 <w:color w:val="000000"/>
                 <w:sz w:val="40"/>
                 <w:szCs w:val="40"/>
-                <w:lang w:val="it-IT"/>
-              </w:rPr>
-            </w:pPr>
-            <w:proofErr w:type="spellStart"/>
-            <w:r>
-              <w:rPr>
-                <w:rFonts w:ascii="BRH Devanagari Extra" w:hAnsi="BRH Devanagari Extra" w:cs="BRH Devanagari Extra"/>
-                <w:color w:val="000000"/>
-                <w:sz w:val="40"/>
-                <w:szCs w:val="40"/>
-              </w:rPr>
-              <w:t>uÉQèû</w:t>
-            </w:r>
-            <w:proofErr w:type="spellEnd"/>
-            <w:r>
-              <w:rPr>
-                <w:rFonts w:ascii="BRH Devanagari Extra" w:hAnsi="BRH Devanagari Extra" w:cs="BRH Devanagari Extra"/>
-                <w:color w:val="000000"/>
-                <w:sz w:val="40"/>
-                <w:szCs w:val="40"/>
-              </w:rPr>
-              <w:t xml:space="preserve"> </w:t>
-            </w:r>
-            <w:proofErr w:type="spellStart"/>
-            <w:r>
-              <w:rPr>
-                <w:rFonts w:ascii="BRH Devanagari Extra" w:hAnsi="BRH Devanagari Extra" w:cs="BRH Devanagari Extra"/>
-                <w:color w:val="000000"/>
-                <w:sz w:val="40"/>
-                <w:szCs w:val="40"/>
-              </w:rPr>
-              <w:t>oÉþÌ</w:t>
+              </w:rPr>
+            </w:pPr>
+            <w:r>
+              <w:rPr>
+                <w:rFonts w:ascii="BRH Devanagari Extra" w:hAnsi="BRH Devanagari Extra" w:cs="BRH Devanagari Extra"/>
+                <w:color w:val="000000"/>
+                <w:sz w:val="40"/>
+                <w:szCs w:val="40"/>
+              </w:rPr>
+              <w:t>uÉQèû oÉþÌ</w:t>
             </w:r>
             <w:r>
               <w:rPr>
@@ -669,46 +585,33 @@
               </w:rPr>
               <w:t>Wïû</w:t>
             </w:r>
-            <w:proofErr w:type="spellEnd"/>
-            <w:r>
-              <w:rPr>
-                <w:rFonts w:ascii="BRH Malayalam Extra" w:hAnsi="BRH Malayalam Extra" w:cs="BRH Devanagari Extra"/>
-                <w:color w:val="000000"/>
-                <w:sz w:val="32"/>
-                <w:szCs w:val="40"/>
-              </w:rPr>
-              <w:t>–</w:t>
-            </w:r>
-            <w:proofErr w:type="spellStart"/>
-            <w:r>
-              <w:rPr>
-                <w:rFonts w:ascii="BRH Devanagari Extra" w:hAnsi="BRH Devanagari Extra" w:cs="BRH Devanagari Extra"/>
-                <w:color w:val="000000"/>
-                <w:sz w:val="40"/>
-                <w:szCs w:val="40"/>
-              </w:rPr>
-              <w:t>wÉSåÿ</w:t>
-            </w:r>
-            <w:proofErr w:type="spellEnd"/>
-            <w:r>
-              <w:rPr>
-                <w:rFonts w:ascii="BRH Devanagari Extra" w:hAnsi="BRH Devanagari Extra" w:cs="BRH Devanagari Extra"/>
-                <w:color w:val="000000"/>
-                <w:sz w:val="40"/>
-                <w:szCs w:val="40"/>
-              </w:rPr>
-              <w:t xml:space="preserve"> | oÉ</w:t>
-            </w:r>
-            <w:r>
-              <w:rPr>
-                <w:rFonts w:ascii="BRH Malayalam Extra" w:hAnsi="BRH Malayalam Extra" w:cs="BRH Devanagari Extra"/>
-                <w:color w:val="000000"/>
-                <w:sz w:val="32"/>
-                <w:szCs w:val="40"/>
-              </w:rPr>
-              <w:t>–</w:t>
-            </w:r>
-            <w:proofErr w:type="spellStart"/>
+            <w:r>
+              <w:rPr>
+                <w:rFonts w:ascii="BRH Malayalam Extra" w:hAnsi="BRH Malayalam Extra" w:cs="BRH Devanagari Extra"/>
+                <w:color w:val="000000"/>
+                <w:sz w:val="32"/>
+                <w:szCs w:val="40"/>
+              </w:rPr>
+              <w:t>–</w:t>
+            </w:r>
+            <w:r>
+              <w:rPr>
+                <w:rFonts w:ascii="BRH Devanagari Extra" w:hAnsi="BRH Devanagari Extra" w:cs="BRH Devanagari Extra"/>
+                <w:color w:val="000000"/>
+                <w:sz w:val="40"/>
+                <w:szCs w:val="40"/>
+              </w:rPr>
+              <w:t>wÉSåÿ | oÉ</w:t>
+            </w:r>
+            <w:r>
+              <w:rPr>
+                <w:rFonts w:ascii="BRH Malayalam Extra" w:hAnsi="BRH Malayalam Extra" w:cs="BRH Devanagari Extra"/>
+                <w:color w:val="000000"/>
+                <w:sz w:val="32"/>
+                <w:szCs w:val="40"/>
+              </w:rPr>
+              <w:t>–</w:t>
+            </w:r>
             <w:proofErr w:type="gramStart"/>
             <w:r>
               <w:rPr>
@@ -719,7 +622,6 @@
               </w:rPr>
               <w:t>U.ç</w:t>
             </w:r>
-            <w:proofErr w:type="spellEnd"/>
             <w:proofErr w:type="gramEnd"/>
             <w:r>
               <w:rPr>
@@ -730,7 +632,6 @@
               </w:rPr>
               <w:t>–</w:t>
             </w:r>
-            <w:proofErr w:type="spellStart"/>
             <w:r>
               <w:rPr>
                 <w:rFonts w:ascii="BRH Devanagari Extra" w:hAnsi="BRH Devanagari Extra" w:cs="BRH Devanagari Extra"/>
@@ -740,17 +641,15 @@
               </w:rPr>
               <w:t>ÌWû</w:t>
             </w:r>
-            <w:proofErr w:type="spellEnd"/>
-            <w:r>
-              <w:rPr>
-                <w:rFonts w:ascii="BRH Malayalam Extra" w:hAnsi="BRH Malayalam Extra" w:cs="BRH Devanagari Extra"/>
-                <w:color w:val="000000"/>
-                <w:sz w:val="32"/>
-                <w:szCs w:val="40"/>
-              </w:rPr>
-              <w:t>–</w:t>
-            </w:r>
-            <w:proofErr w:type="spellStart"/>
+            <w:r>
+              <w:rPr>
+                <w:rFonts w:ascii="BRH Malayalam Extra" w:hAnsi="BRH Malayalam Extra" w:cs="BRH Devanagari Extra"/>
+                <w:color w:val="000000"/>
+                <w:sz w:val="32"/>
+                <w:szCs w:val="40"/>
+              </w:rPr>
+              <w:t>–</w:t>
+            </w:r>
             <w:r>
               <w:rPr>
                 <w:rFonts w:ascii="BRH Devanagari Extra" w:hAnsi="BRH Devanagari Extra" w:cs="BRH Devanagari Extra"/>
@@ -760,44 +659,23 @@
               </w:rPr>
               <w:t>wÉSå</w:t>
             </w:r>
-            <w:proofErr w:type="spellEnd"/>
-            <w:r>
-              <w:rPr>
-                <w:rFonts w:ascii="BRH Malayalam Extra" w:hAnsi="BRH Malayalam Extra" w:cs="BRH Devanagari Extra"/>
-                <w:color w:val="000000"/>
-                <w:sz w:val="32"/>
-                <w:szCs w:val="40"/>
-              </w:rPr>
-              <w:t>–</w:t>
-            </w:r>
-            <w:r>
-              <w:rPr>
-                <w:rFonts w:ascii="BRH Devanagari Extra" w:hAnsi="BRH Devanagari Extra" w:cs="BRH Devanagari Extra"/>
-                <w:color w:val="000000"/>
-                <w:sz w:val="40"/>
-                <w:szCs w:val="40"/>
-              </w:rPr>
-              <w:t xml:space="preserve"> </w:t>
-            </w:r>
-            <w:proofErr w:type="spellStart"/>
-            <w:r>
-              <w:rPr>
-                <w:rFonts w:ascii="BRH Devanagari Extra" w:hAnsi="BRH Devanagari Extra" w:cs="BRH Devanagari Extra"/>
-                <w:color w:val="000000"/>
-                <w:sz w:val="40"/>
-                <w:szCs w:val="40"/>
-              </w:rPr>
-              <w:t>uÉOèû</w:t>
-            </w:r>
-            <w:proofErr w:type="spellEnd"/>
-            <w:r>
-              <w:rPr>
-                <w:rFonts w:ascii="BRH Devanagari Extra" w:hAnsi="BRH Devanagari Extra" w:cs="BRH Devanagari Extra"/>
-                <w:color w:val="000000"/>
-                <w:sz w:val="40"/>
-                <w:szCs w:val="40"/>
-              </w:rPr>
-              <w:t xml:space="preserve"> |</w:t>
+            <w:r>
+              <w:rPr>
+                <w:rFonts w:ascii="BRH Malayalam Extra" w:hAnsi="BRH Malayalam Extra" w:cs="BRH Devanagari Extra"/>
+                <w:color w:val="000000"/>
+                <w:sz w:val="32"/>
+                <w:szCs w:val="40"/>
+              </w:rPr>
+              <w:t>–</w:t>
+            </w:r>
+            <w:r>
+              <w:rPr>
+                <w:rFonts w:ascii="BRH Devanagari Extra" w:hAnsi="BRH Devanagari Extra" w:cs="BRH Devanagari Extra"/>
+                <w:color w:val="000000"/>
+                <w:sz w:val="40"/>
+                <w:szCs w:val="40"/>
+              </w:rPr>
+              <w:t xml:space="preserve"> uÉOèû |</w:t>
             </w:r>
           </w:p>
         </w:tc>
@@ -1756,7 +1634,6 @@
                 <w:lang w:val="it-IT"/>
               </w:rPr>
             </w:pPr>
-            <w:proofErr w:type="spellStart"/>
             <w:r>
               <w:rPr>
                 <w:rFonts w:ascii="BRH Devanagari Extra" w:hAnsi="BRH Devanagari Extra" w:cs="BRH Devanagari Extra"/>
@@ -1766,83 +1643,50 @@
               </w:rPr>
               <w:t>mÉQèoÉÏþzÉ</w:t>
             </w:r>
-            <w:proofErr w:type="spellEnd"/>
-            <w:r>
-              <w:rPr>
-                <w:rFonts w:ascii="BRH Malayalam Extra" w:hAnsi="BRH Malayalam Extra" w:cs="BRH Devanagari Extra"/>
-                <w:color w:val="000000"/>
-                <w:sz w:val="32"/>
-                <w:szCs w:val="40"/>
-              </w:rPr>
-              <w:t>–</w:t>
-            </w:r>
-            <w:proofErr w:type="spellStart"/>
-            <w:r>
-              <w:rPr>
-                <w:rFonts w:ascii="BRH Devanagari Extra" w:hAnsi="BRH Devanagari Extra" w:cs="BRH Devanagari Extra"/>
-                <w:color w:val="000000"/>
-                <w:sz w:val="40"/>
-                <w:szCs w:val="40"/>
-              </w:rPr>
-              <w:t>qÉuÉïþiÉÈ</w:t>
-            </w:r>
-            <w:proofErr w:type="spellEnd"/>
-            <w:r>
-              <w:rPr>
-                <w:rFonts w:ascii="BRH Devanagari Extra" w:hAnsi="BRH Devanagari Extra" w:cs="BRH Devanagari Extra"/>
-                <w:color w:val="000000"/>
-                <w:sz w:val="40"/>
-                <w:szCs w:val="40"/>
-              </w:rPr>
-              <w:t xml:space="preserve"> |</w:t>
-            </w:r>
-            <w:r>
-              <w:rPr>
-                <w:rFonts w:ascii="BRH Devanagari Extra" w:hAnsi="BRH Devanagari Extra" w:cs="BRH Devanagari Extra"/>
-                <w:color w:val="000000"/>
-                <w:sz w:val="40"/>
-                <w:szCs w:val="40"/>
-              </w:rPr>
-              <w:t xml:space="preserve"> </w:t>
-            </w:r>
-            <w:proofErr w:type="spellStart"/>
-            <w:r>
-              <w:rPr>
-                <w:rFonts w:ascii="BRH Devanagari Extra" w:hAnsi="BRH Devanagari Extra" w:cs="BRH Devanagari Extra"/>
-                <w:color w:val="000000"/>
-                <w:sz w:val="40"/>
-                <w:szCs w:val="40"/>
-              </w:rPr>
-              <w:t>AuÉïþiÉ</w:t>
-            </w:r>
-            <w:proofErr w:type="spellEnd"/>
-            <w:r>
-              <w:rPr>
-                <w:rFonts w:ascii="BRH Malayalam Extra" w:hAnsi="BRH Malayalam Extra" w:cs="BRH Devanagari Extra"/>
-                <w:color w:val="000000"/>
-                <w:sz w:val="32"/>
-                <w:szCs w:val="40"/>
-              </w:rPr>
-              <w:t>–</w:t>
-            </w:r>
-            <w:r>
-              <w:rPr>
-                <w:rFonts w:ascii="BRH Devanagari Extra" w:hAnsi="BRH Devanagari Extra" w:cs="BRH Devanagari Extra"/>
-                <w:color w:val="000000"/>
-                <w:sz w:val="40"/>
-                <w:szCs w:val="40"/>
-              </w:rPr>
-              <w:t xml:space="preserve"> </w:t>
-            </w:r>
-            <w:proofErr w:type="spellStart"/>
-            <w:r>
-              <w:rPr>
-                <w:rFonts w:ascii="BRH Devanagari Extra" w:hAnsi="BRH Devanagari Extra" w:cs="BRH Devanagari Extra"/>
-                <w:color w:val="000000"/>
-                <w:sz w:val="40"/>
-                <w:szCs w:val="40"/>
-              </w:rPr>
-              <w:t>Cir</w:t>
+            <w:r>
+              <w:rPr>
+                <w:rFonts w:ascii="BRH Malayalam Extra" w:hAnsi="BRH Malayalam Extra" w:cs="BRH Devanagari Extra"/>
+                <w:color w:val="000000"/>
+                <w:sz w:val="32"/>
+                <w:szCs w:val="40"/>
+              </w:rPr>
+              <w:t>–</w:t>
+            </w:r>
+            <w:r>
+              <w:rPr>
+                <w:rFonts w:ascii="BRH Devanagari Extra" w:hAnsi="BRH Devanagari Extra" w:cs="BRH Devanagari Extra"/>
+                <w:color w:val="000000"/>
+                <w:sz w:val="40"/>
+                <w:szCs w:val="40"/>
+              </w:rPr>
+              <w:t>qÉuÉïþiÉÈ |</w:t>
+            </w:r>
+            <w:r>
+              <w:rPr>
+                <w:rFonts w:ascii="BRH Devanagari Extra" w:hAnsi="BRH Devanagari Extra" w:cs="BRH Devanagari Extra"/>
+                <w:color w:val="000000"/>
+                <w:sz w:val="40"/>
+                <w:szCs w:val="40"/>
+              </w:rPr>
+              <w:t xml:space="preserve"> AuÉïþiÉ</w:t>
+            </w:r>
+            <w:r>
+              <w:rPr>
+                <w:rFonts w:ascii="BRH Malayalam Extra" w:hAnsi="BRH Malayalam Extra" w:cs="BRH Devanagari Extra"/>
+                <w:color w:val="000000"/>
+                <w:sz w:val="32"/>
+                <w:szCs w:val="40"/>
+              </w:rPr>
+              <w:t>–</w:t>
+            </w:r>
+            <w:r>
+              <w:rPr>
+                <w:rFonts w:ascii="BRH Devanagari Extra" w:hAnsi="BRH Devanagari Extra" w:cs="BRH Devanagari Extra"/>
+                <w:color w:val="000000"/>
+                <w:sz w:val="40"/>
+                <w:szCs w:val="40"/>
+              </w:rPr>
+              <w:t xml:space="preserve"> Cir</w:t>
             </w:r>
             <w:r>
               <w:rPr>
@@ -1854,7 +1698,6 @@
               </w:rPr>
               <w:t>ÉuÉþiÉïÈ</w:t>
             </w:r>
-            <w:proofErr w:type="spellEnd"/>
             <w:r>
               <w:rPr>
                 <w:rFonts w:ascii="BRH Devanagari Extra" w:hAnsi="BRH Devanagari Extra" w:cs="BRH Devanagari Extra"/>
@@ -1885,7 +1728,6 @@
                 <w:lang w:val="it-IT"/>
               </w:rPr>
             </w:pPr>
-            <w:proofErr w:type="spellStart"/>
             <w:r>
               <w:rPr>
                 <w:rFonts w:ascii="BRH Devanagari Extra" w:hAnsi="BRH Devanagari Extra" w:cs="BRH Devanagari Extra"/>
@@ -1895,83 +1737,50 @@
               </w:rPr>
               <w:t>mÉQèoÉÏþzÉ</w:t>
             </w:r>
-            <w:proofErr w:type="spellEnd"/>
-            <w:r>
-              <w:rPr>
-                <w:rFonts w:ascii="BRH Malayalam Extra" w:hAnsi="BRH Malayalam Extra" w:cs="BRH Devanagari Extra"/>
-                <w:color w:val="000000"/>
-                <w:sz w:val="32"/>
-                <w:szCs w:val="40"/>
-              </w:rPr>
-              <w:t>–</w:t>
-            </w:r>
-            <w:proofErr w:type="spellStart"/>
-            <w:r>
-              <w:rPr>
-                <w:rFonts w:ascii="BRH Devanagari Extra" w:hAnsi="BRH Devanagari Extra" w:cs="BRH Devanagari Extra"/>
-                <w:color w:val="000000"/>
-                <w:sz w:val="40"/>
-                <w:szCs w:val="40"/>
-              </w:rPr>
-              <w:t>qÉuÉïþiÉÈ</w:t>
-            </w:r>
-            <w:proofErr w:type="spellEnd"/>
-            <w:r>
-              <w:rPr>
-                <w:rFonts w:ascii="BRH Devanagari Extra" w:hAnsi="BRH Devanagari Extra" w:cs="BRH Devanagari Extra"/>
-                <w:color w:val="000000"/>
-                <w:sz w:val="40"/>
-                <w:szCs w:val="40"/>
-              </w:rPr>
-              <w:t xml:space="preserve"> |</w:t>
-            </w:r>
-            <w:r>
-              <w:rPr>
-                <w:rFonts w:ascii="BRH Devanagari Extra" w:hAnsi="BRH Devanagari Extra" w:cs="BRH Devanagari Extra"/>
-                <w:color w:val="000000"/>
-                <w:sz w:val="40"/>
-                <w:szCs w:val="40"/>
-              </w:rPr>
-              <w:t xml:space="preserve"> </w:t>
-            </w:r>
-            <w:proofErr w:type="spellStart"/>
-            <w:r>
-              <w:rPr>
-                <w:rFonts w:ascii="BRH Devanagari Extra" w:hAnsi="BRH Devanagari Extra" w:cs="BRH Devanagari Extra"/>
-                <w:color w:val="000000"/>
-                <w:sz w:val="40"/>
-                <w:szCs w:val="40"/>
-              </w:rPr>
-              <w:t>AuÉïþiÉ</w:t>
-            </w:r>
-            <w:proofErr w:type="spellEnd"/>
-            <w:r>
-              <w:rPr>
-                <w:rFonts w:ascii="BRH Malayalam Extra" w:hAnsi="BRH Malayalam Extra" w:cs="BRH Devanagari Extra"/>
-                <w:color w:val="000000"/>
-                <w:sz w:val="32"/>
-                <w:szCs w:val="40"/>
-              </w:rPr>
-              <w:t>–</w:t>
-            </w:r>
-            <w:r>
-              <w:rPr>
-                <w:rFonts w:ascii="BRH Devanagari Extra" w:hAnsi="BRH Devanagari Extra" w:cs="BRH Devanagari Extra"/>
-                <w:color w:val="000000"/>
-                <w:sz w:val="40"/>
-                <w:szCs w:val="40"/>
-              </w:rPr>
-              <w:t xml:space="preserve"> </w:t>
-            </w:r>
-            <w:proofErr w:type="spellStart"/>
-            <w:r>
-              <w:rPr>
-                <w:rFonts w:ascii="BRH Devanagari Extra" w:hAnsi="BRH Devanagari Extra" w:cs="BRH Devanagari Extra"/>
-                <w:color w:val="000000"/>
-                <w:sz w:val="40"/>
-                <w:szCs w:val="40"/>
-              </w:rPr>
-              <w:t>CirÉ</w:t>
+            <w:r>
+              <w:rPr>
+                <w:rFonts w:ascii="BRH Malayalam Extra" w:hAnsi="BRH Malayalam Extra" w:cs="BRH Devanagari Extra"/>
+                <w:color w:val="000000"/>
+                <w:sz w:val="32"/>
+                <w:szCs w:val="40"/>
+              </w:rPr>
+              <w:t>–</w:t>
+            </w:r>
+            <w:r>
+              <w:rPr>
+                <w:rFonts w:ascii="BRH Devanagari Extra" w:hAnsi="BRH Devanagari Extra" w:cs="BRH Devanagari Extra"/>
+                <w:color w:val="000000"/>
+                <w:sz w:val="40"/>
+                <w:szCs w:val="40"/>
+              </w:rPr>
+              <w:t>qÉuÉïþiÉÈ |</w:t>
+            </w:r>
+            <w:r>
+              <w:rPr>
+                <w:rFonts w:ascii="BRH Devanagari Extra" w:hAnsi="BRH Devanagari Extra" w:cs="BRH Devanagari Extra"/>
+                <w:color w:val="000000"/>
+                <w:sz w:val="40"/>
+                <w:szCs w:val="40"/>
+              </w:rPr>
+              <w:t xml:space="preserve"> AuÉïþiÉ</w:t>
+            </w:r>
+            <w:r>
+              <w:rPr>
+                <w:rFonts w:ascii="BRH Malayalam Extra" w:hAnsi="BRH Malayalam Extra" w:cs="BRH Devanagari Extra"/>
+                <w:color w:val="000000"/>
+                <w:sz w:val="32"/>
+                <w:szCs w:val="40"/>
+              </w:rPr>
+              <w:t>–</w:t>
+            </w:r>
+            <w:r>
+              <w:rPr>
+                <w:rFonts w:ascii="BRH Devanagari Extra" w:hAnsi="BRH Devanagari Extra" w:cs="BRH Devanagari Extra"/>
+                <w:color w:val="000000"/>
+                <w:sz w:val="40"/>
+                <w:szCs w:val="40"/>
+              </w:rPr>
+              <w:t xml:space="preserve"> CirÉ</w:t>
             </w:r>
             <w:r>
               <w:rPr>
@@ -1990,17 +1799,7 @@
                 <w:sz w:val="40"/>
                 <w:szCs w:val="40"/>
               </w:rPr>
-              <w:t>iÉÈ</w:t>
-            </w:r>
-            <w:proofErr w:type="spellEnd"/>
-            <w:r>
-              <w:rPr>
-                <w:rFonts w:ascii="BRH Devanagari Extra" w:hAnsi="BRH Devanagari Extra" w:cs="BRH Devanagari Extra"/>
-                <w:color w:val="000000"/>
-                <w:sz w:val="40"/>
-                <w:szCs w:val="40"/>
-              </w:rPr>
-              <w:t xml:space="preserve"> ||</w:t>
+              <w:t>iÉÈ ||</w:t>
             </w:r>
           </w:p>
         </w:tc>
@@ -2047,16 +1846,7 @@
                 <w:sz w:val="28"/>
                 <w:szCs w:val="32"/>
               </w:rPr>
-              <w:t>9.</w:t>
-            </w:r>
-            <w:r>
-              <w:rPr>
-                <w:rFonts w:cs="Arial"/>
-                <w:b/>
-                <w:sz w:val="28"/>
-                <w:szCs w:val="32"/>
-              </w:rPr>
-              <w:t>2</w:t>
+              <w:t>9.2</w:t>
             </w:r>
             <w:r>
               <w:rPr>
@@ -2105,17 +1895,7 @@
                 <w:szCs w:val="32"/>
                 <w:lang w:val="en-IN"/>
               </w:rPr>
-              <w:t>1</w:t>
-            </w:r>
-            <w:r>
-              <w:rPr>
-                <w:rFonts w:cs="Arial"/>
-                <w:b/>
-                <w:sz w:val="28"/>
-                <w:szCs w:val="32"/>
-                <w:lang w:val="en-IN"/>
-              </w:rPr>
-              <w:t>5</w:t>
+              <w:t>15</w:t>
             </w:r>
           </w:p>
           <w:p>
@@ -2163,17 +1943,7 @@
                 <w:szCs w:val="32"/>
                 <w:lang w:val="it-IT"/>
               </w:rPr>
-              <w:t>4</w:t>
-            </w:r>
-            <w:r>
-              <w:rPr>
-                <w:rFonts w:cs="Arial"/>
-                <w:b/>
-                <w:sz w:val="28"/>
-                <w:szCs w:val="32"/>
-                <w:lang w:val="it-IT"/>
-              </w:rPr>
-              <w:t>4</w:t>
+              <w:t>44</w:t>
             </w:r>
           </w:p>
         </w:tc>
@@ -2220,17 +1990,7 @@
                 <w:sz w:val="40"/>
                 <w:szCs w:val="40"/>
               </w:rPr>
-              <w:t xml:space="preserve">ZÉÉ </w:t>
-            </w:r>
-            <w:proofErr w:type="spellStart"/>
-            <w:r>
-              <w:rPr>
-                <w:rFonts w:ascii="BRH Devanagari Extra" w:hAnsi="BRH Devanagari Extra" w:cs="BRH Devanagari Extra"/>
-                <w:color w:val="000000"/>
-                <w:sz w:val="40"/>
-                <w:szCs w:val="40"/>
-              </w:rPr>
-              <w:t>pÉëÉeÉ</w:t>
+              <w:t>ZÉÉ pÉëÉeÉ</w:t>
             </w:r>
             <w:r>
               <w:rPr>
@@ -2242,55 +2002,32 @@
               </w:rPr>
               <w:t>þÎliÉ</w:t>
             </w:r>
-            <w:proofErr w:type="spellEnd"/>
-            <w:r>
-              <w:rPr>
-                <w:rFonts w:ascii="BRH Devanagari Extra" w:hAnsi="BRH Devanagari Extra" w:cs="BRH Devanagari Extra"/>
-                <w:color w:val="000000"/>
-                <w:sz w:val="40"/>
-                <w:szCs w:val="40"/>
-              </w:rPr>
-              <w:t xml:space="preserve"> | </w:t>
-            </w:r>
-            <w:proofErr w:type="spellStart"/>
-            <w:r>
-              <w:rPr>
-                <w:rFonts w:ascii="BRH Devanagari Extra" w:hAnsi="BRH Devanagari Extra" w:cs="BRH Devanagari Extra"/>
-                <w:color w:val="000000"/>
-                <w:sz w:val="40"/>
-                <w:szCs w:val="40"/>
-              </w:rPr>
-              <w:t>pÉëÉeÉþlirÉ</w:t>
-            </w:r>
-            <w:proofErr w:type="spellEnd"/>
-            <w:r>
-              <w:rPr>
-                <w:rFonts w:ascii="BRH Malayalam Extra" w:hAnsi="BRH Malayalam Extra" w:cs="BRH Devanagari Extra"/>
-                <w:color w:val="000000"/>
-                <w:sz w:val="32"/>
-                <w:szCs w:val="40"/>
-              </w:rPr>
-              <w:t>–</w:t>
-            </w:r>
-            <w:proofErr w:type="spellStart"/>
-            <w:r>
-              <w:rPr>
-                <w:rFonts w:ascii="BRH Devanagari Extra" w:hAnsi="BRH Devanagari Extra" w:cs="BRH Devanagari Extra"/>
-                <w:color w:val="000000"/>
-                <w:sz w:val="40"/>
-                <w:szCs w:val="40"/>
-              </w:rPr>
-              <w:t>ÍpÉ</w:t>
-            </w:r>
-            <w:proofErr w:type="spellEnd"/>
-            <w:r>
-              <w:rPr>
-                <w:rFonts w:ascii="BRH Devanagari Extra" w:hAnsi="BRH Devanagari Extra" w:cs="BRH Devanagari Extra"/>
-                <w:color w:val="000000"/>
-                <w:sz w:val="40"/>
-                <w:szCs w:val="40"/>
-              </w:rPr>
-              <w:t xml:space="preserve"> |</w:t>
+            <w:r>
+              <w:rPr>
+                <w:rFonts w:ascii="BRH Devanagari Extra" w:hAnsi="BRH Devanagari Extra" w:cs="BRH Devanagari Extra"/>
+                <w:color w:val="000000"/>
+                <w:sz w:val="40"/>
+                <w:szCs w:val="40"/>
+              </w:rPr>
+              <w:t xml:space="preserve"> | pÉëÉeÉþlirÉ</w:t>
+            </w:r>
+            <w:r>
+              <w:rPr>
+                <w:rFonts w:ascii="BRH Malayalam Extra" w:hAnsi="BRH Malayalam Extra" w:cs="BRH Devanagari Extra"/>
+                <w:color w:val="000000"/>
+                <w:sz w:val="32"/>
+                <w:szCs w:val="40"/>
+              </w:rPr>
+              <w:t>–</w:t>
+            </w:r>
+            <w:r>
+              <w:rPr>
+                <w:rFonts w:ascii="BRH Devanagari Extra" w:hAnsi="BRH Devanagari Extra" w:cs="BRH Devanagari Extra"/>
+                <w:color w:val="000000"/>
+                <w:sz w:val="40"/>
+                <w:szCs w:val="40"/>
+              </w:rPr>
+              <w:t>ÍpÉ |</w:t>
             </w:r>
           </w:p>
         </w:tc>
@@ -2337,17 +2074,7 @@
                 <w:sz w:val="40"/>
                 <w:szCs w:val="40"/>
               </w:rPr>
-              <w:t xml:space="preserve">ZÉÉ </w:t>
-            </w:r>
-            <w:proofErr w:type="spellStart"/>
-            <w:r>
-              <w:rPr>
-                <w:rFonts w:ascii="BRH Devanagari Extra" w:hAnsi="BRH Devanagari Extra" w:cs="BRH Devanagari Extra"/>
-                <w:color w:val="000000"/>
-                <w:sz w:val="40"/>
-                <w:szCs w:val="40"/>
-              </w:rPr>
-              <w:t>pÉëÉeÉþ</w:t>
+              <w:t>ZÉÉ pÉëÉeÉþ</w:t>
             </w:r>
             <w:r>
               <w:rPr>
@@ -2368,55 +2095,32 @@
               </w:rPr>
               <w:t>Ï</w:t>
             </w:r>
-            <w:proofErr w:type="spellEnd"/>
-            <w:r>
-              <w:rPr>
-                <w:rFonts w:ascii="BRH Devanagari Extra" w:hAnsi="BRH Devanagari Extra" w:cs="BRH Devanagari Extra"/>
-                <w:color w:val="000000"/>
-                <w:sz w:val="40"/>
-                <w:szCs w:val="40"/>
-              </w:rPr>
-              <w:t xml:space="preserve"> | </w:t>
-            </w:r>
-            <w:proofErr w:type="spellStart"/>
-            <w:r>
-              <w:rPr>
-                <w:rFonts w:ascii="BRH Devanagari Extra" w:hAnsi="BRH Devanagari Extra" w:cs="BRH Devanagari Extra"/>
-                <w:color w:val="000000"/>
-                <w:sz w:val="40"/>
-                <w:szCs w:val="40"/>
-              </w:rPr>
-              <w:t>pÉëÉeÉþlirÉ</w:t>
-            </w:r>
-            <w:proofErr w:type="spellEnd"/>
-            <w:r>
-              <w:rPr>
-                <w:rFonts w:ascii="BRH Malayalam Extra" w:hAnsi="BRH Malayalam Extra" w:cs="BRH Devanagari Extra"/>
-                <w:color w:val="000000"/>
-                <w:sz w:val="32"/>
-                <w:szCs w:val="40"/>
-              </w:rPr>
-              <w:t>–</w:t>
-            </w:r>
-            <w:proofErr w:type="spellStart"/>
-            <w:r>
-              <w:rPr>
-                <w:rFonts w:ascii="BRH Devanagari Extra" w:hAnsi="BRH Devanagari Extra" w:cs="BRH Devanagari Extra"/>
-                <w:color w:val="000000"/>
-                <w:sz w:val="40"/>
-                <w:szCs w:val="40"/>
-              </w:rPr>
-              <w:t>ÍpÉ</w:t>
-            </w:r>
-            <w:proofErr w:type="spellEnd"/>
-            <w:r>
-              <w:rPr>
-                <w:rFonts w:ascii="BRH Devanagari Extra" w:hAnsi="BRH Devanagari Extra" w:cs="BRH Devanagari Extra"/>
-                <w:color w:val="000000"/>
-                <w:sz w:val="40"/>
-                <w:szCs w:val="40"/>
-              </w:rPr>
-              <w:t xml:space="preserve"> |</w:t>
+            <w:r>
+              <w:rPr>
+                <w:rFonts w:ascii="BRH Devanagari Extra" w:hAnsi="BRH Devanagari Extra" w:cs="BRH Devanagari Extra"/>
+                <w:color w:val="000000"/>
+                <w:sz w:val="40"/>
+                <w:szCs w:val="40"/>
+              </w:rPr>
+              <w:t xml:space="preserve"> | pÉëÉeÉþlirÉ</w:t>
+            </w:r>
+            <w:r>
+              <w:rPr>
+                <w:rFonts w:ascii="BRH Malayalam Extra" w:hAnsi="BRH Malayalam Extra" w:cs="BRH Devanagari Extra"/>
+                <w:color w:val="000000"/>
+                <w:sz w:val="32"/>
+                <w:szCs w:val="40"/>
+              </w:rPr>
+              <w:t>–</w:t>
+            </w:r>
+            <w:r>
+              <w:rPr>
+                <w:rFonts w:ascii="BRH Devanagari Extra" w:hAnsi="BRH Devanagari Extra" w:cs="BRH Devanagari Extra"/>
+                <w:color w:val="000000"/>
+                <w:sz w:val="40"/>
+                <w:szCs w:val="40"/>
+              </w:rPr>
+              <w:t>ÍpÉ |</w:t>
             </w:r>
           </w:p>
         </w:tc>
@@ -2454,7 +2158,6 @@
                 <w:sz w:val="28"/>
                 <w:szCs w:val="32"/>
               </w:rPr>
-              <w:lastRenderedPageBreak/>
               <w:t>T.S.4.6.</w:t>
             </w:r>
             <w:r>
@@ -2604,7 +2307,6 @@
               </w:rPr>
               <w:t xml:space="preserve"> </w:t>
             </w:r>
-            <w:proofErr w:type="spellStart"/>
             <w:r>
               <w:rPr>
                 <w:rFonts w:ascii="BRH Devanagari Extra" w:hAnsi="BRH Devanagari Extra" w:cs="BRH Devanagari Extra"/>
@@ -2622,37 +2324,7 @@
                 <w:sz w:val="40"/>
                 <w:szCs w:val="40"/>
               </w:rPr>
-              <w:t>ÌiÉþ</w:t>
-            </w:r>
-            <w:proofErr w:type="spellEnd"/>
-            <w:r>
-              <w:rPr>
-                <w:rFonts w:ascii="BRH Devanagari Extra" w:hAnsi="BRH Devanagari Extra" w:cs="BRH Devanagari Extra"/>
-                <w:color w:val="000000"/>
-                <w:sz w:val="40"/>
-                <w:szCs w:val="40"/>
-              </w:rPr>
-              <w:t xml:space="preserve"> </w:t>
-            </w:r>
-            <w:proofErr w:type="spellStart"/>
-            <w:r>
-              <w:rPr>
-                <w:rFonts w:ascii="BRH Devanagari Extra" w:hAnsi="BRH Devanagari Extra" w:cs="BRH Devanagari Extra"/>
-                <w:color w:val="000000"/>
-                <w:sz w:val="40"/>
-                <w:szCs w:val="40"/>
-              </w:rPr>
-              <w:t>MüÈ</w:t>
-            </w:r>
-            <w:proofErr w:type="spellEnd"/>
-            <w:r>
-              <w:rPr>
-                <w:rFonts w:ascii="BRH Devanagari Extra" w:hAnsi="BRH Devanagari Extra" w:cs="BRH Devanagari Extra"/>
-                <w:color w:val="000000"/>
-                <w:sz w:val="40"/>
-                <w:szCs w:val="40"/>
-              </w:rPr>
-              <w:t xml:space="preserve"> ||</w:t>
+              <w:t>ÌiÉþ MüÈ ||</w:t>
             </w:r>
           </w:p>
         </w:tc>
@@ -2694,7 +2366,6 @@
               </w:rPr>
               <w:t>–</w:t>
             </w:r>
-            <w:proofErr w:type="spellStart"/>
             <w:r>
               <w:rPr>
                 <w:rFonts w:ascii="BRH Devanagari Extra" w:hAnsi="BRH Devanagari Extra" w:cs="BRH Devanagari Extra"/>
@@ -2705,35 +2376,14 @@
               </w:rPr>
               <w:t>ËUÌiÉþ</w:t>
             </w:r>
-            <w:proofErr w:type="spellEnd"/>
-            <w:r>
-              <w:rPr>
-                <w:rFonts w:ascii="BRH Devanagari Extra" w:hAnsi="BRH Devanagari Extra" w:cs="BRH Devanagari Extra"/>
-                <w:color w:val="000000"/>
-                <w:sz w:val="40"/>
-                <w:szCs w:val="40"/>
-              </w:rPr>
-              <w:t xml:space="preserve"> </w:t>
-            </w:r>
-            <w:proofErr w:type="spellStart"/>
-            <w:r>
-              <w:rPr>
-                <w:rFonts w:ascii="BRH Devanagari Extra" w:hAnsi="BRH Devanagari Extra" w:cs="BRH Devanagari Extra"/>
-                <w:color w:val="000000"/>
-                <w:sz w:val="40"/>
-                <w:szCs w:val="40"/>
-              </w:rPr>
-              <w:t>MüÈ</w:t>
-            </w:r>
-            <w:proofErr w:type="spellEnd"/>
-            <w:r>
-              <w:rPr>
-                <w:rFonts w:ascii="BRH Devanagari Extra" w:hAnsi="BRH Devanagari Extra" w:cs="BRH Devanagari Extra"/>
-                <w:color w:val="000000"/>
-                <w:sz w:val="40"/>
-                <w:szCs w:val="40"/>
-              </w:rPr>
-              <w:t xml:space="preserve"> ||</w:t>
+            <w:r>
+              <w:rPr>
+                <w:rFonts w:ascii="BRH Devanagari Extra" w:hAnsi="BRH Devanagari Extra" w:cs="BRH Devanagari Extra"/>
+                <w:color w:val="000000"/>
+                <w:sz w:val="40"/>
+                <w:szCs w:val="40"/>
+              </w:rPr>
+              <w:t xml:space="preserve"> MüÈ ||</w:t>
             </w:r>
           </w:p>
         </w:tc>
@@ -2758,6 +2408,7 @@
           <w:szCs w:val="32"/>
           <w:u w:val="single"/>
         </w:rPr>
+        <w:lastRenderedPageBreak/>
         <w:t>=========</w:t>
       </w:r>
     </w:p>
@@ -3157,7 +2808,6 @@
                 <w:szCs w:val="40"/>
               </w:rPr>
             </w:pPr>
-            <w:proofErr w:type="spellStart"/>
             <w:r>
               <w:rPr>
                 <w:rFonts w:ascii="BRH Devanagari Extra" w:hAnsi="BRH Devanagari Extra" w:cs="BRH Devanagari Extra"/>
@@ -3166,16 +2816,14 @@
               </w:rPr>
               <w:t>Måü</w:t>
             </w:r>
-            <w:proofErr w:type="spellEnd"/>
-            <w:r>
-              <w:rPr>
-                <w:rFonts w:ascii="BRH Malayalam Extra" w:hAnsi="BRH Malayalam Extra" w:cs="BRH Devanagari Extra"/>
-                <w:sz w:val="32"/>
-                <w:szCs w:val="40"/>
-              </w:rPr>
-              <w:t>–</w:t>
-            </w:r>
-            <w:proofErr w:type="spellStart"/>
+            <w:r>
+              <w:rPr>
+                <w:rFonts w:ascii="BRH Malayalam Extra" w:hAnsi="BRH Malayalam Extra" w:cs="BRH Devanagari Extra"/>
+                <w:sz w:val="32"/>
+                <w:szCs w:val="40"/>
+              </w:rPr>
+              <w:t>–</w:t>
+            </w:r>
             <w:r>
               <w:rPr>
                 <w:rFonts w:ascii="BRH Devanagari Extra" w:hAnsi="BRH Devanagari Extra" w:cs="BRH Devanagari Extra"/>
@@ -3184,41 +2832,21 @@
               </w:rPr>
               <w:t>iÉÑ</w:t>
             </w:r>
-            <w:proofErr w:type="spellEnd"/>
-            <w:r>
-              <w:rPr>
-                <w:rFonts w:ascii="BRH Malayalam Extra" w:hAnsi="BRH Malayalam Extra" w:cs="BRH Devanagari Extra"/>
-                <w:sz w:val="32"/>
-                <w:szCs w:val="40"/>
-              </w:rPr>
-              <w:t>–</w:t>
-            </w:r>
-            <w:proofErr w:type="spellStart"/>
-            <w:r>
-              <w:rPr>
-                <w:rFonts w:ascii="BRH Devanagari Extra" w:hAnsi="BRH Devanagari Extra" w:cs="BRH Devanagari Extra"/>
-                <w:sz w:val="40"/>
-                <w:szCs w:val="40"/>
-              </w:rPr>
-              <w:t>qÉSè</w:t>
-            </w:r>
-            <w:proofErr w:type="spellEnd"/>
-            <w:r>
-              <w:rPr>
-                <w:rFonts w:ascii="BRH Devanagari Extra" w:hAnsi="BRH Devanagari Extra" w:cs="BRH Devanagari Extra"/>
-                <w:sz w:val="40"/>
-                <w:szCs w:val="40"/>
-              </w:rPr>
-              <w:t xml:space="preserve"> </w:t>
-            </w:r>
-            <w:proofErr w:type="spellStart"/>
-            <w:r>
-              <w:rPr>
-                <w:rFonts w:ascii="BRH Devanagari Extra" w:hAnsi="BRH Devanagari Extra" w:cs="BRH Devanagari Extra"/>
-                <w:sz w:val="40"/>
-                <w:szCs w:val="40"/>
-              </w:rPr>
-              <w:t>SÒþ</w:t>
+            <w:r>
+              <w:rPr>
+                <w:rFonts w:ascii="BRH Malayalam Extra" w:hAnsi="BRH Malayalam Extra" w:cs="BRH Devanagari Extra"/>
+                <w:sz w:val="32"/>
+                <w:szCs w:val="40"/>
+              </w:rPr>
+              <w:t>–</w:t>
+            </w:r>
+            <w:r>
+              <w:rPr>
+                <w:rFonts w:ascii="BRH Devanagari Extra" w:hAnsi="BRH Devanagari Extra" w:cs="BRH Devanagari Extra"/>
+                <w:sz w:val="40"/>
+                <w:szCs w:val="40"/>
+              </w:rPr>
+              <w:t>qÉSè SÒþ</w:t>
             </w:r>
             <w:r>
               <w:rPr>
@@ -3235,36 +2863,16 @@
                 <w:sz w:val="40"/>
                 <w:szCs w:val="40"/>
               </w:rPr>
-              <w:t>ÍpÉÈ</w:t>
-            </w:r>
-            <w:proofErr w:type="spellEnd"/>
-            <w:r>
-              <w:rPr>
-                <w:rFonts w:ascii="BRH Devanagari Extra" w:hAnsi="BRH Devanagari Extra" w:cs="BRH Devanagari Extra"/>
-                <w:sz w:val="40"/>
-                <w:szCs w:val="40"/>
-              </w:rPr>
-              <w:t xml:space="preserve"> | </w:t>
-            </w:r>
-            <w:proofErr w:type="spellStart"/>
-            <w:r>
-              <w:rPr>
-                <w:rFonts w:ascii="BRH Devanagari Extra" w:hAnsi="BRH Devanagari Extra" w:cs="BRH Devanagari Extra"/>
-                <w:sz w:val="40"/>
-                <w:szCs w:val="40"/>
-              </w:rPr>
-              <w:t>Måü</w:t>
-            </w:r>
-            <w:proofErr w:type="spellEnd"/>
-            <w:r>
-              <w:rPr>
-                <w:rFonts w:ascii="BRH Malayalam Extra" w:hAnsi="BRH Malayalam Extra" w:cs="BRH Devanagari Extra"/>
-                <w:sz w:val="32"/>
-                <w:szCs w:val="40"/>
-              </w:rPr>
-              <w:t>–</w:t>
-            </w:r>
-            <w:proofErr w:type="spellStart"/>
+              <w:t>ÍpÉÈ | Måü</w:t>
+            </w:r>
+            <w:r>
+              <w:rPr>
+                <w:rFonts w:ascii="BRH Malayalam Extra" w:hAnsi="BRH Malayalam Extra" w:cs="BRH Devanagari Extra"/>
+                <w:sz w:val="32"/>
+                <w:szCs w:val="40"/>
+              </w:rPr>
+              <w:t>–</w:t>
+            </w:r>
             <w:r>
               <w:rPr>
                 <w:rFonts w:ascii="BRH Devanagari Extra" w:hAnsi="BRH Devanagari Extra" w:cs="BRH Devanagari Extra"/>
@@ -3273,32 +2881,21 @@
               </w:rPr>
               <w:t>iÉÑ</w:t>
             </w:r>
-            <w:proofErr w:type="spellEnd"/>
-            <w:r>
-              <w:rPr>
-                <w:rFonts w:ascii="BRH Malayalam Extra" w:hAnsi="BRH Malayalam Extra" w:cs="BRH Devanagari Extra"/>
-                <w:sz w:val="32"/>
-                <w:szCs w:val="40"/>
-              </w:rPr>
-              <w:t>–</w:t>
-            </w:r>
-            <w:proofErr w:type="spellStart"/>
-            <w:r>
-              <w:rPr>
-                <w:rFonts w:ascii="BRH Devanagari Extra" w:hAnsi="BRH Devanagari Extra" w:cs="BRH Devanagari Extra"/>
-                <w:sz w:val="40"/>
-                <w:szCs w:val="40"/>
-              </w:rPr>
-              <w:t>qÉÌSÌiÉþ</w:t>
-            </w:r>
-            <w:proofErr w:type="spellEnd"/>
-            <w:r>
-              <w:rPr>
-                <w:rFonts w:ascii="BRH Devanagari Extra" w:hAnsi="BRH Devanagari Extra" w:cs="BRH Devanagari Extra"/>
-                <w:sz w:val="40"/>
-                <w:szCs w:val="40"/>
-              </w:rPr>
-              <w:t xml:space="preserve"> </w:t>
+            <w:r>
+              <w:rPr>
+                <w:rFonts w:ascii="BRH Malayalam Extra" w:hAnsi="BRH Malayalam Extra" w:cs="BRH Devanagari Extra"/>
+                <w:sz w:val="32"/>
+                <w:szCs w:val="40"/>
+              </w:rPr>
+              <w:t>–</w:t>
+            </w:r>
+            <w:r>
+              <w:rPr>
+                <w:rFonts w:ascii="BRH Devanagari Extra" w:hAnsi="BRH Devanagari Extra" w:cs="BRH Devanagari Extra"/>
+                <w:sz w:val="40"/>
+                <w:szCs w:val="40"/>
+              </w:rPr>
+              <w:t xml:space="preserve">qÉÌSÌiÉþ </w:t>
             </w:r>
           </w:p>
           <w:p>
@@ -3316,51 +2913,22 @@
                 <w:highlight w:val="yellow"/>
               </w:rPr>
             </w:pPr>
-            <w:proofErr w:type="spellStart"/>
-            <w:r>
-              <w:rPr>
-                <w:rFonts w:ascii="BRH Devanagari Extra" w:hAnsi="BRH Devanagari Extra" w:cs="BRH Devanagari Extra"/>
-                <w:sz w:val="40"/>
-                <w:szCs w:val="40"/>
-              </w:rPr>
-              <w:t>MåüiÉÑ</w:t>
-            </w:r>
-            <w:proofErr w:type="spellEnd"/>
-            <w:r>
-              <w:rPr>
-                <w:rFonts w:ascii="BRH Devanagari Extra" w:hAnsi="BRH Devanagari Extra" w:cs="BRH Devanagari Extra"/>
-                <w:sz w:val="40"/>
-                <w:szCs w:val="40"/>
-              </w:rPr>
-              <w:t xml:space="preserve"> - </w:t>
-            </w:r>
-            <w:proofErr w:type="spellStart"/>
-            <w:r>
-              <w:rPr>
-                <w:rFonts w:ascii="BRH Devanagari Extra" w:hAnsi="BRH Devanagari Extra" w:cs="BRH Devanagari Extra"/>
-                <w:sz w:val="40"/>
-                <w:szCs w:val="40"/>
-              </w:rPr>
-              <w:t>qÉiÉç</w:t>
-            </w:r>
-            <w:proofErr w:type="spellEnd"/>
-            <w:r>
-              <w:rPr>
-                <w:rFonts w:ascii="BRH Devanagari Extra" w:hAnsi="BRH Devanagari Extra" w:cs="BRH Devanagari Extra"/>
-                <w:sz w:val="40"/>
-                <w:szCs w:val="40"/>
-              </w:rPr>
-              <w:t xml:space="preserve"> | SÒ</w:t>
-            </w:r>
-            <w:r>
-              <w:rPr>
-                <w:rFonts w:ascii="BRH Malayalam Extra" w:hAnsi="BRH Malayalam Extra" w:cs="BRH Devanagari Extra"/>
-                <w:sz w:val="32"/>
-                <w:szCs w:val="40"/>
-              </w:rPr>
-              <w:t>–</w:t>
-            </w:r>
-            <w:proofErr w:type="spellStart"/>
+            <w:r>
+              <w:rPr>
+                <w:rFonts w:ascii="BRH Devanagari Extra" w:hAnsi="BRH Devanagari Extra" w:cs="BRH Devanagari Extra"/>
+                <w:sz w:val="40"/>
+                <w:szCs w:val="40"/>
+              </w:rPr>
+              <w:t>MåüiÉÑ - qÉiÉç | SÒ</w:t>
+            </w:r>
+            <w:r>
+              <w:rPr>
+                <w:rFonts w:ascii="BRH Malayalam Extra" w:hAnsi="BRH Malayalam Extra" w:cs="BRH Devanagari Extra"/>
+                <w:sz w:val="32"/>
+                <w:szCs w:val="40"/>
+              </w:rPr>
+              <w:t>–</w:t>
+            </w:r>
             <w:r>
               <w:rPr>
                 <w:rFonts w:ascii="BRH Devanagari Extra" w:hAnsi="BRH Devanagari Extra" w:cs="BRH Devanagari Extra"/>
@@ -3369,50 +2937,21 @@
               </w:rPr>
               <w:t>lSÒ</w:t>
             </w:r>
-            <w:proofErr w:type="spellEnd"/>
-            <w:r>
-              <w:rPr>
-                <w:rFonts w:ascii="BRH Malayalam Extra" w:hAnsi="BRH Malayalam Extra" w:cs="BRH Devanagari Extra"/>
-                <w:sz w:val="32"/>
-                <w:szCs w:val="40"/>
-              </w:rPr>
-              <w:t>–</w:t>
-            </w:r>
-            <w:proofErr w:type="spellStart"/>
-            <w:r>
-              <w:rPr>
-                <w:rFonts w:ascii="BRH Devanagari Extra" w:hAnsi="BRH Devanagari Extra" w:cs="BRH Devanagari Extra"/>
-                <w:sz w:val="40"/>
-                <w:szCs w:val="40"/>
-              </w:rPr>
-              <w:t>ÍpÉUç</w:t>
-            </w:r>
-            <w:proofErr w:type="spellEnd"/>
-            <w:r>
-              <w:rPr>
-                <w:rFonts w:ascii="BRH Devanagari Extra" w:hAnsi="BRH Devanagari Extra" w:cs="BRH Devanagari Extra"/>
-                <w:sz w:val="40"/>
-                <w:szCs w:val="40"/>
-              </w:rPr>
-              <w:t xml:space="preserve"> </w:t>
-            </w:r>
-            <w:proofErr w:type="spellStart"/>
-            <w:r>
-              <w:rPr>
-                <w:rFonts w:ascii="BRH Devanagari Extra" w:hAnsi="BRH Devanagari Extra" w:cs="BRH Devanagari Extra"/>
-                <w:sz w:val="40"/>
-                <w:szCs w:val="40"/>
-              </w:rPr>
-              <w:t>uÉÉþuÉSÏÌiÉ</w:t>
-            </w:r>
-            <w:proofErr w:type="spellEnd"/>
-            <w:r>
-              <w:rPr>
-                <w:rFonts w:ascii="BRH Devanagari Extra" w:hAnsi="BRH Devanagari Extra" w:cs="BRH Devanagari Extra"/>
-                <w:sz w:val="40"/>
-                <w:szCs w:val="40"/>
-              </w:rPr>
-              <w:t xml:space="preserve"> | </w:t>
+            <w:r>
+              <w:rPr>
+                <w:rFonts w:ascii="BRH Malayalam Extra" w:hAnsi="BRH Malayalam Extra" w:cs="BRH Devanagari Extra"/>
+                <w:sz w:val="32"/>
+                <w:szCs w:val="40"/>
+              </w:rPr>
+              <w:t>–</w:t>
+            </w:r>
+            <w:r>
+              <w:rPr>
+                <w:rFonts w:ascii="BRH Devanagari Extra" w:hAnsi="BRH Devanagari Extra" w:cs="BRH Devanagari Extra"/>
+                <w:sz w:val="40"/>
+                <w:szCs w:val="40"/>
+              </w:rPr>
+              <w:t xml:space="preserve">ÍpÉUç uÉÉþuÉSÏÌiÉ | </w:t>
             </w:r>
           </w:p>
         </w:tc>
@@ -3433,7 +2972,6 @@
                 <w:szCs w:val="40"/>
               </w:rPr>
             </w:pPr>
-            <w:proofErr w:type="spellStart"/>
             <w:r>
               <w:rPr>
                 <w:rFonts w:ascii="BRH Devanagari Extra" w:hAnsi="BRH Devanagari Extra" w:cs="BRH Devanagari Extra"/>
@@ -3442,16 +2980,14 @@
               </w:rPr>
               <w:t>Måü</w:t>
             </w:r>
-            <w:proofErr w:type="spellEnd"/>
-            <w:r>
-              <w:rPr>
-                <w:rFonts w:ascii="BRH Malayalam Extra" w:hAnsi="BRH Malayalam Extra" w:cs="BRH Devanagari Extra"/>
-                <w:sz w:val="32"/>
-                <w:szCs w:val="40"/>
-              </w:rPr>
-              <w:t>–</w:t>
-            </w:r>
-            <w:proofErr w:type="spellStart"/>
+            <w:r>
+              <w:rPr>
+                <w:rFonts w:ascii="BRH Malayalam Extra" w:hAnsi="BRH Malayalam Extra" w:cs="BRH Devanagari Extra"/>
+                <w:sz w:val="32"/>
+                <w:szCs w:val="40"/>
+              </w:rPr>
+              <w:t>–</w:t>
+            </w:r>
             <w:r>
               <w:rPr>
                 <w:rFonts w:ascii="BRH Devanagari Extra" w:hAnsi="BRH Devanagari Extra" w:cs="BRH Devanagari Extra"/>
@@ -3460,41 +2996,21 @@
               </w:rPr>
               <w:t>iÉÑ</w:t>
             </w:r>
-            <w:proofErr w:type="spellEnd"/>
-            <w:r>
-              <w:rPr>
-                <w:rFonts w:ascii="BRH Malayalam Extra" w:hAnsi="BRH Malayalam Extra" w:cs="BRH Devanagari Extra"/>
-                <w:sz w:val="32"/>
-                <w:szCs w:val="40"/>
-              </w:rPr>
-              <w:t>–</w:t>
-            </w:r>
-            <w:proofErr w:type="spellStart"/>
-            <w:r>
-              <w:rPr>
-                <w:rFonts w:ascii="BRH Devanagari Extra" w:hAnsi="BRH Devanagari Extra" w:cs="BRH Devanagari Extra"/>
-                <w:sz w:val="40"/>
-                <w:szCs w:val="40"/>
-              </w:rPr>
-              <w:t>qÉSè</w:t>
-            </w:r>
-            <w:proofErr w:type="spellEnd"/>
-            <w:r>
-              <w:rPr>
-                <w:rFonts w:ascii="BRH Devanagari Extra" w:hAnsi="BRH Devanagari Extra" w:cs="BRH Devanagari Extra"/>
-                <w:sz w:val="40"/>
-                <w:szCs w:val="40"/>
-              </w:rPr>
-              <w:t xml:space="preserve"> </w:t>
-            </w:r>
-            <w:proofErr w:type="spellStart"/>
-            <w:r>
-              <w:rPr>
-                <w:rFonts w:ascii="BRH Devanagari Extra" w:hAnsi="BRH Devanagari Extra" w:cs="BRH Devanagari Extra"/>
-                <w:sz w:val="40"/>
-                <w:szCs w:val="40"/>
-              </w:rPr>
-              <w:t>SÒþ</w:t>
+            <w:r>
+              <w:rPr>
+                <w:rFonts w:ascii="BRH Malayalam Extra" w:hAnsi="BRH Malayalam Extra" w:cs="BRH Devanagari Extra"/>
+                <w:sz w:val="32"/>
+                <w:szCs w:val="40"/>
+              </w:rPr>
+              <w:t>–</w:t>
+            </w:r>
+            <w:r>
+              <w:rPr>
+                <w:rFonts w:ascii="BRH Devanagari Extra" w:hAnsi="BRH Devanagari Extra" w:cs="BRH Devanagari Extra"/>
+                <w:sz w:val="40"/>
+                <w:szCs w:val="40"/>
+              </w:rPr>
+              <w:t>qÉSè SÒþ</w:t>
             </w:r>
             <w:r>
               <w:rPr>
@@ -3505,7 +3021,6 @@
               </w:rPr>
               <w:t>lS</w:t>
             </w:r>
-            <w:proofErr w:type="spellEnd"/>
             <w:r>
               <w:rPr>
                 <w:rFonts w:ascii="BRH Malayalam Extra" w:hAnsi="BRH Malayalam Extra" w:cs="BRH Devanagari Extra"/>
@@ -3515,43 +3030,22 @@
               </w:rPr>
               <w:t>–</w:t>
             </w:r>
-            <w:proofErr w:type="spellStart"/>
-            <w:r>
-              <w:rPr>
-                <w:rFonts w:ascii="BRH Devanagari Extra" w:hAnsi="BRH Devanagari Extra" w:cs="BRH Devanagari Extra"/>
-                <w:sz w:val="40"/>
-                <w:szCs w:val="40"/>
-              </w:rPr>
-              <w:t>ÒÍpÉÈ</w:t>
-            </w:r>
-            <w:proofErr w:type="spellEnd"/>
-            <w:r>
-              <w:rPr>
-                <w:rFonts w:ascii="BRH Devanagari Extra" w:hAnsi="BRH Devanagari Extra" w:cs="BRH Devanagari Extra"/>
-                <w:sz w:val="40"/>
-                <w:szCs w:val="40"/>
-              </w:rPr>
-              <w:t xml:space="preserve"> | </w:t>
-            </w:r>
-            <w:proofErr w:type="spellStart"/>
-            <w:r>
-              <w:rPr>
-                <w:rFonts w:ascii="BRH Devanagari Extra" w:hAnsi="BRH Devanagari Extra" w:cs="BRH Devanagari Extra"/>
-                <w:sz w:val="40"/>
-                <w:szCs w:val="40"/>
-              </w:rPr>
-              <w:t>Måü</w:t>
-            </w:r>
-            <w:proofErr w:type="spellEnd"/>
-            <w:r>
-              <w:rPr>
-                <w:rFonts w:ascii="BRH Malayalam Extra" w:hAnsi="BRH Malayalam Extra" w:cs="BRH Devanagari Extra"/>
-                <w:sz w:val="32"/>
-                <w:szCs w:val="40"/>
-              </w:rPr>
-              <w:t>–</w:t>
-            </w:r>
-            <w:proofErr w:type="spellStart"/>
+            <w:r>
+              <w:rPr>
+                <w:rFonts w:ascii="BRH Devanagari Extra" w:hAnsi="BRH Devanagari Extra" w:cs="BRH Devanagari Extra"/>
+                <w:sz w:val="40"/>
+                <w:szCs w:val="40"/>
+              </w:rPr>
+              <w:t>ÒÍpÉÈ | Måü</w:t>
+            </w:r>
+            <w:r>
+              <w:rPr>
+                <w:rFonts w:ascii="BRH Malayalam Extra" w:hAnsi="BRH Malayalam Extra" w:cs="BRH Devanagari Extra"/>
+                <w:sz w:val="32"/>
+                <w:szCs w:val="40"/>
+              </w:rPr>
+              <w:t>–</w:t>
+            </w:r>
             <w:r>
               <w:rPr>
                 <w:rFonts w:ascii="BRH Devanagari Extra" w:hAnsi="BRH Devanagari Extra" w:cs="BRH Devanagari Extra"/>
@@ -3560,32 +3054,21 @@
               </w:rPr>
               <w:t>iÉÑ</w:t>
             </w:r>
-            <w:proofErr w:type="spellEnd"/>
-            <w:r>
-              <w:rPr>
-                <w:rFonts w:ascii="BRH Malayalam Extra" w:hAnsi="BRH Malayalam Extra" w:cs="BRH Devanagari Extra"/>
-                <w:sz w:val="32"/>
-                <w:szCs w:val="40"/>
-              </w:rPr>
-              <w:t>–</w:t>
-            </w:r>
-            <w:proofErr w:type="spellStart"/>
-            <w:r>
-              <w:rPr>
-                <w:rFonts w:ascii="BRH Devanagari Extra" w:hAnsi="BRH Devanagari Extra" w:cs="BRH Devanagari Extra"/>
-                <w:sz w:val="40"/>
-                <w:szCs w:val="40"/>
-              </w:rPr>
-              <w:t>qÉÌSÌiÉþ</w:t>
-            </w:r>
-            <w:proofErr w:type="spellEnd"/>
-            <w:r>
-              <w:rPr>
-                <w:rFonts w:ascii="BRH Devanagari Extra" w:hAnsi="BRH Devanagari Extra" w:cs="BRH Devanagari Extra"/>
-                <w:sz w:val="40"/>
-                <w:szCs w:val="40"/>
-              </w:rPr>
-              <w:t xml:space="preserve"> </w:t>
+            <w:r>
+              <w:rPr>
+                <w:rFonts w:ascii="BRH Malayalam Extra" w:hAnsi="BRH Malayalam Extra" w:cs="BRH Devanagari Extra"/>
+                <w:sz w:val="32"/>
+                <w:szCs w:val="40"/>
+              </w:rPr>
+              <w:t>–</w:t>
+            </w:r>
+            <w:r>
+              <w:rPr>
+                <w:rFonts w:ascii="BRH Devanagari Extra" w:hAnsi="BRH Devanagari Extra" w:cs="BRH Devanagari Extra"/>
+                <w:sz w:val="40"/>
+                <w:szCs w:val="40"/>
+              </w:rPr>
+              <w:t xml:space="preserve">qÉÌSÌiÉþ </w:t>
             </w:r>
           </w:p>
           <w:p>
@@ -3603,51 +3086,22 @@
                 <w:highlight w:val="yellow"/>
               </w:rPr>
             </w:pPr>
-            <w:proofErr w:type="spellStart"/>
-            <w:r>
-              <w:rPr>
-                <w:rFonts w:ascii="BRH Devanagari Extra" w:hAnsi="BRH Devanagari Extra" w:cs="BRH Devanagari Extra"/>
-                <w:sz w:val="40"/>
-                <w:szCs w:val="40"/>
-              </w:rPr>
-              <w:t>MåüiÉÑ</w:t>
-            </w:r>
-            <w:proofErr w:type="spellEnd"/>
-            <w:r>
-              <w:rPr>
-                <w:rFonts w:ascii="BRH Devanagari Extra" w:hAnsi="BRH Devanagari Extra" w:cs="BRH Devanagari Extra"/>
-                <w:sz w:val="40"/>
-                <w:szCs w:val="40"/>
-              </w:rPr>
-              <w:t xml:space="preserve"> - </w:t>
-            </w:r>
-            <w:proofErr w:type="spellStart"/>
-            <w:r>
-              <w:rPr>
-                <w:rFonts w:ascii="BRH Devanagari Extra" w:hAnsi="BRH Devanagari Extra" w:cs="BRH Devanagari Extra"/>
-                <w:sz w:val="40"/>
-                <w:szCs w:val="40"/>
-              </w:rPr>
-              <w:t>qÉiÉç</w:t>
-            </w:r>
-            <w:proofErr w:type="spellEnd"/>
-            <w:r>
-              <w:rPr>
-                <w:rFonts w:ascii="BRH Devanagari Extra" w:hAnsi="BRH Devanagari Extra" w:cs="BRH Devanagari Extra"/>
-                <w:sz w:val="40"/>
-                <w:szCs w:val="40"/>
-              </w:rPr>
-              <w:t xml:space="preserve"> | SÒ</w:t>
-            </w:r>
-            <w:r>
-              <w:rPr>
-                <w:rFonts w:ascii="BRH Malayalam Extra" w:hAnsi="BRH Malayalam Extra" w:cs="BRH Devanagari Extra"/>
-                <w:sz w:val="32"/>
-                <w:szCs w:val="40"/>
-              </w:rPr>
-              <w:t>–</w:t>
-            </w:r>
-            <w:proofErr w:type="spellStart"/>
+            <w:r>
+              <w:rPr>
+                <w:rFonts w:ascii="BRH Devanagari Extra" w:hAnsi="BRH Devanagari Extra" w:cs="BRH Devanagari Extra"/>
+                <w:sz w:val="40"/>
+                <w:szCs w:val="40"/>
+              </w:rPr>
+              <w:t>MåüiÉÑ - qÉiÉç | SÒ</w:t>
+            </w:r>
+            <w:r>
+              <w:rPr>
+                <w:rFonts w:ascii="BRH Malayalam Extra" w:hAnsi="BRH Malayalam Extra" w:cs="BRH Devanagari Extra"/>
+                <w:sz w:val="32"/>
+                <w:szCs w:val="40"/>
+              </w:rPr>
+              <w:t>–</w:t>
+            </w:r>
             <w:r>
               <w:rPr>
                 <w:rFonts w:ascii="BRH Devanagari Extra" w:hAnsi="BRH Devanagari Extra" w:cs="BRH Devanagari Extra"/>
@@ -3656,50 +3110,21 @@
               </w:rPr>
               <w:t>lSÒ</w:t>
             </w:r>
-            <w:proofErr w:type="spellEnd"/>
-            <w:r>
-              <w:rPr>
-                <w:rFonts w:ascii="BRH Malayalam Extra" w:hAnsi="BRH Malayalam Extra" w:cs="BRH Devanagari Extra"/>
-                <w:sz w:val="32"/>
-                <w:szCs w:val="40"/>
-              </w:rPr>
-              <w:t>–</w:t>
-            </w:r>
-            <w:proofErr w:type="spellStart"/>
-            <w:r>
-              <w:rPr>
-                <w:rFonts w:ascii="BRH Devanagari Extra" w:hAnsi="BRH Devanagari Extra" w:cs="BRH Devanagari Extra"/>
-                <w:sz w:val="40"/>
-                <w:szCs w:val="40"/>
-              </w:rPr>
-              <w:t>ÍpÉUç</w:t>
-            </w:r>
-            <w:proofErr w:type="spellEnd"/>
-            <w:r>
-              <w:rPr>
-                <w:rFonts w:ascii="BRH Devanagari Extra" w:hAnsi="BRH Devanagari Extra" w:cs="BRH Devanagari Extra"/>
-                <w:sz w:val="40"/>
-                <w:szCs w:val="40"/>
-              </w:rPr>
-              <w:t xml:space="preserve"> </w:t>
-            </w:r>
-            <w:proofErr w:type="spellStart"/>
-            <w:r>
-              <w:rPr>
-                <w:rFonts w:ascii="BRH Devanagari Extra" w:hAnsi="BRH Devanagari Extra" w:cs="BRH Devanagari Extra"/>
-                <w:sz w:val="40"/>
-                <w:szCs w:val="40"/>
-              </w:rPr>
-              <w:t>uÉÉþuÉSÏÌiÉ</w:t>
-            </w:r>
-            <w:proofErr w:type="spellEnd"/>
-            <w:r>
-              <w:rPr>
-                <w:rFonts w:ascii="BRH Devanagari Extra" w:hAnsi="BRH Devanagari Extra" w:cs="BRH Devanagari Extra"/>
-                <w:sz w:val="40"/>
-                <w:szCs w:val="40"/>
-              </w:rPr>
-              <w:t xml:space="preserve"> | </w:t>
+            <w:r>
+              <w:rPr>
+                <w:rFonts w:ascii="BRH Malayalam Extra" w:hAnsi="BRH Malayalam Extra" w:cs="BRH Devanagari Extra"/>
+                <w:sz w:val="32"/>
+                <w:szCs w:val="40"/>
+              </w:rPr>
+              <w:t>–</w:t>
+            </w:r>
+            <w:r>
+              <w:rPr>
+                <w:rFonts w:ascii="BRH Devanagari Extra" w:hAnsi="BRH Devanagari Extra" w:cs="BRH Devanagari Extra"/>
+                <w:sz w:val="40"/>
+                <w:szCs w:val="40"/>
+              </w:rPr>
+              <w:t xml:space="preserve">ÍpÉUç uÉÉþuÉSÏÌiÉ | </w:t>
             </w:r>
           </w:p>
         </w:tc>
@@ -4116,67 +3541,33 @@
                 <w:highlight w:val="yellow"/>
               </w:rPr>
             </w:pPr>
-            <w:proofErr w:type="spellStart"/>
-            <w:r>
-              <w:rPr>
-                <w:rFonts w:ascii="BRH Devanagari Extra" w:hAnsi="BRH Devanagari Extra" w:cs="BRH Devanagari Extra"/>
-                <w:color w:val="000000"/>
-                <w:sz w:val="40"/>
-                <w:szCs w:val="40"/>
-              </w:rPr>
-              <w:t>mÉÔuÉåïþ</w:t>
-            </w:r>
-            <w:proofErr w:type="spellEnd"/>
-            <w:r>
-              <w:rPr>
-                <w:rFonts w:ascii="BRH Devanagari Extra" w:hAnsi="BRH Devanagari Extra" w:cs="BRH Devanagari Extra"/>
-                <w:color w:val="000000"/>
-                <w:sz w:val="40"/>
-                <w:szCs w:val="40"/>
-              </w:rPr>
-              <w:t xml:space="preserve"> </w:t>
-            </w:r>
-            <w:proofErr w:type="spellStart"/>
-            <w:r>
-              <w:rPr>
-                <w:rFonts w:ascii="BRH Devanagari Extra" w:hAnsi="BRH Devanagari Extra" w:cs="BRH Devanagari Extra"/>
-                <w:color w:val="000000"/>
-                <w:sz w:val="40"/>
-                <w:szCs w:val="40"/>
-              </w:rPr>
-              <w:t>eÉËU</w:t>
-            </w:r>
-            <w:proofErr w:type="spellEnd"/>
-            <w:r>
-              <w:rPr>
-                <w:rFonts w:ascii="BRH Malayalam Extra" w:hAnsi="BRH Malayalam Extra" w:cs="BRH Devanagari Extra"/>
-                <w:color w:val="000000"/>
-                <w:sz w:val="32"/>
-                <w:szCs w:val="40"/>
-              </w:rPr>
-              <w:t>–</w:t>
-            </w:r>
-            <w:proofErr w:type="spellStart"/>
-            <w:r>
-              <w:rPr>
-                <w:rFonts w:ascii="BRH Devanagari Extra" w:hAnsi="BRH Devanagari Extra" w:cs="BRH Devanagari Extra"/>
-                <w:color w:val="000000"/>
-                <w:sz w:val="40"/>
-                <w:szCs w:val="40"/>
-              </w:rPr>
-              <w:t>iÉÉUþÈ</w:t>
-            </w:r>
-            <w:proofErr w:type="spellEnd"/>
-            <w:r>
-              <w:rPr>
-                <w:rFonts w:ascii="BRH Devanagari Extra" w:hAnsi="BRH Devanagari Extra" w:cs="BRH Devanagari Extra"/>
-                <w:color w:val="000000"/>
-                <w:sz w:val="40"/>
-                <w:szCs w:val="40"/>
-              </w:rPr>
-              <w:t xml:space="preserve"> | </w:t>
-            </w:r>
-            <w:proofErr w:type="spellStart"/>
+            <w:r>
+              <w:rPr>
+                <w:rFonts w:ascii="BRH Devanagari Extra" w:hAnsi="BRH Devanagari Extra" w:cs="BRH Devanagari Extra"/>
+                <w:color w:val="000000"/>
+                <w:sz w:val="40"/>
+                <w:szCs w:val="40"/>
+              </w:rPr>
+              <w:t>mÉÔuÉåïþ eÉËU</w:t>
+            </w:r>
+            <w:r>
+              <w:rPr>
+                <w:rFonts w:ascii="BRH Malayalam Extra" w:hAnsi="BRH Malayalam Extra" w:cs="BRH Devanagari Extra"/>
+                <w:color w:val="000000"/>
+                <w:sz w:val="32"/>
+                <w:szCs w:val="40"/>
+              </w:rPr>
+              <w:t>–</w:t>
+            </w:r>
+            <w:r>
+              <w:rPr>
+                <w:rFonts w:ascii="BRH Devanagari Extra" w:hAnsi="BRH Devanagari Extra" w:cs="BRH Devanagari Extra"/>
+                <w:color w:val="000000"/>
+                <w:sz w:val="40"/>
+                <w:szCs w:val="40"/>
+              </w:rPr>
+              <w:t xml:space="preserve">iÉÉUþÈ | </w:t>
+            </w:r>
             <w:r>
               <w:rPr>
                 <w:rFonts w:ascii="BRH Devanagari Extra" w:hAnsi="BRH Devanagari Extra" w:cs="BRH Devanagari Extra"/>
@@ -4196,17 +3587,15 @@
               </w:rPr>
               <w:t>ËU</w:t>
             </w:r>
-            <w:proofErr w:type="spellEnd"/>
-            <w:r>
-              <w:rPr>
-                <w:rFonts w:ascii="BRH Malayalam Extra" w:hAnsi="BRH Malayalam Extra" w:cs="BRH Devanagari Extra"/>
-                <w:color w:val="000000"/>
-                <w:sz w:val="32"/>
-                <w:szCs w:val="40"/>
-              </w:rPr>
-              <w:t>–</w:t>
-            </w:r>
-            <w:proofErr w:type="spellStart"/>
+            <w:r>
+              <w:rPr>
+                <w:rFonts w:ascii="BRH Malayalam Extra" w:hAnsi="BRH Malayalam Extra" w:cs="BRH Devanagari Extra"/>
+                <w:color w:val="000000"/>
+                <w:sz w:val="32"/>
+                <w:szCs w:val="40"/>
+              </w:rPr>
+              <w:t>–</w:t>
+            </w:r>
             <w:r>
               <w:rPr>
                 <w:rFonts w:ascii="BRH Devanagari Extra" w:hAnsi="BRH Devanagari Extra" w:cs="BRH Devanagari Extra"/>
@@ -4216,7 +3605,6 @@
               </w:rPr>
               <w:t>iÉÉUÉå</w:t>
             </w:r>
-            <w:proofErr w:type="spellEnd"/>
             <w:r>
               <w:rPr>
                 <w:rFonts w:ascii="BRH Malayalam Extra" w:hAnsi="BRH Malayalam Extra" w:cs="BRH Devanagari Extra"/>
@@ -4256,65 +3644,32 @@
                 <w:highlight w:val="yellow"/>
               </w:rPr>
             </w:pPr>
-            <w:proofErr w:type="spellStart"/>
-            <w:r>
-              <w:rPr>
-                <w:rFonts w:ascii="BRH Devanagari Extra" w:hAnsi="BRH Devanagari Extra" w:cs="BRH Devanagari Extra"/>
-                <w:color w:val="000000"/>
-                <w:sz w:val="40"/>
-                <w:szCs w:val="40"/>
-              </w:rPr>
-              <w:t>mÉÔuÉåïþ</w:t>
-            </w:r>
-            <w:proofErr w:type="spellEnd"/>
-            <w:r>
-              <w:rPr>
-                <w:rFonts w:ascii="BRH Devanagari Extra" w:hAnsi="BRH Devanagari Extra" w:cs="BRH Devanagari Extra"/>
-                <w:color w:val="000000"/>
-                <w:sz w:val="40"/>
-                <w:szCs w:val="40"/>
-              </w:rPr>
-              <w:t xml:space="preserve"> </w:t>
-            </w:r>
-            <w:proofErr w:type="spellStart"/>
-            <w:r>
-              <w:rPr>
-                <w:rFonts w:ascii="BRH Devanagari Extra" w:hAnsi="BRH Devanagari Extra" w:cs="BRH Devanagari Extra"/>
-                <w:color w:val="000000"/>
-                <w:sz w:val="40"/>
-                <w:szCs w:val="40"/>
-              </w:rPr>
-              <w:t>eÉËU</w:t>
-            </w:r>
-            <w:proofErr w:type="spellEnd"/>
-            <w:r>
-              <w:rPr>
-                <w:rFonts w:ascii="BRH Malayalam Extra" w:hAnsi="BRH Malayalam Extra" w:cs="BRH Devanagari Extra"/>
-                <w:color w:val="000000"/>
-                <w:sz w:val="32"/>
-                <w:szCs w:val="40"/>
-              </w:rPr>
-              <w:t>–</w:t>
-            </w:r>
-            <w:proofErr w:type="spellStart"/>
-            <w:r>
-              <w:rPr>
-                <w:rFonts w:ascii="BRH Devanagari Extra" w:hAnsi="BRH Devanagari Extra" w:cs="BRH Devanagari Extra"/>
-                <w:color w:val="000000"/>
-                <w:sz w:val="40"/>
-                <w:szCs w:val="40"/>
-              </w:rPr>
-              <w:t>iÉÉUþÈ</w:t>
-            </w:r>
-            <w:proofErr w:type="spellEnd"/>
-            <w:r>
-              <w:rPr>
-                <w:rFonts w:ascii="BRH Devanagari Extra" w:hAnsi="BRH Devanagari Extra" w:cs="BRH Devanagari Extra"/>
-                <w:color w:val="000000"/>
-                <w:sz w:val="40"/>
-                <w:szCs w:val="40"/>
-              </w:rPr>
-              <w:t xml:space="preserve"> | </w:t>
+            <w:r>
+              <w:rPr>
+                <w:rFonts w:ascii="BRH Devanagari Extra" w:hAnsi="BRH Devanagari Extra" w:cs="BRH Devanagari Extra"/>
+                <w:color w:val="000000"/>
+                <w:sz w:val="40"/>
+                <w:szCs w:val="40"/>
+              </w:rPr>
+              <w:t>mÉÔuÉåïþ eÉËU</w:t>
+            </w:r>
+            <w:r>
+              <w:rPr>
+                <w:rFonts w:ascii="BRH Malayalam Extra" w:hAnsi="BRH Malayalam Extra" w:cs="BRH Devanagari Extra"/>
+                <w:color w:val="000000"/>
+                <w:sz w:val="32"/>
+                <w:szCs w:val="40"/>
+              </w:rPr>
+              <w:t>–</w:t>
+            </w:r>
+            <w:r>
+              <w:rPr>
+                <w:rFonts w:ascii="BRH Devanagari Extra" w:hAnsi="BRH Devanagari Extra" w:cs="BRH Devanagari Extra"/>
+                <w:color w:val="000000"/>
+                <w:sz w:val="40"/>
+                <w:szCs w:val="40"/>
+              </w:rPr>
+              <w:t xml:space="preserve">iÉÉUþÈ | </w:t>
             </w:r>
             <w:r>
               <w:rPr>
@@ -4353,7 +3708,6 @@
               </w:rPr>
               <w:t>–</w:t>
             </w:r>
-            <w:proofErr w:type="spellStart"/>
             <w:r>
               <w:rPr>
                 <w:rFonts w:ascii="BRH Devanagari Extra" w:hAnsi="BRH Devanagari Extra" w:cs="BRH Devanagari Extra"/>
@@ -4363,7 +3717,6 @@
               </w:rPr>
               <w:t>iÉÉUÉå</w:t>
             </w:r>
-            <w:proofErr w:type="spellEnd"/>
             <w:r>
               <w:rPr>
                 <w:rFonts w:ascii="BRH Malayalam Extra" w:hAnsi="BRH Malayalam Extra" w:cs="BRH Devanagari Extra"/>
@@ -4418,7 +3771,6 @@
                 <w:sz w:val="28"/>
                 <w:szCs w:val="32"/>
               </w:rPr>
-              <w:lastRenderedPageBreak/>
               <w:t>T.S.4.6.2.3 – Kramam</w:t>
             </w:r>
           </w:p>
@@ -4551,35 +3903,14 @@
               </w:rPr>
               <w:t>–</w:t>
             </w:r>
-            <w:proofErr w:type="spellStart"/>
-            <w:r>
-              <w:rPr>
-                <w:rFonts w:ascii="BRH Devanagari Extra" w:hAnsi="BRH Devanagari Extra" w:cs="BRH Devanagari Extra"/>
-                <w:color w:val="000000"/>
-                <w:sz w:val="40"/>
-                <w:szCs w:val="40"/>
-              </w:rPr>
-              <w:t>iÉÉæwÉþkÉÏlÉÉqÉç</w:t>
-            </w:r>
-            <w:proofErr w:type="spellEnd"/>
-            <w:r>
-              <w:rPr>
-                <w:rFonts w:ascii="BRH Devanagari Extra" w:hAnsi="BRH Devanagari Extra" w:cs="BRH Devanagari Extra"/>
-                <w:color w:val="000000"/>
-                <w:sz w:val="40"/>
-                <w:szCs w:val="40"/>
-              </w:rPr>
-              <w:t xml:space="preserve"> | </w:t>
-            </w:r>
-            <w:proofErr w:type="spellStart"/>
-            <w:r>
-              <w:rPr>
-                <w:rFonts w:ascii="BRH Devanagari Extra" w:hAnsi="BRH Devanagari Extra" w:cs="BRH Devanagari Extra"/>
-                <w:color w:val="000000"/>
-                <w:sz w:val="40"/>
-                <w:szCs w:val="40"/>
-              </w:rPr>
-              <w:t>AÉåwÉ</w:t>
+            <w:r>
+              <w:rPr>
+                <w:rFonts w:ascii="BRH Devanagari Extra" w:hAnsi="BRH Devanagari Extra" w:cs="BRH Devanagari Extra"/>
+                <w:color w:val="000000"/>
+                <w:sz w:val="40"/>
+                <w:szCs w:val="40"/>
+              </w:rPr>
+              <w:t>iÉÉæwÉþkÉÏlÉÉqÉç | AÉåwÉ</w:t>
             </w:r>
             <w:r>
               <w:rPr>
@@ -4600,35 +3931,23 @@
               </w:rPr>
               <w:t>lÉÉqÉ</w:t>
             </w:r>
-            <w:proofErr w:type="spellEnd"/>
-            <w:r>
-              <w:rPr>
-                <w:rFonts w:ascii="BRH Malayalam Extra" w:hAnsi="BRH Malayalam Extra" w:cs="BRH Devanagari Extra"/>
-                <w:color w:val="000000"/>
-                <w:sz w:val="32"/>
-                <w:szCs w:val="40"/>
-              </w:rPr>
-              <w:t>–</w:t>
-            </w:r>
-            <w:proofErr w:type="spellStart"/>
-            <w:r>
-              <w:rPr>
-                <w:rFonts w:ascii="BRH Devanagari Extra" w:hAnsi="BRH Devanagari Extra" w:cs="BRH Devanagari Extra"/>
-                <w:color w:val="000000"/>
-                <w:sz w:val="40"/>
-                <w:szCs w:val="40"/>
-              </w:rPr>
-              <w:t>mÉÉqÉç</w:t>
-            </w:r>
-            <w:proofErr w:type="spellEnd"/>
-            <w:r>
-              <w:rPr>
-                <w:rFonts w:ascii="BRH Devanagari Extra" w:hAnsi="BRH Devanagari Extra" w:cs="BRH Devanagari Extra"/>
-                <w:color w:val="000000"/>
-                <w:sz w:val="40"/>
-                <w:szCs w:val="40"/>
-              </w:rPr>
-              <w:t xml:space="preserve"> |</w:t>
+            <w:r>
+              <w:rPr>
+                <w:rFonts w:ascii="BRH Malayalam Extra" w:hAnsi="BRH Malayalam Extra" w:cs="BRH Devanagari Extra"/>
+                <w:color w:val="000000"/>
+                <w:sz w:val="32"/>
+                <w:szCs w:val="40"/>
+              </w:rPr>
+              <w:t>–</w:t>
+            </w:r>
+            <w:r>
+              <w:rPr>
+                <w:rFonts w:ascii="BRH Devanagari Extra" w:hAnsi="BRH Devanagari Extra" w:cs="BRH Devanagari Extra"/>
+                <w:color w:val="000000"/>
+                <w:sz w:val="40"/>
+                <w:szCs w:val="40"/>
+              </w:rPr>
+              <w:t>mÉÉqÉç |</w:t>
             </w:r>
           </w:p>
         </w:tc>
@@ -4686,35 +4005,14 @@
               </w:rPr>
               <w:t>–</w:t>
             </w:r>
-            <w:proofErr w:type="spellStart"/>
-            <w:r>
-              <w:rPr>
-                <w:rFonts w:ascii="BRH Devanagari Extra" w:hAnsi="BRH Devanagari Extra" w:cs="BRH Devanagari Extra"/>
-                <w:color w:val="000000"/>
-                <w:sz w:val="40"/>
-                <w:szCs w:val="40"/>
-              </w:rPr>
-              <w:t>iÉÉæwÉþkÉÏlÉÉqÉç</w:t>
-            </w:r>
-            <w:proofErr w:type="spellEnd"/>
-            <w:r>
-              <w:rPr>
-                <w:rFonts w:ascii="BRH Devanagari Extra" w:hAnsi="BRH Devanagari Extra" w:cs="BRH Devanagari Extra"/>
-                <w:color w:val="000000"/>
-                <w:sz w:val="40"/>
-                <w:szCs w:val="40"/>
-              </w:rPr>
-              <w:t xml:space="preserve"> | </w:t>
-            </w:r>
-            <w:proofErr w:type="spellStart"/>
-            <w:r>
-              <w:rPr>
-                <w:rFonts w:ascii="BRH Devanagari Extra" w:hAnsi="BRH Devanagari Extra" w:cs="BRH Devanagari Extra"/>
-                <w:color w:val="000000"/>
-                <w:sz w:val="40"/>
-                <w:szCs w:val="40"/>
-              </w:rPr>
-              <w:t>AÉåwÉþ</w:t>
+            <w:r>
+              <w:rPr>
+                <w:rFonts w:ascii="BRH Devanagari Extra" w:hAnsi="BRH Devanagari Extra" w:cs="BRH Devanagari Extra"/>
+                <w:color w:val="000000"/>
+                <w:sz w:val="40"/>
+                <w:szCs w:val="40"/>
+              </w:rPr>
+              <w:t>iÉÉæwÉþkÉÏlÉÉqÉç | AÉåwÉþ</w:t>
             </w:r>
             <w:r>
               <w:rPr>
@@ -4745,35 +4043,23 @@
               </w:rPr>
               <w:t>lÉÉqÉ</w:t>
             </w:r>
-            <w:proofErr w:type="spellEnd"/>
-            <w:r>
-              <w:rPr>
-                <w:rFonts w:ascii="BRH Malayalam Extra" w:hAnsi="BRH Malayalam Extra" w:cs="BRH Devanagari Extra"/>
-                <w:color w:val="000000"/>
-                <w:sz w:val="32"/>
-                <w:szCs w:val="40"/>
-              </w:rPr>
-              <w:t>–</w:t>
-            </w:r>
-            <w:proofErr w:type="spellStart"/>
-            <w:r>
-              <w:rPr>
-                <w:rFonts w:ascii="BRH Devanagari Extra" w:hAnsi="BRH Devanagari Extra" w:cs="BRH Devanagari Extra"/>
-                <w:color w:val="000000"/>
-                <w:sz w:val="40"/>
-                <w:szCs w:val="40"/>
-              </w:rPr>
-              <w:t>mÉÉqÉç</w:t>
-            </w:r>
-            <w:proofErr w:type="spellEnd"/>
-            <w:r>
-              <w:rPr>
-                <w:rFonts w:ascii="BRH Devanagari Extra" w:hAnsi="BRH Devanagari Extra" w:cs="BRH Devanagari Extra"/>
-                <w:color w:val="000000"/>
-                <w:sz w:val="40"/>
-                <w:szCs w:val="40"/>
-              </w:rPr>
-              <w:t xml:space="preserve"> | </w:t>
+            <w:r>
+              <w:rPr>
+                <w:rFonts w:ascii="BRH Malayalam Extra" w:hAnsi="BRH Malayalam Extra" w:cs="BRH Devanagari Extra"/>
+                <w:color w:val="000000"/>
+                <w:sz w:val="32"/>
+                <w:szCs w:val="40"/>
+              </w:rPr>
+              <w:t>–</w:t>
+            </w:r>
+            <w:r>
+              <w:rPr>
+                <w:rFonts w:ascii="BRH Devanagari Extra" w:hAnsi="BRH Devanagari Extra" w:cs="BRH Devanagari Extra"/>
+                <w:color w:val="000000"/>
+                <w:sz w:val="40"/>
+                <w:szCs w:val="40"/>
+              </w:rPr>
+              <w:t xml:space="preserve">mÉÉqÉç | </w:t>
             </w:r>
           </w:p>
           <w:p>
@@ -4796,23 +4082,7 @@
                 <w:b/>
                 <w:bCs/>
               </w:rPr>
-              <w:t xml:space="preserve">(it is </w:t>
-            </w:r>
-            <w:proofErr w:type="spellStart"/>
-            <w:r>
-              <w:rPr>
-                <w:b/>
-                <w:bCs/>
-              </w:rPr>
-              <w:t>deergham</w:t>
-            </w:r>
-            <w:proofErr w:type="spellEnd"/>
-            <w:r>
-              <w:rPr>
-                <w:b/>
-                <w:bCs/>
-              </w:rPr>
-              <w:t>)</w:t>
+              <w:t>(it is deergham)</w:t>
             </w:r>
           </w:p>
         </w:tc>
@@ -4850,6 +4120,7 @@
                 <w:sz w:val="28"/>
                 <w:szCs w:val="32"/>
               </w:rPr>
+              <w:lastRenderedPageBreak/>
               <w:t>T.S.4.6.2.5 – Kramam</w:t>
             </w:r>
           </w:p>
@@ -4946,7 +4217,6 @@
                 <w:highlight w:val="yellow"/>
               </w:rPr>
             </w:pPr>
-            <w:proofErr w:type="spellStart"/>
             <w:r>
               <w:rPr>
                 <w:rFonts w:ascii="BRH Devanagari Extra" w:hAnsi="BRH Devanagari Extra" w:cs="BRH Devanagari Extra"/>
@@ -4956,17 +4226,15 @@
               </w:rPr>
               <w:t>xuÉ</w:t>
             </w:r>
-            <w:proofErr w:type="spellEnd"/>
-            <w:r>
-              <w:rPr>
-                <w:rFonts w:ascii="BRH Malayalam Extra" w:hAnsi="BRH Malayalam Extra" w:cs="BRH Devanagari Extra"/>
-                <w:color w:val="000000"/>
-                <w:sz w:val="32"/>
-                <w:szCs w:val="40"/>
-              </w:rPr>
-              <w:t>–</w:t>
-            </w:r>
-            <w:proofErr w:type="spellStart"/>
+            <w:r>
+              <w:rPr>
+                <w:rFonts w:ascii="BRH Malayalam Extra" w:hAnsi="BRH Malayalam Extra" w:cs="BRH Devanagari Extra"/>
+                <w:color w:val="000000"/>
+                <w:sz w:val="32"/>
+                <w:szCs w:val="40"/>
+              </w:rPr>
+              <w:t>–</w:t>
+            </w:r>
             <w:r>
               <w:rPr>
                 <w:rFonts w:ascii="BRH Devanagari Extra" w:hAnsi="BRH Devanagari Extra" w:cs="BRH Devanagari Extra"/>
@@ -4976,7 +4244,6 @@
               </w:rPr>
               <w:t>kÉÉ</w:t>
             </w:r>
-            <w:proofErr w:type="spellEnd"/>
             <w:r>
               <w:rPr>
                 <w:rFonts w:ascii="BRH Malayalam Extra" w:hAnsi="BRH Malayalam Extra" w:cs="BRH Devanagari Extra"/>
@@ -5025,45 +4292,14 @@
               </w:rPr>
               <w:t xml:space="preserve"> </w:t>
             </w:r>
-            <w:proofErr w:type="spellStart"/>
-            <w:r>
-              <w:rPr>
-                <w:rFonts w:ascii="BRH Devanagari Extra" w:hAnsi="BRH Devanagari Extra" w:cs="BRH Devanagari Extra"/>
-                <w:color w:val="000000"/>
-                <w:sz w:val="40"/>
-                <w:szCs w:val="40"/>
-              </w:rPr>
-              <w:t>CÌiÉþ</w:t>
-            </w:r>
-            <w:proofErr w:type="spellEnd"/>
-            <w:r>
-              <w:rPr>
-                <w:rFonts w:ascii="BRH Devanagari Extra" w:hAnsi="BRH Devanagari Extra" w:cs="BRH Devanagari Extra"/>
-                <w:color w:val="000000"/>
-                <w:sz w:val="40"/>
-                <w:szCs w:val="40"/>
-              </w:rPr>
-              <w:t xml:space="preserve"> </w:t>
-            </w:r>
-            <w:proofErr w:type="spellStart"/>
-            <w:r>
-              <w:rPr>
-                <w:rFonts w:ascii="BRH Devanagari Extra" w:hAnsi="BRH Devanagari Extra" w:cs="BRH Devanagari Extra"/>
-                <w:color w:val="000000"/>
-                <w:sz w:val="40"/>
-                <w:szCs w:val="40"/>
-              </w:rPr>
-              <w:t>xuÉkÉÉ</w:t>
-            </w:r>
-            <w:proofErr w:type="spellEnd"/>
-            <w:r>
-              <w:rPr>
-                <w:rFonts w:ascii="BRH Devanagari Extra" w:hAnsi="BRH Devanagari Extra" w:cs="BRH Devanagari Extra"/>
-                <w:color w:val="000000"/>
-                <w:sz w:val="40"/>
-                <w:szCs w:val="40"/>
-              </w:rPr>
-              <w:t xml:space="preserve"> - uÉ</w:t>
+            <w:r>
+              <w:rPr>
+                <w:rFonts w:ascii="BRH Devanagari Extra" w:hAnsi="BRH Devanagari Extra" w:cs="BRH Devanagari Extra"/>
+                <w:color w:val="000000"/>
+                <w:sz w:val="40"/>
+                <w:szCs w:val="40"/>
+              </w:rPr>
+              <w:t>CÌiÉþ xuÉkÉÉ - uÉ</w:t>
             </w:r>
             <w:r>
               <w:rPr>
@@ -5104,7 +4340,6 @@
                 <w:highlight w:val="green"/>
               </w:rPr>
             </w:pPr>
-            <w:proofErr w:type="spellStart"/>
             <w:r>
               <w:rPr>
                 <w:rFonts w:ascii="BRH Devanagari Extra" w:hAnsi="BRH Devanagari Extra" w:cs="BRH Devanagari Extra"/>
@@ -5114,17 +4349,15 @@
               </w:rPr>
               <w:t>xuÉ</w:t>
             </w:r>
-            <w:proofErr w:type="spellEnd"/>
-            <w:r>
-              <w:rPr>
-                <w:rFonts w:ascii="BRH Malayalam Extra" w:hAnsi="BRH Malayalam Extra" w:cs="BRH Devanagari Extra"/>
-                <w:color w:val="000000"/>
-                <w:sz w:val="32"/>
-                <w:szCs w:val="40"/>
-              </w:rPr>
-              <w:t>–</w:t>
-            </w:r>
-            <w:proofErr w:type="spellStart"/>
+            <w:r>
+              <w:rPr>
+                <w:rFonts w:ascii="BRH Malayalam Extra" w:hAnsi="BRH Malayalam Extra" w:cs="BRH Devanagari Extra"/>
+                <w:color w:val="000000"/>
+                <w:sz w:val="32"/>
+                <w:szCs w:val="40"/>
+              </w:rPr>
+              <w:t>–</w:t>
+            </w:r>
             <w:r>
               <w:rPr>
                 <w:rFonts w:ascii="BRH Devanagari Extra" w:hAnsi="BRH Devanagari Extra" w:cs="BRH Devanagari Extra"/>
@@ -5134,7 +4367,6 @@
               </w:rPr>
               <w:t>kÉÉ</w:t>
             </w:r>
-            <w:proofErr w:type="spellEnd"/>
             <w:r>
               <w:rPr>
                 <w:rFonts w:ascii="BRH Malayalam Extra" w:hAnsi="BRH Malayalam Extra" w:cs="BRH Devanagari Extra"/>
@@ -5173,45 +4405,14 @@
               </w:rPr>
               <w:t xml:space="preserve"> </w:t>
             </w:r>
-            <w:proofErr w:type="spellStart"/>
-            <w:r>
-              <w:rPr>
-                <w:rFonts w:ascii="BRH Devanagari Extra" w:hAnsi="BRH Devanagari Extra" w:cs="BRH Devanagari Extra"/>
-                <w:color w:val="000000"/>
-                <w:sz w:val="40"/>
-                <w:szCs w:val="40"/>
-              </w:rPr>
-              <w:t>CÌiÉþ</w:t>
-            </w:r>
-            <w:proofErr w:type="spellEnd"/>
-            <w:r>
-              <w:rPr>
-                <w:rFonts w:ascii="BRH Devanagari Extra" w:hAnsi="BRH Devanagari Extra" w:cs="BRH Devanagari Extra"/>
-                <w:color w:val="000000"/>
-                <w:sz w:val="40"/>
-                <w:szCs w:val="40"/>
-              </w:rPr>
-              <w:t xml:space="preserve"> </w:t>
-            </w:r>
-            <w:proofErr w:type="spellStart"/>
-            <w:r>
-              <w:rPr>
-                <w:rFonts w:ascii="BRH Devanagari Extra" w:hAnsi="BRH Devanagari Extra" w:cs="BRH Devanagari Extra"/>
-                <w:color w:val="000000"/>
-                <w:sz w:val="40"/>
-                <w:szCs w:val="40"/>
-              </w:rPr>
-              <w:t>xuÉkÉÉ</w:t>
-            </w:r>
-            <w:proofErr w:type="spellEnd"/>
-            <w:r>
-              <w:rPr>
-                <w:rFonts w:ascii="BRH Devanagari Extra" w:hAnsi="BRH Devanagari Extra" w:cs="BRH Devanagari Extra"/>
-                <w:color w:val="000000"/>
-                <w:sz w:val="40"/>
-                <w:szCs w:val="40"/>
-              </w:rPr>
-              <w:t xml:space="preserve"> - uÉ</w:t>
+            <w:r>
+              <w:rPr>
+                <w:rFonts w:ascii="BRH Devanagari Extra" w:hAnsi="BRH Devanagari Extra" w:cs="BRH Devanagari Extra"/>
+                <w:color w:val="000000"/>
+                <w:sz w:val="40"/>
+                <w:szCs w:val="40"/>
+              </w:rPr>
+              <w:t>CÌiÉþ xuÉkÉÉ - uÉ</w:t>
             </w:r>
             <w:r>
               <w:rPr>
@@ -5454,56 +4655,25 @@
                 <w:sz w:val="40"/>
                 <w:szCs w:val="40"/>
               </w:rPr>
-              <w:t xml:space="preserve">hÉ </w:t>
-            </w:r>
-            <w:proofErr w:type="spellStart"/>
-            <w:r>
-              <w:rPr>
-                <w:rFonts w:ascii="BRH Devanagari Extra" w:hAnsi="BRH Devanagari Extra" w:cs="BRH Devanagari Extra"/>
-                <w:color w:val="000000"/>
-                <w:sz w:val="40"/>
-                <w:szCs w:val="40"/>
-              </w:rPr>
-              <w:t>CÌiÉþ</w:t>
-            </w:r>
-            <w:proofErr w:type="spellEnd"/>
-            <w:r>
-              <w:rPr>
-                <w:rFonts w:ascii="BRH Devanagari Extra" w:hAnsi="BRH Devanagari Extra" w:cs="BRH Devanagari Extra"/>
-                <w:color w:val="000000"/>
-                <w:sz w:val="40"/>
-                <w:szCs w:val="40"/>
-              </w:rPr>
-              <w:t xml:space="preserve"> aÉ</w:t>
-            </w:r>
-            <w:r>
-              <w:rPr>
-                <w:rFonts w:ascii="BRH Malayalam Extra" w:hAnsi="BRH Malayalam Extra" w:cs="BRH Devanagari Extra"/>
-                <w:color w:val="000000"/>
-                <w:sz w:val="32"/>
-                <w:szCs w:val="40"/>
-              </w:rPr>
-              <w:t>–</w:t>
-            </w:r>
-            <w:proofErr w:type="spellStart"/>
-            <w:r>
-              <w:rPr>
-                <w:rFonts w:ascii="BRH Devanagari Extra" w:hAnsi="BRH Devanagari Extra" w:cs="BRH Devanagari Extra"/>
-                <w:color w:val="000000"/>
-                <w:sz w:val="40"/>
-                <w:szCs w:val="40"/>
-              </w:rPr>
-              <w:t>hÉÈ</w:t>
-            </w:r>
-            <w:proofErr w:type="spellEnd"/>
-            <w:r>
-              <w:rPr>
-                <w:rFonts w:ascii="BRH Devanagari Extra" w:hAnsi="BRH Devanagari Extra" w:cs="BRH Devanagari Extra"/>
-                <w:color w:val="000000"/>
-                <w:sz w:val="40"/>
-                <w:szCs w:val="40"/>
-              </w:rPr>
-              <w:t xml:space="preserve"> ||</w:t>
+              <w:t>hÉ CÌiÉþ aÉ</w:t>
+            </w:r>
+            <w:r>
+              <w:rPr>
+                <w:rFonts w:ascii="BRH Malayalam Extra" w:hAnsi="BRH Malayalam Extra" w:cs="BRH Devanagari Extra"/>
+                <w:color w:val="000000"/>
+                <w:sz w:val="32"/>
+                <w:szCs w:val="40"/>
+              </w:rPr>
+              <w:t>–</w:t>
+            </w:r>
+            <w:r>
+              <w:rPr>
+                <w:rFonts w:ascii="BRH Devanagari Extra" w:hAnsi="BRH Devanagari Extra" w:cs="BRH Devanagari Extra"/>
+                <w:color w:val="000000"/>
+                <w:sz w:val="40"/>
+                <w:szCs w:val="40"/>
+              </w:rPr>
+              <w:t>hÉÈ ||</w:t>
             </w:r>
           </w:p>
         </w:tc>
@@ -5562,7 +4732,6 @@
               </w:rPr>
               <w:t>–</w:t>
             </w:r>
-            <w:proofErr w:type="spellStart"/>
             <w:r>
               <w:rPr>
                 <w:rFonts w:ascii="BRH Devanagari Extra" w:hAnsi="BRH Devanagari Extra" w:cs="BRH Devanagari Extra"/>
@@ -5573,7 +4742,6 @@
               </w:rPr>
               <w:t>hÉÈ</w:t>
             </w:r>
-            <w:proofErr w:type="spellEnd"/>
             <w:r>
               <w:rPr>
                 <w:rFonts w:ascii="BRH Devanagari Extra" w:hAnsi="BRH Devanagari Extra" w:cs="BRH Devanagari Extra"/>
@@ -5599,56 +4767,25 @@
                 <w:sz w:val="40"/>
                 <w:szCs w:val="40"/>
               </w:rPr>
-              <w:t xml:space="preserve">hÉ </w:t>
-            </w:r>
-            <w:proofErr w:type="spellStart"/>
-            <w:r>
-              <w:rPr>
-                <w:rFonts w:ascii="BRH Devanagari Extra" w:hAnsi="BRH Devanagari Extra" w:cs="BRH Devanagari Extra"/>
-                <w:color w:val="000000"/>
-                <w:sz w:val="40"/>
-                <w:szCs w:val="40"/>
-              </w:rPr>
-              <w:t>CÌiÉþ</w:t>
-            </w:r>
-            <w:proofErr w:type="spellEnd"/>
-            <w:r>
-              <w:rPr>
-                <w:rFonts w:ascii="BRH Devanagari Extra" w:hAnsi="BRH Devanagari Extra" w:cs="BRH Devanagari Extra"/>
-                <w:color w:val="000000"/>
-                <w:sz w:val="40"/>
-                <w:szCs w:val="40"/>
-              </w:rPr>
-              <w:t xml:space="preserve"> aÉ</w:t>
-            </w:r>
-            <w:r>
-              <w:rPr>
-                <w:rFonts w:ascii="BRH Malayalam Extra" w:hAnsi="BRH Malayalam Extra" w:cs="BRH Devanagari Extra"/>
-                <w:color w:val="000000"/>
-                <w:sz w:val="32"/>
-                <w:szCs w:val="40"/>
-              </w:rPr>
-              <w:t>–</w:t>
-            </w:r>
-            <w:proofErr w:type="spellStart"/>
-            <w:r>
-              <w:rPr>
-                <w:rFonts w:ascii="BRH Devanagari Extra" w:hAnsi="BRH Devanagari Extra" w:cs="BRH Devanagari Extra"/>
-                <w:color w:val="000000"/>
-                <w:sz w:val="40"/>
-                <w:szCs w:val="40"/>
-              </w:rPr>
-              <w:t>hÉÈ</w:t>
-            </w:r>
-            <w:proofErr w:type="spellEnd"/>
-            <w:r>
-              <w:rPr>
-                <w:rFonts w:ascii="BRH Devanagari Extra" w:hAnsi="BRH Devanagari Extra" w:cs="BRH Devanagari Extra"/>
-                <w:color w:val="000000"/>
-                <w:sz w:val="40"/>
-                <w:szCs w:val="40"/>
-              </w:rPr>
-              <w:t xml:space="preserve"> ||</w:t>
+              <w:t>hÉ CÌiÉþ aÉ</w:t>
+            </w:r>
+            <w:r>
+              <w:rPr>
+                <w:rFonts w:ascii="BRH Malayalam Extra" w:hAnsi="BRH Malayalam Extra" w:cs="BRH Devanagari Extra"/>
+                <w:color w:val="000000"/>
+                <w:sz w:val="32"/>
+                <w:szCs w:val="40"/>
+              </w:rPr>
+              <w:t>–</w:t>
+            </w:r>
+            <w:r>
+              <w:rPr>
+                <w:rFonts w:ascii="BRH Devanagari Extra" w:hAnsi="BRH Devanagari Extra" w:cs="BRH Devanagari Extra"/>
+                <w:color w:val="000000"/>
+                <w:sz w:val="40"/>
+                <w:szCs w:val="40"/>
+              </w:rPr>
+              <w:t>hÉÈ ||</w:t>
             </w:r>
           </w:p>
         </w:tc>
@@ -5799,7 +4936,6 @@
               </w:rPr>
               <w:t>–</w:t>
             </w:r>
-            <w:proofErr w:type="spellStart"/>
             <w:r>
               <w:rPr>
                 <w:rFonts w:ascii="BRH Devanagari Extra" w:hAnsi="BRH Devanagari Extra" w:cs="BRH Devanagari Extra"/>
@@ -5809,55 +4945,23 @@
               </w:rPr>
               <w:t>lSÒ</w:t>
             </w:r>
-            <w:proofErr w:type="spellEnd"/>
-            <w:r>
-              <w:rPr>
-                <w:rFonts w:ascii="BRH Malayalam Extra" w:hAnsi="BRH Malayalam Extra" w:cs="BRH Devanagari Extra"/>
-                <w:color w:val="000000"/>
-                <w:sz w:val="32"/>
-                <w:szCs w:val="40"/>
-              </w:rPr>
-              <w:t>–</w:t>
-            </w:r>
-            <w:proofErr w:type="spellStart"/>
-            <w:r>
-              <w:rPr>
-                <w:rFonts w:ascii="BRH Devanagari Extra" w:hAnsi="BRH Devanagari Extra" w:cs="BRH Devanagari Extra"/>
-                <w:color w:val="000000"/>
-                <w:sz w:val="40"/>
-                <w:szCs w:val="40"/>
-              </w:rPr>
-              <w:t>ÍpÉUç</w:t>
-            </w:r>
-            <w:proofErr w:type="spellEnd"/>
-            <w:r>
-              <w:rPr>
-                <w:rFonts w:ascii="BRH Devanagari Extra" w:hAnsi="BRH Devanagari Extra" w:cs="BRH Devanagari Extra"/>
-                <w:color w:val="000000"/>
-                <w:sz w:val="40"/>
-                <w:szCs w:val="40"/>
-              </w:rPr>
-              <w:t xml:space="preserve"> </w:t>
-            </w:r>
-            <w:proofErr w:type="spellStart"/>
-            <w:r>
-              <w:rPr>
-                <w:rFonts w:ascii="BRH Devanagari Extra" w:hAnsi="BRH Devanagari Extra" w:cs="BRH Devanagari Extra"/>
-                <w:color w:val="000000"/>
-                <w:sz w:val="40"/>
-                <w:szCs w:val="40"/>
-              </w:rPr>
-              <w:t>uÉÉþuÉSÏÌiÉ</w:t>
-            </w:r>
-            <w:proofErr w:type="spellEnd"/>
-            <w:r>
-              <w:rPr>
-                <w:rFonts w:ascii="BRH Devanagari Extra" w:hAnsi="BRH Devanagari Extra" w:cs="BRH Devanagari Extra"/>
-                <w:color w:val="000000"/>
-                <w:sz w:val="40"/>
-                <w:szCs w:val="40"/>
-              </w:rPr>
-              <w:t xml:space="preserve"> | </w:t>
+            <w:r>
+              <w:rPr>
+                <w:rFonts w:ascii="BRH Malayalam Extra" w:hAnsi="BRH Malayalam Extra" w:cs="BRH Devanagari Extra"/>
+                <w:color w:val="000000"/>
+                <w:sz w:val="32"/>
+                <w:szCs w:val="40"/>
+              </w:rPr>
+              <w:t>–</w:t>
+            </w:r>
+            <w:r>
+              <w:rPr>
+                <w:rFonts w:ascii="BRH Devanagari Extra" w:hAnsi="BRH Devanagari Extra" w:cs="BRH Devanagari Extra"/>
+                <w:color w:val="000000"/>
+                <w:sz w:val="40"/>
+                <w:szCs w:val="40"/>
+              </w:rPr>
+              <w:t xml:space="preserve">ÍpÉUç uÉÉþuÉSÏÌiÉ | </w:t>
             </w:r>
           </w:p>
           <w:p>
@@ -5875,7 +4979,6 @@
                 <w:highlight w:val="yellow"/>
               </w:rPr>
             </w:pPr>
-            <w:proofErr w:type="spellStart"/>
             <w:r>
               <w:rPr>
                 <w:rFonts w:ascii="BRH Devanagari Extra" w:hAnsi="BRH Devanagari Extra" w:cs="BRH Devanagari Extra"/>
@@ -5885,7 +4988,6 @@
               </w:rPr>
               <w:t>uÉÉ</w:t>
             </w:r>
-            <w:proofErr w:type="spellEnd"/>
             <w:r>
               <w:rPr>
                 <w:rFonts w:ascii="BRH Malayalam Extra" w:hAnsi="BRH Malayalam Extra" w:cs="BRH Devanagari Extra"/>
@@ -5932,45 +5034,14 @@
               </w:rPr>
               <w:t>–</w:t>
             </w:r>
-            <w:proofErr w:type="spellStart"/>
-            <w:r>
-              <w:rPr>
-                <w:rFonts w:ascii="BRH Devanagari Extra" w:hAnsi="BRH Devanagari Extra" w:cs="BRH Devanagari Extra"/>
-                <w:color w:val="000000"/>
-                <w:sz w:val="40"/>
-                <w:szCs w:val="40"/>
-              </w:rPr>
-              <w:t>iÉÏÌiÉþ</w:t>
-            </w:r>
-            <w:proofErr w:type="spellEnd"/>
-            <w:r>
-              <w:rPr>
-                <w:rFonts w:ascii="BRH Devanagari Extra" w:hAnsi="BRH Devanagari Extra" w:cs="BRH Devanagari Extra"/>
-                <w:color w:val="000000"/>
-                <w:sz w:val="40"/>
-                <w:szCs w:val="40"/>
-              </w:rPr>
-              <w:t xml:space="preserve"> </w:t>
-            </w:r>
-            <w:proofErr w:type="spellStart"/>
-            <w:r>
-              <w:rPr>
-                <w:rFonts w:ascii="BRH Devanagari Extra" w:hAnsi="BRH Devanagari Extra" w:cs="BRH Devanagari Extra"/>
-                <w:color w:val="000000"/>
-                <w:sz w:val="40"/>
-                <w:szCs w:val="40"/>
-              </w:rPr>
-              <w:t>uÉÉuÉSÏÌiÉ</w:t>
-            </w:r>
-            <w:proofErr w:type="spellEnd"/>
-            <w:r>
-              <w:rPr>
-                <w:rFonts w:ascii="BRH Devanagari Extra" w:hAnsi="BRH Devanagari Extra" w:cs="BRH Devanagari Extra"/>
-                <w:color w:val="000000"/>
-                <w:sz w:val="40"/>
-                <w:szCs w:val="40"/>
-              </w:rPr>
-              <w:t xml:space="preserve"> ||</w:t>
+            <w:r>
+              <w:rPr>
+                <w:rFonts w:ascii="BRH Devanagari Extra" w:hAnsi="BRH Devanagari Extra" w:cs="BRH Devanagari Extra"/>
+                <w:color w:val="000000"/>
+                <w:sz w:val="40"/>
+                <w:szCs w:val="40"/>
+              </w:rPr>
+              <w:t>iÉÏÌiÉþ uÉÉuÉSÏÌiÉ ||</w:t>
             </w:r>
           </w:p>
         </w:tc>
@@ -6010,7 +5081,6 @@
               </w:rPr>
               <w:t>–</w:t>
             </w:r>
-            <w:proofErr w:type="spellStart"/>
             <w:r>
               <w:rPr>
                 <w:rFonts w:ascii="BRH Devanagari Extra" w:hAnsi="BRH Devanagari Extra" w:cs="BRH Devanagari Extra"/>
@@ -6020,27 +5090,122 @@
               </w:rPr>
               <w:t>lSÒ</w:t>
             </w:r>
-            <w:proofErr w:type="spellEnd"/>
-            <w:r>
-              <w:rPr>
-                <w:rFonts w:ascii="BRH Malayalam Extra" w:hAnsi="BRH Malayalam Extra" w:cs="BRH Devanagari Extra"/>
-                <w:color w:val="000000"/>
-                <w:sz w:val="32"/>
-                <w:szCs w:val="40"/>
-              </w:rPr>
-              <w:t>–</w:t>
-            </w:r>
-            <w:proofErr w:type="spellStart"/>
-            <w:r>
-              <w:rPr>
-                <w:rFonts w:ascii="BRH Devanagari Extra" w:hAnsi="BRH Devanagari Extra" w:cs="BRH Devanagari Extra"/>
-                <w:color w:val="000000"/>
-                <w:sz w:val="40"/>
-                <w:szCs w:val="40"/>
-              </w:rPr>
-              <w:t>ÍpÉUç</w:t>
-            </w:r>
-            <w:proofErr w:type="spellEnd"/>
+            <w:r>
+              <w:rPr>
+                <w:rFonts w:ascii="BRH Malayalam Extra" w:hAnsi="BRH Malayalam Extra" w:cs="BRH Devanagari Extra"/>
+                <w:color w:val="000000"/>
+                <w:sz w:val="32"/>
+                <w:szCs w:val="40"/>
+              </w:rPr>
+              <w:t>–</w:t>
+            </w:r>
+            <w:r>
+              <w:rPr>
+                <w:rFonts w:ascii="BRH Devanagari Extra" w:hAnsi="BRH Devanagari Extra" w:cs="BRH Devanagari Extra"/>
+                <w:color w:val="000000"/>
+                <w:sz w:val="40"/>
+                <w:szCs w:val="40"/>
+              </w:rPr>
+              <w:t xml:space="preserve">ÍpÉUç uÉÉþuÉSÏÌiÉ | </w:t>
+            </w:r>
+          </w:p>
+          <w:p>
+            <w:pPr>
+              <w:widowControl w:val="0"/>
+              <w:autoSpaceDE w:val="0"/>
+              <w:autoSpaceDN w:val="0"/>
+              <w:adjustRightInd w:val="0"/>
+              <w:spacing w:before="0" w:line="240" w:lineRule="auto"/>
+              <w:rPr>
+                <w:rFonts w:ascii="BRH Devanagari Extra" w:hAnsi="BRH Devanagari Extra" w:cs="BRH Devanagari Extra"/>
+                <w:color w:val="000000"/>
+                <w:sz w:val="40"/>
+                <w:szCs w:val="40"/>
+                <w:highlight w:val="yellow"/>
+              </w:rPr>
+            </w:pPr>
+            <w:r>
+              <w:rPr>
+                <w:rFonts w:ascii="BRH Devanagari Extra" w:hAnsi="BRH Devanagari Extra" w:cs="BRH Devanagari Extra"/>
+                <w:color w:val="000000"/>
+                <w:sz w:val="40"/>
+                <w:szCs w:val="40"/>
+              </w:rPr>
+              <w:t>uÉÉ</w:t>
+            </w:r>
+            <w:r>
+              <w:rPr>
+                <w:rFonts w:ascii="BRH Malayalam Extra" w:hAnsi="BRH Malayalam Extra" w:cs="BRH Devanagari Extra"/>
+                <w:color w:val="000000"/>
+                <w:sz w:val="32"/>
+                <w:szCs w:val="40"/>
+              </w:rPr>
+              <w:t>–</w:t>
+            </w:r>
+            <w:r>
+              <w:rPr>
+                <w:rFonts w:ascii="BRH Devanagari Extra" w:hAnsi="BRH Devanagari Extra" w:cs="BRH Devanagari Extra"/>
+                <w:color w:val="000000"/>
+                <w:sz w:val="40"/>
+                <w:szCs w:val="40"/>
+              </w:rPr>
+              <w:t>uÉ</w:t>
+            </w:r>
+            <w:r>
+              <w:rPr>
+                <w:rFonts w:ascii="BRH Malayalam Extra" w:hAnsi="BRH Malayalam Extra" w:cs="BRH Devanagari Extra"/>
+                <w:color w:val="000000"/>
+                <w:sz w:val="32"/>
+                <w:szCs w:val="40"/>
+              </w:rPr>
+              <w:t>–</w:t>
+            </w:r>
+            <w:r>
+              <w:rPr>
+                <w:rFonts w:ascii="BRH Devanagari Extra" w:hAnsi="BRH Devanagari Extra" w:cs="BRH Devanagari Extra"/>
+                <w:color w:val="000000"/>
+                <w:sz w:val="40"/>
+                <w:szCs w:val="40"/>
+                <w:highlight w:val="green"/>
+              </w:rPr>
+              <w:t>S</w:t>
+            </w:r>
+            <w:r>
+              <w:rPr>
+                <w:rFonts w:ascii="BRH Malayalam Extra" w:hAnsi="BRH Malayalam Extra" w:cs="BRH Devanagari Extra"/>
+                <w:color w:val="000000"/>
+                <w:sz w:val="32"/>
+                <w:szCs w:val="40"/>
+                <w:highlight w:val="green"/>
+              </w:rPr>
+              <w:t>–</w:t>
+            </w:r>
+            <w:r>
+              <w:rPr>
+                <w:rFonts w:ascii="BRH Devanagari Extra" w:hAnsi="BRH Devanagari Extra" w:cs="BRH Devanagari Extra"/>
+                <w:color w:val="000000"/>
+                <w:sz w:val="40"/>
+                <w:szCs w:val="40"/>
+                <w:highlight w:val="green"/>
+              </w:rPr>
+              <w:t>Ï</w:t>
+            </w:r>
+            <w:r>
+              <w:rPr>
+                <w:rFonts w:ascii="BRH Devanagari Extra" w:hAnsi="BRH Devanagari Extra" w:cs="BRH Devanagari Extra"/>
+                <w:color w:val="000000"/>
+                <w:sz w:val="40"/>
+                <w:szCs w:val="40"/>
+              </w:rPr>
+              <w:t xml:space="preserve">iÉÏÌiÉþ uÉÉuÉSÏÌiÉ || </w:t>
+            </w:r>
+            <w:r>
+              <w:rPr>
+                <w:b/>
+                <w:bCs/>
+              </w:rPr>
+              <w:t>(it is</w:t>
+            </w:r>
             <w:r>
               <w:rPr>
                 <w:rFonts w:ascii="BRH Devanagari Extra" w:hAnsi="BRH Devanagari Extra" w:cs="BRH Devanagari Extra"/>
@@ -6050,181 +5215,12 @@
               </w:rPr>
               <w:t xml:space="preserve"> </w:t>
             </w:r>
-            <w:proofErr w:type="spellStart"/>
-            <w:r>
-              <w:rPr>
-                <w:rFonts w:ascii="BRH Devanagari Extra" w:hAnsi="BRH Devanagari Extra" w:cs="BRH Devanagari Extra"/>
-                <w:color w:val="000000"/>
-                <w:sz w:val="40"/>
-                <w:szCs w:val="40"/>
-              </w:rPr>
-              <w:t>uÉÉþuÉSÏÌiÉ</w:t>
-            </w:r>
-            <w:proofErr w:type="spellEnd"/>
-            <w:r>
-              <w:rPr>
-                <w:rFonts w:ascii="BRH Devanagari Extra" w:hAnsi="BRH Devanagari Extra" w:cs="BRH Devanagari Extra"/>
-                <w:color w:val="000000"/>
-                <w:sz w:val="40"/>
-                <w:szCs w:val="40"/>
-              </w:rPr>
-              <w:t xml:space="preserve"> | </w:t>
-            </w:r>
-          </w:p>
-          <w:p>
-            <w:pPr>
-              <w:widowControl w:val="0"/>
-              <w:autoSpaceDE w:val="0"/>
-              <w:autoSpaceDN w:val="0"/>
-              <w:adjustRightInd w:val="0"/>
-              <w:spacing w:before="0" w:line="240" w:lineRule="auto"/>
-              <w:rPr>
-                <w:rFonts w:ascii="BRH Devanagari Extra" w:hAnsi="BRH Devanagari Extra" w:cs="BRH Devanagari Extra"/>
-                <w:color w:val="000000"/>
-                <w:sz w:val="40"/>
-                <w:szCs w:val="40"/>
-                <w:highlight w:val="yellow"/>
-              </w:rPr>
-            </w:pPr>
-            <w:proofErr w:type="spellStart"/>
-            <w:r>
-              <w:rPr>
-                <w:rFonts w:ascii="BRH Devanagari Extra" w:hAnsi="BRH Devanagari Extra" w:cs="BRH Devanagari Extra"/>
-                <w:color w:val="000000"/>
-                <w:sz w:val="40"/>
-                <w:szCs w:val="40"/>
-              </w:rPr>
-              <w:t>uÉÉ</w:t>
-            </w:r>
-            <w:proofErr w:type="spellEnd"/>
-            <w:r>
-              <w:rPr>
-                <w:rFonts w:ascii="BRH Malayalam Extra" w:hAnsi="BRH Malayalam Extra" w:cs="BRH Devanagari Extra"/>
-                <w:color w:val="000000"/>
-                <w:sz w:val="32"/>
-                <w:szCs w:val="40"/>
-              </w:rPr>
-              <w:t>–</w:t>
-            </w:r>
-            <w:r>
-              <w:rPr>
-                <w:rFonts w:ascii="BRH Devanagari Extra" w:hAnsi="BRH Devanagari Extra" w:cs="BRH Devanagari Extra"/>
-                <w:color w:val="000000"/>
-                <w:sz w:val="40"/>
-                <w:szCs w:val="40"/>
-              </w:rPr>
-              <w:t>uÉ</w:t>
-            </w:r>
-            <w:r>
-              <w:rPr>
-                <w:rFonts w:ascii="BRH Malayalam Extra" w:hAnsi="BRH Malayalam Extra" w:cs="BRH Devanagari Extra"/>
-                <w:color w:val="000000"/>
-                <w:sz w:val="32"/>
-                <w:szCs w:val="40"/>
-              </w:rPr>
-              <w:t>–</w:t>
-            </w:r>
-            <w:r>
-              <w:rPr>
-                <w:rFonts w:ascii="BRH Devanagari Extra" w:hAnsi="BRH Devanagari Extra" w:cs="BRH Devanagari Extra"/>
-                <w:color w:val="000000"/>
-                <w:sz w:val="40"/>
-                <w:szCs w:val="40"/>
-                <w:highlight w:val="green"/>
-              </w:rPr>
-              <w:t>S</w:t>
-            </w:r>
-            <w:r>
-              <w:rPr>
-                <w:rFonts w:ascii="BRH Malayalam Extra" w:hAnsi="BRH Malayalam Extra" w:cs="BRH Devanagari Extra"/>
-                <w:color w:val="000000"/>
-                <w:sz w:val="32"/>
-                <w:szCs w:val="40"/>
-                <w:highlight w:val="green"/>
-              </w:rPr>
-              <w:t>–</w:t>
-            </w:r>
-            <w:proofErr w:type="spellStart"/>
-            <w:r>
-              <w:rPr>
-                <w:rFonts w:ascii="BRH Devanagari Extra" w:hAnsi="BRH Devanagari Extra" w:cs="BRH Devanagari Extra"/>
-                <w:color w:val="000000"/>
-                <w:sz w:val="40"/>
-                <w:szCs w:val="40"/>
-                <w:highlight w:val="green"/>
-              </w:rPr>
-              <w:t>Ï</w:t>
-            </w:r>
-            <w:r>
-              <w:rPr>
-                <w:rFonts w:ascii="BRH Devanagari Extra" w:hAnsi="BRH Devanagari Extra" w:cs="BRH Devanagari Extra"/>
-                <w:color w:val="000000"/>
-                <w:sz w:val="40"/>
-                <w:szCs w:val="40"/>
-              </w:rPr>
-              <w:t>iÉÏÌiÉþ</w:t>
-            </w:r>
-            <w:proofErr w:type="spellEnd"/>
-            <w:r>
-              <w:rPr>
-                <w:rFonts w:ascii="BRH Devanagari Extra" w:hAnsi="BRH Devanagari Extra" w:cs="BRH Devanagari Extra"/>
-                <w:color w:val="000000"/>
-                <w:sz w:val="40"/>
-                <w:szCs w:val="40"/>
-              </w:rPr>
-              <w:t xml:space="preserve"> </w:t>
-            </w:r>
-            <w:proofErr w:type="spellStart"/>
-            <w:r>
-              <w:rPr>
-                <w:rFonts w:ascii="BRH Devanagari Extra" w:hAnsi="BRH Devanagari Extra" w:cs="BRH Devanagari Extra"/>
-                <w:color w:val="000000"/>
-                <w:sz w:val="40"/>
-                <w:szCs w:val="40"/>
-              </w:rPr>
-              <w:t>uÉÉuÉSÏÌiÉ</w:t>
-            </w:r>
-            <w:proofErr w:type="spellEnd"/>
-            <w:r>
-              <w:rPr>
-                <w:rFonts w:ascii="BRH Devanagari Extra" w:hAnsi="BRH Devanagari Extra" w:cs="BRH Devanagari Extra"/>
-                <w:color w:val="000000"/>
-                <w:sz w:val="40"/>
-                <w:szCs w:val="40"/>
-              </w:rPr>
-              <w:t xml:space="preserve"> || </w:t>
-            </w:r>
             <w:r>
               <w:rPr>
                 <w:b/>
                 <w:bCs/>
               </w:rPr>
-              <w:t>(it is</w:t>
-            </w:r>
-            <w:r>
-              <w:rPr>
-                <w:rFonts w:ascii="BRH Devanagari Extra" w:hAnsi="BRH Devanagari Extra" w:cs="BRH Devanagari Extra"/>
-                <w:color w:val="000000"/>
-                <w:sz w:val="40"/>
-                <w:szCs w:val="40"/>
-              </w:rPr>
-              <w:t xml:space="preserve"> </w:t>
-            </w:r>
-            <w:proofErr w:type="spellStart"/>
-            <w:r>
-              <w:rPr>
-                <w:b/>
-                <w:bCs/>
-              </w:rPr>
-              <w:t>deergham</w:t>
-            </w:r>
-            <w:proofErr w:type="spellEnd"/>
-            <w:r>
-              <w:rPr>
-                <w:b/>
-                <w:bCs/>
-              </w:rPr>
-              <w:t>)</w:t>
+              <w:t>deergham)</w:t>
             </w:r>
           </w:p>
         </w:tc>
@@ -6359,25 +5355,14 @@
                 <w:highlight w:val="yellow"/>
               </w:rPr>
             </w:pPr>
-            <w:proofErr w:type="spellStart"/>
-            <w:r>
-              <w:rPr>
-                <w:rFonts w:ascii="BRH Devanagari Extra" w:hAnsi="BRH Devanagari Extra" w:cs="BRH Devanagari Extra"/>
-                <w:sz w:val="40"/>
-                <w:szCs w:val="40"/>
-              </w:rPr>
-              <w:t>mÉëÉaÉÉÿiÉç</w:t>
-            </w:r>
-            <w:proofErr w:type="spellEnd"/>
-            <w:r>
-              <w:rPr>
-                <w:rFonts w:ascii="BRH Devanagari Extra" w:hAnsi="BRH Devanagari Extra" w:cs="BRH Devanagari Extra"/>
-                <w:sz w:val="40"/>
-                <w:szCs w:val="40"/>
-              </w:rPr>
-              <w:t xml:space="preserve"> | </w:t>
-            </w:r>
-            <w:proofErr w:type="spellStart"/>
+            <w:r>
+              <w:rPr>
+                <w:rFonts w:ascii="BRH Devanagari Extra" w:hAnsi="BRH Devanagari Extra" w:cs="BRH Devanagari Extra"/>
+                <w:sz w:val="40"/>
+                <w:szCs w:val="40"/>
+              </w:rPr>
+              <w:t xml:space="preserve">mÉëÉaÉÉÿiÉç | </w:t>
+            </w:r>
             <w:r>
               <w:rPr>
                 <w:rFonts w:ascii="BRH Devanagari Extra" w:hAnsi="BRH Devanagari Extra" w:cs="BRH Devanagari Extra"/>
@@ -6397,7 +5382,6 @@
               </w:rPr>
               <w:t>aÉÉ</w:t>
             </w:r>
-            <w:proofErr w:type="spellEnd"/>
             <w:r>
               <w:rPr>
                 <w:rFonts w:ascii="BRH Malayalam Extra" w:hAnsi="BRH Malayalam Extra" w:cs="BRH Devanagari Extra"/>
@@ -6443,25 +5427,14 @@
               </w:rPr>
               <w:t>–</w:t>
             </w:r>
-            <w:proofErr w:type="spellStart"/>
-            <w:r>
-              <w:rPr>
-                <w:rFonts w:ascii="BRH Devanagari Extra" w:hAnsi="BRH Devanagari Extra" w:cs="BRH Devanagari Extra"/>
-                <w:color w:val="000000"/>
-                <w:sz w:val="40"/>
-                <w:szCs w:val="40"/>
-              </w:rPr>
-              <w:t>qÉqÉç</w:t>
-            </w:r>
-            <w:proofErr w:type="spellEnd"/>
-            <w:r>
-              <w:rPr>
-                <w:rFonts w:ascii="BRH Devanagari Extra" w:hAnsi="BRH Devanagari Extra" w:cs="BRH Devanagari Extra"/>
-                <w:color w:val="000000"/>
-                <w:sz w:val="40"/>
-                <w:szCs w:val="40"/>
-              </w:rPr>
-              <w:t xml:space="preserve"> |</w:t>
+            <w:r>
+              <w:rPr>
+                <w:rFonts w:ascii="BRH Devanagari Extra" w:hAnsi="BRH Devanagari Extra" w:cs="BRH Devanagari Extra"/>
+                <w:color w:val="000000"/>
+                <w:sz w:val="40"/>
+                <w:szCs w:val="40"/>
+              </w:rPr>
+              <w:t>qÉqÉç |</w:t>
             </w:r>
           </w:p>
         </w:tc>
@@ -6485,23 +5458,13 @@
                 <w:highlight w:val="yellow"/>
               </w:rPr>
             </w:pPr>
-            <w:proofErr w:type="spellStart"/>
-            <w:r>
-              <w:rPr>
-                <w:rFonts w:ascii="BRH Devanagari Extra" w:hAnsi="BRH Devanagari Extra" w:cs="BRH Devanagari Extra"/>
-                <w:sz w:val="40"/>
-                <w:szCs w:val="40"/>
-              </w:rPr>
-              <w:t>mÉëÉaÉÉÿiÉç</w:t>
-            </w:r>
-            <w:proofErr w:type="spellEnd"/>
-            <w:r>
-              <w:rPr>
-                <w:rFonts w:ascii="BRH Devanagari Extra" w:hAnsi="BRH Devanagari Extra" w:cs="BRH Devanagari Extra"/>
-                <w:sz w:val="40"/>
-                <w:szCs w:val="40"/>
-              </w:rPr>
-              <w:t xml:space="preserve"> | </w:t>
+            <w:r>
+              <w:rPr>
+                <w:rFonts w:ascii="BRH Devanagari Extra" w:hAnsi="BRH Devanagari Extra" w:cs="BRH Devanagari Extra"/>
+                <w:sz w:val="40"/>
+                <w:szCs w:val="40"/>
+              </w:rPr>
+              <w:t xml:space="preserve">mÉëÉaÉÉÿiÉç | </w:t>
             </w:r>
             <w:r>
               <w:rPr>
@@ -6522,7 +5485,6 @@
               </w:rPr>
               <w:t>–</w:t>
             </w:r>
-            <w:proofErr w:type="spellStart"/>
             <w:r>
               <w:rPr>
                 <w:rFonts w:ascii="BRH Devanagari Extra" w:hAnsi="BRH Devanagari Extra" w:cs="BRH Devanagari Extra"/>
@@ -6532,7 +5494,6 @@
               </w:rPr>
               <w:t>aÉÉ</w:t>
             </w:r>
-            <w:proofErr w:type="spellEnd"/>
             <w:r>
               <w:rPr>
                 <w:rFonts w:ascii="BRH Malayalam Extra" w:hAnsi="BRH Malayalam Extra" w:cs="BRH Devanagari Extra"/>
@@ -6578,25 +5539,14 @@
               </w:rPr>
               <w:t>–</w:t>
             </w:r>
-            <w:proofErr w:type="spellStart"/>
-            <w:r>
-              <w:rPr>
-                <w:rFonts w:ascii="BRH Devanagari Extra" w:hAnsi="BRH Devanagari Extra" w:cs="BRH Devanagari Extra"/>
-                <w:color w:val="000000"/>
-                <w:sz w:val="40"/>
-                <w:szCs w:val="40"/>
-              </w:rPr>
-              <w:t>qÉqÉç</w:t>
-            </w:r>
-            <w:proofErr w:type="spellEnd"/>
-            <w:r>
-              <w:rPr>
-                <w:rFonts w:ascii="BRH Devanagari Extra" w:hAnsi="BRH Devanagari Extra" w:cs="BRH Devanagari Extra"/>
-                <w:color w:val="000000"/>
-                <w:sz w:val="40"/>
-                <w:szCs w:val="40"/>
-              </w:rPr>
-              <w:t xml:space="preserve"> |</w:t>
+            <w:r>
+              <w:rPr>
+                <w:rFonts w:ascii="BRH Devanagari Extra" w:hAnsi="BRH Devanagari Extra" w:cs="BRH Devanagari Extra"/>
+                <w:color w:val="000000"/>
+                <w:sz w:val="40"/>
+                <w:szCs w:val="40"/>
+              </w:rPr>
+              <w:t>qÉqÉç |</w:t>
             </w:r>
           </w:p>
         </w:tc>
@@ -6746,47 +5696,7 @@
                 <w:sz w:val="40"/>
                 <w:szCs w:val="40"/>
               </w:rPr>
-              <w:t xml:space="preserve"> </w:t>
-            </w:r>
-            <w:proofErr w:type="spellStart"/>
-            <w:r>
-              <w:rPr>
-                <w:rFonts w:ascii="BRH Devanagari Extra" w:hAnsi="BRH Devanagari Extra" w:cs="BRH Devanagari Extra"/>
-                <w:color w:val="000000"/>
-                <w:sz w:val="40"/>
-                <w:szCs w:val="40"/>
-              </w:rPr>
-              <w:t>CÌiÉþ</w:t>
-            </w:r>
-            <w:proofErr w:type="spellEnd"/>
-            <w:r>
-              <w:rPr>
-                <w:rFonts w:ascii="BRH Devanagari Extra" w:hAnsi="BRH Devanagari Extra" w:cs="BRH Devanagari Extra"/>
-                <w:color w:val="000000"/>
-                <w:sz w:val="40"/>
-                <w:szCs w:val="40"/>
-              </w:rPr>
-              <w:t xml:space="preserve"> </w:t>
-            </w:r>
-            <w:proofErr w:type="spellStart"/>
-            <w:r>
-              <w:rPr>
-                <w:rFonts w:ascii="BRH Devanagari Extra" w:hAnsi="BRH Devanagari Extra" w:cs="BRH Devanagari Extra"/>
-                <w:color w:val="000000"/>
-                <w:sz w:val="40"/>
-                <w:szCs w:val="40"/>
-              </w:rPr>
-              <w:t>iÉå</w:t>
-            </w:r>
-            <w:proofErr w:type="spellEnd"/>
-            <w:r>
-              <w:rPr>
-                <w:rFonts w:ascii="BRH Devanagari Extra" w:hAnsi="BRH Devanagari Extra" w:cs="BRH Devanagari Extra"/>
-                <w:color w:val="000000"/>
-                <w:sz w:val="40"/>
-                <w:szCs w:val="40"/>
-              </w:rPr>
-              <w:t xml:space="preserve"> ||</w:t>
+              <w:t xml:space="preserve"> CÌiÉþ iÉå ||</w:t>
             </w:r>
           </w:p>
         </w:tc>
@@ -6834,47 +5744,7 @@
                 <w:sz w:val="40"/>
                 <w:szCs w:val="40"/>
               </w:rPr>
-              <w:t xml:space="preserve"> </w:t>
-            </w:r>
-            <w:proofErr w:type="spellStart"/>
-            <w:r>
-              <w:rPr>
-                <w:rFonts w:ascii="BRH Devanagari Extra" w:hAnsi="BRH Devanagari Extra" w:cs="BRH Devanagari Extra"/>
-                <w:color w:val="000000"/>
-                <w:sz w:val="40"/>
-                <w:szCs w:val="40"/>
-              </w:rPr>
-              <w:t>CÌiÉþ</w:t>
-            </w:r>
-            <w:proofErr w:type="spellEnd"/>
-            <w:r>
-              <w:rPr>
-                <w:rFonts w:ascii="BRH Devanagari Extra" w:hAnsi="BRH Devanagari Extra" w:cs="BRH Devanagari Extra"/>
-                <w:color w:val="000000"/>
-                <w:sz w:val="40"/>
-                <w:szCs w:val="40"/>
-              </w:rPr>
-              <w:t xml:space="preserve"> </w:t>
-            </w:r>
-            <w:proofErr w:type="spellStart"/>
-            <w:r>
-              <w:rPr>
-                <w:rFonts w:ascii="BRH Devanagari Extra" w:hAnsi="BRH Devanagari Extra" w:cs="BRH Devanagari Extra"/>
-                <w:color w:val="000000"/>
-                <w:sz w:val="40"/>
-                <w:szCs w:val="40"/>
-              </w:rPr>
-              <w:t>iÉå</w:t>
-            </w:r>
-            <w:proofErr w:type="spellEnd"/>
-            <w:r>
-              <w:rPr>
-                <w:rFonts w:ascii="BRH Devanagari Extra" w:hAnsi="BRH Devanagari Extra" w:cs="BRH Devanagari Extra"/>
-                <w:color w:val="000000"/>
-                <w:sz w:val="40"/>
-                <w:szCs w:val="40"/>
-              </w:rPr>
-              <w:t xml:space="preserve"> ||</w:t>
+              <w:t xml:space="preserve"> CÌiÉþ iÉå ||</w:t>
             </w:r>
           </w:p>
         </w:tc>
@@ -7025,7 +5895,6 @@
               </w:rPr>
               <w:t>–</w:t>
             </w:r>
-            <w:proofErr w:type="spellStart"/>
             <w:r>
               <w:rPr>
                 <w:rFonts w:ascii="BRH Devanagari Extra" w:hAnsi="BRH Devanagari Extra" w:cs="BRH Devanagari Extra"/>
@@ -7034,80 +5903,17 @@
                 <w:szCs w:val="40"/>
                 <w:highlight w:val="yellow"/>
               </w:rPr>
-              <w:t>wÉÈ</w:t>
-            </w:r>
-            <w:proofErr w:type="spellEnd"/>
-            <w:r>
-              <w:rPr>
-                <w:rFonts w:ascii="BRH Devanagari Extra" w:hAnsi="BRH Devanagari Extra" w:cs="BRH Devanagari Extra"/>
-                <w:color w:val="000000"/>
-                <w:sz w:val="40"/>
-                <w:szCs w:val="40"/>
-                <w:highlight w:val="yellow"/>
-              </w:rPr>
-              <w:t xml:space="preserve"> </w:t>
-            </w:r>
-            <w:proofErr w:type="spellStart"/>
-            <w:r>
-              <w:rPr>
-                <w:rFonts w:ascii="BRH Devanagari Extra" w:hAnsi="BRH Devanagari Extra" w:cs="BRH Devanagari Extra"/>
-                <w:color w:val="000000"/>
-                <w:sz w:val="40"/>
-                <w:szCs w:val="40"/>
-                <w:highlight w:val="yellow"/>
-              </w:rPr>
-              <w:t>NûÉ</w:t>
-            </w:r>
-            <w:r>
-              <w:rPr>
-                <w:rFonts w:ascii="BRH Devanagari Extra" w:hAnsi="BRH Devanagari Extra" w:cs="BRH Devanagari Extra"/>
-                <w:color w:val="000000"/>
-                <w:sz w:val="40"/>
-                <w:szCs w:val="40"/>
-              </w:rPr>
-              <w:t>aÉþÈ</w:t>
-            </w:r>
-            <w:proofErr w:type="spellEnd"/>
-            <w:r>
-              <w:rPr>
-                <w:rFonts w:ascii="BRH Devanagari Extra" w:hAnsi="BRH Devanagari Extra" w:cs="BRH Devanagari Extra"/>
-                <w:color w:val="000000"/>
-                <w:sz w:val="40"/>
-                <w:szCs w:val="40"/>
-              </w:rPr>
-              <w:t xml:space="preserve"> | </w:t>
-            </w:r>
-            <w:proofErr w:type="spellStart"/>
-            <w:r>
-              <w:rPr>
-                <w:rFonts w:ascii="BRH Devanagari Extra" w:hAnsi="BRH Devanagari Extra" w:cs="BRH Devanagari Extra"/>
-                <w:color w:val="000000"/>
-                <w:sz w:val="40"/>
-                <w:szCs w:val="40"/>
-              </w:rPr>
-              <w:t>NûÉaÉþÈ</w:t>
-            </w:r>
-            <w:proofErr w:type="spellEnd"/>
-            <w:r>
-              <w:rPr>
-                <w:rFonts w:ascii="BRH Devanagari Extra" w:hAnsi="BRH Devanagari Extra" w:cs="BRH Devanagari Extra"/>
-                <w:color w:val="000000"/>
-                <w:sz w:val="40"/>
-                <w:szCs w:val="40"/>
-              </w:rPr>
-              <w:t xml:space="preserve"> </w:t>
-            </w:r>
-            <w:proofErr w:type="spellStart"/>
-            <w:r>
-              <w:rPr>
-                <w:rFonts w:ascii="BRH Devanagari Extra" w:hAnsi="BRH Devanagari Extra" w:cs="BRH Devanagari Extra"/>
-                <w:color w:val="000000"/>
-                <w:sz w:val="40"/>
-                <w:szCs w:val="40"/>
-              </w:rPr>
-              <w:t>mÉÑ</w:t>
-            </w:r>
-            <w:proofErr w:type="spellEnd"/>
+              <w:t>wÉÈ NûÉ</w:t>
+            </w:r>
+            <w:r>
+              <w:rPr>
+                <w:rFonts w:ascii="BRH Devanagari Extra" w:hAnsi="BRH Devanagari Extra" w:cs="BRH Devanagari Extra"/>
+                <w:color w:val="000000"/>
+                <w:sz w:val="40"/>
+                <w:szCs w:val="40"/>
+              </w:rPr>
+              <w:t>aÉþÈ | NûÉaÉþÈ mÉÑ</w:t>
+            </w:r>
             <w:r>
               <w:rPr>
                 <w:rFonts w:ascii="BRH Malayalam Extra" w:hAnsi="BRH Malayalam Extra" w:cs="BRH Devanagari Extra"/>
@@ -7179,7 +5985,6 @@
               </w:rPr>
               <w:t xml:space="preserve"> </w:t>
             </w:r>
-            <w:proofErr w:type="spellStart"/>
             <w:r>
               <w:rPr>
                 <w:rFonts w:ascii="BRH Devanagari" w:hAnsi="BRH Devanagari" w:cs="BRH Devanagari"/>
@@ -7205,45 +6010,8 @@
                 <w:sz w:val="40"/>
                 <w:szCs w:val="40"/>
               </w:rPr>
-              <w:t>aÉþÈ</w:t>
-            </w:r>
-            <w:proofErr w:type="spellEnd"/>
-            <w:r>
-              <w:rPr>
-                <w:rFonts w:ascii="BRH Devanagari Extra" w:hAnsi="BRH Devanagari Extra" w:cs="BRH Devanagari Extra"/>
-                <w:sz w:val="40"/>
-                <w:szCs w:val="40"/>
-              </w:rPr>
-              <w:t xml:space="preserve"> | </w:t>
-            </w:r>
-            <w:proofErr w:type="spellStart"/>
-            <w:r>
-              <w:rPr>
-                <w:rFonts w:ascii="BRH Devanagari Extra" w:hAnsi="BRH Devanagari Extra" w:cs="BRH Devanagari Extra"/>
-                <w:sz w:val="40"/>
-                <w:szCs w:val="40"/>
-              </w:rPr>
-              <w:t>NûÉaÉþÈ</w:t>
-            </w:r>
-            <w:proofErr w:type="spellEnd"/>
-            <w:r>
-              <w:rPr>
-                <w:rFonts w:ascii="BRH Devanagari Extra" w:hAnsi="BRH Devanagari Extra" w:cs="BRH Devanagari Extra"/>
-                <w:sz w:val="40"/>
-                <w:szCs w:val="40"/>
-              </w:rPr>
-              <w:t xml:space="preserve"> </w:t>
-            </w:r>
-            <w:proofErr w:type="spellStart"/>
-            <w:r>
-              <w:rPr>
-                <w:rFonts w:ascii="BRH Devanagari Extra" w:hAnsi="BRH Devanagari Extra" w:cs="BRH Devanagari Extra"/>
-                <w:sz w:val="40"/>
-                <w:szCs w:val="40"/>
-              </w:rPr>
-              <w:t>mÉÑ</w:t>
-            </w:r>
-            <w:proofErr w:type="spellEnd"/>
+              <w:t>aÉþÈ | NûÉaÉþÈ mÉÑ</w:t>
+            </w:r>
             <w:r>
               <w:rPr>
                 <w:rFonts w:ascii="BRH Malayalam Extra" w:hAnsi="BRH Malayalam Extra" w:cs="BRH Devanagari Extra"/>
@@ -7311,7 +6079,6 @@
                 <w:sz w:val="28"/>
                 <w:szCs w:val="32"/>
               </w:rPr>
-              <w:lastRenderedPageBreak/>
               <w:t>T.S.4.6.8.3 – Kramam</w:t>
             </w:r>
           </w:p>
@@ -7408,7 +6175,6 @@
                 <w:highlight w:val="yellow"/>
               </w:rPr>
             </w:pPr>
-            <w:proofErr w:type="spellStart"/>
             <w:r>
               <w:rPr>
                 <w:rFonts w:ascii="BRH Devanagari Extra" w:hAnsi="BRH Devanagari Extra" w:cs="BRH Devanagari Extra"/>
@@ -7418,86 +6184,33 @@
               </w:rPr>
               <w:t>AÉzÉÉ</w:t>
             </w:r>
-            <w:proofErr w:type="spellEnd"/>
-            <w:r>
-              <w:rPr>
-                <w:rFonts w:ascii="BRH Malayalam Extra" w:hAnsi="BRH Malayalam Extra" w:cs="BRH Devanagari Extra"/>
-                <w:color w:val="000000"/>
-                <w:sz w:val="32"/>
-                <w:szCs w:val="40"/>
-              </w:rPr>
-              <w:t>–</w:t>
-            </w:r>
-            <w:r>
-              <w:rPr>
-                <w:rFonts w:ascii="BRH Devanagari Extra" w:hAnsi="BRH Devanagari Extra" w:cs="BRH Devanagari Extra"/>
-                <w:color w:val="000000"/>
-                <w:sz w:val="40"/>
-                <w:szCs w:val="40"/>
-              </w:rPr>
-              <w:t xml:space="preserve"> </w:t>
-            </w:r>
-            <w:proofErr w:type="spellStart"/>
-            <w:r>
-              <w:rPr>
-                <w:rFonts w:ascii="BRH Devanagari Extra" w:hAnsi="BRH Devanagari Extra" w:cs="BRH Devanagari Extra"/>
-                <w:color w:val="000000"/>
-                <w:sz w:val="40"/>
-                <w:szCs w:val="40"/>
-              </w:rPr>
-              <w:t>EmÉþ</w:t>
-            </w:r>
-            <w:proofErr w:type="spellEnd"/>
-            <w:r>
-              <w:rPr>
-                <w:rFonts w:ascii="BRH Devanagari Extra" w:hAnsi="BRH Devanagari Extra" w:cs="BRH Devanagari Extra"/>
-                <w:color w:val="000000"/>
-                <w:sz w:val="40"/>
-                <w:szCs w:val="40"/>
-              </w:rPr>
-              <w:t xml:space="preserve"> | </w:t>
-            </w:r>
-            <w:proofErr w:type="spellStart"/>
-            <w:r>
-              <w:rPr>
-                <w:rFonts w:ascii="BRH Devanagari Extra" w:hAnsi="BRH Devanagari Extra" w:cs="BRH Devanagari Extra"/>
-                <w:color w:val="000000"/>
-                <w:sz w:val="40"/>
-                <w:szCs w:val="40"/>
-              </w:rPr>
-              <w:t>EmÉþ</w:t>
-            </w:r>
-            <w:proofErr w:type="spellEnd"/>
-            <w:r>
-              <w:rPr>
-                <w:rFonts w:ascii="BRH Devanagari Extra" w:hAnsi="BRH Devanagari Extra" w:cs="BRH Devanagari Extra"/>
-                <w:color w:val="000000"/>
-                <w:sz w:val="40"/>
-                <w:szCs w:val="40"/>
-              </w:rPr>
-              <w:t xml:space="preserve"> </w:t>
-            </w:r>
-            <w:proofErr w:type="spellStart"/>
-            <w:r>
-              <w:rPr>
-                <w:rFonts w:ascii="BRH Devanagari Extra" w:hAnsi="BRH Devanagari Extra" w:cs="BRH Devanagari Extra"/>
-                <w:color w:val="000000"/>
-                <w:sz w:val="40"/>
-                <w:szCs w:val="40"/>
-              </w:rPr>
-              <w:t>uÉÏ</w:t>
-            </w:r>
-            <w:proofErr w:type="spellEnd"/>
-            <w:r>
-              <w:rPr>
-                <w:rFonts w:ascii="BRH Malayalam Extra" w:hAnsi="BRH Malayalam Extra" w:cs="BRH Devanagari Extra"/>
-                <w:color w:val="000000"/>
-                <w:sz w:val="32"/>
-                <w:szCs w:val="40"/>
-              </w:rPr>
-              <w:t>–</w:t>
-            </w:r>
-            <w:proofErr w:type="spellStart"/>
+            <w:r>
+              <w:rPr>
+                <w:rFonts w:ascii="BRH Malayalam Extra" w:hAnsi="BRH Malayalam Extra" w:cs="BRH Devanagari Extra"/>
+                <w:color w:val="000000"/>
+                <w:sz w:val="32"/>
+                <w:szCs w:val="40"/>
+              </w:rPr>
+              <w:t>–</w:t>
+            </w:r>
+            <w:r>
+              <w:rPr>
+                <w:rFonts w:ascii="BRH Devanagari Extra" w:hAnsi="BRH Devanagari Extra" w:cs="BRH Devanagari Extra"/>
+                <w:color w:val="000000"/>
+                <w:sz w:val="40"/>
+                <w:szCs w:val="40"/>
+              </w:rPr>
+              <w:t xml:space="preserve"> EmÉþ | EmÉþ uÉÏ</w:t>
+            </w:r>
+            <w:r>
+              <w:rPr>
+                <w:rFonts w:ascii="BRH Malayalam Extra" w:hAnsi="BRH Malayalam Extra" w:cs="BRH Devanagari Extra"/>
+                <w:color w:val="000000"/>
+                <w:sz w:val="32"/>
+                <w:szCs w:val="40"/>
+              </w:rPr>
+              <w:t>–</w:t>
+            </w:r>
             <w:r>
               <w:rPr>
                 <w:rFonts w:ascii="BRH Devanagari Extra" w:hAnsi="BRH Devanagari Extra" w:cs="BRH Devanagari Extra"/>
@@ -7507,7 +6220,6 @@
               </w:rPr>
               <w:t>iÉmÉ×þ</w:t>
             </w:r>
-            <w:proofErr w:type="spellEnd"/>
             <w:r>
               <w:rPr>
                 <w:rFonts w:ascii="BRH Devanagari Extra" w:hAnsi="BRH Devanagari Extra" w:cs="BRH Devanagari Extra"/>
@@ -7548,7 +6260,6 @@
                 <w:highlight w:val="green"/>
               </w:rPr>
             </w:pPr>
-            <w:proofErr w:type="spellStart"/>
             <w:r>
               <w:rPr>
                 <w:rFonts w:ascii="BRH Devanagari Extra" w:hAnsi="BRH Devanagari Extra" w:cs="BRH Devanagari Extra"/>
@@ -7558,86 +6269,33 @@
               </w:rPr>
               <w:t>AÉzÉÉ</w:t>
             </w:r>
-            <w:proofErr w:type="spellEnd"/>
-            <w:r>
-              <w:rPr>
-                <w:rFonts w:ascii="BRH Malayalam Extra" w:hAnsi="BRH Malayalam Extra" w:cs="BRH Devanagari Extra"/>
-                <w:color w:val="000000"/>
-                <w:sz w:val="32"/>
-                <w:szCs w:val="40"/>
-              </w:rPr>
-              <w:t>–</w:t>
-            </w:r>
-            <w:r>
-              <w:rPr>
-                <w:rFonts w:ascii="BRH Devanagari Extra" w:hAnsi="BRH Devanagari Extra" w:cs="BRH Devanagari Extra"/>
-                <w:color w:val="000000"/>
-                <w:sz w:val="40"/>
-                <w:szCs w:val="40"/>
-              </w:rPr>
-              <w:t xml:space="preserve"> </w:t>
-            </w:r>
-            <w:proofErr w:type="spellStart"/>
-            <w:r>
-              <w:rPr>
-                <w:rFonts w:ascii="BRH Devanagari Extra" w:hAnsi="BRH Devanagari Extra" w:cs="BRH Devanagari Extra"/>
-                <w:color w:val="000000"/>
-                <w:sz w:val="40"/>
-                <w:szCs w:val="40"/>
-              </w:rPr>
-              <w:t>EmÉþ</w:t>
-            </w:r>
-            <w:proofErr w:type="spellEnd"/>
-            <w:r>
-              <w:rPr>
-                <w:rFonts w:ascii="BRH Devanagari Extra" w:hAnsi="BRH Devanagari Extra" w:cs="BRH Devanagari Extra"/>
-                <w:color w:val="000000"/>
-                <w:sz w:val="40"/>
-                <w:szCs w:val="40"/>
-              </w:rPr>
-              <w:t xml:space="preserve"> | </w:t>
-            </w:r>
-            <w:proofErr w:type="spellStart"/>
-            <w:r>
-              <w:rPr>
-                <w:rFonts w:ascii="BRH Devanagari Extra" w:hAnsi="BRH Devanagari Extra" w:cs="BRH Devanagari Extra"/>
-                <w:color w:val="000000"/>
-                <w:sz w:val="40"/>
-                <w:szCs w:val="40"/>
-              </w:rPr>
-              <w:t>EmÉþ</w:t>
-            </w:r>
-            <w:proofErr w:type="spellEnd"/>
-            <w:r>
-              <w:rPr>
-                <w:rFonts w:ascii="BRH Devanagari Extra" w:hAnsi="BRH Devanagari Extra" w:cs="BRH Devanagari Extra"/>
-                <w:color w:val="000000"/>
-                <w:sz w:val="40"/>
-                <w:szCs w:val="40"/>
-              </w:rPr>
-              <w:t xml:space="preserve"> </w:t>
-            </w:r>
-            <w:proofErr w:type="spellStart"/>
-            <w:r>
-              <w:rPr>
-                <w:rFonts w:ascii="BRH Devanagari Extra" w:hAnsi="BRH Devanagari Extra" w:cs="BRH Devanagari Extra"/>
-                <w:color w:val="000000"/>
-                <w:sz w:val="40"/>
-                <w:szCs w:val="40"/>
-              </w:rPr>
-              <w:t>uÉÏ</w:t>
-            </w:r>
-            <w:proofErr w:type="spellEnd"/>
-            <w:r>
-              <w:rPr>
-                <w:rFonts w:ascii="BRH Malayalam Extra" w:hAnsi="BRH Malayalam Extra" w:cs="BRH Devanagari Extra"/>
-                <w:color w:val="000000"/>
-                <w:sz w:val="32"/>
-                <w:szCs w:val="40"/>
-              </w:rPr>
-              <w:t>–</w:t>
-            </w:r>
-            <w:proofErr w:type="spellStart"/>
+            <w:r>
+              <w:rPr>
+                <w:rFonts w:ascii="BRH Malayalam Extra" w:hAnsi="BRH Malayalam Extra" w:cs="BRH Devanagari Extra"/>
+                <w:color w:val="000000"/>
+                <w:sz w:val="32"/>
+                <w:szCs w:val="40"/>
+              </w:rPr>
+              <w:t>–</w:t>
+            </w:r>
+            <w:r>
+              <w:rPr>
+                <w:rFonts w:ascii="BRH Devanagari Extra" w:hAnsi="BRH Devanagari Extra" w:cs="BRH Devanagari Extra"/>
+                <w:color w:val="000000"/>
+                <w:sz w:val="40"/>
+                <w:szCs w:val="40"/>
+              </w:rPr>
+              <w:t xml:space="preserve"> EmÉþ | EmÉþ uÉÏ</w:t>
+            </w:r>
+            <w:r>
+              <w:rPr>
+                <w:rFonts w:ascii="BRH Malayalam Extra" w:hAnsi="BRH Malayalam Extra" w:cs="BRH Devanagari Extra"/>
+                <w:color w:val="000000"/>
+                <w:sz w:val="32"/>
+                <w:szCs w:val="40"/>
+              </w:rPr>
+              <w:t>–</w:t>
+            </w:r>
             <w:r>
               <w:rPr>
                 <w:rFonts w:ascii="BRH Devanagari Extra" w:hAnsi="BRH Devanagari Extra" w:cs="BRH Devanagari Extra"/>
@@ -7657,7 +6315,6 @@
               </w:rPr>
               <w:t>¸È</w:t>
             </w:r>
-            <w:proofErr w:type="spellEnd"/>
             <w:r>
               <w:rPr>
                 <w:rFonts w:ascii="BRH Devanagari Extra" w:hAnsi="BRH Devanagari Extra" w:cs="BRH Devanagari Extra"/>
@@ -7703,6 +6360,7 @@
                 <w:sz w:val="28"/>
                 <w:szCs w:val="32"/>
               </w:rPr>
+              <w:lastRenderedPageBreak/>
               <w:t>T.S.4.6.9.1 – Kramam</w:t>
             </w:r>
           </w:p>
@@ -7834,65 +6492,32 @@
               </w:rPr>
               <w:t>–</w:t>
             </w:r>
-            <w:proofErr w:type="spellStart"/>
-            <w:r>
-              <w:rPr>
-                <w:rFonts w:ascii="BRH Devanagari Extra" w:hAnsi="BRH Devanagari Extra" w:cs="BRH Devanagari Extra"/>
-                <w:color w:val="000000"/>
-                <w:sz w:val="40"/>
-                <w:szCs w:val="40"/>
-              </w:rPr>
-              <w:t>kÉÉlÉÉþ</w:t>
-            </w:r>
-            <w:proofErr w:type="spellEnd"/>
-            <w:r>
-              <w:rPr>
-                <w:rFonts w:ascii="BRH Devanagari Extra" w:hAnsi="BRH Devanagari Extra" w:cs="BRH Devanagari Extra"/>
-                <w:color w:val="000000"/>
-                <w:sz w:val="40"/>
-                <w:szCs w:val="40"/>
-              </w:rPr>
-              <w:t xml:space="preserve"> </w:t>
-            </w:r>
-            <w:proofErr w:type="spellStart"/>
-            <w:r>
-              <w:rPr>
-                <w:rFonts w:ascii="BRH Devanagari Extra" w:hAnsi="BRH Devanagari Extra" w:cs="BRH Devanagari Extra"/>
-                <w:color w:val="000000"/>
-                <w:sz w:val="40"/>
-                <w:szCs w:val="40"/>
-              </w:rPr>
-              <w:t>cÉÃ</w:t>
-            </w:r>
-            <w:proofErr w:type="spellEnd"/>
-            <w:r>
-              <w:rPr>
-                <w:rFonts w:ascii="BRH Malayalam Extra" w:hAnsi="BRH Malayalam Extra" w:cs="BRH Devanagari Extra"/>
-                <w:color w:val="000000"/>
-                <w:sz w:val="32"/>
-                <w:szCs w:val="40"/>
-              </w:rPr>
-              <w:t>–</w:t>
-            </w:r>
-            <w:proofErr w:type="spellStart"/>
-            <w:r>
-              <w:rPr>
-                <w:rFonts w:ascii="BRH Devanagari Extra" w:hAnsi="BRH Devanagari Extra" w:cs="BRH Devanagari Extra"/>
-                <w:color w:val="000000"/>
-                <w:sz w:val="40"/>
-                <w:szCs w:val="40"/>
-              </w:rPr>
-              <w:t>hÉÉqÉç</w:t>
-            </w:r>
-            <w:proofErr w:type="spellEnd"/>
-            <w:r>
-              <w:rPr>
-                <w:rFonts w:ascii="BRH Devanagari Extra" w:hAnsi="BRH Devanagari Extra" w:cs="BRH Devanagari Extra"/>
-                <w:color w:val="000000"/>
-                <w:sz w:val="40"/>
-                <w:szCs w:val="40"/>
-              </w:rPr>
-              <w:t xml:space="preserve"> | </w:t>
+            <w:r>
+              <w:rPr>
+                <w:rFonts w:ascii="BRH Devanagari Extra" w:hAnsi="BRH Devanagari Extra" w:cs="BRH Devanagari Extra"/>
+                <w:color w:val="000000"/>
+                <w:sz w:val="40"/>
+                <w:szCs w:val="40"/>
+              </w:rPr>
+              <w:t>kÉÉlÉÉþ cÉÃ</w:t>
+            </w:r>
+            <w:r>
+              <w:rPr>
+                <w:rFonts w:ascii="BRH Malayalam Extra" w:hAnsi="BRH Malayalam Extra" w:cs="BRH Devanagari Extra"/>
+                <w:color w:val="000000"/>
+                <w:sz w:val="32"/>
+                <w:szCs w:val="40"/>
+              </w:rPr>
+              <w:t>–</w:t>
+            </w:r>
+            <w:r>
+              <w:rPr>
+                <w:rFonts w:ascii="BRH Devanagari Extra" w:hAnsi="BRH Devanagari Extra" w:cs="BRH Devanagari Extra"/>
+                <w:color w:val="000000"/>
+                <w:sz w:val="40"/>
+                <w:szCs w:val="40"/>
+              </w:rPr>
+              <w:t xml:space="preserve">hÉÉqÉç | </w:t>
             </w:r>
           </w:p>
           <w:p>
@@ -7945,7 +6570,6 @@
               </w:rPr>
               <w:t>–</w:t>
             </w:r>
-            <w:proofErr w:type="spellStart"/>
             <w:r>
               <w:rPr>
                 <w:rFonts w:ascii="BRH Devanagari Extra" w:hAnsi="BRH Devanagari Extra" w:cs="BRH Devanagari Extra"/>
@@ -7972,37 +6596,7 @@
                 <w:sz w:val="40"/>
                 <w:szCs w:val="40"/>
               </w:rPr>
-              <w:t>åirÉþÌmÉ</w:t>
-            </w:r>
-            <w:proofErr w:type="spellEnd"/>
-            <w:r>
-              <w:rPr>
-                <w:rFonts w:ascii="BRH Devanagari Extra" w:hAnsi="BRH Devanagari Extra" w:cs="BRH Devanagari Extra"/>
-                <w:color w:val="000000"/>
-                <w:sz w:val="40"/>
-                <w:szCs w:val="40"/>
-              </w:rPr>
-              <w:t xml:space="preserve"> - </w:t>
-            </w:r>
-            <w:proofErr w:type="spellStart"/>
-            <w:r>
-              <w:rPr>
-                <w:rFonts w:ascii="BRH Devanagari Extra" w:hAnsi="BRH Devanagari Extra" w:cs="BRH Devanagari Extra"/>
-                <w:color w:val="000000"/>
-                <w:sz w:val="40"/>
-                <w:szCs w:val="40"/>
-              </w:rPr>
-              <w:t>kÉÉlÉÉÿ</w:t>
-            </w:r>
-            <w:proofErr w:type="spellEnd"/>
-            <w:r>
-              <w:rPr>
-                <w:rFonts w:ascii="BRH Devanagari Extra" w:hAnsi="BRH Devanagari Extra" w:cs="BRH Devanagari Extra"/>
-                <w:color w:val="000000"/>
-                <w:sz w:val="40"/>
-                <w:szCs w:val="40"/>
-              </w:rPr>
-              <w:t xml:space="preserve"> |</w:t>
+              <w:t>åirÉþÌmÉ - kÉÉlÉÉÿ |</w:t>
             </w:r>
           </w:p>
         </w:tc>
@@ -8060,65 +6654,32 @@
               </w:rPr>
               <w:t>–</w:t>
             </w:r>
-            <w:proofErr w:type="spellStart"/>
-            <w:r>
-              <w:rPr>
-                <w:rFonts w:ascii="BRH Devanagari Extra" w:hAnsi="BRH Devanagari Extra" w:cs="BRH Devanagari Extra"/>
-                <w:color w:val="000000"/>
-                <w:sz w:val="40"/>
-                <w:szCs w:val="40"/>
-              </w:rPr>
-              <w:t>kÉÉlÉÉþ</w:t>
-            </w:r>
-            <w:proofErr w:type="spellEnd"/>
-            <w:r>
-              <w:rPr>
-                <w:rFonts w:ascii="BRH Devanagari Extra" w:hAnsi="BRH Devanagari Extra" w:cs="BRH Devanagari Extra"/>
-                <w:color w:val="000000"/>
-                <w:sz w:val="40"/>
-                <w:szCs w:val="40"/>
-              </w:rPr>
-              <w:t xml:space="preserve"> </w:t>
-            </w:r>
-            <w:proofErr w:type="spellStart"/>
-            <w:r>
-              <w:rPr>
-                <w:rFonts w:ascii="BRH Devanagari Extra" w:hAnsi="BRH Devanagari Extra" w:cs="BRH Devanagari Extra"/>
-                <w:color w:val="000000"/>
-                <w:sz w:val="40"/>
-                <w:szCs w:val="40"/>
-              </w:rPr>
-              <w:t>cÉÃ</w:t>
-            </w:r>
-            <w:proofErr w:type="spellEnd"/>
-            <w:r>
-              <w:rPr>
-                <w:rFonts w:ascii="BRH Malayalam Extra" w:hAnsi="BRH Malayalam Extra" w:cs="BRH Devanagari Extra"/>
-                <w:color w:val="000000"/>
-                <w:sz w:val="32"/>
-                <w:szCs w:val="40"/>
-              </w:rPr>
-              <w:t>–</w:t>
-            </w:r>
-            <w:proofErr w:type="spellStart"/>
-            <w:r>
-              <w:rPr>
-                <w:rFonts w:ascii="BRH Devanagari Extra" w:hAnsi="BRH Devanagari Extra" w:cs="BRH Devanagari Extra"/>
-                <w:color w:val="000000"/>
-                <w:sz w:val="40"/>
-                <w:szCs w:val="40"/>
-              </w:rPr>
-              <w:t>hÉÉqÉç</w:t>
-            </w:r>
-            <w:proofErr w:type="spellEnd"/>
-            <w:r>
-              <w:rPr>
-                <w:rFonts w:ascii="BRH Devanagari Extra" w:hAnsi="BRH Devanagari Extra" w:cs="BRH Devanagari Extra"/>
-                <w:color w:val="000000"/>
-                <w:sz w:val="40"/>
-                <w:szCs w:val="40"/>
-              </w:rPr>
-              <w:t xml:space="preserve"> | </w:t>
+            <w:r>
+              <w:rPr>
+                <w:rFonts w:ascii="BRH Devanagari Extra" w:hAnsi="BRH Devanagari Extra" w:cs="BRH Devanagari Extra"/>
+                <w:color w:val="000000"/>
+                <w:sz w:val="40"/>
+                <w:szCs w:val="40"/>
+              </w:rPr>
+              <w:t>kÉÉlÉÉþ cÉÃ</w:t>
+            </w:r>
+            <w:r>
+              <w:rPr>
+                <w:rFonts w:ascii="BRH Malayalam Extra" w:hAnsi="BRH Malayalam Extra" w:cs="BRH Devanagari Extra"/>
+                <w:color w:val="000000"/>
+                <w:sz w:val="32"/>
+                <w:szCs w:val="40"/>
+              </w:rPr>
+              <w:t>–</w:t>
+            </w:r>
+            <w:r>
+              <w:rPr>
+                <w:rFonts w:ascii="BRH Devanagari Extra" w:hAnsi="BRH Devanagari Extra" w:cs="BRH Devanagari Extra"/>
+                <w:color w:val="000000"/>
+                <w:sz w:val="40"/>
+                <w:szCs w:val="40"/>
+              </w:rPr>
+              <w:t xml:space="preserve">hÉÉqÉç | </w:t>
             </w:r>
           </w:p>
           <w:p>
@@ -8171,7 +6732,6 @@
               </w:rPr>
               <w:t>–</w:t>
             </w:r>
-            <w:proofErr w:type="spellStart"/>
             <w:r>
               <w:rPr>
                 <w:rFonts w:ascii="BRH Devanagari Extra" w:hAnsi="BRH Devanagari Extra" w:cs="BRH Devanagari Extra"/>
@@ -8198,29 +6758,8 @@
                 <w:sz w:val="40"/>
                 <w:szCs w:val="40"/>
               </w:rPr>
-              <w:t>åirÉþÌmÉ</w:t>
-            </w:r>
-            <w:proofErr w:type="spellEnd"/>
-            <w:r>
-              <w:rPr>
-                <w:rFonts w:ascii="BRH Devanagari Extra" w:hAnsi="BRH Devanagari Extra" w:cs="BRH Devanagari Extra"/>
-                <w:color w:val="000000"/>
-                <w:sz w:val="40"/>
-                <w:szCs w:val="40"/>
-              </w:rPr>
-              <w:t xml:space="preserve"> - </w:t>
-            </w:r>
-            <w:proofErr w:type="spellStart"/>
-            <w:r>
-              <w:rPr>
-                <w:rFonts w:ascii="BRH Devanagari Extra" w:hAnsi="BRH Devanagari Extra" w:cs="BRH Devanagari Extra"/>
-                <w:color w:val="000000"/>
-                <w:sz w:val="40"/>
-                <w:szCs w:val="40"/>
-              </w:rPr>
-              <w:t>kÉÉlÉÉÿ</w:t>
-            </w:r>
-            <w:proofErr w:type="spellEnd"/>
+              <w:t>åirÉþÌmÉ - kÉÉlÉÉÿ</w:t>
+            </w:r>
           </w:p>
         </w:tc>
       </w:tr>
@@ -8352,7 +6891,6 @@
                 <w:szCs w:val="40"/>
               </w:rPr>
             </w:pPr>
-            <w:proofErr w:type="spellStart"/>
             <w:r>
               <w:rPr>
                 <w:rFonts w:ascii="BRH Devanagari Extra" w:hAnsi="BRH Devanagari Extra" w:cs="BRH Devanagari Extra"/>
@@ -8378,17 +6916,7 @@
                 <w:sz w:val="40"/>
                 <w:szCs w:val="40"/>
               </w:rPr>
-              <w:t>ûþ</w:t>
-            </w:r>
-            <w:proofErr w:type="spellEnd"/>
-            <w:r>
-              <w:rPr>
-                <w:rFonts w:ascii="BRH Devanagari Extra" w:hAnsi="BRH Devanagari Extra" w:cs="BRH Devanagari Extra"/>
-                <w:color w:val="000000"/>
-                <w:sz w:val="40"/>
-                <w:szCs w:val="40"/>
-              </w:rPr>
-              <w:t xml:space="preserve"> | </w:t>
+              <w:t xml:space="preserve">ûþ | </w:t>
             </w:r>
             <w:r>
               <w:rPr>
@@ -8407,27 +6935,7 @@
                 <w:sz w:val="40"/>
                 <w:szCs w:val="40"/>
               </w:rPr>
-              <w:t xml:space="preserve"> </w:t>
-            </w:r>
-            <w:proofErr w:type="spellStart"/>
-            <w:r>
-              <w:rPr>
-                <w:rFonts w:ascii="BRH Devanagari Extra" w:hAnsi="BRH Devanagari Extra" w:cs="BRH Devanagari Extra"/>
-                <w:color w:val="000000"/>
-                <w:sz w:val="40"/>
-                <w:szCs w:val="40"/>
-              </w:rPr>
-              <w:t>mÉQèoÉÏþzÉqÉç</w:t>
-            </w:r>
-            <w:proofErr w:type="spellEnd"/>
-            <w:r>
-              <w:rPr>
-                <w:rFonts w:ascii="BRH Devanagari Extra" w:hAnsi="BRH Devanagari Extra" w:cs="BRH Devanagari Extra"/>
-                <w:color w:val="000000"/>
-                <w:sz w:val="40"/>
-                <w:szCs w:val="40"/>
-              </w:rPr>
-              <w:t xml:space="preserve"> |</w:t>
+              <w:t xml:space="preserve"> mÉQèoÉÏþzÉqÉç |</w:t>
             </w:r>
           </w:p>
         </w:tc>
@@ -8449,7 +6957,6 @@
                 <w:szCs w:val="40"/>
               </w:rPr>
             </w:pPr>
-            <w:proofErr w:type="spellStart"/>
             <w:r>
               <w:rPr>
                 <w:rFonts w:ascii="BRH Devanagari Extra" w:hAnsi="BRH Devanagari Extra" w:cs="BRH Devanagari Extra"/>
@@ -8475,17 +6982,7 @@
                 <w:sz w:val="40"/>
                 <w:szCs w:val="40"/>
               </w:rPr>
-              <w:t>ûþ</w:t>
-            </w:r>
-            <w:proofErr w:type="spellEnd"/>
-            <w:r>
-              <w:rPr>
-                <w:rFonts w:ascii="BRH Devanagari Extra" w:hAnsi="BRH Devanagari Extra" w:cs="BRH Devanagari Extra"/>
-                <w:color w:val="000000"/>
-                <w:sz w:val="40"/>
-                <w:szCs w:val="40"/>
-              </w:rPr>
-              <w:t xml:space="preserve"> | </w:t>
+              <w:t xml:space="preserve">ûþ | </w:t>
             </w:r>
             <w:r>
               <w:rPr>
@@ -8513,27 +7010,7 @@
                 <w:sz w:val="40"/>
                 <w:szCs w:val="40"/>
               </w:rPr>
-              <w:t xml:space="preserve"> </w:t>
-            </w:r>
-            <w:proofErr w:type="spellStart"/>
-            <w:r>
-              <w:rPr>
-                <w:rFonts w:ascii="BRH Devanagari Extra" w:hAnsi="BRH Devanagari Extra" w:cs="BRH Devanagari Extra"/>
-                <w:color w:val="000000"/>
-                <w:sz w:val="40"/>
-                <w:szCs w:val="40"/>
-              </w:rPr>
-              <w:t>mÉQèoÉÏþzÉqÉç</w:t>
-            </w:r>
-            <w:proofErr w:type="spellEnd"/>
-            <w:r>
-              <w:rPr>
-                <w:rFonts w:ascii="BRH Devanagari Extra" w:hAnsi="BRH Devanagari Extra" w:cs="BRH Devanagari Extra"/>
-                <w:color w:val="000000"/>
-                <w:sz w:val="40"/>
-                <w:szCs w:val="40"/>
-              </w:rPr>
-              <w:t xml:space="preserve"> |</w:t>
+              <w:t xml:space="preserve"> mÉQèoÉÏþzÉqÉç |</w:t>
             </w:r>
           </w:p>
         </w:tc>
@@ -8666,36 +7143,24 @@
                 <w:szCs w:val="40"/>
               </w:rPr>
             </w:pPr>
-            <w:proofErr w:type="spellStart"/>
-            <w:r>
-              <w:rPr>
-                <w:rFonts w:ascii="BRH Devanagari Extra" w:hAnsi="BRH Devanagari Extra" w:cs="BRH Devanagari Extra"/>
-                <w:color w:val="000000"/>
-                <w:sz w:val="40"/>
-                <w:szCs w:val="40"/>
-              </w:rPr>
-              <w:t>ÌWûUþhrÉÉlrÉxqÉæ</w:t>
-            </w:r>
-            <w:proofErr w:type="spellEnd"/>
-            <w:r>
-              <w:rPr>
-                <w:rFonts w:ascii="BRH Devanagari Extra" w:hAnsi="BRH Devanagari Extra" w:cs="BRH Devanagari Extra"/>
-                <w:color w:val="000000"/>
-                <w:sz w:val="40"/>
-                <w:szCs w:val="40"/>
-              </w:rPr>
-              <w:t xml:space="preserve"> | A</w:t>
-            </w:r>
-            <w:r>
-              <w:rPr>
-                <w:rFonts w:ascii="BRH Malayalam Extra" w:hAnsi="BRH Malayalam Extra" w:cs="BRH Devanagari Extra"/>
-                <w:color w:val="000000"/>
-                <w:sz w:val="32"/>
-                <w:szCs w:val="40"/>
-              </w:rPr>
-              <w:t>–</w:t>
-            </w:r>
-            <w:proofErr w:type="spellStart"/>
+            <w:r>
+              <w:rPr>
+                <w:rFonts w:ascii="BRH Devanagari Extra" w:hAnsi="BRH Devanagari Extra" w:cs="BRH Devanagari Extra"/>
+                <w:color w:val="000000"/>
+                <w:sz w:val="40"/>
+                <w:szCs w:val="40"/>
+              </w:rPr>
+              <w:t>ÌWûUþhrÉÉlrÉxqÉæ | A</w:t>
+            </w:r>
+            <w:r>
+              <w:rPr>
+                <w:rFonts w:ascii="BRH Malayalam Extra" w:hAnsi="BRH Malayalam Extra" w:cs="BRH Devanagari Extra"/>
+                <w:color w:val="000000"/>
+                <w:sz w:val="32"/>
+                <w:szCs w:val="40"/>
+              </w:rPr>
+              <w:t>–</w:t>
+            </w:r>
             <w:r>
               <w:rPr>
                 <w:rFonts w:ascii="BRH Devanagari Extra" w:hAnsi="BRH Devanagari Extra" w:cs="BRH Devanagari Extra"/>
@@ -8715,44 +7180,23 @@
               </w:rPr>
               <w:t>æ</w:t>
             </w:r>
-            <w:proofErr w:type="spellEnd"/>
-            <w:r>
-              <w:rPr>
-                <w:rFonts w:ascii="BRH Malayalam Extra" w:hAnsi="BRH Malayalam Extra" w:cs="BRH Devanagari Extra"/>
-                <w:color w:val="000000"/>
-                <w:sz w:val="32"/>
-                <w:szCs w:val="40"/>
-              </w:rPr>
-              <w:t>–</w:t>
-            </w:r>
-            <w:r>
-              <w:rPr>
-                <w:rFonts w:ascii="BRH Devanagari Extra" w:hAnsi="BRH Devanagari Extra" w:cs="BRH Devanagari Extra"/>
-                <w:color w:val="000000"/>
-                <w:sz w:val="40"/>
-                <w:szCs w:val="40"/>
-              </w:rPr>
-              <w:t xml:space="preserve"> </w:t>
-            </w:r>
-            <w:proofErr w:type="spellStart"/>
-            <w:r>
-              <w:rPr>
-                <w:rFonts w:ascii="BRH Devanagari Extra" w:hAnsi="BRH Devanagari Extra" w:cs="BRH Devanagari Extra"/>
-                <w:color w:val="000000"/>
-                <w:sz w:val="40"/>
-                <w:szCs w:val="40"/>
-              </w:rPr>
-              <w:t>CirÉþxqÉæ</w:t>
-            </w:r>
-            <w:proofErr w:type="spellEnd"/>
-            <w:r>
-              <w:rPr>
-                <w:rFonts w:ascii="BRH Devanagari Extra" w:hAnsi="BRH Devanagari Extra" w:cs="BRH Devanagari Extra"/>
-                <w:color w:val="000000"/>
-                <w:sz w:val="40"/>
-                <w:szCs w:val="40"/>
-              </w:rPr>
-              <w:t xml:space="preserve"> ||</w:t>
+            <w:r>
+              <w:rPr>
+                <w:rFonts w:ascii="BRH Malayalam Extra" w:hAnsi="BRH Malayalam Extra" w:cs="BRH Devanagari Extra"/>
+                <w:color w:val="000000"/>
+                <w:sz w:val="32"/>
+                <w:szCs w:val="40"/>
+              </w:rPr>
+              <w:t>–</w:t>
+            </w:r>
+            <w:r>
+              <w:rPr>
+                <w:rFonts w:ascii="BRH Devanagari Extra" w:hAnsi="BRH Devanagari Extra" w:cs="BRH Devanagari Extra"/>
+                <w:color w:val="000000"/>
+                <w:sz w:val="40"/>
+                <w:szCs w:val="40"/>
+              </w:rPr>
+              <w:t xml:space="preserve"> CirÉþxqÉæ ||</w:t>
             </w:r>
           </w:p>
         </w:tc>
@@ -8774,36 +7218,24 @@
                 <w:szCs w:val="40"/>
               </w:rPr>
             </w:pPr>
-            <w:proofErr w:type="spellStart"/>
-            <w:r>
-              <w:rPr>
-                <w:rFonts w:ascii="BRH Devanagari Extra" w:hAnsi="BRH Devanagari Extra" w:cs="BRH Devanagari Extra"/>
-                <w:color w:val="000000"/>
-                <w:sz w:val="40"/>
-                <w:szCs w:val="40"/>
-              </w:rPr>
-              <w:t>ÌWûUþhrÉÉlrÉxqÉæ</w:t>
-            </w:r>
-            <w:proofErr w:type="spellEnd"/>
-            <w:r>
-              <w:rPr>
-                <w:rFonts w:ascii="BRH Devanagari Extra" w:hAnsi="BRH Devanagari Extra" w:cs="BRH Devanagari Extra"/>
-                <w:color w:val="000000"/>
-                <w:sz w:val="40"/>
-                <w:szCs w:val="40"/>
-              </w:rPr>
-              <w:t xml:space="preserve"> | A</w:t>
-            </w:r>
-            <w:r>
-              <w:rPr>
-                <w:rFonts w:ascii="BRH Malayalam Extra" w:hAnsi="BRH Malayalam Extra" w:cs="BRH Devanagari Extra"/>
-                <w:color w:val="000000"/>
-                <w:sz w:val="32"/>
-                <w:szCs w:val="40"/>
-              </w:rPr>
-              <w:t>–</w:t>
-            </w:r>
-            <w:proofErr w:type="spellStart"/>
+            <w:r>
+              <w:rPr>
+                <w:rFonts w:ascii="BRH Devanagari Extra" w:hAnsi="BRH Devanagari Extra" w:cs="BRH Devanagari Extra"/>
+                <w:color w:val="000000"/>
+                <w:sz w:val="40"/>
+                <w:szCs w:val="40"/>
+              </w:rPr>
+              <w:t>ÌWûUþhrÉÉlrÉxqÉæ | A</w:t>
+            </w:r>
+            <w:r>
+              <w:rPr>
+                <w:rFonts w:ascii="BRH Malayalam Extra" w:hAnsi="BRH Malayalam Extra" w:cs="BRH Devanagari Extra"/>
+                <w:color w:val="000000"/>
+                <w:sz w:val="32"/>
+                <w:szCs w:val="40"/>
+              </w:rPr>
+              <w:t>–</w:t>
+            </w:r>
             <w:r>
               <w:rPr>
                 <w:rFonts w:ascii="BRH Devanagari Extra" w:hAnsi="BRH Devanagari Extra" w:cs="BRH Devanagari Extra"/>
@@ -8814,7 +7246,6 @@
               </w:rPr>
               <w:t>xqÉÉ</w:t>
             </w:r>
-            <w:proofErr w:type="spellEnd"/>
             <w:r>
               <w:rPr>
                 <w:rFonts w:ascii="BRH Malayalam Extra" w:hAnsi="BRH Malayalam Extra" w:cs="BRH Devanagari Extra"/>
@@ -8832,27 +7263,7 @@
                 <w:sz w:val="40"/>
                 <w:szCs w:val="40"/>
               </w:rPr>
-              <w:t xml:space="preserve"> </w:t>
-            </w:r>
-            <w:proofErr w:type="spellStart"/>
-            <w:r>
-              <w:rPr>
-                <w:rFonts w:ascii="BRH Devanagari Extra" w:hAnsi="BRH Devanagari Extra" w:cs="BRH Devanagari Extra"/>
-                <w:color w:val="000000"/>
-                <w:sz w:val="40"/>
-                <w:szCs w:val="40"/>
-              </w:rPr>
-              <w:t>CirÉþxqÉæ</w:t>
-            </w:r>
-            <w:proofErr w:type="spellEnd"/>
-            <w:r>
-              <w:rPr>
-                <w:rFonts w:ascii="BRH Devanagari Extra" w:hAnsi="BRH Devanagari Extra" w:cs="BRH Devanagari Extra"/>
-                <w:color w:val="000000"/>
-                <w:sz w:val="40"/>
-                <w:szCs w:val="40"/>
-              </w:rPr>
-              <w:t xml:space="preserve"> ||</w:t>
+              <w:t xml:space="preserve"> CirÉþxqÉæ ||</w:t>
             </w:r>
           </w:p>
         </w:tc>
@@ -8886,29 +7297,7 @@
           <w:szCs w:val="40"/>
           <w:lang w:val="en-IN" w:eastAsia="en-IN"/>
         </w:rPr>
-        <w:t>"</w:t>
-      </w:r>
-      <w:proofErr w:type="spellStart"/>
-      <w:r>
-        <w:rPr>
-          <w:rFonts w:ascii="BRH Devanagari" w:hAnsi="BRH Devanagari" w:cs="BRH Devanagari"/>
-          <w:color w:val="000000"/>
-          <w:sz w:val="40"/>
-          <w:szCs w:val="40"/>
-          <w:lang w:val="en-IN" w:eastAsia="en-IN"/>
-        </w:rPr>
-        <w:t>zlÉ</w:t>
-      </w:r>
-      <w:proofErr w:type="spellEnd"/>
-      <w:r>
-        <w:rPr>
-          <w:rFonts w:ascii="BRH Devanagari" w:hAnsi="BRH Devanagari" w:cs="BRH Devanagari"/>
-          <w:color w:val="000000"/>
-          <w:sz w:val="40"/>
-          <w:szCs w:val="40"/>
-          <w:lang w:val="en-IN" w:eastAsia="en-IN"/>
-        </w:rPr>
-        <w:t xml:space="preserve">" </w:t>
+        <w:t xml:space="preserve">"zlÉ" </w:t>
       </w:r>
       <w:r>
         <w:rPr>
@@ -8947,7 +7336,6 @@
         </w:rPr>
         <w:t>"</w:t>
       </w:r>
-      <w:proofErr w:type="spellStart"/>
       <w:proofErr w:type="gramEnd"/>
       <w:r>
         <w:rPr>
@@ -8960,7 +7348,6 @@
         </w:rPr>
         <w:t>zgÉ</w:t>
       </w:r>
-      <w:proofErr w:type="spellEnd"/>
       <w:r>
         <w:rPr>
           <w:rFonts w:ascii="BRH Devanagari" w:hAnsi="BRH Devanagari" w:cs="BRH Devanagari"/>
@@ -9378,7 +7765,6 @@
           <w:b/>
           <w:sz w:val="32"/>
         </w:rPr>
-        <w:lastRenderedPageBreak/>
         <w:t>===================</w:t>
       </w:r>
     </w:p>

--- a/TS-Kramam/TS-4.6/TS 4.6 Sanskrit Krama Paatam Corrections.docx
+++ b/TS-Kramam/TS-4.6/TS 4.6 Sanskrit Krama Paatam Corrections.docx
@@ -1,6 +1,6 @@
 
 <file path=word/document.xml><?xml version="1.0" encoding="utf-8"?>
-<w:document xmlns:wpc="http://schemas.microsoft.com/office/word/2010/wordprocessingCanvas" xmlns:cx="http://schemas.microsoft.com/office/drawing/2014/chartex" xmlns:cx1="http://schemas.microsoft.com/office/drawing/2015/9/8/chartex" xmlns:cx2="http://schemas.microsoft.com/office/drawing/2015/10/21/chartex" xmlns:cx3="http://schemas.microsoft.com/office/drawing/2016/5/9/chartex" xmlns:cx4="http://schemas.microsoft.com/office/drawing/2016/5/10/chartex" xmlns:cx5="http://schemas.microsoft.com/office/drawing/2016/5/11/chartex" xmlns:cx6="http://schemas.microsoft.com/office/drawing/2016/5/12/chartex" xmlns:cx7="http://schemas.microsoft.com/office/drawing/2016/5/13/chartex" xmlns:cx8="http://schemas.microsoft.com/office/drawing/2016/5/14/chartex" xmlns:mc="http://schemas.openxmlformats.org/markup-compatibility/2006" xmlns:aink="http://schemas.microsoft.com/office/drawing/2016/ink" xmlns:am3d="http://schemas.microsoft.com/office/drawing/2017/model3d" xmlns:o="urn:schemas-microsoft-com:office:office" xmlns:oel="http://schemas.microsoft.com/office/2019/extlst" xmlns:r="http://schemas.openxmlformats.org/officeDocument/2006/relationships" xmlns:m="http://schemas.openxmlformats.org/officeDocument/2006/math" xmlns:v="urn:schemas-microsoft-com:vml" xmlns:wp14="http://schemas.microsoft.com/office/word/2010/wordprocessingDrawing" xmlns:wp="http://schemas.openxmlformats.org/drawingml/2006/wordprocessingDrawing" xmlns:w10="urn:schemas-microsoft-com:office:word" xmlns:w="http://schemas.openxmlformats.org/wordprocessingml/2006/main" xmlns:w14="http://schemas.microsoft.com/office/word/2010/wordml" xmlns:w15="http://schemas.microsoft.com/office/word/2012/wordml" xmlns:w16cei="http://schemas.microsoft.com/office/word/2026/wordml/cei" xmlns:w16cex="http://schemas.microsoft.com/office/word/2018/wordml/cex" xmlns:w16cid="http://schemas.microsoft.com/office/word/2016/wordml/cid" xmlns:w16="http://schemas.microsoft.com/office/word/2018/wordml" xmlns:w16du="http://schemas.microsoft.com/office/word/2023/wordml/word16du" xmlns:w16sdtdh="http://schemas.microsoft.com/office/word/2020/wordml/sdtdatahash" xmlns:w16sdtfl="http://schemas.microsoft.com/office/word/2024/wordml/sdtformatlock" xmlns:w16se="http://schemas.microsoft.com/office/word/2015/wordml/symex" xmlns:wpg="http://schemas.microsoft.com/office/word/2010/wordprocessingGroup" xmlns:wpi="http://schemas.microsoft.com/office/word/2010/wordprocessingInk" xmlns:wne="http://schemas.microsoft.com/office/word/2006/wordml" xmlns:wps="http://schemas.microsoft.com/office/word/2010/wordprocessingShape" mc:Ignorable="w14 w15 w16se w16cid w16 w16cex w16sdtdh w16sdtfl w16du wp14">
+<w:document xmlns:wpc="http://schemas.microsoft.com/office/word/2010/wordprocessingCanvas" xmlns:cx="http://schemas.microsoft.com/office/drawing/2014/chartex" xmlns:cx1="http://schemas.microsoft.com/office/drawing/2015/9/8/chartex" xmlns:cx2="http://schemas.microsoft.com/office/drawing/2015/10/21/chartex" xmlns:cx3="http://schemas.microsoft.com/office/drawing/2016/5/9/chartex" xmlns:cx4="http://schemas.microsoft.com/office/drawing/2016/5/10/chartex" xmlns:cx5="http://schemas.microsoft.com/office/drawing/2016/5/11/chartex" xmlns:cx6="http://schemas.microsoft.com/office/drawing/2016/5/12/chartex" xmlns:cx7="http://schemas.microsoft.com/office/drawing/2016/5/13/chartex" xmlns:cx8="http://schemas.microsoft.com/office/drawing/2016/5/14/chartex" xmlns:mc="http://schemas.openxmlformats.org/markup-compatibility/2006" xmlns:aink="http://schemas.microsoft.com/office/drawing/2016/ink" xmlns:am3d="http://schemas.microsoft.com/office/drawing/2017/model3d" xmlns:o="urn:schemas-microsoft-com:office:office" xmlns:oel="http://schemas.microsoft.com/office/2019/extlst" xmlns:r="http://schemas.openxmlformats.org/officeDocument/2006/relationships" xmlns:m="http://schemas.openxmlformats.org/officeDocument/2006/math" xmlns:v="urn:schemas-microsoft-com:vml" xmlns:wp14="http://schemas.microsoft.com/office/word/2010/wordprocessingDrawing" xmlns:wp="http://schemas.openxmlformats.org/drawingml/2006/wordprocessingDrawing" xmlns:w10="urn:schemas-microsoft-com:office:word" xmlns:w="http://schemas.openxmlformats.org/wordprocessingml/2006/main" xmlns:w14="http://schemas.microsoft.com/office/word/2010/wordml" xmlns:w15="http://schemas.microsoft.com/office/word/2012/wordml" xmlns:w16cex="http://schemas.microsoft.com/office/word/2018/wordml/cex" xmlns:w16cid="http://schemas.microsoft.com/office/word/2016/wordml/cid" xmlns:w16="http://schemas.microsoft.com/office/word/2018/wordml" xmlns:w16du="http://schemas.microsoft.com/office/word/2023/wordml/word16du" xmlns:w16sdtdh="http://schemas.microsoft.com/office/word/2020/wordml/sdtdatahash" xmlns:w16sdtfl="http://schemas.microsoft.com/office/word/2024/wordml/sdtformatlock" xmlns:w16se="http://schemas.microsoft.com/office/word/2015/wordml/symex" xmlns:wpg="http://schemas.microsoft.com/office/word/2010/wordprocessingGroup" xmlns:wpi="http://schemas.microsoft.com/office/word/2010/wordprocessingInk" xmlns:wne="http://schemas.microsoft.com/office/word/2006/wordml" xmlns:wps="http://schemas.microsoft.com/office/word/2010/wordprocessingShape" mc:Ignorable="w14 w15 w16se w16cid w16 w16cex w16sdtdh w16sdtfl w16du wp14">
   <w:body>
     <w:p>
       <w:pPr>
@@ -81,18 +81,7 @@
           <w:szCs w:val="32"/>
           <w:u w:val="single"/>
         </w:rPr>
-        <w:t xml:space="preserve">Observed </w:t>
-      </w:r>
-      <w:proofErr w:type="gramStart"/>
-      <w:r>
-        <w:rPr>
-          <w:b/>
-          <w:bCs/>
-          <w:sz w:val="32"/>
-          <w:szCs w:val="32"/>
-          <w:u w:val="single"/>
-        </w:rPr>
-        <w:t xml:space="preserve">till </w:t>
+        <w:t xml:space="preserve">Observed till </w:t>
       </w:r>
       <w:r>
         <w:rPr>
@@ -105,7 +94,6 @@
         </w:rPr>
         <w:t>????</w:t>
       </w:r>
-      <w:proofErr w:type="gramEnd"/>
     </w:p>
     <w:p>
       <w:pPr>
@@ -481,7 +469,6 @@
               </w:rPr>
               <w:t>–</w:t>
             </w:r>
-            <w:proofErr w:type="gramStart"/>
             <w:r>
               <w:rPr>
                 <w:rFonts w:ascii="BRH Devanagari Extra" w:hAnsi="BRH Devanagari Extra" w:cs="BRH Devanagari Extra"/>
@@ -491,7 +478,6 @@
               </w:rPr>
               <w:t>U.ç</w:t>
             </w:r>
-            <w:proofErr w:type="gramEnd"/>
             <w:r>
               <w:rPr>
                 <w:rFonts w:ascii="BRH Malayalam Extra" w:hAnsi="BRH Malayalam Extra" w:cs="BRH Devanagari Extra"/>
@@ -612,7 +598,6 @@
               </w:rPr>
               <w:t>–</w:t>
             </w:r>
-            <w:proofErr w:type="gramStart"/>
             <w:r>
               <w:rPr>
                 <w:rFonts w:ascii="BRH Devanagari Extra" w:hAnsi="BRH Devanagari Extra" w:cs="BRH Devanagari Extra"/>
@@ -622,7 +607,6 @@
               </w:rPr>
               <w:t>U.ç</w:t>
             </w:r>
-            <w:proofErr w:type="gramEnd"/>
             <w:r>
               <w:rPr>
                 <w:rFonts w:ascii="BRH Malayalam Extra" w:hAnsi="BRH Malayalam Extra" w:cs="BRH Devanagari Extra"/>
@@ -1464,7 +1448,7 @@
       </w:tr>
       <w:tr>
         <w:trPr>
-          <w:trHeight w:val="1118"/>
+          <w:trHeight w:val="1132"/>
         </w:trPr>
         <w:tc>
           <w:tcPr>
@@ -1479,7 +1463,7 @@
               <w:autoSpaceDE w:val="0"/>
               <w:autoSpaceDN w:val="0"/>
               <w:adjustRightInd w:val="0"/>
-              <w:spacing w:before="0" w:line="252" w:lineRule="auto"/>
+              <w:spacing w:before="0" w:line="240" w:lineRule="auto"/>
               <w:ind w:right="297"/>
               <w:rPr>
                 <w:rFonts w:cs="Arial"/>
@@ -1504,7 +1488,7 @@
                 <w:sz w:val="28"/>
                 <w:szCs w:val="32"/>
               </w:rPr>
-              <w:t>9.1</w:t>
+              <w:t>4.2</w:t>
             </w:r>
             <w:r>
               <w:rPr>
@@ -1525,7 +1509,7 @@
               <w:autoSpaceDE w:val="0"/>
               <w:autoSpaceDN w:val="0"/>
               <w:adjustRightInd w:val="0"/>
-              <w:spacing w:before="0" w:line="252" w:lineRule="auto"/>
+              <w:spacing w:before="0" w:line="240" w:lineRule="auto"/>
               <w:ind w:right="297"/>
               <w:rPr>
                 <w:rFonts w:cs="Arial"/>
@@ -1543,27 +1527,7 @@
                 <w:szCs w:val="32"/>
                 <w:lang w:val="en-IN"/>
               </w:rPr>
-              <w:t xml:space="preserve">Krama Vaakyam No.– </w:t>
-            </w:r>
-            <w:r>
-              <w:rPr>
-                <w:rFonts w:cs="Arial"/>
-                <w:b/>
-                <w:sz w:val="28"/>
-                <w:szCs w:val="32"/>
-                <w:lang w:val="en-IN"/>
-              </w:rPr>
-              <w:t>5</w:t>
-            </w:r>
-            <w:r>
-              <w:rPr>
-                <w:rFonts w:cs="Arial"/>
-                <w:b/>
-                <w:sz w:val="28"/>
-                <w:szCs w:val="32"/>
-                <w:lang w:val="en-IN"/>
-              </w:rPr>
-              <w:t>3</w:t>
+              <w:t>Krama Vaakyam No.– 33</w:t>
             </w:r>
           </w:p>
           <w:p>
@@ -1575,23 +1539,24 @@
               <w:autoSpaceDE w:val="0"/>
               <w:autoSpaceDN w:val="0"/>
               <w:adjustRightInd w:val="0"/>
-              <w:spacing w:before="0" w:line="252" w:lineRule="auto"/>
+              <w:spacing w:before="0" w:line="240" w:lineRule="auto"/>
               <w:ind w:right="297"/>
               <w:rPr>
                 <w:rFonts w:cs="Arial"/>
                 <w:b/>
                 <w:sz w:val="28"/>
                 <w:szCs w:val="32"/>
-              </w:rPr>
-            </w:pPr>
-            <w:r>
-              <w:rPr>
-                <w:rFonts w:cs="Arial"/>
-                <w:b/>
-                <w:sz w:val="28"/>
-                <w:szCs w:val="32"/>
                 <w:lang w:val="it-IT"/>
               </w:rPr>
+            </w:pPr>
+            <w:r>
+              <w:rPr>
+                <w:rFonts w:cs="Arial"/>
+                <w:b/>
+                <w:sz w:val="28"/>
+                <w:szCs w:val="32"/>
+                <w:lang w:val="it-IT"/>
+              </w:rPr>
               <w:t>Panchaati No</w:t>
             </w:r>
             <w:r>
@@ -1611,7 +1576,7 @@
                 <w:szCs w:val="32"/>
                 <w:lang w:val="it-IT"/>
               </w:rPr>
-              <w:t>43</w:t>
+              <w:t>17</w:t>
             </w:r>
           </w:p>
         </w:tc>
@@ -1627,66 +1592,42 @@
               <w:adjustRightInd w:val="0"/>
               <w:spacing w:before="0" w:line="240" w:lineRule="auto"/>
               <w:rPr>
+                <w:rFonts w:ascii="BRH Malayalam Extra" w:eastAsia="Times New Roman" w:hAnsi="BRH Malayalam Extra" w:cs="BRH Malayalam Extra"/>
+                <w:color w:val="000000"/>
+                <w:sz w:val="40"/>
+                <w:szCs w:val="40"/>
+                <w:lang w:val="it-IT" w:eastAsia="en-IN" w:bidi="ml-IN"/>
+              </w:rPr>
+            </w:pPr>
+            <w:r>
+              <w:rPr>
                 <w:rFonts w:ascii="BRH Devanagari Extra" w:hAnsi="BRH Devanagari Extra" w:cs="BRH Devanagari Extra"/>
                 <w:color w:val="000000"/>
                 <w:sz w:val="40"/>
                 <w:szCs w:val="40"/>
                 <w:lang w:val="it-IT"/>
               </w:rPr>
-            </w:pPr>
-            <w:r>
-              <w:rPr>
-                <w:rFonts w:ascii="BRH Devanagari Extra" w:hAnsi="BRH Devanagari Extra" w:cs="BRH Devanagari Extra"/>
-                <w:color w:val="000000"/>
-                <w:sz w:val="40"/>
-                <w:szCs w:val="40"/>
-              </w:rPr>
-              <w:t>mÉQèoÉÏþzÉ</w:t>
-            </w:r>
-            <w:r>
-              <w:rPr>
-                <w:rFonts w:ascii="BRH Malayalam Extra" w:hAnsi="BRH Malayalam Extra" w:cs="BRH Devanagari Extra"/>
-                <w:color w:val="000000"/>
-                <w:sz w:val="32"/>
-                <w:szCs w:val="40"/>
-              </w:rPr>
-              <w:t>–</w:t>
-            </w:r>
-            <w:r>
-              <w:rPr>
-                <w:rFonts w:ascii="BRH Devanagari Extra" w:hAnsi="BRH Devanagari Extra" w:cs="BRH Devanagari Extra"/>
-                <w:color w:val="000000"/>
-                <w:sz w:val="40"/>
-                <w:szCs w:val="40"/>
-              </w:rPr>
-              <w:t>qÉuÉïþiÉÈ |</w:t>
-            </w:r>
-            <w:r>
-              <w:rPr>
-                <w:rFonts w:ascii="BRH Devanagari Extra" w:hAnsi="BRH Devanagari Extra" w:cs="BRH Devanagari Extra"/>
-                <w:color w:val="000000"/>
-                <w:sz w:val="40"/>
-                <w:szCs w:val="40"/>
-              </w:rPr>
-              <w:t xml:space="preserve"> AuÉïþiÉ</w:t>
-            </w:r>
-            <w:r>
-              <w:rPr>
-                <w:rFonts w:ascii="BRH Malayalam Extra" w:hAnsi="BRH Malayalam Extra" w:cs="BRH Devanagari Extra"/>
-                <w:color w:val="000000"/>
-                <w:sz w:val="32"/>
-                <w:szCs w:val="40"/>
-              </w:rPr>
-              <w:t>–</w:t>
-            </w:r>
-            <w:r>
-              <w:rPr>
-                <w:rFonts w:ascii="BRH Devanagari Extra" w:hAnsi="BRH Devanagari Extra" w:cs="BRH Devanagari Extra"/>
-                <w:color w:val="000000"/>
-                <w:sz w:val="40"/>
-                <w:szCs w:val="40"/>
-              </w:rPr>
-              <w:t xml:space="preserve"> Cir</w:t>
+              <w:t>ClSì</w:t>
+            </w:r>
+            <w:r>
+              <w:rPr>
+                <w:rFonts w:ascii="BRH Devanagari Extra" w:hAnsi="BRH Devanagari Extra" w:cs="BRH Devanagari Extra"/>
+                <w:color w:val="000000"/>
+                <w:sz w:val="36"/>
+                <w:szCs w:val="40"/>
+                <w:lang w:val="it-IT"/>
+              </w:rPr>
+              <w:t>óè</w:t>
+            </w:r>
+            <w:r>
+              <w:rPr>
+                <w:rFonts w:ascii="BRH Devanagari Extra" w:hAnsi="BRH Devanagari Extra" w:cs="BRH Devanagari Extra"/>
+                <w:color w:val="000000"/>
+                <w:sz w:val="40"/>
+                <w:szCs w:val="40"/>
+                <w:lang w:val="it-IT"/>
+              </w:rPr>
+              <w:t>þ xÉ</w:t>
             </w:r>
             <w:r>
               <w:rPr>
@@ -1695,17 +1636,69 @@
                 <w:sz w:val="40"/>
                 <w:szCs w:val="40"/>
                 <w:highlight w:val="yellow"/>
-              </w:rPr>
-              <w:t>ÉuÉþiÉïÈ</w:t>
-            </w:r>
-            <w:r>
-              <w:rPr>
-                <w:rFonts w:ascii="BRH Devanagari Extra" w:hAnsi="BRH Devanagari Extra" w:cs="BRH Devanagari Extra"/>
-                <w:color w:val="000000"/>
-                <w:sz w:val="40"/>
-                <w:szCs w:val="40"/>
-              </w:rPr>
-              <w:t xml:space="preserve"> ||</w:t>
+                <w:lang w:val="it-IT"/>
+              </w:rPr>
+              <w:t>ZÉÉ</w:t>
+            </w:r>
+            <w:r>
+              <w:rPr>
+                <w:rFonts w:ascii="BRH Malayalam Extra" w:hAnsi="BRH Malayalam Extra" w:cs="BRH Devanagari Extra"/>
+                <w:color w:val="000000"/>
+                <w:sz w:val="32"/>
+                <w:szCs w:val="40"/>
+                <w:lang w:val="it-IT"/>
+              </w:rPr>
+              <w:t>–</w:t>
+            </w:r>
+            <w:r>
+              <w:rPr>
+                <w:rFonts w:ascii="BRH Devanagari Extra" w:hAnsi="BRH Devanagari Extra" w:cs="BRH Devanagari Extra"/>
+                <w:color w:val="000000"/>
+                <w:sz w:val="40"/>
+                <w:szCs w:val="40"/>
+                <w:lang w:val="it-IT"/>
+              </w:rPr>
+              <w:t>rÉÈ | xÉ</w:t>
+            </w:r>
+            <w:r>
+              <w:rPr>
+                <w:rFonts w:ascii="BRH Malayalam Extra" w:hAnsi="BRH Malayalam Extra" w:cs="BRH Devanagari Extra"/>
+                <w:color w:val="000000"/>
+                <w:sz w:val="32"/>
+                <w:szCs w:val="40"/>
+                <w:lang w:val="it-IT"/>
+              </w:rPr>
+              <w:t>–</w:t>
+            </w:r>
+            <w:r>
+              <w:rPr>
+                <w:rFonts w:ascii="BRH Devanagari Extra" w:hAnsi="BRH Devanagari Extra" w:cs="BRH Devanagari Extra"/>
+                <w:color w:val="000000"/>
+                <w:sz w:val="40"/>
+                <w:szCs w:val="40"/>
+                <w:lang w:val="it-IT"/>
+              </w:rPr>
+              <w:t>ZÉÉ</w:t>
+            </w:r>
+            <w:r>
+              <w:rPr>
+                <w:rFonts w:ascii="BRH Malayalam Extra" w:hAnsi="BRH Malayalam Extra" w:cs="BRH Devanagari Extra"/>
+                <w:color w:val="000000"/>
+                <w:sz w:val="32"/>
+                <w:szCs w:val="40"/>
+                <w:lang w:val="it-IT"/>
+              </w:rPr>
+              <w:t>–</w:t>
+            </w:r>
+            <w:r>
+              <w:rPr>
+                <w:rFonts w:ascii="BRH Devanagari Extra" w:hAnsi="BRH Devanagari Extra" w:cs="BRH Devanagari Extra"/>
+                <w:color w:val="000000"/>
+                <w:sz w:val="40"/>
+                <w:szCs w:val="40"/>
+                <w:lang w:val="it-IT"/>
+              </w:rPr>
+              <w:t>rÉÉåÅlÉÑþ |</w:t>
             </w:r>
           </w:p>
         </w:tc>
@@ -1721,66 +1714,42 @@
               <w:adjustRightInd w:val="0"/>
               <w:spacing w:before="0" w:line="240" w:lineRule="auto"/>
               <w:rPr>
+                <w:rFonts w:ascii="BRH Malayalam Extra" w:eastAsia="Times New Roman" w:hAnsi="BRH Malayalam Extra" w:cs="BRH Malayalam Extra"/>
+                <w:color w:val="000000"/>
+                <w:sz w:val="40"/>
+                <w:szCs w:val="40"/>
+                <w:lang w:val="it-IT" w:eastAsia="en-IN" w:bidi="ml-IN"/>
+              </w:rPr>
+            </w:pPr>
+            <w:r>
+              <w:rPr>
                 <w:rFonts w:ascii="BRH Devanagari Extra" w:hAnsi="BRH Devanagari Extra" w:cs="BRH Devanagari Extra"/>
                 <w:color w:val="000000"/>
                 <w:sz w:val="40"/>
                 <w:szCs w:val="40"/>
                 <w:lang w:val="it-IT"/>
               </w:rPr>
-            </w:pPr>
-            <w:r>
-              <w:rPr>
-                <w:rFonts w:ascii="BRH Devanagari Extra" w:hAnsi="BRH Devanagari Extra" w:cs="BRH Devanagari Extra"/>
-                <w:color w:val="000000"/>
-                <w:sz w:val="40"/>
-                <w:szCs w:val="40"/>
-              </w:rPr>
-              <w:t>mÉQèoÉÏþzÉ</w:t>
-            </w:r>
-            <w:r>
-              <w:rPr>
-                <w:rFonts w:ascii="BRH Malayalam Extra" w:hAnsi="BRH Malayalam Extra" w:cs="BRH Devanagari Extra"/>
-                <w:color w:val="000000"/>
-                <w:sz w:val="32"/>
-                <w:szCs w:val="40"/>
-              </w:rPr>
-              <w:t>–</w:t>
-            </w:r>
-            <w:r>
-              <w:rPr>
-                <w:rFonts w:ascii="BRH Devanagari Extra" w:hAnsi="BRH Devanagari Extra" w:cs="BRH Devanagari Extra"/>
-                <w:color w:val="000000"/>
-                <w:sz w:val="40"/>
-                <w:szCs w:val="40"/>
-              </w:rPr>
-              <w:t>qÉuÉïþiÉÈ |</w:t>
-            </w:r>
-            <w:r>
-              <w:rPr>
-                <w:rFonts w:ascii="BRH Devanagari Extra" w:hAnsi="BRH Devanagari Extra" w:cs="BRH Devanagari Extra"/>
-                <w:color w:val="000000"/>
-                <w:sz w:val="40"/>
-                <w:szCs w:val="40"/>
-              </w:rPr>
-              <w:t xml:space="preserve"> AuÉïþiÉ</w:t>
-            </w:r>
-            <w:r>
-              <w:rPr>
-                <w:rFonts w:ascii="BRH Malayalam Extra" w:hAnsi="BRH Malayalam Extra" w:cs="BRH Devanagari Extra"/>
-                <w:color w:val="000000"/>
-                <w:sz w:val="32"/>
-                <w:szCs w:val="40"/>
-              </w:rPr>
-              <w:t>–</w:t>
-            </w:r>
-            <w:r>
-              <w:rPr>
-                <w:rFonts w:ascii="BRH Devanagari Extra" w:hAnsi="BRH Devanagari Extra" w:cs="BRH Devanagari Extra"/>
-                <w:color w:val="000000"/>
-                <w:sz w:val="40"/>
-                <w:szCs w:val="40"/>
-              </w:rPr>
-              <w:t xml:space="preserve"> CirÉ</w:t>
+              <w:t>ClSì</w:t>
+            </w:r>
+            <w:r>
+              <w:rPr>
+                <w:rFonts w:ascii="BRH Devanagari Extra" w:hAnsi="BRH Devanagari Extra" w:cs="BRH Devanagari Extra"/>
+                <w:color w:val="000000"/>
+                <w:sz w:val="36"/>
+                <w:szCs w:val="40"/>
+                <w:lang w:val="it-IT"/>
+              </w:rPr>
+              <w:t>óè</w:t>
+            </w:r>
+            <w:r>
+              <w:rPr>
+                <w:rFonts w:ascii="BRH Devanagari Extra" w:hAnsi="BRH Devanagari Extra" w:cs="BRH Devanagari Extra"/>
+                <w:color w:val="000000"/>
+                <w:sz w:val="40"/>
+                <w:szCs w:val="40"/>
+                <w:lang w:val="it-IT"/>
+              </w:rPr>
+              <w:t>þ xÉ</w:t>
             </w:r>
             <w:r>
               <w:rPr>
@@ -1789,17 +1758,59 @@
                 <w:sz w:val="40"/>
                 <w:szCs w:val="40"/>
                 <w:highlight w:val="green"/>
-              </w:rPr>
-              <w:t>uÉïþ</w:t>
-            </w:r>
-            <w:r>
-              <w:rPr>
-                <w:rFonts w:ascii="BRH Devanagari Extra" w:hAnsi="BRH Devanagari Extra" w:cs="BRH Devanagari Extra"/>
-                <w:color w:val="000000"/>
-                <w:sz w:val="40"/>
-                <w:szCs w:val="40"/>
-              </w:rPr>
-              <w:t>iÉÈ ||</w:t>
+                <w:lang w:val="it-IT"/>
+              </w:rPr>
+              <w:t>ZÉÉ</w:t>
+            </w:r>
+            <w:r>
+              <w:rPr>
+                <w:rFonts w:ascii="BRH Devanagari Extra" w:hAnsi="BRH Devanagari Extra" w:cs="BRH Devanagari Extra"/>
+                <w:color w:val="000000"/>
+                <w:sz w:val="40"/>
+                <w:szCs w:val="40"/>
+                <w:lang w:val="it-IT"/>
+              </w:rPr>
+              <w:t>rÉÈ | xÉ</w:t>
+            </w:r>
+            <w:r>
+              <w:rPr>
+                <w:rFonts w:ascii="BRH Malayalam Extra" w:hAnsi="BRH Malayalam Extra" w:cs="BRH Devanagari Extra"/>
+                <w:color w:val="000000"/>
+                <w:sz w:val="32"/>
+                <w:szCs w:val="40"/>
+                <w:lang w:val="it-IT"/>
+              </w:rPr>
+              <w:t>–</w:t>
+            </w:r>
+            <w:r>
+              <w:rPr>
+                <w:rFonts w:ascii="BRH Devanagari Extra" w:hAnsi="BRH Devanagari Extra" w:cs="BRH Devanagari Extra"/>
+                <w:color w:val="000000"/>
+                <w:sz w:val="40"/>
+                <w:szCs w:val="40"/>
+                <w:lang w:val="it-IT"/>
+              </w:rPr>
+              <w:t>ZÉÉ</w:t>
+            </w:r>
+            <w:r>
+              <w:rPr>
+                <w:rFonts w:ascii="BRH Malayalam Extra" w:hAnsi="BRH Malayalam Extra" w:cs="BRH Devanagari Extra"/>
+                <w:color w:val="000000"/>
+                <w:sz w:val="32"/>
+                <w:szCs w:val="40"/>
+                <w:lang w:val="it-IT"/>
+              </w:rPr>
+              <w:t>–</w:t>
+            </w:r>
+            <w:r>
+              <w:rPr>
+                <w:rFonts w:ascii="BRH Devanagari Extra" w:hAnsi="BRH Devanagari Extra" w:cs="BRH Devanagari Extra"/>
+                <w:color w:val="000000"/>
+                <w:sz w:val="40"/>
+                <w:szCs w:val="40"/>
+                <w:lang w:val="it-IT"/>
+              </w:rPr>
+              <w:t>rÉÉåÅlÉÑþ |</w:t>
             </w:r>
           </w:p>
         </w:tc>
@@ -1846,7 +1857,7 @@
                 <w:sz w:val="28"/>
                 <w:szCs w:val="32"/>
               </w:rPr>
-              <w:t>9.2</w:t>
+              <w:t>9.1</w:t>
             </w:r>
             <w:r>
               <w:rPr>
@@ -1895,7 +1906,17 @@
                 <w:szCs w:val="32"/>
                 <w:lang w:val="en-IN"/>
               </w:rPr>
-              <w:t>15</w:t>
+              <w:t>5</w:t>
+            </w:r>
+            <w:r>
+              <w:rPr>
+                <w:rFonts w:cs="Arial"/>
+                <w:b/>
+                <w:sz w:val="28"/>
+                <w:szCs w:val="32"/>
+                <w:lang w:val="en-IN"/>
+              </w:rPr>
+              <w:t>3</w:t>
             </w:r>
           </w:p>
           <w:p>
@@ -1943,7 +1964,7 @@
                 <w:szCs w:val="32"/>
                 <w:lang w:val="it-IT"/>
               </w:rPr>
-              <w:t>44</w:t>
+              <w:t>43</w:t>
             </w:r>
           </w:p>
         </w:tc>
@@ -1963,34 +1984,62 @@
                 <w:color w:val="000000"/>
                 <w:sz w:val="40"/>
                 <w:szCs w:val="40"/>
-              </w:rPr>
-            </w:pPr>
-            <w:r>
-              <w:rPr>
-                <w:rFonts w:ascii="BRH Devanagari Extra" w:hAnsi="BRH Devanagari Extra" w:cs="BRH Devanagari Extra"/>
-                <w:color w:val="000000"/>
-                <w:sz w:val="40"/>
-                <w:szCs w:val="40"/>
-              </w:rPr>
-              <w:t>E</w:t>
-            </w:r>
-            <w:r>
-              <w:rPr>
-                <w:rFonts w:ascii="BRH Malayalam Extra" w:hAnsi="BRH Malayalam Extra" w:cs="BRH Devanagari Extra"/>
-                <w:color w:val="000000"/>
-                <w:sz w:val="32"/>
-                <w:szCs w:val="40"/>
-              </w:rPr>
-              <w:t>–</w:t>
-            </w:r>
-            <w:r>
-              <w:rPr>
-                <w:rFonts w:ascii="BRH Devanagari Extra" w:hAnsi="BRH Devanagari Extra" w:cs="BRH Devanagari Extra"/>
-                <w:color w:val="000000"/>
-                <w:sz w:val="40"/>
-                <w:szCs w:val="40"/>
-              </w:rPr>
-              <w:t>ZÉÉ pÉëÉeÉ</w:t>
+                <w:lang w:val="it-IT"/>
+              </w:rPr>
+            </w:pPr>
+            <w:r>
+              <w:rPr>
+                <w:rFonts w:ascii="BRH Devanagari Extra" w:hAnsi="BRH Devanagari Extra" w:cs="BRH Devanagari Extra"/>
+                <w:color w:val="000000"/>
+                <w:sz w:val="40"/>
+                <w:szCs w:val="40"/>
+              </w:rPr>
+              <w:t>mÉQèoÉÏþzÉ</w:t>
+            </w:r>
+            <w:r>
+              <w:rPr>
+                <w:rFonts w:ascii="BRH Malayalam Extra" w:hAnsi="BRH Malayalam Extra" w:cs="BRH Devanagari Extra"/>
+                <w:color w:val="000000"/>
+                <w:sz w:val="32"/>
+                <w:szCs w:val="40"/>
+              </w:rPr>
+              <w:t>–</w:t>
+            </w:r>
+            <w:r>
+              <w:rPr>
+                <w:rFonts w:ascii="BRH Devanagari Extra" w:hAnsi="BRH Devanagari Extra" w:cs="BRH Devanagari Extra"/>
+                <w:color w:val="000000"/>
+                <w:sz w:val="40"/>
+                <w:szCs w:val="40"/>
+              </w:rPr>
+              <w:t>qÉuÉïþiÉÈ |</w:t>
+            </w:r>
+            <w:r>
+              <w:rPr>
+                <w:rFonts w:ascii="BRH Devanagari Extra" w:hAnsi="BRH Devanagari Extra" w:cs="BRH Devanagari Extra"/>
+                <w:color w:val="000000"/>
+                <w:sz w:val="40"/>
+                <w:szCs w:val="40"/>
+              </w:rPr>
+              <w:t xml:space="preserve"> AuÉïþiÉ</w:t>
+            </w:r>
+            <w:r>
+              <w:rPr>
+                <w:rFonts w:ascii="BRH Malayalam Extra" w:hAnsi="BRH Malayalam Extra" w:cs="BRH Devanagari Extra"/>
+                <w:color w:val="000000"/>
+                <w:sz w:val="32"/>
+                <w:szCs w:val="40"/>
+              </w:rPr>
+              <w:t>–</w:t>
+            </w:r>
+            <w:r>
+              <w:rPr>
+                <w:rFonts w:ascii="BRH Devanagari Extra" w:hAnsi="BRH Devanagari Extra" w:cs="BRH Devanagari Extra"/>
+                <w:color w:val="000000"/>
+                <w:sz w:val="40"/>
+                <w:szCs w:val="40"/>
+              </w:rPr>
+              <w:t xml:space="preserve"> Cir</w:t>
             </w:r>
             <w:r>
               <w:rPr>
@@ -2000,34 +2049,16 @@
                 <w:szCs w:val="40"/>
                 <w:highlight w:val="yellow"/>
               </w:rPr>
-              <w:t>þÎliÉ</w:t>
-            </w:r>
-            <w:r>
-              <w:rPr>
-                <w:rFonts w:ascii="BRH Devanagari Extra" w:hAnsi="BRH Devanagari Extra" w:cs="BRH Devanagari Extra"/>
-                <w:color w:val="000000"/>
-                <w:sz w:val="40"/>
-                <w:szCs w:val="40"/>
-              </w:rPr>
-              <w:t xml:space="preserve"> | pÉëÉeÉþlirÉ</w:t>
-            </w:r>
-            <w:r>
-              <w:rPr>
-                <w:rFonts w:ascii="BRH Malayalam Extra" w:hAnsi="BRH Malayalam Extra" w:cs="BRH Devanagari Extra"/>
-                <w:color w:val="000000"/>
-                <w:sz w:val="32"/>
-                <w:szCs w:val="40"/>
-              </w:rPr>
-              <w:t>–</w:t>
-            </w:r>
-            <w:r>
-              <w:rPr>
-                <w:rFonts w:ascii="BRH Devanagari Extra" w:hAnsi="BRH Devanagari Extra" w:cs="BRH Devanagari Extra"/>
-                <w:color w:val="000000"/>
-                <w:sz w:val="40"/>
-                <w:szCs w:val="40"/>
-              </w:rPr>
-              <w:t>ÍpÉ |</w:t>
+              <w:t>ÉuÉþiÉïÈ</w:t>
+            </w:r>
+            <w:r>
+              <w:rPr>
+                <w:rFonts w:ascii="BRH Devanagari Extra" w:hAnsi="BRH Devanagari Extra" w:cs="BRH Devanagari Extra"/>
+                <w:color w:val="000000"/>
+                <w:sz w:val="40"/>
+                <w:szCs w:val="40"/>
+              </w:rPr>
+              <w:t xml:space="preserve"> ||</w:t>
             </w:r>
           </w:p>
         </w:tc>
@@ -2047,34 +2078,62 @@
                 <w:color w:val="000000"/>
                 <w:sz w:val="40"/>
                 <w:szCs w:val="40"/>
-              </w:rPr>
-            </w:pPr>
-            <w:r>
-              <w:rPr>
-                <w:rFonts w:ascii="BRH Devanagari Extra" w:hAnsi="BRH Devanagari Extra" w:cs="BRH Devanagari Extra"/>
-                <w:color w:val="000000"/>
-                <w:sz w:val="40"/>
-                <w:szCs w:val="40"/>
-              </w:rPr>
-              <w:t>E</w:t>
-            </w:r>
-            <w:r>
-              <w:rPr>
-                <w:rFonts w:ascii="BRH Malayalam Extra" w:hAnsi="BRH Malayalam Extra" w:cs="BRH Devanagari Extra"/>
-                <w:color w:val="000000"/>
-                <w:sz w:val="32"/>
-                <w:szCs w:val="40"/>
-              </w:rPr>
-              <w:t>–</w:t>
-            </w:r>
-            <w:r>
-              <w:rPr>
-                <w:rFonts w:ascii="BRH Devanagari Extra" w:hAnsi="BRH Devanagari Extra" w:cs="BRH Devanagari Extra"/>
-                <w:color w:val="000000"/>
-                <w:sz w:val="40"/>
-                <w:szCs w:val="40"/>
-              </w:rPr>
-              <w:t>ZÉÉ pÉëÉeÉþ</w:t>
+                <w:lang w:val="it-IT"/>
+              </w:rPr>
+            </w:pPr>
+            <w:r>
+              <w:rPr>
+                <w:rFonts w:ascii="BRH Devanagari Extra" w:hAnsi="BRH Devanagari Extra" w:cs="BRH Devanagari Extra"/>
+                <w:color w:val="000000"/>
+                <w:sz w:val="40"/>
+                <w:szCs w:val="40"/>
+              </w:rPr>
+              <w:t>mÉQèoÉÏþzÉ</w:t>
+            </w:r>
+            <w:r>
+              <w:rPr>
+                <w:rFonts w:ascii="BRH Malayalam Extra" w:hAnsi="BRH Malayalam Extra" w:cs="BRH Devanagari Extra"/>
+                <w:color w:val="000000"/>
+                <w:sz w:val="32"/>
+                <w:szCs w:val="40"/>
+              </w:rPr>
+              <w:t>–</w:t>
+            </w:r>
+            <w:r>
+              <w:rPr>
+                <w:rFonts w:ascii="BRH Devanagari Extra" w:hAnsi="BRH Devanagari Extra" w:cs="BRH Devanagari Extra"/>
+                <w:color w:val="000000"/>
+                <w:sz w:val="40"/>
+                <w:szCs w:val="40"/>
+              </w:rPr>
+              <w:t>qÉuÉïþiÉÈ |</w:t>
+            </w:r>
+            <w:r>
+              <w:rPr>
+                <w:rFonts w:ascii="BRH Devanagari Extra" w:hAnsi="BRH Devanagari Extra" w:cs="BRH Devanagari Extra"/>
+                <w:color w:val="000000"/>
+                <w:sz w:val="40"/>
+                <w:szCs w:val="40"/>
+              </w:rPr>
+              <w:t xml:space="preserve"> AuÉïþiÉ</w:t>
+            </w:r>
+            <w:r>
+              <w:rPr>
+                <w:rFonts w:ascii="BRH Malayalam Extra" w:hAnsi="BRH Malayalam Extra" w:cs="BRH Devanagari Extra"/>
+                <w:color w:val="000000"/>
+                <w:sz w:val="32"/>
+                <w:szCs w:val="40"/>
+              </w:rPr>
+              <w:t>–</w:t>
+            </w:r>
+            <w:r>
+              <w:rPr>
+                <w:rFonts w:ascii="BRH Devanagari Extra" w:hAnsi="BRH Devanagari Extra" w:cs="BRH Devanagari Extra"/>
+                <w:color w:val="000000"/>
+                <w:sz w:val="40"/>
+                <w:szCs w:val="40"/>
+              </w:rPr>
+              <w:t xml:space="preserve"> CirÉ</w:t>
             </w:r>
             <w:r>
               <w:rPr>
@@ -2084,43 +2143,16 @@
                 <w:szCs w:val="40"/>
                 <w:highlight w:val="green"/>
               </w:rPr>
-              <w:t>liÉ</w:t>
-            </w:r>
-            <w:r>
-              <w:rPr>
-                <w:rFonts w:ascii="BRH Devanagari Extra" w:hAnsi="BRH Devanagari Extra" w:cs="BRH Devanagari Extra"/>
-                <w:sz w:val="40"/>
-                <w:szCs w:val="40"/>
-                <w:highlight w:val="green"/>
-              </w:rPr>
-              <w:t>Ï</w:t>
-            </w:r>
-            <w:r>
-              <w:rPr>
-                <w:rFonts w:ascii="BRH Devanagari Extra" w:hAnsi="BRH Devanagari Extra" w:cs="BRH Devanagari Extra"/>
-                <w:color w:val="000000"/>
-                <w:sz w:val="40"/>
-                <w:szCs w:val="40"/>
-              </w:rPr>
-              <w:t xml:space="preserve"> | pÉëÉeÉþlirÉ</w:t>
-            </w:r>
-            <w:r>
-              <w:rPr>
-                <w:rFonts w:ascii="BRH Malayalam Extra" w:hAnsi="BRH Malayalam Extra" w:cs="BRH Devanagari Extra"/>
-                <w:color w:val="000000"/>
-                <w:sz w:val="32"/>
-                <w:szCs w:val="40"/>
-              </w:rPr>
-              <w:t>–</w:t>
-            </w:r>
-            <w:r>
-              <w:rPr>
-                <w:rFonts w:ascii="BRH Devanagari Extra" w:hAnsi="BRH Devanagari Extra" w:cs="BRH Devanagari Extra"/>
-                <w:color w:val="000000"/>
-                <w:sz w:val="40"/>
-                <w:szCs w:val="40"/>
-              </w:rPr>
-              <w:t>ÍpÉ |</w:t>
+              <w:t>uÉïþ</w:t>
+            </w:r>
+            <w:r>
+              <w:rPr>
+                <w:rFonts w:ascii="BRH Devanagari Extra" w:hAnsi="BRH Devanagari Extra" w:cs="BRH Devanagari Extra"/>
+                <w:color w:val="000000"/>
+                <w:sz w:val="40"/>
+                <w:szCs w:val="40"/>
+              </w:rPr>
+              <w:t>iÉÈ ||</w:t>
             </w:r>
           </w:p>
         </w:tc>
@@ -2158,6 +2190,328 @@
                 <w:sz w:val="28"/>
                 <w:szCs w:val="32"/>
               </w:rPr>
+              <w:t>T.S.4.6.</w:t>
+            </w:r>
+            <w:r>
+              <w:rPr>
+                <w:rFonts w:cs="Arial"/>
+                <w:b/>
+                <w:sz w:val="28"/>
+                <w:szCs w:val="32"/>
+              </w:rPr>
+              <w:t>9.2</w:t>
+            </w:r>
+            <w:r>
+              <w:rPr>
+                <w:rFonts w:cs="Arial"/>
+                <w:b/>
+                <w:sz w:val="28"/>
+                <w:szCs w:val="32"/>
+              </w:rPr>
+              <w:t xml:space="preserve"> – Kramam</w:t>
+            </w:r>
+          </w:p>
+          <w:p>
+            <w:pPr>
+              <w:widowControl w:val="0"/>
+              <w:tabs>
+                <w:tab w:val="left" w:pos="993"/>
+              </w:tabs>
+              <w:autoSpaceDE w:val="0"/>
+              <w:autoSpaceDN w:val="0"/>
+              <w:adjustRightInd w:val="0"/>
+              <w:spacing w:before="0" w:line="252" w:lineRule="auto"/>
+              <w:ind w:right="297"/>
+              <w:rPr>
+                <w:rFonts w:cs="Arial"/>
+                <w:b/>
+                <w:sz w:val="28"/>
+                <w:szCs w:val="32"/>
+                <w:lang w:val="en-IN"/>
+              </w:rPr>
+            </w:pPr>
+            <w:r>
+              <w:rPr>
+                <w:rFonts w:cs="Arial"/>
+                <w:b/>
+                <w:sz w:val="28"/>
+                <w:szCs w:val="32"/>
+                <w:lang w:val="en-IN"/>
+              </w:rPr>
+              <w:t xml:space="preserve">Krama Vaakyam No.– </w:t>
+            </w:r>
+            <w:r>
+              <w:rPr>
+                <w:rFonts w:cs="Arial"/>
+                <w:b/>
+                <w:sz w:val="28"/>
+                <w:szCs w:val="32"/>
+                <w:lang w:val="en-IN"/>
+              </w:rPr>
+              <w:t>15</w:t>
+            </w:r>
+          </w:p>
+          <w:p>
+            <w:pPr>
+              <w:widowControl w:val="0"/>
+              <w:tabs>
+                <w:tab w:val="left" w:pos="993"/>
+              </w:tabs>
+              <w:autoSpaceDE w:val="0"/>
+              <w:autoSpaceDN w:val="0"/>
+              <w:adjustRightInd w:val="0"/>
+              <w:spacing w:before="0" w:line="252" w:lineRule="auto"/>
+              <w:ind w:right="297"/>
+              <w:rPr>
+                <w:rFonts w:cs="Arial"/>
+                <w:b/>
+                <w:sz w:val="28"/>
+                <w:szCs w:val="32"/>
+              </w:rPr>
+            </w:pPr>
+            <w:r>
+              <w:rPr>
+                <w:rFonts w:cs="Arial"/>
+                <w:b/>
+                <w:sz w:val="28"/>
+                <w:szCs w:val="32"/>
+                <w:lang w:val="it-IT"/>
+              </w:rPr>
+              <w:t>Panchaati No</w:t>
+            </w:r>
+            <w:r>
+              <w:rPr>
+                <w:rFonts w:cs="Arial"/>
+                <w:b/>
+                <w:szCs w:val="32"/>
+                <w:lang w:val="it-IT"/>
+              </w:rPr>
+              <w:t xml:space="preserve">. - </w:t>
+            </w:r>
+            <w:r>
+              <w:rPr>
+                <w:rFonts w:cs="Arial"/>
+                <w:b/>
+                <w:sz w:val="28"/>
+                <w:szCs w:val="32"/>
+                <w:lang w:val="it-IT"/>
+              </w:rPr>
+              <w:t>44</w:t>
+            </w:r>
+          </w:p>
+        </w:tc>
+        <w:tc>
+          <w:tcPr>
+            <w:tcW w:w="5103" w:type="dxa"/>
+          </w:tcPr>
+          <w:p>
+            <w:pPr>
+              <w:widowControl w:val="0"/>
+              <w:autoSpaceDE w:val="0"/>
+              <w:autoSpaceDN w:val="0"/>
+              <w:adjustRightInd w:val="0"/>
+              <w:spacing w:before="0" w:line="240" w:lineRule="auto"/>
+              <w:rPr>
+                <w:rFonts w:ascii="BRH Devanagari Extra" w:hAnsi="BRH Devanagari Extra" w:cs="BRH Devanagari Extra"/>
+                <w:color w:val="000000"/>
+                <w:sz w:val="40"/>
+                <w:szCs w:val="40"/>
+              </w:rPr>
+            </w:pPr>
+            <w:r>
+              <w:rPr>
+                <w:rFonts w:ascii="BRH Devanagari Extra" w:hAnsi="BRH Devanagari Extra" w:cs="BRH Devanagari Extra"/>
+                <w:color w:val="000000"/>
+                <w:sz w:val="40"/>
+                <w:szCs w:val="40"/>
+              </w:rPr>
+              <w:t>E</w:t>
+            </w:r>
+            <w:r>
+              <w:rPr>
+                <w:rFonts w:ascii="BRH Malayalam Extra" w:hAnsi="BRH Malayalam Extra" w:cs="BRH Devanagari Extra"/>
+                <w:color w:val="000000"/>
+                <w:sz w:val="32"/>
+                <w:szCs w:val="40"/>
+              </w:rPr>
+              <w:t>–</w:t>
+            </w:r>
+            <w:r>
+              <w:rPr>
+                <w:rFonts w:ascii="BRH Devanagari Extra" w:hAnsi="BRH Devanagari Extra" w:cs="BRH Devanagari Extra"/>
+                <w:color w:val="000000"/>
+                <w:sz w:val="40"/>
+                <w:szCs w:val="40"/>
+              </w:rPr>
+              <w:t>ZÉÉ pÉëÉeÉ</w:t>
+            </w:r>
+            <w:r>
+              <w:rPr>
+                <w:rFonts w:ascii="BRH Devanagari Extra" w:hAnsi="BRH Devanagari Extra" w:cs="BRH Devanagari Extra"/>
+                <w:color w:val="000000"/>
+                <w:sz w:val="40"/>
+                <w:szCs w:val="40"/>
+                <w:highlight w:val="yellow"/>
+              </w:rPr>
+              <w:t>þÎliÉ</w:t>
+            </w:r>
+            <w:r>
+              <w:rPr>
+                <w:rFonts w:ascii="BRH Devanagari Extra" w:hAnsi="BRH Devanagari Extra" w:cs="BRH Devanagari Extra"/>
+                <w:color w:val="000000"/>
+                <w:sz w:val="40"/>
+                <w:szCs w:val="40"/>
+              </w:rPr>
+              <w:t xml:space="preserve"> | pÉëÉeÉþlirÉ</w:t>
+            </w:r>
+            <w:r>
+              <w:rPr>
+                <w:rFonts w:ascii="BRH Malayalam Extra" w:hAnsi="BRH Malayalam Extra" w:cs="BRH Devanagari Extra"/>
+                <w:color w:val="000000"/>
+                <w:sz w:val="32"/>
+                <w:szCs w:val="40"/>
+              </w:rPr>
+              <w:t>–</w:t>
+            </w:r>
+            <w:r>
+              <w:rPr>
+                <w:rFonts w:ascii="BRH Devanagari Extra" w:hAnsi="BRH Devanagari Extra" w:cs="BRH Devanagari Extra"/>
+                <w:color w:val="000000"/>
+                <w:sz w:val="40"/>
+                <w:szCs w:val="40"/>
+              </w:rPr>
+              <w:t>ÍpÉ |</w:t>
+            </w:r>
+          </w:p>
+        </w:tc>
+        <w:tc>
+          <w:tcPr>
+            <w:tcW w:w="5386" w:type="dxa"/>
+          </w:tcPr>
+          <w:p>
+            <w:pPr>
+              <w:widowControl w:val="0"/>
+              <w:autoSpaceDE w:val="0"/>
+              <w:autoSpaceDN w:val="0"/>
+              <w:adjustRightInd w:val="0"/>
+              <w:spacing w:before="0" w:line="240" w:lineRule="auto"/>
+              <w:rPr>
+                <w:rFonts w:ascii="BRH Devanagari Extra" w:hAnsi="BRH Devanagari Extra" w:cs="BRH Devanagari Extra"/>
+                <w:color w:val="000000"/>
+                <w:sz w:val="40"/>
+                <w:szCs w:val="40"/>
+              </w:rPr>
+            </w:pPr>
+            <w:r>
+              <w:rPr>
+                <w:rFonts w:ascii="BRH Devanagari Extra" w:hAnsi="BRH Devanagari Extra" w:cs="BRH Devanagari Extra"/>
+                <w:color w:val="000000"/>
+                <w:sz w:val="40"/>
+                <w:szCs w:val="40"/>
+              </w:rPr>
+              <w:t>E</w:t>
+            </w:r>
+            <w:r>
+              <w:rPr>
+                <w:rFonts w:ascii="BRH Malayalam Extra" w:hAnsi="BRH Malayalam Extra" w:cs="BRH Devanagari Extra"/>
+                <w:color w:val="000000"/>
+                <w:sz w:val="32"/>
+                <w:szCs w:val="40"/>
+              </w:rPr>
+              <w:t>–</w:t>
+            </w:r>
+            <w:r>
+              <w:rPr>
+                <w:rFonts w:ascii="BRH Devanagari Extra" w:hAnsi="BRH Devanagari Extra" w:cs="BRH Devanagari Extra"/>
+                <w:color w:val="000000"/>
+                <w:sz w:val="40"/>
+                <w:szCs w:val="40"/>
+              </w:rPr>
+              <w:t>ZÉÉ pÉëÉeÉþ</w:t>
+            </w:r>
+            <w:r>
+              <w:rPr>
+                <w:rFonts w:ascii="BRH Devanagari Extra" w:hAnsi="BRH Devanagari Extra" w:cs="BRH Devanagari Extra"/>
+                <w:color w:val="000000"/>
+                <w:sz w:val="40"/>
+                <w:szCs w:val="40"/>
+                <w:highlight w:val="green"/>
+              </w:rPr>
+              <w:t>liÉ</w:t>
+            </w:r>
+            <w:r>
+              <w:rPr>
+                <w:rFonts w:ascii="BRH Devanagari Extra" w:hAnsi="BRH Devanagari Extra" w:cs="BRH Devanagari Extra"/>
+                <w:sz w:val="40"/>
+                <w:szCs w:val="40"/>
+                <w:highlight w:val="green"/>
+              </w:rPr>
+              <w:t>Ï</w:t>
+            </w:r>
+            <w:r>
+              <w:rPr>
+                <w:rFonts w:ascii="BRH Devanagari Extra" w:hAnsi="BRH Devanagari Extra" w:cs="BRH Devanagari Extra"/>
+                <w:color w:val="000000"/>
+                <w:sz w:val="40"/>
+                <w:szCs w:val="40"/>
+              </w:rPr>
+              <w:t xml:space="preserve"> | pÉëÉeÉþlirÉ</w:t>
+            </w:r>
+            <w:r>
+              <w:rPr>
+                <w:rFonts w:ascii="BRH Malayalam Extra" w:hAnsi="BRH Malayalam Extra" w:cs="BRH Devanagari Extra"/>
+                <w:color w:val="000000"/>
+                <w:sz w:val="32"/>
+                <w:szCs w:val="40"/>
+              </w:rPr>
+              <w:t>–</w:t>
+            </w:r>
+            <w:r>
+              <w:rPr>
+                <w:rFonts w:ascii="BRH Devanagari Extra" w:hAnsi="BRH Devanagari Extra" w:cs="BRH Devanagari Extra"/>
+                <w:color w:val="000000"/>
+                <w:sz w:val="40"/>
+                <w:szCs w:val="40"/>
+              </w:rPr>
+              <w:t>ÍpÉ |</w:t>
+            </w:r>
+          </w:p>
+        </w:tc>
+      </w:tr>
+      <w:tr>
+        <w:trPr>
+          <w:trHeight w:val="1118"/>
+        </w:trPr>
+        <w:tc>
+          <w:tcPr>
+            <w:tcW w:w="3906" w:type="dxa"/>
+          </w:tcPr>
+          <w:p>
+            <w:pPr>
+              <w:widowControl w:val="0"/>
+              <w:tabs>
+                <w:tab w:val="left" w:pos="993"/>
+              </w:tabs>
+              <w:autoSpaceDE w:val="0"/>
+              <w:autoSpaceDN w:val="0"/>
+              <w:adjustRightInd w:val="0"/>
+              <w:spacing w:before="0" w:line="252" w:lineRule="auto"/>
+              <w:ind w:right="297"/>
+              <w:rPr>
+                <w:rFonts w:cs="Arial"/>
+                <w:b/>
+                <w:sz w:val="28"/>
+                <w:szCs w:val="32"/>
+              </w:rPr>
+            </w:pPr>
+            <w:r>
+              <w:rPr>
+                <w:rFonts w:cs="Arial"/>
+                <w:b/>
+                <w:sz w:val="28"/>
+                <w:szCs w:val="32"/>
+              </w:rPr>
+              <w:lastRenderedPageBreak/>
               <w:t>T.S.4.6.</w:t>
             </w:r>
             <w:r>
@@ -2408,7 +2762,6 @@
           <w:szCs w:val="32"/>
           <w:u w:val="single"/>
         </w:rPr>
-        <w:lastRenderedPageBreak/>
         <w:t>=========</w:t>
       </w:r>
     </w:p>
@@ -3771,6 +4124,7 @@
                 <w:sz w:val="28"/>
                 <w:szCs w:val="32"/>
               </w:rPr>
+              <w:lastRenderedPageBreak/>
               <w:t>T.S.4.6.2.3 – Kramam</w:t>
             </w:r>
           </w:p>
@@ -4120,7 +4474,6 @@
                 <w:sz w:val="28"/>
                 <w:szCs w:val="32"/>
               </w:rPr>
-              <w:lastRenderedPageBreak/>
               <w:t>T.S.4.6.2.5 – Kramam</w:t>
             </w:r>
           </w:p>
@@ -6079,6 +6432,7 @@
                 <w:sz w:val="28"/>
                 <w:szCs w:val="32"/>
               </w:rPr>
+              <w:lastRenderedPageBreak/>
               <w:t>T.S.4.6.8.3 – Kramam</w:t>
             </w:r>
           </w:p>
@@ -6360,7 +6714,6 @@
                 <w:sz w:val="28"/>
                 <w:szCs w:val="32"/>
               </w:rPr>
-              <w:lastRenderedPageBreak/>
               <w:t>T.S.4.6.9.1 – Kramam</w:t>
             </w:r>
           </w:p>
@@ -7305,16 +7658,7 @@
           <w:bCs/>
           <w:sz w:val="32"/>
         </w:rPr>
-        <w:t xml:space="preserve">replaced </w:t>
-      </w:r>
-      <w:proofErr w:type="gramStart"/>
-      <w:r>
-        <w:rPr>
-          <w:b/>
-          <w:bCs/>
-          <w:sz w:val="32"/>
-        </w:rPr>
-        <w:t>with</w:t>
+        <w:t>replaced with</w:t>
       </w:r>
       <w:r>
         <w:rPr>
@@ -7336,7 +7680,6 @@
         </w:rPr>
         <w:t>"</w:t>
       </w:r>
-      <w:proofErr w:type="gramEnd"/>
       <w:r>
         <w:rPr>
           <w:rFonts w:ascii="BRH Devanagari" w:hAnsi="BRH Devanagari" w:cs="BRH Devanagari"/>
@@ -7765,6 +8108,7 @@
           <w:b/>
           <w:sz w:val="32"/>
         </w:rPr>
+        <w:lastRenderedPageBreak/>
         <w:t>===================</w:t>
       </w:r>
     </w:p>
@@ -7783,7 +8127,7 @@
 </file>
 
 <file path=word/endnotes.xml><?xml version="1.0" encoding="utf-8"?>
-<w:endnotes xmlns:wpc="http://schemas.microsoft.com/office/word/2010/wordprocessingCanvas" xmlns:cx="http://schemas.microsoft.com/office/drawing/2014/chartex" xmlns:cx1="http://schemas.microsoft.com/office/drawing/2015/9/8/chartex" xmlns:cx2="http://schemas.microsoft.com/office/drawing/2015/10/21/chartex" xmlns:cx3="http://schemas.microsoft.com/office/drawing/2016/5/9/chartex" xmlns:cx4="http://schemas.microsoft.com/office/drawing/2016/5/10/chartex" xmlns:cx5="http://schemas.microsoft.com/office/drawing/2016/5/11/chartex" xmlns:cx6="http://schemas.microsoft.com/office/drawing/2016/5/12/chartex" xmlns:cx7="http://schemas.microsoft.com/office/drawing/2016/5/13/chartex" xmlns:cx8="http://schemas.microsoft.com/office/drawing/2016/5/14/chartex" xmlns:mc="http://schemas.openxmlformats.org/markup-compatibility/2006" xmlns:aink="http://schemas.microsoft.com/office/drawing/2016/ink" xmlns:am3d="http://schemas.microsoft.com/office/drawing/2017/model3d" xmlns:o="urn:schemas-microsoft-com:office:office" xmlns:oel="http://schemas.microsoft.com/office/2019/extlst" xmlns:r="http://schemas.openxmlformats.org/officeDocument/2006/relationships" xmlns:m="http://schemas.openxmlformats.org/officeDocument/2006/math" xmlns:v="urn:schemas-microsoft-com:vml" xmlns:wp14="http://schemas.microsoft.com/office/word/2010/wordprocessingDrawing" xmlns:wp="http://schemas.openxmlformats.org/drawingml/2006/wordprocessingDrawing" xmlns:w10="urn:schemas-microsoft-com:office:word" xmlns:w="http://schemas.openxmlformats.org/wordprocessingml/2006/main" xmlns:w14="http://schemas.microsoft.com/office/word/2010/wordml" xmlns:w15="http://schemas.microsoft.com/office/word/2012/wordml" xmlns:w16cei="http://schemas.microsoft.com/office/word/2026/wordml/cei" xmlns:w16cex="http://schemas.microsoft.com/office/word/2018/wordml/cex" xmlns:w16cid="http://schemas.microsoft.com/office/word/2016/wordml/cid" xmlns:w16="http://schemas.microsoft.com/office/word/2018/wordml" xmlns:w16du="http://schemas.microsoft.com/office/word/2023/wordml/word16du" xmlns:w16sdtdh="http://schemas.microsoft.com/office/word/2020/wordml/sdtdatahash" xmlns:w16sdtfl="http://schemas.microsoft.com/office/word/2024/wordml/sdtformatlock" xmlns:w16se="http://schemas.microsoft.com/office/word/2015/wordml/symex" xmlns:wpg="http://schemas.microsoft.com/office/word/2010/wordprocessingGroup" xmlns:wpi="http://schemas.microsoft.com/office/word/2010/wordprocessingInk" xmlns:wne="http://schemas.microsoft.com/office/word/2006/wordml" xmlns:wps="http://schemas.microsoft.com/office/word/2010/wordprocessingShape" mc:Ignorable="w14 w15 w16se w16cid w16 w16cex w16sdtdh w16sdtfl w16du wp14">
+<w:endnotes xmlns:wpc="http://schemas.microsoft.com/office/word/2010/wordprocessingCanvas" xmlns:cx="http://schemas.microsoft.com/office/drawing/2014/chartex" xmlns:cx1="http://schemas.microsoft.com/office/drawing/2015/9/8/chartex" xmlns:cx2="http://schemas.microsoft.com/office/drawing/2015/10/21/chartex" xmlns:cx3="http://schemas.microsoft.com/office/drawing/2016/5/9/chartex" xmlns:cx4="http://schemas.microsoft.com/office/drawing/2016/5/10/chartex" xmlns:cx5="http://schemas.microsoft.com/office/drawing/2016/5/11/chartex" xmlns:cx6="http://schemas.microsoft.com/office/drawing/2016/5/12/chartex" xmlns:cx7="http://schemas.microsoft.com/office/drawing/2016/5/13/chartex" xmlns:cx8="http://schemas.microsoft.com/office/drawing/2016/5/14/chartex" xmlns:mc="http://schemas.openxmlformats.org/markup-compatibility/2006" xmlns:aink="http://schemas.microsoft.com/office/drawing/2016/ink" xmlns:am3d="http://schemas.microsoft.com/office/drawing/2017/model3d" xmlns:o="urn:schemas-microsoft-com:office:office" xmlns:oel="http://schemas.microsoft.com/office/2019/extlst" xmlns:r="http://schemas.openxmlformats.org/officeDocument/2006/relationships" xmlns:m="http://schemas.openxmlformats.org/officeDocument/2006/math" xmlns:v="urn:schemas-microsoft-com:vml" xmlns:wp14="http://schemas.microsoft.com/office/word/2010/wordprocessingDrawing" xmlns:wp="http://schemas.openxmlformats.org/drawingml/2006/wordprocessingDrawing" xmlns:w10="urn:schemas-microsoft-com:office:word" xmlns:w="http://schemas.openxmlformats.org/wordprocessingml/2006/main" xmlns:w14="http://schemas.microsoft.com/office/word/2010/wordml" xmlns:w15="http://schemas.microsoft.com/office/word/2012/wordml" xmlns:w16cex="http://schemas.microsoft.com/office/word/2018/wordml/cex" xmlns:w16cid="http://schemas.microsoft.com/office/word/2016/wordml/cid" xmlns:w16="http://schemas.microsoft.com/office/word/2018/wordml" xmlns:w16du="http://schemas.microsoft.com/office/word/2023/wordml/word16du" xmlns:w16sdtdh="http://schemas.microsoft.com/office/word/2020/wordml/sdtdatahash" xmlns:w16sdtfl="http://schemas.microsoft.com/office/word/2024/wordml/sdtformatlock" xmlns:w16se="http://schemas.microsoft.com/office/word/2015/wordml/symex" xmlns:wpg="http://schemas.microsoft.com/office/word/2010/wordprocessingGroup" xmlns:wpi="http://schemas.microsoft.com/office/word/2010/wordprocessingInk" xmlns:wne="http://schemas.microsoft.com/office/word/2006/wordml" xmlns:wps="http://schemas.microsoft.com/office/word/2010/wordprocessingShape" mc:Ignorable="w14 w15 w16se w16cid w16 w16cex w16sdtdh w16sdtfl w16du wp14">
   <w:endnote w:type="separator" w:id="-1">
     <w:p>
       <w:pPr>
@@ -7808,7 +8152,7 @@
 </file>
 
 <file path=word/footer1.xml><?xml version="1.0" encoding="utf-8"?>
-<w:ftr xmlns:wpc="http://schemas.microsoft.com/office/word/2010/wordprocessingCanvas" xmlns:cx="http://schemas.microsoft.com/office/drawing/2014/chartex" xmlns:cx1="http://schemas.microsoft.com/office/drawing/2015/9/8/chartex" xmlns:cx2="http://schemas.microsoft.com/office/drawing/2015/10/21/chartex" xmlns:cx3="http://schemas.microsoft.com/office/drawing/2016/5/9/chartex" xmlns:cx4="http://schemas.microsoft.com/office/drawing/2016/5/10/chartex" xmlns:cx5="http://schemas.microsoft.com/office/drawing/2016/5/11/chartex" xmlns:cx6="http://schemas.microsoft.com/office/drawing/2016/5/12/chartex" xmlns:cx7="http://schemas.microsoft.com/office/drawing/2016/5/13/chartex" xmlns:cx8="http://schemas.microsoft.com/office/drawing/2016/5/14/chartex" xmlns:mc="http://schemas.openxmlformats.org/markup-compatibility/2006" xmlns:aink="http://schemas.microsoft.com/office/drawing/2016/ink" xmlns:am3d="http://schemas.microsoft.com/office/drawing/2017/model3d" xmlns:o="urn:schemas-microsoft-com:office:office" xmlns:oel="http://schemas.microsoft.com/office/2019/extlst" xmlns:r="http://schemas.openxmlformats.org/officeDocument/2006/relationships" xmlns:m="http://schemas.openxmlformats.org/officeDocument/2006/math" xmlns:v="urn:schemas-microsoft-com:vml" xmlns:wp14="http://schemas.microsoft.com/office/word/2010/wordprocessingDrawing" xmlns:wp="http://schemas.openxmlformats.org/drawingml/2006/wordprocessingDrawing" xmlns:w10="urn:schemas-microsoft-com:office:word" xmlns:w="http://schemas.openxmlformats.org/wordprocessingml/2006/main" xmlns:w14="http://schemas.microsoft.com/office/word/2010/wordml" xmlns:w15="http://schemas.microsoft.com/office/word/2012/wordml" xmlns:w16cei="http://schemas.microsoft.com/office/word/2026/wordml/cei" xmlns:w16cex="http://schemas.microsoft.com/office/word/2018/wordml/cex" xmlns:w16cid="http://schemas.microsoft.com/office/word/2016/wordml/cid" xmlns:w16="http://schemas.microsoft.com/office/word/2018/wordml" xmlns:w16du="http://schemas.microsoft.com/office/word/2023/wordml/word16du" xmlns:w16sdtdh="http://schemas.microsoft.com/office/word/2020/wordml/sdtdatahash" xmlns:w16sdtfl="http://schemas.microsoft.com/office/word/2024/wordml/sdtformatlock" xmlns:w16se="http://schemas.microsoft.com/office/word/2015/wordml/symex" xmlns:wpg="http://schemas.microsoft.com/office/word/2010/wordprocessingGroup" xmlns:wpi="http://schemas.microsoft.com/office/word/2010/wordprocessingInk" xmlns:wne="http://schemas.microsoft.com/office/word/2006/wordml" xmlns:wps="http://schemas.microsoft.com/office/word/2010/wordprocessingShape" mc:Ignorable="w14 w15 w16se w16cid w16 w16cex w16sdtdh w16sdtfl w16du wp14">
+<w:ftr xmlns:wpc="http://schemas.microsoft.com/office/word/2010/wordprocessingCanvas" xmlns:cx="http://schemas.microsoft.com/office/drawing/2014/chartex" xmlns:cx1="http://schemas.microsoft.com/office/drawing/2015/9/8/chartex" xmlns:cx2="http://schemas.microsoft.com/office/drawing/2015/10/21/chartex" xmlns:cx3="http://schemas.microsoft.com/office/drawing/2016/5/9/chartex" xmlns:cx4="http://schemas.microsoft.com/office/drawing/2016/5/10/chartex" xmlns:cx5="http://schemas.microsoft.com/office/drawing/2016/5/11/chartex" xmlns:cx6="http://schemas.microsoft.com/office/drawing/2016/5/12/chartex" xmlns:cx7="http://schemas.microsoft.com/office/drawing/2016/5/13/chartex" xmlns:cx8="http://schemas.microsoft.com/office/drawing/2016/5/14/chartex" xmlns:mc="http://schemas.openxmlformats.org/markup-compatibility/2006" xmlns:aink="http://schemas.microsoft.com/office/drawing/2016/ink" xmlns:am3d="http://schemas.microsoft.com/office/drawing/2017/model3d" xmlns:o="urn:schemas-microsoft-com:office:office" xmlns:oel="http://schemas.microsoft.com/office/2019/extlst" xmlns:r="http://schemas.openxmlformats.org/officeDocument/2006/relationships" xmlns:m="http://schemas.openxmlformats.org/officeDocument/2006/math" xmlns:v="urn:schemas-microsoft-com:vml" xmlns:wp14="http://schemas.microsoft.com/office/word/2010/wordprocessingDrawing" xmlns:wp="http://schemas.openxmlformats.org/drawingml/2006/wordprocessingDrawing" xmlns:w10="urn:schemas-microsoft-com:office:word" xmlns:w="http://schemas.openxmlformats.org/wordprocessingml/2006/main" xmlns:w14="http://schemas.microsoft.com/office/word/2010/wordml" xmlns:w15="http://schemas.microsoft.com/office/word/2012/wordml" xmlns:w16cex="http://schemas.microsoft.com/office/word/2018/wordml/cex" xmlns:w16cid="http://schemas.microsoft.com/office/word/2016/wordml/cid" xmlns:w16="http://schemas.microsoft.com/office/word/2018/wordml" xmlns:w16du="http://schemas.microsoft.com/office/word/2023/wordml/word16du" xmlns:w16sdtdh="http://schemas.microsoft.com/office/word/2020/wordml/sdtdatahash" xmlns:w16sdtfl="http://schemas.microsoft.com/office/word/2024/wordml/sdtformatlock" xmlns:w16se="http://schemas.microsoft.com/office/word/2015/wordml/symex" xmlns:wpg="http://schemas.microsoft.com/office/word/2010/wordprocessingGroup" xmlns:wpi="http://schemas.microsoft.com/office/word/2010/wordprocessingInk" xmlns:wne="http://schemas.microsoft.com/office/word/2006/wordml" xmlns:wps="http://schemas.microsoft.com/office/word/2010/wordprocessingShape" mc:Ignorable="w14 w15 w16se w16cid w16 w16cex w16sdtdh w16sdtfl w16du wp14">
   <w:p>
     <w:pPr>
       <w:pBdr>
@@ -8010,7 +8354,7 @@
 </file>
 
 <file path=word/footer2.xml><?xml version="1.0" encoding="utf-8"?>
-<w:ftr xmlns:wpc="http://schemas.microsoft.com/office/word/2010/wordprocessingCanvas" xmlns:cx="http://schemas.microsoft.com/office/drawing/2014/chartex" xmlns:cx1="http://schemas.microsoft.com/office/drawing/2015/9/8/chartex" xmlns:cx2="http://schemas.microsoft.com/office/drawing/2015/10/21/chartex" xmlns:cx3="http://schemas.microsoft.com/office/drawing/2016/5/9/chartex" xmlns:cx4="http://schemas.microsoft.com/office/drawing/2016/5/10/chartex" xmlns:cx5="http://schemas.microsoft.com/office/drawing/2016/5/11/chartex" xmlns:cx6="http://schemas.microsoft.com/office/drawing/2016/5/12/chartex" xmlns:cx7="http://schemas.microsoft.com/office/drawing/2016/5/13/chartex" xmlns:cx8="http://schemas.microsoft.com/office/drawing/2016/5/14/chartex" xmlns:mc="http://schemas.openxmlformats.org/markup-compatibility/2006" xmlns:aink="http://schemas.microsoft.com/office/drawing/2016/ink" xmlns:am3d="http://schemas.microsoft.com/office/drawing/2017/model3d" xmlns:o="urn:schemas-microsoft-com:office:office" xmlns:oel="http://schemas.microsoft.com/office/2019/extlst" xmlns:r="http://schemas.openxmlformats.org/officeDocument/2006/relationships" xmlns:m="http://schemas.openxmlformats.org/officeDocument/2006/math" xmlns:v="urn:schemas-microsoft-com:vml" xmlns:wp14="http://schemas.microsoft.com/office/word/2010/wordprocessingDrawing" xmlns:wp="http://schemas.openxmlformats.org/drawingml/2006/wordprocessingDrawing" xmlns:w10="urn:schemas-microsoft-com:office:word" xmlns:w="http://schemas.openxmlformats.org/wordprocessingml/2006/main" xmlns:w14="http://schemas.microsoft.com/office/word/2010/wordml" xmlns:w15="http://schemas.microsoft.com/office/word/2012/wordml" xmlns:w16cei="http://schemas.microsoft.com/office/word/2026/wordml/cei" xmlns:w16cex="http://schemas.microsoft.com/office/word/2018/wordml/cex" xmlns:w16cid="http://schemas.microsoft.com/office/word/2016/wordml/cid" xmlns:w16="http://schemas.microsoft.com/office/word/2018/wordml" xmlns:w16du="http://schemas.microsoft.com/office/word/2023/wordml/word16du" xmlns:w16sdtdh="http://schemas.microsoft.com/office/word/2020/wordml/sdtdatahash" xmlns:w16sdtfl="http://schemas.microsoft.com/office/word/2024/wordml/sdtformatlock" xmlns:w16se="http://schemas.microsoft.com/office/word/2015/wordml/symex" xmlns:wpg="http://schemas.microsoft.com/office/word/2010/wordprocessingGroup" xmlns:wpi="http://schemas.microsoft.com/office/word/2010/wordprocessingInk" xmlns:wne="http://schemas.microsoft.com/office/word/2006/wordml" xmlns:wps="http://schemas.microsoft.com/office/word/2010/wordprocessingShape" mc:Ignorable="w14 w15 w16se w16cid w16 w16cex w16sdtdh w16sdtfl w16du wp14">
+<w:ftr xmlns:wpc="http://schemas.microsoft.com/office/word/2010/wordprocessingCanvas" xmlns:cx="http://schemas.microsoft.com/office/drawing/2014/chartex" xmlns:cx1="http://schemas.microsoft.com/office/drawing/2015/9/8/chartex" xmlns:cx2="http://schemas.microsoft.com/office/drawing/2015/10/21/chartex" xmlns:cx3="http://schemas.microsoft.com/office/drawing/2016/5/9/chartex" xmlns:cx4="http://schemas.microsoft.com/office/drawing/2016/5/10/chartex" xmlns:cx5="http://schemas.microsoft.com/office/drawing/2016/5/11/chartex" xmlns:cx6="http://schemas.microsoft.com/office/drawing/2016/5/12/chartex" xmlns:cx7="http://schemas.microsoft.com/office/drawing/2016/5/13/chartex" xmlns:cx8="http://schemas.microsoft.com/office/drawing/2016/5/14/chartex" xmlns:mc="http://schemas.openxmlformats.org/markup-compatibility/2006" xmlns:aink="http://schemas.microsoft.com/office/drawing/2016/ink" xmlns:am3d="http://schemas.microsoft.com/office/drawing/2017/model3d" xmlns:o="urn:schemas-microsoft-com:office:office" xmlns:oel="http://schemas.microsoft.com/office/2019/extlst" xmlns:r="http://schemas.openxmlformats.org/officeDocument/2006/relationships" xmlns:m="http://schemas.openxmlformats.org/officeDocument/2006/math" xmlns:v="urn:schemas-microsoft-com:vml" xmlns:wp14="http://schemas.microsoft.com/office/word/2010/wordprocessingDrawing" xmlns:wp="http://schemas.openxmlformats.org/drawingml/2006/wordprocessingDrawing" xmlns:w10="urn:schemas-microsoft-com:office:word" xmlns:w="http://schemas.openxmlformats.org/wordprocessingml/2006/main" xmlns:w14="http://schemas.microsoft.com/office/word/2010/wordml" xmlns:w15="http://schemas.microsoft.com/office/word/2012/wordml" xmlns:w16cex="http://schemas.microsoft.com/office/word/2018/wordml/cex" xmlns:w16cid="http://schemas.microsoft.com/office/word/2016/wordml/cid" xmlns:w16="http://schemas.microsoft.com/office/word/2018/wordml" xmlns:w16du="http://schemas.microsoft.com/office/word/2023/wordml/word16du" xmlns:w16sdtdh="http://schemas.microsoft.com/office/word/2020/wordml/sdtdatahash" xmlns:w16sdtfl="http://schemas.microsoft.com/office/word/2024/wordml/sdtformatlock" xmlns:w16se="http://schemas.microsoft.com/office/word/2015/wordml/symex" xmlns:wpg="http://schemas.microsoft.com/office/word/2010/wordprocessingGroup" xmlns:wpi="http://schemas.microsoft.com/office/word/2010/wordprocessingInk" xmlns:wne="http://schemas.microsoft.com/office/word/2006/wordml" xmlns:wps="http://schemas.microsoft.com/office/word/2010/wordprocessingShape" mc:Ignorable="w14 w15 w16se w16cid w16 w16cex w16sdtdh w16sdtfl w16du wp14">
   <w:p>
     <w:pPr>
       <w:pBdr>
@@ -8213,7 +8557,7 @@
 </file>
 
 <file path=word/footnotes.xml><?xml version="1.0" encoding="utf-8"?>
-<w:footnotes xmlns:wpc="http://schemas.microsoft.com/office/word/2010/wordprocessingCanvas" xmlns:cx="http://schemas.microsoft.com/office/drawing/2014/chartex" xmlns:cx1="http://schemas.microsoft.com/office/drawing/2015/9/8/chartex" xmlns:cx2="http://schemas.microsoft.com/office/drawing/2015/10/21/chartex" xmlns:cx3="http://schemas.microsoft.com/office/drawing/2016/5/9/chartex" xmlns:cx4="http://schemas.microsoft.com/office/drawing/2016/5/10/chartex" xmlns:cx5="http://schemas.microsoft.com/office/drawing/2016/5/11/chartex" xmlns:cx6="http://schemas.microsoft.com/office/drawing/2016/5/12/chartex" xmlns:cx7="http://schemas.microsoft.com/office/drawing/2016/5/13/chartex" xmlns:cx8="http://schemas.microsoft.com/office/drawing/2016/5/14/chartex" xmlns:mc="http://schemas.openxmlformats.org/markup-compatibility/2006" xmlns:aink="http://schemas.microsoft.com/office/drawing/2016/ink" xmlns:am3d="http://schemas.microsoft.com/office/drawing/2017/model3d" xmlns:o="urn:schemas-microsoft-com:office:office" xmlns:oel="http://schemas.microsoft.com/office/2019/extlst" xmlns:r="http://schemas.openxmlformats.org/officeDocument/2006/relationships" xmlns:m="http://schemas.openxmlformats.org/officeDocument/2006/math" xmlns:v="urn:schemas-microsoft-com:vml" xmlns:wp14="http://schemas.microsoft.com/office/word/2010/wordprocessingDrawing" xmlns:wp="http://schemas.openxmlformats.org/drawingml/2006/wordprocessingDrawing" xmlns:w10="urn:schemas-microsoft-com:office:word" xmlns:w="http://schemas.openxmlformats.org/wordprocessingml/2006/main" xmlns:w14="http://schemas.microsoft.com/office/word/2010/wordml" xmlns:w15="http://schemas.microsoft.com/office/word/2012/wordml" xmlns:w16cei="http://schemas.microsoft.com/office/word/2026/wordml/cei" xmlns:w16cex="http://schemas.microsoft.com/office/word/2018/wordml/cex" xmlns:w16cid="http://schemas.microsoft.com/office/word/2016/wordml/cid" xmlns:w16="http://schemas.microsoft.com/office/word/2018/wordml" xmlns:w16du="http://schemas.microsoft.com/office/word/2023/wordml/word16du" xmlns:w16sdtdh="http://schemas.microsoft.com/office/word/2020/wordml/sdtdatahash" xmlns:w16sdtfl="http://schemas.microsoft.com/office/word/2024/wordml/sdtformatlock" xmlns:w16se="http://schemas.microsoft.com/office/word/2015/wordml/symex" xmlns:wpg="http://schemas.microsoft.com/office/word/2010/wordprocessingGroup" xmlns:wpi="http://schemas.microsoft.com/office/word/2010/wordprocessingInk" xmlns:wne="http://schemas.microsoft.com/office/word/2006/wordml" xmlns:wps="http://schemas.microsoft.com/office/word/2010/wordprocessingShape" mc:Ignorable="w14 w15 w16se w16cid w16 w16cex w16sdtdh w16sdtfl w16du wp14">
+<w:footnotes xmlns:wpc="http://schemas.microsoft.com/office/word/2010/wordprocessingCanvas" xmlns:cx="http://schemas.microsoft.com/office/drawing/2014/chartex" xmlns:cx1="http://schemas.microsoft.com/office/drawing/2015/9/8/chartex" xmlns:cx2="http://schemas.microsoft.com/office/drawing/2015/10/21/chartex" xmlns:cx3="http://schemas.microsoft.com/office/drawing/2016/5/9/chartex" xmlns:cx4="http://schemas.microsoft.com/office/drawing/2016/5/10/chartex" xmlns:cx5="http://schemas.microsoft.com/office/drawing/2016/5/11/chartex" xmlns:cx6="http://schemas.microsoft.com/office/drawing/2016/5/12/chartex" xmlns:cx7="http://schemas.microsoft.com/office/drawing/2016/5/13/chartex" xmlns:cx8="http://schemas.microsoft.com/office/drawing/2016/5/14/chartex" xmlns:mc="http://schemas.openxmlformats.org/markup-compatibility/2006" xmlns:aink="http://schemas.microsoft.com/office/drawing/2016/ink" xmlns:am3d="http://schemas.microsoft.com/office/drawing/2017/model3d" xmlns:o="urn:schemas-microsoft-com:office:office" xmlns:oel="http://schemas.microsoft.com/office/2019/extlst" xmlns:r="http://schemas.openxmlformats.org/officeDocument/2006/relationships" xmlns:m="http://schemas.openxmlformats.org/officeDocument/2006/math" xmlns:v="urn:schemas-microsoft-com:vml" xmlns:wp14="http://schemas.microsoft.com/office/word/2010/wordprocessingDrawing" xmlns:wp="http://schemas.openxmlformats.org/drawingml/2006/wordprocessingDrawing" xmlns:w10="urn:schemas-microsoft-com:office:word" xmlns:w="http://schemas.openxmlformats.org/wordprocessingml/2006/main" xmlns:w14="http://schemas.microsoft.com/office/word/2010/wordml" xmlns:w15="http://schemas.microsoft.com/office/word/2012/wordml" xmlns:w16cex="http://schemas.microsoft.com/office/word/2018/wordml/cex" xmlns:w16cid="http://schemas.microsoft.com/office/word/2016/wordml/cid" xmlns:w16="http://schemas.microsoft.com/office/word/2018/wordml" xmlns:w16du="http://schemas.microsoft.com/office/word/2023/wordml/word16du" xmlns:w16sdtdh="http://schemas.microsoft.com/office/word/2020/wordml/sdtdatahash" xmlns:w16sdtfl="http://schemas.microsoft.com/office/word/2024/wordml/sdtformatlock" xmlns:w16se="http://schemas.microsoft.com/office/word/2015/wordml/symex" xmlns:wpg="http://schemas.microsoft.com/office/word/2010/wordprocessingGroup" xmlns:wpi="http://schemas.microsoft.com/office/word/2010/wordprocessingInk" xmlns:wne="http://schemas.microsoft.com/office/word/2006/wordml" xmlns:wps="http://schemas.microsoft.com/office/word/2010/wordprocessingShape" mc:Ignorable="w14 w15 w16se w16cid w16 w16cex w16sdtdh w16sdtfl w16du wp14">
   <w:footnote w:type="separator" w:id="-1">
     <w:p>
       <w:pPr>
@@ -8238,7 +8582,7 @@
 </file>
 
 <file path=word/header1.xml><?xml version="1.0" encoding="utf-8"?>
-<w:hdr xmlns:wpc="http://schemas.microsoft.com/office/word/2010/wordprocessingCanvas" xmlns:cx="http://schemas.microsoft.com/office/drawing/2014/chartex" xmlns:cx1="http://schemas.microsoft.com/office/drawing/2015/9/8/chartex" xmlns:cx2="http://schemas.microsoft.com/office/drawing/2015/10/21/chartex" xmlns:cx3="http://schemas.microsoft.com/office/drawing/2016/5/9/chartex" xmlns:cx4="http://schemas.microsoft.com/office/drawing/2016/5/10/chartex" xmlns:cx5="http://schemas.microsoft.com/office/drawing/2016/5/11/chartex" xmlns:cx6="http://schemas.microsoft.com/office/drawing/2016/5/12/chartex" xmlns:cx7="http://schemas.microsoft.com/office/drawing/2016/5/13/chartex" xmlns:cx8="http://schemas.microsoft.com/office/drawing/2016/5/14/chartex" xmlns:mc="http://schemas.openxmlformats.org/markup-compatibility/2006" xmlns:aink="http://schemas.microsoft.com/office/drawing/2016/ink" xmlns:am3d="http://schemas.microsoft.com/office/drawing/2017/model3d" xmlns:o="urn:schemas-microsoft-com:office:office" xmlns:oel="http://schemas.microsoft.com/office/2019/extlst" xmlns:r="http://schemas.openxmlformats.org/officeDocument/2006/relationships" xmlns:m="http://schemas.openxmlformats.org/officeDocument/2006/math" xmlns:v="urn:schemas-microsoft-com:vml" xmlns:wp14="http://schemas.microsoft.com/office/word/2010/wordprocessingDrawing" xmlns:wp="http://schemas.openxmlformats.org/drawingml/2006/wordprocessingDrawing" xmlns:w10="urn:schemas-microsoft-com:office:word" xmlns:w="http://schemas.openxmlformats.org/wordprocessingml/2006/main" xmlns:w14="http://schemas.microsoft.com/office/word/2010/wordml" xmlns:w15="http://schemas.microsoft.com/office/word/2012/wordml" xmlns:w16cei="http://schemas.microsoft.com/office/word/2026/wordml/cei" xmlns:w16cex="http://schemas.microsoft.com/office/word/2018/wordml/cex" xmlns:w16cid="http://schemas.microsoft.com/office/word/2016/wordml/cid" xmlns:w16="http://schemas.microsoft.com/office/word/2018/wordml" xmlns:w16du="http://schemas.microsoft.com/office/word/2023/wordml/word16du" xmlns:w16sdtdh="http://schemas.microsoft.com/office/word/2020/wordml/sdtdatahash" xmlns:w16sdtfl="http://schemas.microsoft.com/office/word/2024/wordml/sdtformatlock" xmlns:w16se="http://schemas.microsoft.com/office/word/2015/wordml/symex" xmlns:wpg="http://schemas.microsoft.com/office/word/2010/wordprocessingGroup" xmlns:wpi="http://schemas.microsoft.com/office/word/2010/wordprocessingInk" xmlns:wne="http://schemas.microsoft.com/office/word/2006/wordml" xmlns:wps="http://schemas.microsoft.com/office/word/2010/wordprocessingShape" mc:Ignorable="w14 w15 w16se w16cid w16 w16cex w16sdtdh w16sdtfl w16du wp14">
+<w:hdr xmlns:wpc="http://schemas.microsoft.com/office/word/2010/wordprocessingCanvas" xmlns:cx="http://schemas.microsoft.com/office/drawing/2014/chartex" xmlns:cx1="http://schemas.microsoft.com/office/drawing/2015/9/8/chartex" xmlns:cx2="http://schemas.microsoft.com/office/drawing/2015/10/21/chartex" xmlns:cx3="http://schemas.microsoft.com/office/drawing/2016/5/9/chartex" xmlns:cx4="http://schemas.microsoft.com/office/drawing/2016/5/10/chartex" xmlns:cx5="http://schemas.microsoft.com/office/drawing/2016/5/11/chartex" xmlns:cx6="http://schemas.microsoft.com/office/drawing/2016/5/12/chartex" xmlns:cx7="http://schemas.microsoft.com/office/drawing/2016/5/13/chartex" xmlns:cx8="http://schemas.microsoft.com/office/drawing/2016/5/14/chartex" xmlns:mc="http://schemas.openxmlformats.org/markup-compatibility/2006" xmlns:aink="http://schemas.microsoft.com/office/drawing/2016/ink" xmlns:am3d="http://schemas.microsoft.com/office/drawing/2017/model3d" xmlns:o="urn:schemas-microsoft-com:office:office" xmlns:oel="http://schemas.microsoft.com/office/2019/extlst" xmlns:r="http://schemas.openxmlformats.org/officeDocument/2006/relationships" xmlns:m="http://schemas.openxmlformats.org/officeDocument/2006/math" xmlns:v="urn:schemas-microsoft-com:vml" xmlns:wp14="http://schemas.microsoft.com/office/word/2010/wordprocessingDrawing" xmlns:wp="http://schemas.openxmlformats.org/drawingml/2006/wordprocessingDrawing" xmlns:w10="urn:schemas-microsoft-com:office:word" xmlns:w="http://schemas.openxmlformats.org/wordprocessingml/2006/main" xmlns:w14="http://schemas.microsoft.com/office/word/2010/wordml" xmlns:w15="http://schemas.microsoft.com/office/word/2012/wordml" xmlns:w16cex="http://schemas.microsoft.com/office/word/2018/wordml/cex" xmlns:w16cid="http://schemas.microsoft.com/office/word/2016/wordml/cid" xmlns:w16="http://schemas.microsoft.com/office/word/2018/wordml" xmlns:w16du="http://schemas.microsoft.com/office/word/2023/wordml/word16du" xmlns:w16sdtdh="http://schemas.microsoft.com/office/word/2020/wordml/sdtdatahash" xmlns:w16sdtfl="http://schemas.microsoft.com/office/word/2024/wordml/sdtformatlock" xmlns:w16se="http://schemas.microsoft.com/office/word/2015/wordml/symex" xmlns:wpg="http://schemas.microsoft.com/office/word/2010/wordprocessingGroup" xmlns:wpi="http://schemas.microsoft.com/office/word/2010/wordprocessingInk" xmlns:wne="http://schemas.microsoft.com/office/word/2006/wordml" xmlns:wps="http://schemas.microsoft.com/office/word/2010/wordprocessingShape" mc:Ignorable="w14 w15 w16se w16cid w16 w16cex w16sdtdh w16sdtfl w16du wp14">
   <w:p>
     <w:pPr>
       <w:pStyle w:val="Header"/>
@@ -8251,7 +8595,7 @@
 </file>
 
 <file path=word/header2.xml><?xml version="1.0" encoding="utf-8"?>
-<w:hdr xmlns:wpc="http://schemas.microsoft.com/office/word/2010/wordprocessingCanvas" xmlns:cx="http://schemas.microsoft.com/office/drawing/2014/chartex" xmlns:cx1="http://schemas.microsoft.com/office/drawing/2015/9/8/chartex" xmlns:cx2="http://schemas.microsoft.com/office/drawing/2015/10/21/chartex" xmlns:cx3="http://schemas.microsoft.com/office/drawing/2016/5/9/chartex" xmlns:cx4="http://schemas.microsoft.com/office/drawing/2016/5/10/chartex" xmlns:cx5="http://schemas.microsoft.com/office/drawing/2016/5/11/chartex" xmlns:cx6="http://schemas.microsoft.com/office/drawing/2016/5/12/chartex" xmlns:cx7="http://schemas.microsoft.com/office/drawing/2016/5/13/chartex" xmlns:cx8="http://schemas.microsoft.com/office/drawing/2016/5/14/chartex" xmlns:mc="http://schemas.openxmlformats.org/markup-compatibility/2006" xmlns:aink="http://schemas.microsoft.com/office/drawing/2016/ink" xmlns:am3d="http://schemas.microsoft.com/office/drawing/2017/model3d" xmlns:o="urn:schemas-microsoft-com:office:office" xmlns:oel="http://schemas.microsoft.com/office/2019/extlst" xmlns:r="http://schemas.openxmlformats.org/officeDocument/2006/relationships" xmlns:m="http://schemas.openxmlformats.org/officeDocument/2006/math" xmlns:v="urn:schemas-microsoft-com:vml" xmlns:wp14="http://schemas.microsoft.com/office/word/2010/wordprocessingDrawing" xmlns:wp="http://schemas.openxmlformats.org/drawingml/2006/wordprocessingDrawing" xmlns:w10="urn:schemas-microsoft-com:office:word" xmlns:w="http://schemas.openxmlformats.org/wordprocessingml/2006/main" xmlns:w14="http://schemas.microsoft.com/office/word/2010/wordml" xmlns:w15="http://schemas.microsoft.com/office/word/2012/wordml" xmlns:w16cei="http://schemas.microsoft.com/office/word/2026/wordml/cei" xmlns:w16cex="http://schemas.microsoft.com/office/word/2018/wordml/cex" xmlns:w16cid="http://schemas.microsoft.com/office/word/2016/wordml/cid" xmlns:w16="http://schemas.microsoft.com/office/word/2018/wordml" xmlns:w16du="http://schemas.microsoft.com/office/word/2023/wordml/word16du" xmlns:w16sdtdh="http://schemas.microsoft.com/office/word/2020/wordml/sdtdatahash" xmlns:w16sdtfl="http://schemas.microsoft.com/office/word/2024/wordml/sdtformatlock" xmlns:w16se="http://schemas.microsoft.com/office/word/2015/wordml/symex" xmlns:wpg="http://schemas.microsoft.com/office/word/2010/wordprocessingGroup" xmlns:wpi="http://schemas.microsoft.com/office/word/2010/wordprocessingInk" xmlns:wne="http://schemas.microsoft.com/office/word/2006/wordml" xmlns:wps="http://schemas.microsoft.com/office/word/2010/wordprocessingShape" mc:Ignorable="w14 w15 w16se w16cid w16 w16cex w16sdtdh w16sdtfl w16du wp14">
+<w:hdr xmlns:wpc="http://schemas.microsoft.com/office/word/2010/wordprocessingCanvas" xmlns:cx="http://schemas.microsoft.com/office/drawing/2014/chartex" xmlns:cx1="http://schemas.microsoft.com/office/drawing/2015/9/8/chartex" xmlns:cx2="http://schemas.microsoft.com/office/drawing/2015/10/21/chartex" xmlns:cx3="http://schemas.microsoft.com/office/drawing/2016/5/9/chartex" xmlns:cx4="http://schemas.microsoft.com/office/drawing/2016/5/10/chartex" xmlns:cx5="http://schemas.microsoft.com/office/drawing/2016/5/11/chartex" xmlns:cx6="http://schemas.microsoft.com/office/drawing/2016/5/12/chartex" xmlns:cx7="http://schemas.microsoft.com/office/drawing/2016/5/13/chartex" xmlns:cx8="http://schemas.microsoft.com/office/drawing/2016/5/14/chartex" xmlns:mc="http://schemas.openxmlformats.org/markup-compatibility/2006" xmlns:aink="http://schemas.microsoft.com/office/drawing/2016/ink" xmlns:am3d="http://schemas.microsoft.com/office/drawing/2017/model3d" xmlns:o="urn:schemas-microsoft-com:office:office" xmlns:oel="http://schemas.microsoft.com/office/2019/extlst" xmlns:r="http://schemas.openxmlformats.org/officeDocument/2006/relationships" xmlns:m="http://schemas.openxmlformats.org/officeDocument/2006/math" xmlns:v="urn:schemas-microsoft-com:vml" xmlns:wp14="http://schemas.microsoft.com/office/word/2010/wordprocessingDrawing" xmlns:wp="http://schemas.openxmlformats.org/drawingml/2006/wordprocessingDrawing" xmlns:w10="urn:schemas-microsoft-com:office:word" xmlns:w="http://schemas.openxmlformats.org/wordprocessingml/2006/main" xmlns:w14="http://schemas.microsoft.com/office/word/2010/wordml" xmlns:w15="http://schemas.microsoft.com/office/word/2012/wordml" xmlns:w16cex="http://schemas.microsoft.com/office/word/2018/wordml/cex" xmlns:w16cid="http://schemas.microsoft.com/office/word/2016/wordml/cid" xmlns:w16="http://schemas.microsoft.com/office/word/2018/wordml" xmlns:w16du="http://schemas.microsoft.com/office/word/2023/wordml/word16du" xmlns:w16sdtdh="http://schemas.microsoft.com/office/word/2020/wordml/sdtdatahash" xmlns:w16sdtfl="http://schemas.microsoft.com/office/word/2024/wordml/sdtformatlock" xmlns:w16se="http://schemas.microsoft.com/office/word/2015/wordml/symex" xmlns:wpg="http://schemas.microsoft.com/office/word/2010/wordprocessingGroup" xmlns:wpi="http://schemas.microsoft.com/office/word/2010/wordprocessingInk" xmlns:wne="http://schemas.microsoft.com/office/word/2006/wordml" xmlns:wps="http://schemas.microsoft.com/office/word/2010/wordprocessingShape" mc:Ignorable="w14 w15 w16se w16cid w16 w16cex w16sdtdh w16sdtfl w16du wp14">
   <w:p>
     <w:pPr>
       <w:pStyle w:val="Header"/>

--- a/TS-Kramam/TS-4.6/TS 4.6 Sanskrit Krama Paatam Corrections.docx
+++ b/TS-Kramam/TS-4.6/TS 4.6 Sanskrit Krama Paatam Corrections.docx
@@ -81,7 +81,18 @@
           <w:szCs w:val="32"/>
           <w:u w:val="single"/>
         </w:rPr>
-        <w:t xml:space="preserve">Observed till </w:t>
+        <w:t xml:space="preserve">Observed </w:t>
+      </w:r>
+      <w:proofErr w:type="gramStart"/>
+      <w:r>
+        <w:rPr>
+          <w:b/>
+          <w:bCs/>
+          <w:sz w:val="32"/>
+          <w:szCs w:val="32"/>
+          <w:u w:val="single"/>
+        </w:rPr>
+        <w:t xml:space="preserve">till </w:t>
       </w:r>
       <w:r>
         <w:rPr>
@@ -94,6 +105,7 @@
         </w:rPr>
         <w:t>????</w:t>
       </w:r>
+      <w:proofErr w:type="gramEnd"/>
     </w:p>
     <w:p>
       <w:pPr>
@@ -469,6 +481,7 @@
               </w:rPr>
               <w:t>–</w:t>
             </w:r>
+            <w:proofErr w:type="gramStart"/>
             <w:r>
               <w:rPr>
                 <w:rFonts w:ascii="BRH Devanagari Extra" w:hAnsi="BRH Devanagari Extra" w:cs="BRH Devanagari Extra"/>
@@ -478,6 +491,7 @@
               </w:rPr>
               <w:t>U.ç</w:t>
             </w:r>
+            <w:proofErr w:type="gramEnd"/>
             <w:r>
               <w:rPr>
                 <w:rFonts w:ascii="BRH Malayalam Extra" w:hAnsi="BRH Malayalam Extra" w:cs="BRH Devanagari Extra"/>
@@ -598,6 +612,7 @@
               </w:rPr>
               <w:t>–</w:t>
             </w:r>
+            <w:proofErr w:type="gramStart"/>
             <w:r>
               <w:rPr>
                 <w:rFonts w:ascii="BRH Devanagari Extra" w:hAnsi="BRH Devanagari Extra" w:cs="BRH Devanagari Extra"/>
@@ -607,6 +622,7 @@
               </w:rPr>
               <w:t>U.ç</w:t>
             </w:r>
+            <w:proofErr w:type="gramEnd"/>
             <w:r>
               <w:rPr>
                 <w:rFonts w:ascii="BRH Malayalam Extra" w:hAnsi="BRH Malayalam Extra" w:cs="BRH Devanagari Extra"/>
@@ -1817,7 +1833,7 @@
       </w:tr>
       <w:tr>
         <w:trPr>
-          <w:trHeight w:val="1118"/>
+          <w:trHeight w:val="1437"/>
         </w:trPr>
         <w:tc>
           <w:tcPr>
@@ -1832,7 +1848,7 @@
               <w:autoSpaceDE w:val="0"/>
               <w:autoSpaceDN w:val="0"/>
               <w:adjustRightInd w:val="0"/>
-              <w:spacing w:before="0" w:line="252" w:lineRule="auto"/>
+              <w:spacing w:before="0" w:line="240" w:lineRule="auto"/>
               <w:ind w:right="297"/>
               <w:rPr>
                 <w:rFonts w:cs="Arial"/>
@@ -1857,7 +1873,7 @@
                 <w:sz w:val="28"/>
                 <w:szCs w:val="32"/>
               </w:rPr>
-              <w:t>9.1</w:t>
+              <w:t>6.2</w:t>
             </w:r>
             <w:r>
               <w:rPr>
@@ -1878,7 +1894,7 @@
               <w:autoSpaceDE w:val="0"/>
               <w:autoSpaceDN w:val="0"/>
               <w:adjustRightInd w:val="0"/>
-              <w:spacing w:before="0" w:line="252" w:lineRule="auto"/>
+              <w:spacing w:before="0" w:line="240" w:lineRule="auto"/>
               <w:ind w:right="297"/>
               <w:rPr>
                 <w:rFonts w:cs="Arial"/>
@@ -1896,27 +1912,7 @@
                 <w:szCs w:val="32"/>
                 <w:lang w:val="en-IN"/>
               </w:rPr>
-              <w:t xml:space="preserve">Krama Vaakyam No.– </w:t>
-            </w:r>
-            <w:r>
-              <w:rPr>
-                <w:rFonts w:cs="Arial"/>
-                <w:b/>
-                <w:sz w:val="28"/>
-                <w:szCs w:val="32"/>
-                <w:lang w:val="en-IN"/>
-              </w:rPr>
-              <w:t>5</w:t>
-            </w:r>
-            <w:r>
-              <w:rPr>
-                <w:rFonts w:cs="Arial"/>
-                <w:b/>
-                <w:sz w:val="28"/>
-                <w:szCs w:val="32"/>
-                <w:lang w:val="en-IN"/>
-              </w:rPr>
-              <w:t>3</w:t>
+              <w:t>Krama Vaakyam No.– 58</w:t>
             </w:r>
           </w:p>
           <w:p>
@@ -1928,13 +1924,14 @@
               <w:autoSpaceDE w:val="0"/>
               <w:autoSpaceDN w:val="0"/>
               <w:adjustRightInd w:val="0"/>
-              <w:spacing w:before="0" w:line="252" w:lineRule="auto"/>
+              <w:spacing w:before="0" w:line="240" w:lineRule="auto"/>
               <w:ind w:right="297"/>
               <w:rPr>
                 <w:rFonts w:cs="Arial"/>
                 <w:b/>
                 <w:sz w:val="28"/>
                 <w:szCs w:val="32"/>
+                <w:lang w:val="it-IT"/>
               </w:rPr>
             </w:pPr>
             <w:r>
@@ -1964,7 +1961,7 @@
                 <w:szCs w:val="32"/>
                 <w:lang w:val="it-IT"/>
               </w:rPr>
-              <w:t>43</w:t>
+              <w:t>28</w:t>
             </w:r>
           </w:p>
         </w:tc>
@@ -1993,53 +1990,29 @@
                 <w:color w:val="000000"/>
                 <w:sz w:val="40"/>
                 <w:szCs w:val="40"/>
-              </w:rPr>
-              <w:t>mÉQèoÉÏþzÉ</w:t>
-            </w:r>
-            <w:r>
-              <w:rPr>
-                <w:rFonts w:ascii="BRH Malayalam Extra" w:hAnsi="BRH Malayalam Extra" w:cs="BRH Devanagari Extra"/>
-                <w:color w:val="000000"/>
-                <w:sz w:val="32"/>
-                <w:szCs w:val="40"/>
-              </w:rPr>
-              <w:t>–</w:t>
-            </w:r>
-            <w:r>
-              <w:rPr>
-                <w:rFonts w:ascii="BRH Devanagari Extra" w:hAnsi="BRH Devanagari Extra" w:cs="BRH Devanagari Extra"/>
-                <w:color w:val="000000"/>
-                <w:sz w:val="40"/>
-                <w:szCs w:val="40"/>
-              </w:rPr>
-              <w:t>qÉuÉïþiÉÈ |</w:t>
-            </w:r>
-            <w:r>
-              <w:rPr>
-                <w:rFonts w:ascii="BRH Devanagari Extra" w:hAnsi="BRH Devanagari Extra" w:cs="BRH Devanagari Extra"/>
-                <w:color w:val="000000"/>
-                <w:sz w:val="40"/>
-                <w:szCs w:val="40"/>
-              </w:rPr>
-              <w:t xml:space="preserve"> AuÉïþiÉ</w:t>
-            </w:r>
-            <w:r>
-              <w:rPr>
-                <w:rFonts w:ascii="BRH Malayalam Extra" w:hAnsi="BRH Malayalam Extra" w:cs="BRH Devanagari Extra"/>
-                <w:color w:val="000000"/>
-                <w:sz w:val="32"/>
-                <w:szCs w:val="40"/>
-              </w:rPr>
-              <w:t>–</w:t>
-            </w:r>
-            <w:r>
-              <w:rPr>
-                <w:rFonts w:ascii="BRH Devanagari Extra" w:hAnsi="BRH Devanagari Extra" w:cs="BRH Devanagari Extra"/>
-                <w:color w:val="000000"/>
-                <w:sz w:val="40"/>
-                <w:szCs w:val="40"/>
-              </w:rPr>
-              <w:t xml:space="preserve"> Cir</w:t>
+                <w:lang w:val="it-IT"/>
+              </w:rPr>
+              <w:t>A</w:t>
+            </w:r>
+            <w:r>
+              <w:rPr>
+                <w:rFonts w:ascii="BRH Malayalam Extra" w:hAnsi="BRH Malayalam Extra" w:cs="BRH Devanagari Extra"/>
+                <w:color w:val="000000"/>
+                <w:sz w:val="32"/>
+                <w:szCs w:val="40"/>
+                <w:lang w:val="it-IT"/>
+              </w:rPr>
+              <w:t>–</w:t>
+            </w:r>
+            <w:r>
+              <w:rPr>
+                <w:rFonts w:ascii="BRH Devanagari Extra" w:hAnsi="BRH Devanagari Extra" w:cs="BRH Devanagari Extra"/>
+                <w:color w:val="000000"/>
+                <w:sz w:val="40"/>
+                <w:szCs w:val="40"/>
+                <w:lang w:val="it-IT"/>
+              </w:rPr>
+              <w:t>pÉÏzÉÔ</w:t>
             </w:r>
             <w:r>
               <w:rPr>
@@ -2048,18 +2021,114 @@
                 <w:sz w:val="40"/>
                 <w:szCs w:val="40"/>
                 <w:highlight w:val="yellow"/>
-              </w:rPr>
-              <w:t>ÉuÉþiÉïÈ</w:t>
-            </w:r>
-            <w:r>
-              <w:rPr>
-                <w:rFonts w:ascii="BRH Devanagari Extra" w:hAnsi="BRH Devanagari Extra" w:cs="BRH Devanagari Extra"/>
-                <w:color w:val="000000"/>
-                <w:sz w:val="40"/>
-                <w:szCs w:val="40"/>
-              </w:rPr>
-              <w:t xml:space="preserve"> ||</w:t>
-            </w:r>
+                <w:lang w:val="it-IT"/>
+              </w:rPr>
+              <w:t>lÉÉþ</w:t>
+            </w:r>
+            <w:r>
+              <w:rPr>
+                <w:rFonts w:ascii="BRH Devanagari Extra" w:hAnsi="BRH Devanagari Extra" w:cs="BRH Devanagari Extra"/>
+                <w:color w:val="000000"/>
+                <w:sz w:val="40"/>
+                <w:szCs w:val="40"/>
+                <w:lang w:val="it-IT"/>
+              </w:rPr>
+              <w:t>qÉç qÉÌWû</w:t>
+            </w:r>
+            <w:r>
+              <w:rPr>
+                <w:rFonts w:ascii="BRH Malayalam Extra" w:hAnsi="BRH Malayalam Extra" w:cs="BRH Devanagari Extra"/>
+                <w:color w:val="000000"/>
+                <w:sz w:val="32"/>
+                <w:szCs w:val="40"/>
+                <w:lang w:val="it-IT"/>
+              </w:rPr>
+              <w:t>–</w:t>
+            </w:r>
+            <w:r>
+              <w:rPr>
+                <w:rFonts w:ascii="BRH Devanagari Extra" w:hAnsi="BRH Devanagari Extra" w:cs="BRH Devanagari Extra"/>
+                <w:color w:val="000000"/>
+                <w:sz w:val="40"/>
+                <w:szCs w:val="40"/>
+                <w:lang w:val="it-IT"/>
+              </w:rPr>
+              <w:t xml:space="preserve">qÉÉlÉÿqÉç | </w:t>
+            </w:r>
+          </w:p>
+          <w:p>
+            <w:pPr>
+              <w:widowControl w:val="0"/>
+              <w:autoSpaceDE w:val="0"/>
+              <w:autoSpaceDN w:val="0"/>
+              <w:adjustRightInd w:val="0"/>
+              <w:spacing w:before="0" w:line="240" w:lineRule="auto"/>
+              <w:rPr>
+                <w:rFonts w:ascii="BRH Devanagari Extra" w:hAnsi="BRH Devanagari Extra" w:cs="BRH Devanagari Extra"/>
+                <w:color w:val="000000"/>
+                <w:sz w:val="40"/>
+                <w:szCs w:val="40"/>
+                <w:lang w:val="it-IT"/>
+              </w:rPr>
+            </w:pPr>
+            <w:r>
+              <w:rPr>
+                <w:rFonts w:ascii="BRH Devanagari Extra" w:hAnsi="BRH Devanagari Extra" w:cs="BRH Devanagari Extra"/>
+                <w:color w:val="000000"/>
+                <w:sz w:val="40"/>
+                <w:szCs w:val="40"/>
+                <w:lang w:val="it-IT"/>
+              </w:rPr>
+              <w:t>qÉ</w:t>
+            </w:r>
+            <w:r>
+              <w:rPr>
+                <w:rFonts w:ascii="BRH Malayalam Extra" w:hAnsi="BRH Malayalam Extra" w:cs="BRH Devanagari Extra"/>
+                <w:color w:val="000000"/>
+                <w:sz w:val="32"/>
+                <w:szCs w:val="40"/>
+                <w:lang w:val="it-IT"/>
+              </w:rPr>
+              <w:t>–</w:t>
+            </w:r>
+            <w:r>
+              <w:rPr>
+                <w:rFonts w:ascii="BRH Devanagari Extra" w:hAnsi="BRH Devanagari Extra" w:cs="BRH Devanagari Extra"/>
+                <w:color w:val="000000"/>
+                <w:sz w:val="40"/>
+                <w:szCs w:val="40"/>
+                <w:lang w:val="it-IT"/>
+              </w:rPr>
+              <w:t>ÌWû</w:t>
+            </w:r>
+            <w:r>
+              <w:rPr>
+                <w:rFonts w:ascii="BRH Malayalam Extra" w:hAnsi="BRH Malayalam Extra" w:cs="BRH Devanagari Extra"/>
+                <w:color w:val="000000"/>
+                <w:sz w:val="32"/>
+                <w:szCs w:val="40"/>
+                <w:lang w:val="it-IT"/>
+              </w:rPr>
+              <w:t>–</w:t>
+            </w:r>
+            <w:r>
+              <w:rPr>
+                <w:rFonts w:ascii="BRH Devanagari Extra" w:hAnsi="BRH Devanagari Extra" w:cs="BRH Devanagari Extra"/>
+                <w:color w:val="000000"/>
+                <w:sz w:val="40"/>
+                <w:szCs w:val="40"/>
+                <w:lang w:val="it-IT"/>
+              </w:rPr>
+              <w:t>qÉÉlÉþqÉç mÉlÉÉrÉiÉ |</w:t>
+            </w:r>
+          </w:p>
+          <w:p>
+            <w:pPr>
+              <w:pStyle w:val="NoSpacing"/>
+              <w:rPr>
+                <w:lang w:val="it-IT" w:eastAsia="en-IN" w:bidi="ml-IN"/>
+              </w:rPr>
+            </w:pPr>
           </w:p>
         </w:tc>
         <w:tc>
@@ -2087,53 +2156,29 @@
                 <w:color w:val="000000"/>
                 <w:sz w:val="40"/>
                 <w:szCs w:val="40"/>
-              </w:rPr>
-              <w:t>mÉQèoÉÏþzÉ</w:t>
-            </w:r>
-            <w:r>
-              <w:rPr>
-                <w:rFonts w:ascii="BRH Malayalam Extra" w:hAnsi="BRH Malayalam Extra" w:cs="BRH Devanagari Extra"/>
-                <w:color w:val="000000"/>
-                <w:sz w:val="32"/>
-                <w:szCs w:val="40"/>
-              </w:rPr>
-              <w:t>–</w:t>
-            </w:r>
-            <w:r>
-              <w:rPr>
-                <w:rFonts w:ascii="BRH Devanagari Extra" w:hAnsi="BRH Devanagari Extra" w:cs="BRH Devanagari Extra"/>
-                <w:color w:val="000000"/>
-                <w:sz w:val="40"/>
-                <w:szCs w:val="40"/>
-              </w:rPr>
-              <w:t>qÉuÉïþiÉÈ |</w:t>
-            </w:r>
-            <w:r>
-              <w:rPr>
-                <w:rFonts w:ascii="BRH Devanagari Extra" w:hAnsi="BRH Devanagari Extra" w:cs="BRH Devanagari Extra"/>
-                <w:color w:val="000000"/>
-                <w:sz w:val="40"/>
-                <w:szCs w:val="40"/>
-              </w:rPr>
-              <w:t xml:space="preserve"> AuÉïþiÉ</w:t>
-            </w:r>
-            <w:r>
-              <w:rPr>
-                <w:rFonts w:ascii="BRH Malayalam Extra" w:hAnsi="BRH Malayalam Extra" w:cs="BRH Devanagari Extra"/>
-                <w:color w:val="000000"/>
-                <w:sz w:val="32"/>
-                <w:szCs w:val="40"/>
-              </w:rPr>
-              <w:t>–</w:t>
-            </w:r>
-            <w:r>
-              <w:rPr>
-                <w:rFonts w:ascii="BRH Devanagari Extra" w:hAnsi="BRH Devanagari Extra" w:cs="BRH Devanagari Extra"/>
-                <w:color w:val="000000"/>
-                <w:sz w:val="40"/>
-                <w:szCs w:val="40"/>
-              </w:rPr>
-              <w:t xml:space="preserve"> CirÉ</w:t>
+                <w:lang w:val="it-IT"/>
+              </w:rPr>
+              <w:t>A</w:t>
+            </w:r>
+            <w:r>
+              <w:rPr>
+                <w:rFonts w:ascii="BRH Malayalam Extra" w:hAnsi="BRH Malayalam Extra" w:cs="BRH Devanagari Extra"/>
+                <w:color w:val="000000"/>
+                <w:sz w:val="32"/>
+                <w:szCs w:val="40"/>
+                <w:lang w:val="it-IT"/>
+              </w:rPr>
+              <w:t>–</w:t>
+            </w:r>
+            <w:r>
+              <w:rPr>
+                <w:rFonts w:ascii="BRH Devanagari Extra" w:hAnsi="BRH Devanagari Extra" w:cs="BRH Devanagari Extra"/>
+                <w:color w:val="000000"/>
+                <w:sz w:val="40"/>
+                <w:szCs w:val="40"/>
+                <w:lang w:val="it-IT"/>
+              </w:rPr>
+              <w:t>pÉÏ</w:t>
             </w:r>
             <w:r>
               <w:rPr>
@@ -2142,17 +2187,375 @@
                 <w:sz w:val="40"/>
                 <w:szCs w:val="40"/>
                 <w:highlight w:val="green"/>
-              </w:rPr>
-              <w:t>uÉïþ</w:t>
-            </w:r>
-            <w:r>
-              <w:rPr>
-                <w:rFonts w:ascii="BRH Devanagari Extra" w:hAnsi="BRH Devanagari Extra" w:cs="BRH Devanagari Extra"/>
-                <w:color w:val="000000"/>
-                <w:sz w:val="40"/>
-                <w:szCs w:val="40"/>
-              </w:rPr>
-              <w:t>iÉÈ ||</w:t>
+                <w:lang w:val="it-IT"/>
+              </w:rPr>
+              <w:t>zÉÔ</w:t>
+            </w:r>
+            <w:r>
+              <w:rPr>
+                <w:rFonts w:ascii="BRH Devanagari Extra" w:hAnsi="BRH Devanagari Extra" w:cs="BRH Devanagari Extra"/>
+                <w:color w:val="000000"/>
+                <w:sz w:val="40"/>
+                <w:szCs w:val="40"/>
+                <w:lang w:val="it-IT"/>
+              </w:rPr>
+              <w:t>þlÉÉqÉç qÉÌWû</w:t>
+            </w:r>
+            <w:r>
+              <w:rPr>
+                <w:rFonts w:ascii="BRH Malayalam Extra" w:hAnsi="BRH Malayalam Extra" w:cs="BRH Devanagari Extra"/>
+                <w:color w:val="000000"/>
+                <w:sz w:val="32"/>
+                <w:szCs w:val="40"/>
+                <w:lang w:val="it-IT"/>
+              </w:rPr>
+              <w:t>–</w:t>
+            </w:r>
+            <w:r>
+              <w:rPr>
+                <w:rFonts w:ascii="BRH Devanagari Extra" w:hAnsi="BRH Devanagari Extra" w:cs="BRH Devanagari Extra"/>
+                <w:color w:val="000000"/>
+                <w:sz w:val="40"/>
+                <w:szCs w:val="40"/>
+                <w:lang w:val="it-IT"/>
+              </w:rPr>
+              <w:t xml:space="preserve">qÉÉlÉÿqÉç | </w:t>
+            </w:r>
+          </w:p>
+          <w:p>
+            <w:pPr>
+              <w:widowControl w:val="0"/>
+              <w:autoSpaceDE w:val="0"/>
+              <w:autoSpaceDN w:val="0"/>
+              <w:adjustRightInd w:val="0"/>
+              <w:spacing w:before="0" w:line="240" w:lineRule="auto"/>
+              <w:rPr>
+                <w:rFonts w:ascii="BRH Malayalam Extra" w:eastAsia="Times New Roman" w:hAnsi="BRH Malayalam Extra" w:cs="BRH Malayalam Extra"/>
+                <w:color w:val="000000"/>
+                <w:sz w:val="40"/>
+                <w:szCs w:val="40"/>
+                <w:lang w:val="it-IT" w:eastAsia="en-IN" w:bidi="ml-IN"/>
+              </w:rPr>
+            </w:pPr>
+            <w:r>
+              <w:rPr>
+                <w:rFonts w:ascii="BRH Devanagari Extra" w:hAnsi="BRH Devanagari Extra" w:cs="BRH Devanagari Extra"/>
+                <w:color w:val="000000"/>
+                <w:sz w:val="40"/>
+                <w:szCs w:val="40"/>
+                <w:lang w:val="it-IT"/>
+              </w:rPr>
+              <w:t>qÉ</w:t>
+            </w:r>
+            <w:r>
+              <w:rPr>
+                <w:rFonts w:ascii="BRH Malayalam Extra" w:hAnsi="BRH Malayalam Extra" w:cs="BRH Devanagari Extra"/>
+                <w:color w:val="000000"/>
+                <w:sz w:val="32"/>
+                <w:szCs w:val="40"/>
+                <w:lang w:val="it-IT"/>
+              </w:rPr>
+              <w:t>–</w:t>
+            </w:r>
+            <w:r>
+              <w:rPr>
+                <w:rFonts w:ascii="BRH Devanagari Extra" w:hAnsi="BRH Devanagari Extra" w:cs="BRH Devanagari Extra"/>
+                <w:color w:val="000000"/>
+                <w:sz w:val="40"/>
+                <w:szCs w:val="40"/>
+                <w:lang w:val="it-IT"/>
+              </w:rPr>
+              <w:t>ÌWû</w:t>
+            </w:r>
+            <w:r>
+              <w:rPr>
+                <w:rFonts w:ascii="BRH Malayalam Extra" w:hAnsi="BRH Malayalam Extra" w:cs="BRH Devanagari Extra"/>
+                <w:color w:val="000000"/>
+                <w:sz w:val="32"/>
+                <w:szCs w:val="40"/>
+                <w:lang w:val="it-IT"/>
+              </w:rPr>
+              <w:t>–</w:t>
+            </w:r>
+            <w:r>
+              <w:rPr>
+                <w:rFonts w:ascii="BRH Devanagari Extra" w:hAnsi="BRH Devanagari Extra" w:cs="BRH Devanagari Extra"/>
+                <w:color w:val="000000"/>
+                <w:sz w:val="40"/>
+                <w:szCs w:val="40"/>
+                <w:lang w:val="it-IT"/>
+              </w:rPr>
+              <w:t>qÉÉlÉþqÉç mÉlÉÉrÉiÉ |</w:t>
+            </w:r>
+          </w:p>
+        </w:tc>
+      </w:tr>
+      <w:tr>
+        <w:trPr>
+          <w:trHeight w:val="983"/>
+        </w:trPr>
+        <w:tc>
+          <w:tcPr>
+            <w:tcW w:w="3906" w:type="dxa"/>
+          </w:tcPr>
+          <w:p>
+            <w:pPr>
+              <w:widowControl w:val="0"/>
+              <w:tabs>
+                <w:tab w:val="left" w:pos="993"/>
+              </w:tabs>
+              <w:autoSpaceDE w:val="0"/>
+              <w:autoSpaceDN w:val="0"/>
+              <w:adjustRightInd w:val="0"/>
+              <w:spacing w:before="0" w:line="240" w:lineRule="auto"/>
+              <w:ind w:right="297"/>
+              <w:rPr>
+                <w:rFonts w:cs="Arial"/>
+                <w:b/>
+                <w:sz w:val="28"/>
+                <w:szCs w:val="32"/>
+              </w:rPr>
+            </w:pPr>
+            <w:r>
+              <w:rPr>
+                <w:rFonts w:cs="Arial"/>
+                <w:b/>
+                <w:sz w:val="28"/>
+                <w:szCs w:val="32"/>
+              </w:rPr>
+              <w:lastRenderedPageBreak/>
+              <w:t>T.S.4.6.</w:t>
+            </w:r>
+            <w:r>
+              <w:rPr>
+                <w:rFonts w:cs="Arial"/>
+                <w:b/>
+                <w:sz w:val="28"/>
+                <w:szCs w:val="32"/>
+              </w:rPr>
+              <w:t>6.3</w:t>
+            </w:r>
+            <w:r>
+              <w:rPr>
+                <w:rFonts w:cs="Arial"/>
+                <w:b/>
+                <w:sz w:val="28"/>
+                <w:szCs w:val="32"/>
+              </w:rPr>
+              <w:t xml:space="preserve"> – Kramam</w:t>
+            </w:r>
+          </w:p>
+          <w:p>
+            <w:pPr>
+              <w:widowControl w:val="0"/>
+              <w:tabs>
+                <w:tab w:val="left" w:pos="993"/>
+              </w:tabs>
+              <w:autoSpaceDE w:val="0"/>
+              <w:autoSpaceDN w:val="0"/>
+              <w:adjustRightInd w:val="0"/>
+              <w:spacing w:before="0" w:line="240" w:lineRule="auto"/>
+              <w:ind w:right="297"/>
+              <w:rPr>
+                <w:rFonts w:cs="Arial"/>
+                <w:b/>
+                <w:sz w:val="28"/>
+                <w:szCs w:val="32"/>
+                <w:lang w:val="en-IN"/>
+              </w:rPr>
+            </w:pPr>
+            <w:r>
+              <w:rPr>
+                <w:rFonts w:cs="Arial"/>
+                <w:b/>
+                <w:sz w:val="28"/>
+                <w:szCs w:val="32"/>
+                <w:lang w:val="en-IN"/>
+              </w:rPr>
+              <w:t>Krama Vaakyam No.– 63</w:t>
+            </w:r>
+          </w:p>
+          <w:p>
+            <w:pPr>
+              <w:widowControl w:val="0"/>
+              <w:tabs>
+                <w:tab w:val="left" w:pos="993"/>
+              </w:tabs>
+              <w:autoSpaceDE w:val="0"/>
+              <w:autoSpaceDN w:val="0"/>
+              <w:adjustRightInd w:val="0"/>
+              <w:spacing w:before="0" w:line="240" w:lineRule="auto"/>
+              <w:ind w:right="297"/>
+              <w:rPr>
+                <w:rFonts w:cs="Arial"/>
+                <w:b/>
+                <w:sz w:val="28"/>
+                <w:szCs w:val="32"/>
+                <w:lang w:val="it-IT"/>
+              </w:rPr>
+            </w:pPr>
+            <w:r>
+              <w:rPr>
+                <w:rFonts w:cs="Arial"/>
+                <w:b/>
+                <w:sz w:val="28"/>
+                <w:szCs w:val="32"/>
+                <w:lang w:val="it-IT"/>
+              </w:rPr>
+              <w:t>Panchaati No</w:t>
+            </w:r>
+            <w:r>
+              <w:rPr>
+                <w:rFonts w:cs="Arial"/>
+                <w:b/>
+                <w:szCs w:val="32"/>
+                <w:lang w:val="it-IT"/>
+              </w:rPr>
+              <w:t xml:space="preserve">. - </w:t>
+            </w:r>
+            <w:r>
+              <w:rPr>
+                <w:rFonts w:cs="Arial"/>
+                <w:b/>
+                <w:sz w:val="28"/>
+                <w:szCs w:val="32"/>
+                <w:lang w:val="it-IT"/>
+              </w:rPr>
+              <w:t>29</w:t>
+            </w:r>
+          </w:p>
+        </w:tc>
+        <w:tc>
+          <w:tcPr>
+            <w:tcW w:w="5103" w:type="dxa"/>
+          </w:tcPr>
+          <w:p>
+            <w:pPr>
+              <w:widowControl w:val="0"/>
+              <w:autoSpaceDE w:val="0"/>
+              <w:autoSpaceDN w:val="0"/>
+              <w:adjustRightInd w:val="0"/>
+              <w:spacing w:before="0" w:line="240" w:lineRule="auto"/>
+              <w:rPr>
+                <w:rFonts w:ascii="BRH Malayalam Extra" w:eastAsia="Times New Roman" w:hAnsi="BRH Malayalam Extra" w:cs="BRH Malayalam Extra"/>
+                <w:color w:val="000000"/>
+                <w:sz w:val="40"/>
+                <w:szCs w:val="40"/>
+                <w:lang w:val="it-IT" w:eastAsia="en-IN" w:bidi="ml-IN"/>
+              </w:rPr>
+            </w:pPr>
+            <w:r>
+              <w:rPr>
+                <w:rFonts w:ascii="BRH Devanagari Extra" w:hAnsi="BRH Devanagari Extra" w:cs="BRH Devanagari Extra"/>
+                <w:color w:val="000000"/>
+                <w:sz w:val="40"/>
+                <w:szCs w:val="40"/>
+                <w:lang w:val="it-IT" w:bidi="ml-IN"/>
+              </w:rPr>
+              <w:t>oÉëÉ¼þ</w:t>
+            </w:r>
+            <w:r>
+              <w:rPr>
+                <w:rFonts w:ascii="BRH Devanagari Extra" w:hAnsi="BRH Devanagari Extra" w:cs="BRH Devanagari Extra"/>
+                <w:color w:val="000000"/>
+                <w:sz w:val="40"/>
+                <w:szCs w:val="40"/>
+                <w:highlight w:val="yellow"/>
+                <w:lang w:val="it-IT" w:bidi="ml-IN"/>
+              </w:rPr>
+              <w:t>l</w:t>
+            </w:r>
+            <w:r>
+              <w:rPr>
+                <w:rFonts w:ascii="BRH Devanagari Extra" w:hAnsi="BRH Devanagari Extra" w:cs="BRH Devanagari Extra"/>
+                <w:color w:val="000000"/>
+                <w:sz w:val="40"/>
+                <w:szCs w:val="40"/>
+                <w:lang w:val="it-IT" w:bidi="ml-IN"/>
+              </w:rPr>
+              <w:t xml:space="preserve">ÉÉxÉýÈ </w:t>
+            </w:r>
+            <w:r>
+              <w:rPr>
+                <w:rFonts w:ascii="BRH Devanagari Extra" w:hAnsi="BRH Devanagari Extra" w:cs="BRH Devanagari Extra"/>
+                <w:color w:val="000000"/>
+                <w:sz w:val="40"/>
+                <w:szCs w:val="40"/>
+                <w:lang w:val="it-IT"/>
+              </w:rPr>
+              <w:t>ÌmÉiÉþUÈ |</w:t>
+            </w:r>
+          </w:p>
+        </w:tc>
+        <w:tc>
+          <w:tcPr>
+            <w:tcW w:w="5386" w:type="dxa"/>
+          </w:tcPr>
+          <w:p>
+            <w:pPr>
+              <w:widowControl w:val="0"/>
+              <w:autoSpaceDE w:val="0"/>
+              <w:autoSpaceDN w:val="0"/>
+              <w:adjustRightInd w:val="0"/>
+              <w:spacing w:before="0" w:line="240" w:lineRule="auto"/>
+              <w:rPr>
+                <w:rFonts w:ascii="BRH Malayalam Extra" w:eastAsia="Times New Roman" w:hAnsi="BRH Malayalam Extra" w:cs="BRH Malayalam Extra"/>
+                <w:color w:val="000000"/>
+                <w:sz w:val="40"/>
+                <w:szCs w:val="40"/>
+                <w:lang w:val="it-IT" w:eastAsia="en-IN" w:bidi="ml-IN"/>
+              </w:rPr>
+            </w:pPr>
+            <w:r>
+              <w:rPr>
+                <w:rFonts w:ascii="BRH Devanagari Extra" w:hAnsi="BRH Devanagari Extra" w:cs="BRH Devanagari Extra"/>
+                <w:color w:val="000000"/>
+                <w:sz w:val="40"/>
+                <w:szCs w:val="40"/>
+                <w:lang w:val="it-IT" w:bidi="ml-IN"/>
+              </w:rPr>
+              <w:t>oÉëÉ¼þ</w:t>
+            </w:r>
+            <w:r>
+              <w:rPr>
+                <w:rFonts w:ascii="BRH Devanagari Extra" w:hAnsi="BRH Devanagari Extra" w:cs="BRH Devanagari Extra"/>
+                <w:sz w:val="40"/>
+                <w:szCs w:val="40"/>
+                <w:highlight w:val="green"/>
+                <w:lang w:val="it-IT"/>
+              </w:rPr>
+              <w:t>h</w:t>
+            </w:r>
+            <w:r>
+              <w:rPr>
+                <w:rFonts w:ascii="BRH Devanagari Extra" w:hAnsi="BRH Devanagari Extra" w:cs="BRH Devanagari Extra"/>
+                <w:color w:val="000000"/>
+                <w:sz w:val="40"/>
+                <w:szCs w:val="40"/>
+                <w:highlight w:val="green"/>
+                <w:lang w:val="it-IT" w:bidi="ml-IN"/>
+              </w:rPr>
+              <w:t>É</w:t>
+            </w:r>
+            <w:r>
+              <w:rPr>
+                <w:rFonts w:ascii="BRH Devanagari Extra" w:hAnsi="BRH Devanagari Extra" w:cs="BRH Devanagari Extra"/>
+                <w:color w:val="000000"/>
+                <w:sz w:val="40"/>
+                <w:szCs w:val="40"/>
+                <w:lang w:val="it-IT" w:bidi="ml-IN"/>
+              </w:rPr>
+              <w:t xml:space="preserve">ÉxÉýÈ </w:t>
+            </w:r>
+            <w:r>
+              <w:rPr>
+                <w:rFonts w:ascii="BRH Devanagari Extra" w:hAnsi="BRH Devanagari Extra" w:cs="BRH Devanagari Extra"/>
+                <w:color w:val="000000"/>
+                <w:sz w:val="40"/>
+                <w:szCs w:val="40"/>
+                <w:lang w:val="it-IT"/>
+              </w:rPr>
+              <w:t>ÌmÉiÉþUÈ |</w:t>
             </w:r>
           </w:p>
         </w:tc>
@@ -2199,7 +2602,7 @@
                 <w:sz w:val="28"/>
                 <w:szCs w:val="32"/>
               </w:rPr>
-              <w:t>9.2</w:t>
+              <w:t>9.1</w:t>
             </w:r>
             <w:r>
               <w:rPr>
@@ -2248,7 +2651,17 @@
                 <w:szCs w:val="32"/>
                 <w:lang w:val="en-IN"/>
               </w:rPr>
-              <w:t>15</w:t>
+              <w:t>5</w:t>
+            </w:r>
+            <w:r>
+              <w:rPr>
+                <w:rFonts w:cs="Arial"/>
+                <w:b/>
+                <w:sz w:val="28"/>
+                <w:szCs w:val="32"/>
+                <w:lang w:val="en-IN"/>
+              </w:rPr>
+              <w:t>3</w:t>
             </w:r>
           </w:p>
           <w:p>
@@ -2296,7 +2709,7 @@
                 <w:szCs w:val="32"/>
                 <w:lang w:val="it-IT"/>
               </w:rPr>
-              <w:t>44</w:t>
+              <w:t>43</w:t>
             </w:r>
           </w:p>
         </w:tc>
@@ -2316,34 +2729,62 @@
                 <w:color w:val="000000"/>
                 <w:sz w:val="40"/>
                 <w:szCs w:val="40"/>
-              </w:rPr>
-            </w:pPr>
-            <w:r>
-              <w:rPr>
-                <w:rFonts w:ascii="BRH Devanagari Extra" w:hAnsi="BRH Devanagari Extra" w:cs="BRH Devanagari Extra"/>
-                <w:color w:val="000000"/>
-                <w:sz w:val="40"/>
-                <w:szCs w:val="40"/>
-              </w:rPr>
-              <w:t>E</w:t>
-            </w:r>
-            <w:r>
-              <w:rPr>
-                <w:rFonts w:ascii="BRH Malayalam Extra" w:hAnsi="BRH Malayalam Extra" w:cs="BRH Devanagari Extra"/>
-                <w:color w:val="000000"/>
-                <w:sz w:val="32"/>
-                <w:szCs w:val="40"/>
-              </w:rPr>
-              <w:t>–</w:t>
-            </w:r>
-            <w:r>
-              <w:rPr>
-                <w:rFonts w:ascii="BRH Devanagari Extra" w:hAnsi="BRH Devanagari Extra" w:cs="BRH Devanagari Extra"/>
-                <w:color w:val="000000"/>
-                <w:sz w:val="40"/>
-                <w:szCs w:val="40"/>
-              </w:rPr>
-              <w:t>ZÉÉ pÉëÉeÉ</w:t>
+                <w:lang w:val="it-IT"/>
+              </w:rPr>
+            </w:pPr>
+            <w:r>
+              <w:rPr>
+                <w:rFonts w:ascii="BRH Devanagari Extra" w:hAnsi="BRH Devanagari Extra" w:cs="BRH Devanagari Extra"/>
+                <w:color w:val="000000"/>
+                <w:sz w:val="40"/>
+                <w:szCs w:val="40"/>
+              </w:rPr>
+              <w:t>mÉQèoÉÏþzÉ</w:t>
+            </w:r>
+            <w:r>
+              <w:rPr>
+                <w:rFonts w:ascii="BRH Malayalam Extra" w:hAnsi="BRH Malayalam Extra" w:cs="BRH Devanagari Extra"/>
+                <w:color w:val="000000"/>
+                <w:sz w:val="32"/>
+                <w:szCs w:val="40"/>
+              </w:rPr>
+              <w:t>–</w:t>
+            </w:r>
+            <w:r>
+              <w:rPr>
+                <w:rFonts w:ascii="BRH Devanagari Extra" w:hAnsi="BRH Devanagari Extra" w:cs="BRH Devanagari Extra"/>
+                <w:color w:val="000000"/>
+                <w:sz w:val="40"/>
+                <w:szCs w:val="40"/>
+              </w:rPr>
+              <w:t>qÉuÉïþiÉÈ |</w:t>
+            </w:r>
+            <w:r>
+              <w:rPr>
+                <w:rFonts w:ascii="BRH Devanagari Extra" w:hAnsi="BRH Devanagari Extra" w:cs="BRH Devanagari Extra"/>
+                <w:color w:val="000000"/>
+                <w:sz w:val="40"/>
+                <w:szCs w:val="40"/>
+              </w:rPr>
+              <w:t xml:space="preserve"> AuÉïþiÉ</w:t>
+            </w:r>
+            <w:r>
+              <w:rPr>
+                <w:rFonts w:ascii="BRH Malayalam Extra" w:hAnsi="BRH Malayalam Extra" w:cs="BRH Devanagari Extra"/>
+                <w:color w:val="000000"/>
+                <w:sz w:val="32"/>
+                <w:szCs w:val="40"/>
+              </w:rPr>
+              <w:t>–</w:t>
+            </w:r>
+            <w:r>
+              <w:rPr>
+                <w:rFonts w:ascii="BRH Devanagari Extra" w:hAnsi="BRH Devanagari Extra" w:cs="BRH Devanagari Extra"/>
+                <w:color w:val="000000"/>
+                <w:sz w:val="40"/>
+                <w:szCs w:val="40"/>
+              </w:rPr>
+              <w:t xml:space="preserve"> Cir</w:t>
             </w:r>
             <w:r>
               <w:rPr>
@@ -2353,34 +2794,16 @@
                 <w:szCs w:val="40"/>
                 <w:highlight w:val="yellow"/>
               </w:rPr>
-              <w:t>þÎliÉ</w:t>
-            </w:r>
-            <w:r>
-              <w:rPr>
-                <w:rFonts w:ascii="BRH Devanagari Extra" w:hAnsi="BRH Devanagari Extra" w:cs="BRH Devanagari Extra"/>
-                <w:color w:val="000000"/>
-                <w:sz w:val="40"/>
-                <w:szCs w:val="40"/>
-              </w:rPr>
-              <w:t xml:space="preserve"> | pÉëÉeÉþlirÉ</w:t>
-            </w:r>
-            <w:r>
-              <w:rPr>
-                <w:rFonts w:ascii="BRH Malayalam Extra" w:hAnsi="BRH Malayalam Extra" w:cs="BRH Devanagari Extra"/>
-                <w:color w:val="000000"/>
-                <w:sz w:val="32"/>
-                <w:szCs w:val="40"/>
-              </w:rPr>
-              <w:t>–</w:t>
-            </w:r>
-            <w:r>
-              <w:rPr>
-                <w:rFonts w:ascii="BRH Devanagari Extra" w:hAnsi="BRH Devanagari Extra" w:cs="BRH Devanagari Extra"/>
-                <w:color w:val="000000"/>
-                <w:sz w:val="40"/>
-                <w:szCs w:val="40"/>
-              </w:rPr>
-              <w:t>ÍpÉ |</w:t>
+              <w:t>ÉuÉþiÉïÈ</w:t>
+            </w:r>
+            <w:r>
+              <w:rPr>
+                <w:rFonts w:ascii="BRH Devanagari Extra" w:hAnsi="BRH Devanagari Extra" w:cs="BRH Devanagari Extra"/>
+                <w:color w:val="000000"/>
+                <w:sz w:val="40"/>
+                <w:szCs w:val="40"/>
+              </w:rPr>
+              <w:t xml:space="preserve"> ||</w:t>
             </w:r>
           </w:p>
         </w:tc>
@@ -2400,34 +2823,62 @@
                 <w:color w:val="000000"/>
                 <w:sz w:val="40"/>
                 <w:szCs w:val="40"/>
-              </w:rPr>
-            </w:pPr>
-            <w:r>
-              <w:rPr>
-                <w:rFonts w:ascii="BRH Devanagari Extra" w:hAnsi="BRH Devanagari Extra" w:cs="BRH Devanagari Extra"/>
-                <w:color w:val="000000"/>
-                <w:sz w:val="40"/>
-                <w:szCs w:val="40"/>
-              </w:rPr>
-              <w:t>E</w:t>
-            </w:r>
-            <w:r>
-              <w:rPr>
-                <w:rFonts w:ascii="BRH Malayalam Extra" w:hAnsi="BRH Malayalam Extra" w:cs="BRH Devanagari Extra"/>
-                <w:color w:val="000000"/>
-                <w:sz w:val="32"/>
-                <w:szCs w:val="40"/>
-              </w:rPr>
-              <w:t>–</w:t>
-            </w:r>
-            <w:r>
-              <w:rPr>
-                <w:rFonts w:ascii="BRH Devanagari Extra" w:hAnsi="BRH Devanagari Extra" w:cs="BRH Devanagari Extra"/>
-                <w:color w:val="000000"/>
-                <w:sz w:val="40"/>
-                <w:szCs w:val="40"/>
-              </w:rPr>
-              <w:t>ZÉÉ pÉëÉeÉþ</w:t>
+                <w:lang w:val="it-IT"/>
+              </w:rPr>
+            </w:pPr>
+            <w:r>
+              <w:rPr>
+                <w:rFonts w:ascii="BRH Devanagari Extra" w:hAnsi="BRH Devanagari Extra" w:cs="BRH Devanagari Extra"/>
+                <w:color w:val="000000"/>
+                <w:sz w:val="40"/>
+                <w:szCs w:val="40"/>
+              </w:rPr>
+              <w:t>mÉQèoÉÏþzÉ</w:t>
+            </w:r>
+            <w:r>
+              <w:rPr>
+                <w:rFonts w:ascii="BRH Malayalam Extra" w:hAnsi="BRH Malayalam Extra" w:cs="BRH Devanagari Extra"/>
+                <w:color w:val="000000"/>
+                <w:sz w:val="32"/>
+                <w:szCs w:val="40"/>
+              </w:rPr>
+              <w:t>–</w:t>
+            </w:r>
+            <w:r>
+              <w:rPr>
+                <w:rFonts w:ascii="BRH Devanagari Extra" w:hAnsi="BRH Devanagari Extra" w:cs="BRH Devanagari Extra"/>
+                <w:color w:val="000000"/>
+                <w:sz w:val="40"/>
+                <w:szCs w:val="40"/>
+              </w:rPr>
+              <w:t>qÉuÉïþiÉÈ |</w:t>
+            </w:r>
+            <w:r>
+              <w:rPr>
+                <w:rFonts w:ascii="BRH Devanagari Extra" w:hAnsi="BRH Devanagari Extra" w:cs="BRH Devanagari Extra"/>
+                <w:color w:val="000000"/>
+                <w:sz w:val="40"/>
+                <w:szCs w:val="40"/>
+              </w:rPr>
+              <w:t xml:space="preserve"> AuÉïþiÉ</w:t>
+            </w:r>
+            <w:r>
+              <w:rPr>
+                <w:rFonts w:ascii="BRH Malayalam Extra" w:hAnsi="BRH Malayalam Extra" w:cs="BRH Devanagari Extra"/>
+                <w:color w:val="000000"/>
+                <w:sz w:val="32"/>
+                <w:szCs w:val="40"/>
+              </w:rPr>
+              <w:t>–</w:t>
+            </w:r>
+            <w:r>
+              <w:rPr>
+                <w:rFonts w:ascii="BRH Devanagari Extra" w:hAnsi="BRH Devanagari Extra" w:cs="BRH Devanagari Extra"/>
+                <w:color w:val="000000"/>
+                <w:sz w:val="40"/>
+                <w:szCs w:val="40"/>
+              </w:rPr>
+              <w:t xml:space="preserve"> CirÉ</w:t>
             </w:r>
             <w:r>
               <w:rPr>
@@ -2437,43 +2888,16 @@
                 <w:szCs w:val="40"/>
                 <w:highlight w:val="green"/>
               </w:rPr>
-              <w:t>liÉ</w:t>
-            </w:r>
-            <w:r>
-              <w:rPr>
-                <w:rFonts w:ascii="BRH Devanagari Extra" w:hAnsi="BRH Devanagari Extra" w:cs="BRH Devanagari Extra"/>
-                <w:sz w:val="40"/>
-                <w:szCs w:val="40"/>
-                <w:highlight w:val="green"/>
-              </w:rPr>
-              <w:t>Ï</w:t>
-            </w:r>
-            <w:r>
-              <w:rPr>
-                <w:rFonts w:ascii="BRH Devanagari Extra" w:hAnsi="BRH Devanagari Extra" w:cs="BRH Devanagari Extra"/>
-                <w:color w:val="000000"/>
-                <w:sz w:val="40"/>
-                <w:szCs w:val="40"/>
-              </w:rPr>
-              <w:t xml:space="preserve"> | pÉëÉeÉþlirÉ</w:t>
-            </w:r>
-            <w:r>
-              <w:rPr>
-                <w:rFonts w:ascii="BRH Malayalam Extra" w:hAnsi="BRH Malayalam Extra" w:cs="BRH Devanagari Extra"/>
-                <w:color w:val="000000"/>
-                <w:sz w:val="32"/>
-                <w:szCs w:val="40"/>
-              </w:rPr>
-              <w:t>–</w:t>
-            </w:r>
-            <w:r>
-              <w:rPr>
-                <w:rFonts w:ascii="BRH Devanagari Extra" w:hAnsi="BRH Devanagari Extra" w:cs="BRH Devanagari Extra"/>
-                <w:color w:val="000000"/>
-                <w:sz w:val="40"/>
-                <w:szCs w:val="40"/>
-              </w:rPr>
-              <w:t>ÍpÉ |</w:t>
+              <w:t>uÉïþ</w:t>
+            </w:r>
+            <w:r>
+              <w:rPr>
+                <w:rFonts w:ascii="BRH Devanagari Extra" w:hAnsi="BRH Devanagari Extra" w:cs="BRH Devanagari Extra"/>
+                <w:color w:val="000000"/>
+                <w:sz w:val="40"/>
+                <w:szCs w:val="40"/>
+              </w:rPr>
+              <w:t>iÉÈ ||</w:t>
             </w:r>
           </w:p>
         </w:tc>
@@ -2511,7 +2935,327 @@
                 <w:sz w:val="28"/>
                 <w:szCs w:val="32"/>
               </w:rPr>
-              <w:lastRenderedPageBreak/>
+              <w:t>T.S.4.6.</w:t>
+            </w:r>
+            <w:r>
+              <w:rPr>
+                <w:rFonts w:cs="Arial"/>
+                <w:b/>
+                <w:sz w:val="28"/>
+                <w:szCs w:val="32"/>
+              </w:rPr>
+              <w:t>9.2</w:t>
+            </w:r>
+            <w:r>
+              <w:rPr>
+                <w:rFonts w:cs="Arial"/>
+                <w:b/>
+                <w:sz w:val="28"/>
+                <w:szCs w:val="32"/>
+              </w:rPr>
+              <w:t xml:space="preserve"> – Kramam</w:t>
+            </w:r>
+          </w:p>
+          <w:p>
+            <w:pPr>
+              <w:widowControl w:val="0"/>
+              <w:tabs>
+                <w:tab w:val="left" w:pos="993"/>
+              </w:tabs>
+              <w:autoSpaceDE w:val="0"/>
+              <w:autoSpaceDN w:val="0"/>
+              <w:adjustRightInd w:val="0"/>
+              <w:spacing w:before="0" w:line="252" w:lineRule="auto"/>
+              <w:ind w:right="297"/>
+              <w:rPr>
+                <w:rFonts w:cs="Arial"/>
+                <w:b/>
+                <w:sz w:val="28"/>
+                <w:szCs w:val="32"/>
+                <w:lang w:val="en-IN"/>
+              </w:rPr>
+            </w:pPr>
+            <w:r>
+              <w:rPr>
+                <w:rFonts w:cs="Arial"/>
+                <w:b/>
+                <w:sz w:val="28"/>
+                <w:szCs w:val="32"/>
+                <w:lang w:val="en-IN"/>
+              </w:rPr>
+              <w:t xml:space="preserve">Krama Vaakyam No.– </w:t>
+            </w:r>
+            <w:r>
+              <w:rPr>
+                <w:rFonts w:cs="Arial"/>
+                <w:b/>
+                <w:sz w:val="28"/>
+                <w:szCs w:val="32"/>
+                <w:lang w:val="en-IN"/>
+              </w:rPr>
+              <w:t>15</w:t>
+            </w:r>
+          </w:p>
+          <w:p>
+            <w:pPr>
+              <w:widowControl w:val="0"/>
+              <w:tabs>
+                <w:tab w:val="left" w:pos="993"/>
+              </w:tabs>
+              <w:autoSpaceDE w:val="0"/>
+              <w:autoSpaceDN w:val="0"/>
+              <w:adjustRightInd w:val="0"/>
+              <w:spacing w:before="0" w:line="252" w:lineRule="auto"/>
+              <w:ind w:right="297"/>
+              <w:rPr>
+                <w:rFonts w:cs="Arial"/>
+                <w:b/>
+                <w:sz w:val="28"/>
+                <w:szCs w:val="32"/>
+              </w:rPr>
+            </w:pPr>
+            <w:r>
+              <w:rPr>
+                <w:rFonts w:cs="Arial"/>
+                <w:b/>
+                <w:sz w:val="28"/>
+                <w:szCs w:val="32"/>
+                <w:lang w:val="it-IT"/>
+              </w:rPr>
+              <w:t>Panchaati No</w:t>
+            </w:r>
+            <w:r>
+              <w:rPr>
+                <w:rFonts w:cs="Arial"/>
+                <w:b/>
+                <w:szCs w:val="32"/>
+                <w:lang w:val="it-IT"/>
+              </w:rPr>
+              <w:t xml:space="preserve">. - </w:t>
+            </w:r>
+            <w:r>
+              <w:rPr>
+                <w:rFonts w:cs="Arial"/>
+                <w:b/>
+                <w:sz w:val="28"/>
+                <w:szCs w:val="32"/>
+                <w:lang w:val="it-IT"/>
+              </w:rPr>
+              <w:t>44</w:t>
+            </w:r>
+          </w:p>
+        </w:tc>
+        <w:tc>
+          <w:tcPr>
+            <w:tcW w:w="5103" w:type="dxa"/>
+          </w:tcPr>
+          <w:p>
+            <w:pPr>
+              <w:widowControl w:val="0"/>
+              <w:autoSpaceDE w:val="0"/>
+              <w:autoSpaceDN w:val="0"/>
+              <w:adjustRightInd w:val="0"/>
+              <w:spacing w:before="0" w:line="240" w:lineRule="auto"/>
+              <w:rPr>
+                <w:rFonts w:ascii="BRH Devanagari Extra" w:hAnsi="BRH Devanagari Extra" w:cs="BRH Devanagari Extra"/>
+                <w:color w:val="000000"/>
+                <w:sz w:val="40"/>
+                <w:szCs w:val="40"/>
+              </w:rPr>
+            </w:pPr>
+            <w:r>
+              <w:rPr>
+                <w:rFonts w:ascii="BRH Devanagari Extra" w:hAnsi="BRH Devanagari Extra" w:cs="BRH Devanagari Extra"/>
+                <w:color w:val="000000"/>
+                <w:sz w:val="40"/>
+                <w:szCs w:val="40"/>
+              </w:rPr>
+              <w:t>E</w:t>
+            </w:r>
+            <w:r>
+              <w:rPr>
+                <w:rFonts w:ascii="BRH Malayalam Extra" w:hAnsi="BRH Malayalam Extra" w:cs="BRH Devanagari Extra"/>
+                <w:color w:val="000000"/>
+                <w:sz w:val="32"/>
+                <w:szCs w:val="40"/>
+              </w:rPr>
+              <w:t>–</w:t>
+            </w:r>
+            <w:r>
+              <w:rPr>
+                <w:rFonts w:ascii="BRH Devanagari Extra" w:hAnsi="BRH Devanagari Extra" w:cs="BRH Devanagari Extra"/>
+                <w:color w:val="000000"/>
+                <w:sz w:val="40"/>
+                <w:szCs w:val="40"/>
+              </w:rPr>
+              <w:t>ZÉÉ pÉëÉeÉ</w:t>
+            </w:r>
+            <w:r>
+              <w:rPr>
+                <w:rFonts w:ascii="BRH Devanagari Extra" w:hAnsi="BRH Devanagari Extra" w:cs="BRH Devanagari Extra"/>
+                <w:color w:val="000000"/>
+                <w:sz w:val="40"/>
+                <w:szCs w:val="40"/>
+                <w:highlight w:val="yellow"/>
+              </w:rPr>
+              <w:t>þÎliÉ</w:t>
+            </w:r>
+            <w:r>
+              <w:rPr>
+                <w:rFonts w:ascii="BRH Devanagari Extra" w:hAnsi="BRH Devanagari Extra" w:cs="BRH Devanagari Extra"/>
+                <w:color w:val="000000"/>
+                <w:sz w:val="40"/>
+                <w:szCs w:val="40"/>
+              </w:rPr>
+              <w:t xml:space="preserve"> | pÉëÉeÉþlirÉ</w:t>
+            </w:r>
+            <w:r>
+              <w:rPr>
+                <w:rFonts w:ascii="BRH Malayalam Extra" w:hAnsi="BRH Malayalam Extra" w:cs="BRH Devanagari Extra"/>
+                <w:color w:val="000000"/>
+                <w:sz w:val="32"/>
+                <w:szCs w:val="40"/>
+              </w:rPr>
+              <w:t>–</w:t>
+            </w:r>
+            <w:r>
+              <w:rPr>
+                <w:rFonts w:ascii="BRH Devanagari Extra" w:hAnsi="BRH Devanagari Extra" w:cs="BRH Devanagari Extra"/>
+                <w:color w:val="000000"/>
+                <w:sz w:val="40"/>
+                <w:szCs w:val="40"/>
+              </w:rPr>
+              <w:t>ÍpÉ |</w:t>
+            </w:r>
+          </w:p>
+        </w:tc>
+        <w:tc>
+          <w:tcPr>
+            <w:tcW w:w="5386" w:type="dxa"/>
+          </w:tcPr>
+          <w:p>
+            <w:pPr>
+              <w:widowControl w:val="0"/>
+              <w:autoSpaceDE w:val="0"/>
+              <w:autoSpaceDN w:val="0"/>
+              <w:adjustRightInd w:val="0"/>
+              <w:spacing w:before="0" w:line="240" w:lineRule="auto"/>
+              <w:rPr>
+                <w:rFonts w:ascii="BRH Devanagari Extra" w:hAnsi="BRH Devanagari Extra" w:cs="BRH Devanagari Extra"/>
+                <w:color w:val="000000"/>
+                <w:sz w:val="40"/>
+                <w:szCs w:val="40"/>
+              </w:rPr>
+            </w:pPr>
+            <w:r>
+              <w:rPr>
+                <w:rFonts w:ascii="BRH Devanagari Extra" w:hAnsi="BRH Devanagari Extra" w:cs="BRH Devanagari Extra"/>
+                <w:color w:val="000000"/>
+                <w:sz w:val="40"/>
+                <w:szCs w:val="40"/>
+              </w:rPr>
+              <w:t>E</w:t>
+            </w:r>
+            <w:r>
+              <w:rPr>
+                <w:rFonts w:ascii="BRH Malayalam Extra" w:hAnsi="BRH Malayalam Extra" w:cs="BRH Devanagari Extra"/>
+                <w:color w:val="000000"/>
+                <w:sz w:val="32"/>
+                <w:szCs w:val="40"/>
+              </w:rPr>
+              <w:t>–</w:t>
+            </w:r>
+            <w:r>
+              <w:rPr>
+                <w:rFonts w:ascii="BRH Devanagari Extra" w:hAnsi="BRH Devanagari Extra" w:cs="BRH Devanagari Extra"/>
+                <w:color w:val="000000"/>
+                <w:sz w:val="40"/>
+                <w:szCs w:val="40"/>
+              </w:rPr>
+              <w:t>ZÉÉ pÉëÉeÉþ</w:t>
+            </w:r>
+            <w:r>
+              <w:rPr>
+                <w:rFonts w:ascii="BRH Devanagari Extra" w:hAnsi="BRH Devanagari Extra" w:cs="BRH Devanagari Extra"/>
+                <w:color w:val="000000"/>
+                <w:sz w:val="40"/>
+                <w:szCs w:val="40"/>
+                <w:highlight w:val="green"/>
+              </w:rPr>
+              <w:t>liÉ</w:t>
+            </w:r>
+            <w:r>
+              <w:rPr>
+                <w:rFonts w:ascii="BRH Devanagari Extra" w:hAnsi="BRH Devanagari Extra" w:cs="BRH Devanagari Extra"/>
+                <w:sz w:val="40"/>
+                <w:szCs w:val="40"/>
+                <w:highlight w:val="green"/>
+              </w:rPr>
+              <w:t>Ï</w:t>
+            </w:r>
+            <w:r>
+              <w:rPr>
+                <w:rFonts w:ascii="BRH Devanagari Extra" w:hAnsi="BRH Devanagari Extra" w:cs="BRH Devanagari Extra"/>
+                <w:color w:val="000000"/>
+                <w:sz w:val="40"/>
+                <w:szCs w:val="40"/>
+              </w:rPr>
+              <w:t xml:space="preserve"> | pÉëÉeÉþlirÉ</w:t>
+            </w:r>
+            <w:r>
+              <w:rPr>
+                <w:rFonts w:ascii="BRH Malayalam Extra" w:hAnsi="BRH Malayalam Extra" w:cs="BRH Devanagari Extra"/>
+                <w:color w:val="000000"/>
+                <w:sz w:val="32"/>
+                <w:szCs w:val="40"/>
+              </w:rPr>
+              <w:t>–</w:t>
+            </w:r>
+            <w:r>
+              <w:rPr>
+                <w:rFonts w:ascii="BRH Devanagari Extra" w:hAnsi="BRH Devanagari Extra" w:cs="BRH Devanagari Extra"/>
+                <w:color w:val="000000"/>
+                <w:sz w:val="40"/>
+                <w:szCs w:val="40"/>
+              </w:rPr>
+              <w:t>ÍpÉ |</w:t>
+            </w:r>
+          </w:p>
+        </w:tc>
+      </w:tr>
+      <w:tr>
+        <w:trPr>
+          <w:trHeight w:val="1118"/>
+        </w:trPr>
+        <w:tc>
+          <w:tcPr>
+            <w:tcW w:w="3906" w:type="dxa"/>
+          </w:tcPr>
+          <w:p>
+            <w:pPr>
+              <w:widowControl w:val="0"/>
+              <w:tabs>
+                <w:tab w:val="left" w:pos="993"/>
+              </w:tabs>
+              <w:autoSpaceDE w:val="0"/>
+              <w:autoSpaceDN w:val="0"/>
+              <w:adjustRightInd w:val="0"/>
+              <w:spacing w:before="0" w:line="252" w:lineRule="auto"/>
+              <w:ind w:right="297"/>
+              <w:rPr>
+                <w:rFonts w:cs="Arial"/>
+                <w:b/>
+                <w:sz w:val="28"/>
+                <w:szCs w:val="32"/>
+              </w:rPr>
+            </w:pPr>
+            <w:r>
+              <w:rPr>
+                <w:rFonts w:cs="Arial"/>
+                <w:b/>
+                <w:sz w:val="28"/>
+                <w:szCs w:val="32"/>
+              </w:rPr>
               <w:t>T.S.4.6.</w:t>
             </w:r>
             <w:r>
@@ -3502,6 +4246,7 @@
           <w:szCs w:val="32"/>
           <w:u w:val="single"/>
         </w:rPr>
+        <w:lastRenderedPageBreak/>
         <w:t>=========</w:t>
       </w:r>
     </w:p>
@@ -4124,7 +4869,6 @@
                 <w:sz w:val="28"/>
                 <w:szCs w:val="32"/>
               </w:rPr>
-              <w:lastRenderedPageBreak/>
               <w:t>T.S.4.6.2.3 – Kramam</w:t>
             </w:r>
           </w:p>
@@ -5611,6 +6355,7 @@
                 <w:sz w:val="28"/>
                 <w:szCs w:val="32"/>
               </w:rPr>
+              <w:lastRenderedPageBreak/>
               <w:t>T.S.4.6.7.5 – Kramam</w:t>
             </w:r>
           </w:p>
@@ -6432,7 +7177,6 @@
                 <w:sz w:val="28"/>
                 <w:szCs w:val="32"/>
               </w:rPr>
-              <w:lastRenderedPageBreak/>
               <w:t>T.S.4.6.8.3 – Kramam</w:t>
             </w:r>
           </w:p>
@@ -7650,6 +8394,7 @@
           <w:szCs w:val="40"/>
           <w:lang w:val="en-IN" w:eastAsia="en-IN"/>
         </w:rPr>
+        <w:lastRenderedPageBreak/>
         <w:t xml:space="preserve">"zlÉ" </w:t>
       </w:r>
       <w:r>
@@ -7658,7 +8403,16 @@
           <w:bCs/>
           <w:sz w:val="32"/>
         </w:rPr>
-        <w:t>replaced with</w:t>
+        <w:t xml:space="preserve">replaced </w:t>
+      </w:r>
+      <w:proofErr w:type="gramStart"/>
+      <w:r>
+        <w:rPr>
+          <w:b/>
+          <w:bCs/>
+          <w:sz w:val="32"/>
+        </w:rPr>
+        <w:t>with</w:t>
       </w:r>
       <w:r>
         <w:rPr>
@@ -7680,6 +8434,7 @@
         </w:rPr>
         <w:t>"</w:t>
       </w:r>
+      <w:proofErr w:type="gramEnd"/>
       <w:r>
         <w:rPr>
           <w:rFonts w:ascii="BRH Devanagari" w:hAnsi="BRH Devanagari" w:cs="BRH Devanagari"/>
@@ -8108,7 +8863,6 @@
           <w:b/>
           <w:sz w:val="32"/>
         </w:rPr>
-        <w:lastRenderedPageBreak/>
         <w:t>===================</w:t>
       </w:r>
     </w:p>
@@ -9134,6 +9888,18 @@
       <w:shd w:val="clear" w:color="auto" w:fill="E1DFDD"/>
     </w:rPr>
   </w:style>
+  <w:style w:type="paragraph" w:styleId="NoSpacing">
+    <w:name w:val="No Spacing"/>
+    <w:uiPriority w:val="1"/>
+    <w:qFormat/>
+    <w:rsid w:val="00B316E9"/>
+    <w:rPr>
+      <w:rFonts w:ascii="Arial" w:hAnsi="Arial"/>
+      <w:sz w:val="24"/>
+      <w:szCs w:val="22"/>
+      <w:lang w:val="en-US" w:eastAsia="en-US"/>
+    </w:rPr>
+  </w:style>
 </w:styles>
 </file>
 
